--- a/Docs/Requirements/SRS.docx
+++ b/Docs/Requirements/SRS.docx
@@ -6224,7 +6224,7 @@
                 <w:sz w:val="26"/>
                 <w:szCs w:val="26"/>
               </w:rPr>
-              <w:t>Email, Pass, Name, Role</w:t>
+              <w:t>Email, Password, Name, Phone, Address</w:t>
             </w:r>
           </w:p>
         </w:tc>
@@ -8668,34 +8668,44 @@
                 <w:sz w:val="24"/>
                 <w:szCs w:val="24"/>
               </w:rPr>
-              <w:t>Có</w:t>
-            </w:r>
-          </w:p>
-        </w:tc>
-        <w:tc>
-          <w:tcPr>
-            <w:tcW w:w="995" w:type="dxa"/>
-            <w:tcMar>
-              <w:top w:w="120" w:type="dxa"/>
-              <w:left w:w="120" w:type="dxa"/>
-              <w:bottom w:w="120" w:type="dxa"/>
-              <w:right w:w="120" w:type="dxa"/>
-            </w:tcMar>
-          </w:tcPr>
-          <w:p>
-            <w:pPr>
-              <w:rPr>
-                <w:rFonts w:ascii="Times New Roman" w:hAnsi="Times New Roman" w:cs="Times New Roman"/>
-                <w:sz w:val="26"/>
-                <w:szCs w:val="26"/>
-              </w:rPr>
-            </w:pPr>
+              <w:t>Không (API-</w:t>
+            </w:r>
             <w:r>
               <w:rPr>
                 <w:rFonts w:ascii="Times New Roman" w:eastAsia="SimSun" w:hAnsi="Times New Roman" w:cs="Times New Roman"/>
                 <w:sz w:val="24"/>
                 <w:szCs w:val="24"/>
               </w:rPr>
+              <w:lastRenderedPageBreak/>
+              <w:t>only)</w:t>
+            </w:r>
+          </w:p>
+        </w:tc>
+        <w:tc>
+          <w:tcPr>
+            <w:tcW w:w="995" w:type="dxa"/>
+            <w:tcMar>
+              <w:top w:w="120" w:type="dxa"/>
+              <w:left w:w="120" w:type="dxa"/>
+              <w:bottom w:w="120" w:type="dxa"/>
+              <w:right w:w="120" w:type="dxa"/>
+            </w:tcMar>
+          </w:tcPr>
+          <w:p>
+            <w:pPr>
+              <w:rPr>
+                <w:rFonts w:ascii="Times New Roman" w:hAnsi="Times New Roman" w:cs="Times New Roman"/>
+                <w:sz w:val="26"/>
+                <w:szCs w:val="26"/>
+              </w:rPr>
+            </w:pPr>
+            <w:r>
+              <w:rPr>
+                <w:rFonts w:ascii="Times New Roman" w:eastAsia="SimSun" w:hAnsi="Times New Roman" w:cs="Times New Roman"/>
+                <w:sz w:val="24"/>
+                <w:szCs w:val="24"/>
+              </w:rPr>
+              <w:lastRenderedPageBreak/>
               <w:t>Trung bình</w:t>
             </w:r>
           </w:p>
@@ -10080,7 +10090,6 @@
                 <w:sz w:val="26"/>
                 <w:szCs w:val="26"/>
               </w:rPr>
-              <w:lastRenderedPageBreak/>
               <w:t>Requirement ID</w:t>
             </w:r>
           </w:p>
@@ -11515,9 +11524,59 @@
           <w:rFonts w:cs="Times New Roman"/>
           <w:szCs w:val="26"/>
         </w:rPr>
+        <w:lastRenderedPageBreak/>
         <w:t>3.5 Module Đơn hàng (Order)</w:t>
       </w:r>
       <w:bookmarkEnd w:id="17"/>
+    </w:p>
+    <w:p>
+      <w:pPr>
+        <w:rPr>
+          <w:rFonts w:ascii="Times New Roman" w:hAnsi="Times New Roman" w:cs="Times New Roman"/>
+          <w:sz w:val="26"/>
+          <w:szCs w:val="26"/>
+        </w:rPr>
+      </w:pPr>
+      <w:r>
+        <w:rPr>
+          <w:rFonts w:ascii="Times New Roman" w:hAnsi="Times New Roman" w:cs="Times New Roman"/>
+          <w:sz w:val="26"/>
+          <w:szCs w:val="26"/>
+        </w:rPr>
+        <w:t>Cấu hình trạng thái đơn hàng</w:t>
+      </w:r>
+      <w:r>
+        <w:rPr>
+          <w:rFonts w:ascii="Times New Roman" w:hAnsi="Times New Roman" w:cs="Times New Roman"/>
+          <w:sz w:val="26"/>
+          <w:szCs w:val="26"/>
+        </w:rPr>
+        <w:t xml:space="preserve"> (</w:t>
+      </w:r>
+      <w:r>
+        <w:rPr>
+          <w:rFonts w:ascii="Times New Roman" w:hAnsi="Times New Roman" w:cs="Times New Roman"/>
+          <w:sz w:val="26"/>
+          <w:szCs w:val="26"/>
+        </w:rPr>
+        <w:t>orderStatus</w:t>
+      </w:r>
+      <w:r>
+        <w:rPr>
+          <w:rFonts w:ascii="Times New Roman" w:hAnsi="Times New Roman" w:cs="Times New Roman"/>
+          <w:sz w:val="26"/>
+          <w:szCs w:val="26"/>
+        </w:rPr>
+        <w:t>)</w:t>
+      </w:r>
+      <w:r>
+        <w:rPr>
+          <w:rFonts w:ascii="Times New Roman" w:hAnsi="Times New Roman" w:cs="Times New Roman"/>
+          <w:sz w:val="26"/>
+          <w:szCs w:val="26"/>
+        </w:rPr>
+        <w:t xml:space="preserve">: 0 (NEW); 1 (FINISHED); 2 (CANCELLED) </w:t>
+      </w:r>
     </w:p>
     <w:p>
       <w:pPr>
@@ -11591,7 +11650,6 @@
                 <w:sz w:val="26"/>
                 <w:szCs w:val="26"/>
               </w:rPr>
-              <w:lastRenderedPageBreak/>
               <w:t>Requirement ID</w:t>
             </w:r>
           </w:p>
@@ -12480,12 +12538,12 @@
         <w:tblLook w:val="04A0" w:firstRow="1" w:lastRow="0" w:firstColumn="1" w:lastColumn="0" w:noHBand="0" w:noVBand="1"/>
       </w:tblPr>
       <w:tblGrid>
-        <w:gridCol w:w="1601"/>
-        <w:gridCol w:w="870"/>
-        <w:gridCol w:w="2917"/>
-        <w:gridCol w:w="1021"/>
+        <w:gridCol w:w="1626"/>
+        <w:gridCol w:w="900"/>
+        <w:gridCol w:w="2335"/>
+        <w:gridCol w:w="1101"/>
         <w:gridCol w:w="1569"/>
-        <w:gridCol w:w="1622"/>
+        <w:gridCol w:w="2069"/>
       </w:tblGrid>
       <w:tr>
         <w:trPr>
@@ -13086,10 +13144,34 @@
             <w:r>
               <w:rPr>
                 <w:rFonts w:ascii="Times New Roman" w:eastAsia="SimSun" w:hAnsi="Times New Roman" w:cs="Times New Roman"/>
-                <w:sz w:val="24"/>
-                <w:szCs w:val="24"/>
-              </w:rPr>
-              <w:t>Cập nhật trạng thái orderStatus chuyển sang giá trị khác 0 (chưa xác nhận chính xác số cụ thể - xem OrderService.java) và HOÀN LẠI số lượng tồn kho (productStock) cho ProductInfo</w:t>
+                <w:sz w:val="26"/>
+                <w:szCs w:val="26"/>
+              </w:rPr>
+              <w:t>C</w:t>
+            </w:r>
+            <w:r>
+              <w:rPr>
+                <w:rFonts w:ascii="Times New Roman" w:eastAsia="SimSun" w:hAnsi="Times New Roman" w:cs="Times New Roman"/>
+                <w:sz w:val="26"/>
+                <w:szCs w:val="26"/>
+              </w:rPr>
+              <w:t>huyển sang 2 (</w:t>
+            </w:r>
+            <w:r>
+              <w:rPr>
+                <w:rFonts w:ascii="Times New Roman" w:eastAsia="SimSun" w:hAnsi="Times New Roman" w:cs="Times New Roman"/>
+                <w:sz w:val="26"/>
+                <w:szCs w:val="26"/>
+              </w:rPr>
+              <w:t>Cancelled</w:t>
+            </w:r>
+            <w:r>
+              <w:rPr>
+                <w:rFonts w:ascii="Times New Roman" w:eastAsia="SimSun" w:hAnsi="Times New Roman" w:cs="Times New Roman"/>
+                <w:sz w:val="26"/>
+                <w:szCs w:val="26"/>
+              </w:rPr>
+              <w:t>) và hoàn lại tồn kho</w:t>
             </w:r>
           </w:p>
         </w:tc>
@@ -13173,7 +13255,16 @@
                 <w:sz w:val="26"/>
                 <w:szCs w:val="26"/>
               </w:rPr>
-              <w:t>Hủy đơn người khác -&gt; 401; ID không tồn tại -&gt; nguy cơ 500 (NPE)</w:t>
+              <w:t xml:space="preserve">Hủy đơn người khác -&gt; 401; ID không tồn tại -&gt; nguy cơ 500 </w:t>
+            </w:r>
+            <w:r>
+              <w:rPr>
+                <w:rFonts w:ascii="Times New Roman" w:eastAsia="SimSun" w:hAnsi="Times New Roman" w:cs="Times New Roman"/>
+                <w:sz w:val="26"/>
+                <w:szCs w:val="26"/>
+              </w:rPr>
+              <w:lastRenderedPageBreak/>
+              <w:t>(NPE)</w:t>
             </w:r>
           </w:p>
         </w:tc>
@@ -13256,19 +13347,18 @@
           </w:tcPr>
           <w:p>
             <w:pPr>
-              <w:rPr>
-                <w:rFonts w:ascii="Times New Roman" w:hAnsi="Times New Roman" w:cs="Times New Roman"/>
-                <w:sz w:val="26"/>
-                <w:szCs w:val="26"/>
-              </w:rPr>
-            </w:pPr>
-            <w:r>
-              <w:rPr>
-                <w:rFonts w:ascii="Times New Roman" w:hAnsi="Times New Roman" w:cs="Times New Roman"/>
-                <w:sz w:val="26"/>
-                <w:szCs w:val="26"/>
-              </w:rPr>
-              <w:t>Set status = Completed</w:t>
+              <w:pStyle w:val="NormalWeb"/>
+              <w:rPr>
+                <w:sz w:val="26"/>
+                <w:szCs w:val="26"/>
+              </w:rPr>
+            </w:pPr>
+            <w:r>
+              <w:rPr>
+                <w:sz w:val="26"/>
+                <w:szCs w:val="26"/>
+              </w:rPr>
+              <w:t>1 (Finished)</w:t>
             </w:r>
           </w:p>
         </w:tc>
@@ -14271,10 +14361,10 @@
         </w:rPr>
         <w:lastRenderedPageBreak/>
         <w:drawing>
-          <wp:inline distT="0" distB="0" distL="114300" distR="114300">
-            <wp:extent cx="5680517" cy="4791075"/>
+          <wp:inline distT="0" distB="0" distL="0" distR="0">
+            <wp:extent cx="5943600" cy="7372350"/>
             <wp:effectExtent l="0" t="0" r="0" b="0"/>
-            <wp:docPr id="11" name="Picture 2"/>
+            <wp:docPr id="2" name="Picture 2"/>
             <wp:cNvGraphicFramePr>
               <a:graphicFrameLocks xmlns:a="http://schemas.openxmlformats.org/drawingml/2006/main" noChangeAspect="1"/>
             </wp:cNvGraphicFramePr>
@@ -14282,21 +14372,28 @@
               <a:graphicData uri="http://schemas.openxmlformats.org/drawingml/2006/picture">
                 <pic:pic xmlns:pic="http://schemas.openxmlformats.org/drawingml/2006/picture">
                   <pic:nvPicPr>
-                    <pic:cNvPr id="11" name="Picture 2"/>
+                    <pic:cNvPr id="0" name="Picture 1"/>
                     <pic:cNvPicPr>
-                      <a:picLocks noChangeAspect="1"/>
+                      <a:picLocks noChangeAspect="1" noChangeArrowheads="1"/>
                     </pic:cNvPicPr>
                   </pic:nvPicPr>
                   <pic:blipFill>
-                    <a:blip r:embed="rId10"/>
+                    <a:blip r:embed="rId10">
+                      <a:extLst>
+                        <a:ext uri="{28A0092B-C50C-407E-A947-70E740481C1C}">
+                          <a14:useLocalDpi xmlns:a14="http://schemas.microsoft.com/office/drawing/2010/main" val="0"/>
+                        </a:ext>
+                      </a:extLst>
+                    </a:blip>
+                    <a:srcRect/>
                     <a:stretch>
                       <a:fillRect/>
                     </a:stretch>
                   </pic:blipFill>
-                  <pic:spPr>
+                  <pic:spPr bwMode="auto">
                     <a:xfrm>
                       <a:off x="0" y="0"/>
-                      <a:ext cx="5687597" cy="4797046"/>
+                      <a:ext cx="5943600" cy="7372350"/>
                     </a:xfrm>
                     <a:prstGeom prst="rect">
                       <a:avLst/>
@@ -14329,6 +14426,14 @@
     </w:p>
     <w:p>
       <w:pPr>
+        <w:jc w:val="center"/>
+        <w:rPr>
+          <w:rFonts w:ascii="Times New Roman" w:hAnsi="Times New Roman" w:cs="Times New Roman"/>
+        </w:rPr>
+      </w:pPr>
+    </w:p>
+    <w:p>
+      <w:pPr>
         <w:rPr>
           <w:rFonts w:ascii="Times New Roman" w:hAnsi="Times New Roman" w:cs="Times New Roman"/>
         </w:rPr>
@@ -14366,10 +14471,10 @@
           <w:noProof/>
         </w:rPr>
         <w:drawing>
-          <wp:inline distT="0" distB="0" distL="114300" distR="114300">
-            <wp:extent cx="2809875" cy="5367778"/>
+          <wp:inline distT="0" distB="0" distL="0" distR="0">
+            <wp:extent cx="4560125" cy="7411277"/>
             <wp:effectExtent l="0" t="0" r="0" b="0"/>
-            <wp:docPr id="1" name="Picture 1" descr="IMG_256"/>
+            <wp:docPr id="10" name="Picture 10"/>
             <wp:cNvGraphicFramePr>
               <a:graphicFrameLocks xmlns:a="http://schemas.openxmlformats.org/drawingml/2006/main" noChangeAspect="1"/>
             </wp:cNvGraphicFramePr>
@@ -14377,107 +14482,28 @@
               <a:graphicData uri="http://schemas.openxmlformats.org/drawingml/2006/picture">
                 <pic:pic xmlns:pic="http://schemas.openxmlformats.org/drawingml/2006/picture">
                   <pic:nvPicPr>
-                    <pic:cNvPr id="1" name="Picture 1" descr="IMG_256"/>
+                    <pic:cNvPr id="0" name="Picture 2"/>
                     <pic:cNvPicPr>
-                      <a:picLocks noChangeAspect="1"/>
+                      <a:picLocks noChangeAspect="1" noChangeArrowheads="1"/>
                     </pic:cNvPicPr>
                   </pic:nvPicPr>
                   <pic:blipFill>
-                    <a:blip r:embed="rId11"/>
+                    <a:blip r:embed="rId11">
+                      <a:extLst>
+                        <a:ext uri="{28A0092B-C50C-407E-A947-70E740481C1C}">
+                          <a14:useLocalDpi xmlns:a14="http://schemas.microsoft.com/office/drawing/2010/main" val="0"/>
+                        </a:ext>
+                      </a:extLst>
+                    </a:blip>
+                    <a:srcRect/>
                     <a:stretch>
                       <a:fillRect/>
                     </a:stretch>
                   </pic:blipFill>
-                  <pic:spPr>
+                  <pic:spPr bwMode="auto">
                     <a:xfrm>
                       <a:off x="0" y="0"/>
-                      <a:ext cx="2815447" cy="5378423"/>
-                    </a:xfrm>
-                    <a:prstGeom prst="rect">
-                      <a:avLst/>
-                    </a:prstGeom>
-                    <a:noFill/>
-                    <a:ln w="9525">
-                      <a:noFill/>
-                    </a:ln>
-                  </pic:spPr>
-                </pic:pic>
-              </a:graphicData>
-            </a:graphic>
-          </wp:inline>
-        </w:drawing>
-      </w:r>
-    </w:p>
-    <w:p>
-      <w:pPr>
-        <w:jc w:val="center"/>
-        <w:rPr>
-          <w:rFonts w:ascii="Times New Roman" w:hAnsi="Times New Roman" w:cs="Times New Roman"/>
-        </w:rPr>
-      </w:pPr>
-      <w:r>
-        <w:rPr>
-          <w:rFonts w:ascii="Times New Roman" w:hAnsi="Times New Roman" w:cs="Times New Roman"/>
-        </w:rPr>
-        <w:t>Hình 2: Use Case Diagram tổng quan — 3 actor (Customer/Employee/Manager)</w:t>
-      </w:r>
-    </w:p>
-    <w:p>
-      <w:pPr>
-        <w:rPr>
-          <w:rFonts w:ascii="Times New Roman" w:eastAsia="SimSun" w:hAnsi="Times New Roman" w:cs="Times New Roman"/>
-          <w:sz w:val="24"/>
-          <w:szCs w:val="24"/>
-        </w:rPr>
-      </w:pPr>
-      <w:r>
-        <w:rPr>
-          <w:rFonts w:ascii="Times New Roman" w:eastAsia="SimSun" w:hAnsi="Times New Roman" w:cs="Times New Roman"/>
-          <w:sz w:val="24"/>
-          <w:szCs w:val="24"/>
-        </w:rPr>
-        <w:t>Sơ đồ 1: Module Authentication &amp; Profile</w:t>
-      </w:r>
-    </w:p>
-    <w:p>
-      <w:pPr>
-        <w:rPr>
-          <w:rFonts w:ascii="Times New Roman" w:hAnsi="Times New Roman" w:cs="Times New Roman"/>
-        </w:rPr>
-      </w:pPr>
-      <w:r>
-        <w:rPr>
-          <w:rFonts w:ascii="Times New Roman" w:hAnsi="Times New Roman" w:cs="Times New Roman"/>
-          <w:noProof/>
-        </w:rPr>
-        <w:lastRenderedPageBreak/>
-        <w:drawing>
-          <wp:inline distT="0" distB="0" distL="114300" distR="114300">
-            <wp:extent cx="3829050" cy="5143500"/>
-            <wp:effectExtent l="0" t="0" r="11430" b="7620"/>
-            <wp:docPr id="17" name="Picture 3"/>
-            <wp:cNvGraphicFramePr>
-              <a:graphicFrameLocks xmlns:a="http://schemas.openxmlformats.org/drawingml/2006/main" noChangeAspect="1"/>
-            </wp:cNvGraphicFramePr>
-            <a:graphic xmlns:a="http://schemas.openxmlformats.org/drawingml/2006/main">
-              <a:graphicData uri="http://schemas.openxmlformats.org/drawingml/2006/picture">
-                <pic:pic xmlns:pic="http://schemas.openxmlformats.org/drawingml/2006/picture">
-                  <pic:nvPicPr>
-                    <pic:cNvPr id="17" name="Picture 3"/>
-                    <pic:cNvPicPr>
-                      <a:picLocks noChangeAspect="1"/>
-                    </pic:cNvPicPr>
-                  </pic:nvPicPr>
-                  <pic:blipFill>
-                    <a:blip r:embed="rId12"/>
-                    <a:stretch>
-                      <a:fillRect/>
-                    </a:stretch>
-                  </pic:blipFill>
-                  <pic:spPr>
-                    <a:xfrm>
-                      <a:off x="0" y="0"/>
-                      <a:ext cx="3829050" cy="5143500"/>
+                      <a:ext cx="4563341" cy="7416504"/>
                     </a:xfrm>
                     <a:prstGeom prst="rect">
                       <a:avLst/>
@@ -14496,32 +14522,58 @@
     </w:p>
     <w:p>
       <w:pPr>
-        <w:rPr>
-          <w:rFonts w:ascii="Times New Roman" w:hAnsi="Times New Roman" w:cs="Times New Roman"/>
-        </w:rPr>
-      </w:pPr>
-    </w:p>
-    <w:p>
-      <w:pPr>
-        <w:rPr>
-          <w:rFonts w:ascii="Times New Roman" w:eastAsia="SimSun" w:hAnsi="Times New Roman" w:cs="Times New Roman"/>
-          <w:sz w:val="24"/>
-          <w:szCs w:val="24"/>
-        </w:rPr>
-      </w:pPr>
-      <w:r>
-        <w:rPr>
-          <w:rFonts w:ascii="Times New Roman" w:eastAsia="SimSun" w:hAnsi="Times New Roman" w:cs="Times New Roman"/>
-          <w:sz w:val="24"/>
-          <w:szCs w:val="24"/>
-        </w:rPr>
-        <w:t>Sơ đồ 2: Module Product &amp; Category</w:t>
-      </w:r>
-    </w:p>
-    <w:p>
-      <w:pPr>
-        <w:rPr>
-          <w:rFonts w:ascii="Times New Roman" w:hAnsi="Times New Roman" w:cs="Times New Roman"/>
+        <w:jc w:val="center"/>
+        <w:rPr>
+          <w:rFonts w:ascii="Times New Roman" w:hAnsi="Times New Roman" w:cs="Times New Roman"/>
+        </w:rPr>
+      </w:pPr>
+      <w:r>
+        <w:rPr>
+          <w:rFonts w:ascii="Times New Roman" w:hAnsi="Times New Roman" w:cs="Times New Roman"/>
+        </w:rPr>
+        <w:t>Hình 2: Use Case Diagram tổng quan — 3 actor (Customer/Employee/Manager)</w:t>
+      </w:r>
+    </w:p>
+    <w:p>
+      <w:pPr>
+        <w:jc w:val="center"/>
+        <w:rPr>
+          <w:rFonts w:ascii="Times New Roman" w:hAnsi="Times New Roman" w:cs="Times New Roman"/>
+        </w:rPr>
+      </w:pPr>
+    </w:p>
+    <w:p>
+      <w:pPr>
+        <w:pStyle w:val="Heading2"/>
+        <w:rPr>
+          <w:rFonts w:cs="Times New Roman"/>
+          <w:szCs w:val="26"/>
+        </w:rPr>
+      </w:pPr>
+      <w:bookmarkStart w:id="34" w:name="_Toc237467224"/>
+      <w:r>
+        <w:rPr>
+          <w:rFonts w:cs="Times New Roman"/>
+          <w:szCs w:val="26"/>
+        </w:rPr>
+        <w:lastRenderedPageBreak/>
+        <w:t xml:space="preserve">6.3 Danh sách </w:t>
+      </w:r>
+      <w:r>
+        <w:rPr>
+          <w:rFonts w:cs="Times New Roman"/>
+          <w:szCs w:val="26"/>
+        </w:rPr>
+        <w:t>Activity Diagram</w:t>
+      </w:r>
+      <w:bookmarkEnd w:id="34"/>
+    </w:p>
+    <w:p>
+      <w:pPr>
+        <w:rPr>
+          <w:rFonts w:ascii="Times New Roman" w:hAnsi="Times New Roman" w:cs="Times New Roman"/>
+          <w:sz w:val="26"/>
+          <w:szCs w:val="26"/>
         </w:rPr>
       </w:pPr>
       <w:r>
@@ -14529,12 +14581,11 @@
           <w:rFonts w:ascii="Times New Roman" w:hAnsi="Times New Roman" w:cs="Times New Roman"/>
           <w:noProof/>
         </w:rPr>
-        <w:lastRenderedPageBreak/>
         <w:drawing>
-          <wp:inline distT="0" distB="0" distL="114300" distR="114300">
-            <wp:extent cx="5941695" cy="4315460"/>
-            <wp:effectExtent l="0" t="0" r="1905" b="12700"/>
-            <wp:docPr id="18" name="Picture 4"/>
+          <wp:inline distT="0" distB="0" distL="0" distR="0">
+            <wp:extent cx="5937885" cy="3574415"/>
+            <wp:effectExtent l="0" t="0" r="0" b="0"/>
+            <wp:docPr id="20" name="Picture 20"/>
             <wp:cNvGraphicFramePr>
               <a:graphicFrameLocks xmlns:a="http://schemas.openxmlformats.org/drawingml/2006/main" noChangeAspect="1"/>
             </wp:cNvGraphicFramePr>
@@ -14542,21 +14593,28 @@
               <a:graphicData uri="http://schemas.openxmlformats.org/drawingml/2006/picture">
                 <pic:pic xmlns:pic="http://schemas.openxmlformats.org/drawingml/2006/picture">
                   <pic:nvPicPr>
-                    <pic:cNvPr id="18" name="Picture 4"/>
+                    <pic:cNvPr id="0" name="Picture 3"/>
                     <pic:cNvPicPr>
-                      <a:picLocks noChangeAspect="1"/>
+                      <a:picLocks noChangeAspect="1" noChangeArrowheads="1"/>
                     </pic:cNvPicPr>
                   </pic:nvPicPr>
                   <pic:blipFill>
-                    <a:blip r:embed="rId13"/>
+                    <a:blip r:embed="rId12">
+                      <a:extLst>
+                        <a:ext uri="{28A0092B-C50C-407E-A947-70E740481C1C}">
+                          <a14:useLocalDpi xmlns:a14="http://schemas.microsoft.com/office/drawing/2010/main" val="0"/>
+                        </a:ext>
+                      </a:extLst>
+                    </a:blip>
+                    <a:srcRect/>
                     <a:stretch>
                       <a:fillRect/>
                     </a:stretch>
                   </pic:blipFill>
-                  <pic:spPr>
+                  <pic:spPr bwMode="auto">
                     <a:xfrm>
                       <a:off x="0" y="0"/>
-                      <a:ext cx="5941695" cy="4315460"/>
+                      <a:ext cx="5937885" cy="3574415"/>
                     </a:xfrm>
                     <a:prstGeom prst="rect">
                       <a:avLst/>
@@ -14575,27 +14633,27 @@
     </w:p>
     <w:p>
       <w:pPr>
-        <w:rPr>
-          <w:rFonts w:ascii="Times New Roman" w:eastAsia="SimSun" w:hAnsi="Times New Roman" w:cs="Times New Roman"/>
-          <w:sz w:val="24"/>
-          <w:szCs w:val="24"/>
-        </w:rPr>
-      </w:pPr>
-      <w:r>
-        <w:rPr>
-          <w:rFonts w:ascii="Times New Roman" w:eastAsia="SimSun" w:hAnsi="Times New Roman" w:cs="Times New Roman"/>
-          <w:sz w:val="24"/>
-          <w:szCs w:val="24"/>
-        </w:rPr>
-        <w:t>Sơ đồ 3: Module Cart &amp; Order</w:t>
-      </w:r>
-    </w:p>
-    <w:p>
-      <w:pPr>
-        <w:rPr>
-          <w:rFonts w:ascii="Times New Roman" w:eastAsia="SimSun" w:hAnsi="Times New Roman" w:cs="Times New Roman"/>
-          <w:sz w:val="24"/>
-          <w:szCs w:val="24"/>
+        <w:jc w:val="center"/>
+        <w:rPr>
+          <w:rFonts w:ascii="Times New Roman" w:hAnsi="Times New Roman" w:cs="Times New Roman"/>
+          <w:sz w:val="26"/>
+          <w:szCs w:val="26"/>
+        </w:rPr>
+      </w:pPr>
+      <w:r>
+        <w:rPr>
+          <w:rFonts w:ascii="Times New Roman" w:hAnsi="Times New Roman" w:cs="Times New Roman"/>
+        </w:rPr>
+        <w:t>Hình 3: Activity Diagram — Đăng ký/Đăng nhập (REQ-AUTH-01, 02)</w:t>
+      </w:r>
+    </w:p>
+    <w:p>
+      <w:pPr>
+        <w:jc w:val="center"/>
+        <w:rPr>
+          <w:rFonts w:ascii="Times New Roman" w:hAnsi="Times New Roman" w:cs="Times New Roman"/>
+          <w:sz w:val="26"/>
+          <w:szCs w:val="26"/>
         </w:rPr>
       </w:pPr>
       <w:r>
@@ -14605,10 +14663,10 @@
         </w:rPr>
         <w:lastRenderedPageBreak/>
         <w:drawing>
-          <wp:inline distT="0" distB="0" distL="114300" distR="114300">
-            <wp:extent cx="4314825" cy="6610350"/>
-            <wp:effectExtent l="0" t="0" r="13335" b="3810"/>
-            <wp:docPr id="21" name="Picture 7"/>
+          <wp:inline distT="0" distB="0" distL="0" distR="0">
+            <wp:extent cx="4500880" cy="7790180"/>
+            <wp:effectExtent l="0" t="0" r="0" b="0"/>
+            <wp:docPr id="22" name="Picture 22"/>
             <wp:cNvGraphicFramePr>
               <a:graphicFrameLocks xmlns:a="http://schemas.openxmlformats.org/drawingml/2006/main" noChangeAspect="1"/>
             </wp:cNvGraphicFramePr>
@@ -14616,21 +14674,28 @@
               <a:graphicData uri="http://schemas.openxmlformats.org/drawingml/2006/picture">
                 <pic:pic xmlns:pic="http://schemas.openxmlformats.org/drawingml/2006/picture">
                   <pic:nvPicPr>
-                    <pic:cNvPr id="21" name="Picture 7"/>
+                    <pic:cNvPr id="0" name="Picture 4"/>
                     <pic:cNvPicPr>
-                      <a:picLocks noChangeAspect="1"/>
+                      <a:picLocks noChangeAspect="1" noChangeArrowheads="1"/>
                     </pic:cNvPicPr>
                   </pic:nvPicPr>
                   <pic:blipFill>
-                    <a:blip r:embed="rId14"/>
+                    <a:blip r:embed="rId13">
+                      <a:extLst>
+                        <a:ext uri="{28A0092B-C50C-407E-A947-70E740481C1C}">
+                          <a14:useLocalDpi xmlns:a14="http://schemas.microsoft.com/office/drawing/2010/main" val="0"/>
+                        </a:ext>
+                      </a:extLst>
+                    </a:blip>
+                    <a:srcRect/>
                     <a:stretch>
                       <a:fillRect/>
                     </a:stretch>
                   </pic:blipFill>
-                  <pic:spPr>
+                  <pic:spPr bwMode="auto">
                     <a:xfrm>
                       <a:off x="0" y="0"/>
-                      <a:ext cx="4314825" cy="6610350"/>
+                      <a:ext cx="4500880" cy="7790180"/>
                     </a:xfrm>
                     <a:prstGeom prst="rect">
                       <a:avLst/>
@@ -14649,58 +14714,40 @@
     </w:p>
     <w:p>
       <w:pPr>
-        <w:rPr>
-          <w:rFonts w:ascii="Times New Roman" w:hAnsi="Times New Roman" w:cs="Times New Roman"/>
-          <w:sz w:val="26"/>
-          <w:szCs w:val="26"/>
-        </w:rPr>
-      </w:pPr>
-    </w:p>
-    <w:p>
-      <w:pPr>
-        <w:pStyle w:val="Heading2"/>
-        <w:rPr>
-          <w:rFonts w:cs="Times New Roman"/>
-          <w:szCs w:val="26"/>
-        </w:rPr>
-      </w:pPr>
-      <w:bookmarkStart w:id="34" w:name="_Toc237467224"/>
-      <w:r>
-        <w:rPr>
-          <w:rFonts w:cs="Times New Roman"/>
-          <w:szCs w:val="26"/>
+        <w:jc w:val="center"/>
+        <w:rPr>
+          <w:rFonts w:ascii="Times New Roman" w:hAnsi="Times New Roman" w:cs="Times New Roman"/>
+          <w:sz w:val="26"/>
+          <w:szCs w:val="26"/>
+        </w:rPr>
+      </w:pPr>
+      <w:r>
+        <w:rPr>
+          <w:rFonts w:ascii="Times New Roman" w:hAnsi="Times New Roman" w:cs="Times New Roman"/>
+        </w:rPr>
+        <w:t>Hình 4: Activity Diagram — Thêm sản phẩm vào giỏ hàng (REQ-CART-01).</w:t>
+      </w:r>
+    </w:p>
+    <w:p>
+      <w:pPr>
+        <w:jc w:val="center"/>
+        <w:rPr>
+          <w:rFonts w:ascii="Times New Roman" w:hAnsi="Times New Roman" w:cs="Times New Roman"/>
+          <w:sz w:val="26"/>
+          <w:szCs w:val="26"/>
+        </w:rPr>
+      </w:pPr>
+      <w:r>
+        <w:rPr>
+          <w:rFonts w:ascii="Times New Roman" w:hAnsi="Times New Roman" w:cs="Times New Roman"/>
+          <w:noProof/>
         </w:rPr>
         <w:lastRenderedPageBreak/>
-        <w:t xml:space="preserve">6.3 Danh sách </w:t>
-      </w:r>
-      <w:r>
-        <w:rPr>
-          <w:rFonts w:cs="Times New Roman"/>
-          <w:szCs w:val="26"/>
-        </w:rPr>
-        <w:t>Activity Diagram</w:t>
-      </w:r>
-      <w:bookmarkEnd w:id="34"/>
-    </w:p>
-    <w:p>
-      <w:pPr>
-        <w:jc w:val="center"/>
-        <w:rPr>
-          <w:rFonts w:ascii="Times New Roman" w:hAnsi="Times New Roman" w:cs="Times New Roman"/>
-          <w:sz w:val="26"/>
-          <w:szCs w:val="26"/>
-        </w:rPr>
-      </w:pPr>
-      <w:r>
-        <w:rPr>
-          <w:rFonts w:ascii="Times New Roman" w:hAnsi="Times New Roman" w:cs="Times New Roman"/>
-          <w:noProof/>
-        </w:rPr>
         <w:drawing>
-          <wp:inline distT="0" distB="0" distL="114300" distR="114300">
-            <wp:extent cx="5941060" cy="3529965"/>
-            <wp:effectExtent l="0" t="0" r="2540" b="5715"/>
-            <wp:docPr id="4" name="Picture 3"/>
+          <wp:inline distT="0" distB="0" distL="0" distR="0">
+            <wp:extent cx="2168253" cy="7908966"/>
+            <wp:effectExtent l="0" t="0" r="0" b="0"/>
+            <wp:docPr id="24" name="Picture 24"/>
             <wp:cNvGraphicFramePr>
               <a:graphicFrameLocks xmlns:a="http://schemas.openxmlformats.org/drawingml/2006/main" noChangeAspect="1"/>
             </wp:cNvGraphicFramePr>
@@ -14708,21 +14755,28 @@
               <a:graphicData uri="http://schemas.openxmlformats.org/drawingml/2006/picture">
                 <pic:pic xmlns:pic="http://schemas.openxmlformats.org/drawingml/2006/picture">
                   <pic:nvPicPr>
-                    <pic:cNvPr id="4" name="Picture 3"/>
+                    <pic:cNvPr id="0" name="Picture 6"/>
                     <pic:cNvPicPr>
-                      <a:picLocks noChangeAspect="1"/>
+                      <a:picLocks noChangeAspect="1" noChangeArrowheads="1"/>
                     </pic:cNvPicPr>
                   </pic:nvPicPr>
                   <pic:blipFill>
-                    <a:blip r:embed="rId15"/>
+                    <a:blip r:embed="rId14">
+                      <a:extLst>
+                        <a:ext uri="{28A0092B-C50C-407E-A947-70E740481C1C}">
+                          <a14:useLocalDpi xmlns:a14="http://schemas.microsoft.com/office/drawing/2010/main" val="0"/>
+                        </a:ext>
+                      </a:extLst>
+                    </a:blip>
+                    <a:srcRect/>
                     <a:stretch>
                       <a:fillRect/>
                     </a:stretch>
                   </pic:blipFill>
-                  <pic:spPr>
+                  <pic:spPr bwMode="auto">
                     <a:xfrm>
                       <a:off x="0" y="0"/>
-                      <a:ext cx="5941060" cy="3529965"/>
+                      <a:ext cx="2173396" cy="7927725"/>
                     </a:xfrm>
                     <a:prstGeom prst="rect">
                       <a:avLst/>
@@ -14752,7 +14806,7 @@
         <w:rPr>
           <w:rFonts w:ascii="Times New Roman" w:hAnsi="Times New Roman" w:cs="Times New Roman"/>
         </w:rPr>
-        <w:t>Hình 3: Activity Diagram — Đăng ký/Đăng nhập (REQ-AUTH-01, 02)</w:t>
+        <w:t>Hình 5: Activity Diagram — Checkout (REQ-CART-03)</w:t>
       </w:r>
     </w:p>
     <w:p>
@@ -14768,12 +14822,15 @@
         <w:rPr>
           <w:rFonts w:ascii="Times New Roman" w:hAnsi="Times New Roman" w:cs="Times New Roman"/>
           <w:noProof/>
-        </w:rPr>
+          <w:sz w:val="26"/>
+          <w:szCs w:val="26"/>
+        </w:rPr>
+        <w:lastRenderedPageBreak/>
         <w:drawing>
-          <wp:inline distT="0" distB="0" distL="114300" distR="114300">
-            <wp:extent cx="3086100" cy="3416347"/>
+          <wp:inline distT="0" distB="0" distL="0" distR="0">
+            <wp:extent cx="2125683" cy="7950425"/>
             <wp:effectExtent l="0" t="0" r="0" b="0"/>
-            <wp:docPr id="15" name="Picture 3"/>
+            <wp:docPr id="25" name="Picture 25"/>
             <wp:cNvGraphicFramePr>
               <a:graphicFrameLocks xmlns:a="http://schemas.openxmlformats.org/drawingml/2006/main" noChangeAspect="1"/>
             </wp:cNvGraphicFramePr>
@@ -14781,21 +14838,28 @@
               <a:graphicData uri="http://schemas.openxmlformats.org/drawingml/2006/picture">
                 <pic:pic xmlns:pic="http://schemas.openxmlformats.org/drawingml/2006/picture">
                   <pic:nvPicPr>
-                    <pic:cNvPr id="15" name="Picture 3"/>
+                    <pic:cNvPr id="0" name="Picture 7"/>
                     <pic:cNvPicPr>
-                      <a:picLocks noChangeAspect="1"/>
+                      <a:picLocks noChangeAspect="1" noChangeArrowheads="1"/>
                     </pic:cNvPicPr>
                   </pic:nvPicPr>
                   <pic:blipFill>
-                    <a:blip r:embed="rId16"/>
+                    <a:blip r:embed="rId15">
+                      <a:extLst>
+                        <a:ext uri="{28A0092B-C50C-407E-A947-70E740481C1C}">
+                          <a14:useLocalDpi xmlns:a14="http://schemas.microsoft.com/office/drawing/2010/main" val="0"/>
+                        </a:ext>
+                      </a:extLst>
+                    </a:blip>
+                    <a:srcRect/>
                     <a:stretch>
                       <a:fillRect/>
                     </a:stretch>
                   </pic:blipFill>
-                  <pic:spPr>
+                  <pic:spPr bwMode="auto">
                     <a:xfrm>
                       <a:off x="0" y="0"/>
-                      <a:ext cx="3087997" cy="3418447"/>
+                      <a:ext cx="2142053" cy="8011650"/>
                     </a:xfrm>
                     <a:prstGeom prst="rect">
                       <a:avLst/>
@@ -14825,7 +14889,31 @@
         <w:rPr>
           <w:rFonts w:ascii="Times New Roman" w:hAnsi="Times New Roman" w:cs="Times New Roman"/>
         </w:rPr>
-        <w:t>Hình 4: Activity Diagram — Thêm sản phẩm vào giỏ hàng (REQ-CART-01).</w:t>
+        <w:t xml:space="preserve">Hình </w:t>
+      </w:r>
+      <w:r>
+        <w:rPr>
+          <w:rFonts w:ascii="Times New Roman" w:hAnsi="Times New Roman" w:cs="Times New Roman"/>
+        </w:rPr>
+        <w:t>6</w:t>
+      </w:r>
+      <w:r>
+        <w:rPr>
+          <w:rFonts w:ascii="Times New Roman" w:hAnsi="Times New Roman" w:cs="Times New Roman"/>
+        </w:rPr>
+        <w:t>: Activity Diagram — Hủy đơn hàng (REQ-ORD-0</w:t>
+      </w:r>
+      <w:r>
+        <w:rPr>
+          <w:rFonts w:ascii="Times New Roman" w:hAnsi="Times New Roman" w:cs="Times New Roman"/>
+        </w:rPr>
+        <w:t>3</w:t>
+      </w:r>
+      <w:r>
+        <w:rPr>
+          <w:rFonts w:ascii="Times New Roman" w:hAnsi="Times New Roman" w:cs="Times New Roman"/>
+        </w:rPr>
+        <w:t>)</w:t>
       </w:r>
     </w:p>
     <w:p>
@@ -14833,8 +14921,6 @@
         <w:jc w:val="center"/>
         <w:rPr>
           <w:rFonts w:ascii="Times New Roman" w:hAnsi="Times New Roman" w:cs="Times New Roman"/>
-          <w:sz w:val="26"/>
-          <w:szCs w:val="26"/>
         </w:rPr>
       </w:pPr>
       <w:r>
@@ -14844,10 +14930,10 @@
         </w:rPr>
         <w:lastRenderedPageBreak/>
         <w:drawing>
-          <wp:inline distT="0" distB="0" distL="114300" distR="114300">
-            <wp:extent cx="4046855" cy="4013835"/>
+          <wp:inline distT="0" distB="0" distL="0" distR="0">
+            <wp:extent cx="2305561" cy="7908966"/>
             <wp:effectExtent l="0" t="0" r="0" b="0"/>
-            <wp:docPr id="6" name="Picture 5"/>
+            <wp:docPr id="26" name="Picture 26"/>
             <wp:cNvGraphicFramePr>
               <a:graphicFrameLocks xmlns:a="http://schemas.openxmlformats.org/drawingml/2006/main" noChangeAspect="1"/>
             </wp:cNvGraphicFramePr>
@@ -14855,21 +14941,28 @@
               <a:graphicData uri="http://schemas.openxmlformats.org/drawingml/2006/picture">
                 <pic:pic xmlns:pic="http://schemas.openxmlformats.org/drawingml/2006/picture">
                   <pic:nvPicPr>
-                    <pic:cNvPr id="6" name="Picture 5"/>
+                    <pic:cNvPr id="0" name="Picture 8"/>
                     <pic:cNvPicPr>
-                      <a:picLocks noChangeAspect="1"/>
+                      <a:picLocks noChangeAspect="1" noChangeArrowheads="1"/>
                     </pic:cNvPicPr>
                   </pic:nvPicPr>
                   <pic:blipFill>
-                    <a:blip r:embed="rId17"/>
+                    <a:blip r:embed="rId16">
+                      <a:extLst>
+                        <a:ext uri="{28A0092B-C50C-407E-A947-70E740481C1C}">
+                          <a14:useLocalDpi xmlns:a14="http://schemas.microsoft.com/office/drawing/2010/main" val="0"/>
+                        </a:ext>
+                      </a:extLst>
+                    </a:blip>
+                    <a:srcRect/>
                     <a:stretch>
                       <a:fillRect/>
                     </a:stretch>
                   </pic:blipFill>
-                  <pic:spPr>
+                  <pic:spPr bwMode="auto">
                     <a:xfrm>
                       <a:off x="0" y="0"/>
-                      <a:ext cx="4049335" cy="4016252"/>
+                      <a:ext cx="2312671" cy="7933355"/>
                     </a:xfrm>
                     <a:prstGeom prst="rect">
                       <a:avLst/>
@@ -14899,7 +14992,31 @@
         <w:rPr>
           <w:rFonts w:ascii="Times New Roman" w:hAnsi="Times New Roman" w:cs="Times New Roman"/>
         </w:rPr>
-        <w:t>Hình 5: Activity Diagram — Checkout (REQ-CART-03)</w:t>
+        <w:t xml:space="preserve">Hình </w:t>
+      </w:r>
+      <w:r>
+        <w:rPr>
+          <w:rFonts w:ascii="Times New Roman" w:hAnsi="Times New Roman" w:cs="Times New Roman"/>
+        </w:rPr>
+        <w:t>7</w:t>
+      </w:r>
+      <w:r>
+        <w:rPr>
+          <w:rFonts w:ascii="Times New Roman" w:hAnsi="Times New Roman" w:cs="Times New Roman"/>
+        </w:rPr>
+        <w:t>: Activity Diagram — Xác nhận hoàn tất đơn (REQ-ORD-0</w:t>
+      </w:r>
+      <w:r>
+        <w:rPr>
+          <w:rFonts w:ascii="Times New Roman" w:hAnsi="Times New Roman" w:cs="Times New Roman"/>
+        </w:rPr>
+        <w:t>4</w:t>
+      </w:r>
+      <w:r>
+        <w:rPr>
+          <w:rFonts w:ascii="Times New Roman" w:hAnsi="Times New Roman" w:cs="Times New Roman"/>
+        </w:rPr>
+        <w:t>)</w:t>
       </w:r>
     </w:p>
     <w:p>
@@ -14916,11 +15033,12 @@
           <w:rFonts w:ascii="Times New Roman" w:hAnsi="Times New Roman" w:cs="Times New Roman"/>
           <w:noProof/>
         </w:rPr>
+        <w:lastRenderedPageBreak/>
         <w:drawing>
-          <wp:inline distT="0" distB="0" distL="114300" distR="114300">
-            <wp:extent cx="4480560" cy="3246120"/>
+          <wp:inline distT="0" distB="0" distL="0" distR="0">
+            <wp:extent cx="2446462" cy="7671460"/>
             <wp:effectExtent l="0" t="0" r="0" b="0"/>
-            <wp:docPr id="7" name="Picture 6"/>
+            <wp:docPr id="27" name="Picture 27"/>
             <wp:cNvGraphicFramePr>
               <a:graphicFrameLocks xmlns:a="http://schemas.openxmlformats.org/drawingml/2006/main" noChangeAspect="1"/>
             </wp:cNvGraphicFramePr>
@@ -14928,21 +15046,28 @@
               <a:graphicData uri="http://schemas.openxmlformats.org/drawingml/2006/picture">
                 <pic:pic xmlns:pic="http://schemas.openxmlformats.org/drawingml/2006/picture">
                   <pic:nvPicPr>
-                    <pic:cNvPr id="7" name="Picture 6"/>
+                    <pic:cNvPr id="0" name="Picture 9"/>
                     <pic:cNvPicPr>
-                      <a:picLocks noChangeAspect="1"/>
+                      <a:picLocks noChangeAspect="1" noChangeArrowheads="1"/>
                     </pic:cNvPicPr>
                   </pic:nvPicPr>
                   <pic:blipFill>
-                    <a:blip r:embed="rId18"/>
+                    <a:blip r:embed="rId17">
+                      <a:extLst>
+                        <a:ext uri="{28A0092B-C50C-407E-A947-70E740481C1C}">
+                          <a14:useLocalDpi xmlns:a14="http://schemas.microsoft.com/office/drawing/2010/main" val="0"/>
+                        </a:ext>
+                      </a:extLst>
+                    </a:blip>
+                    <a:srcRect/>
                     <a:stretch>
                       <a:fillRect/>
                     </a:stretch>
                   </pic:blipFill>
-                  <pic:spPr>
+                  <pic:spPr bwMode="auto">
                     <a:xfrm>
                       <a:off x="0" y="0"/>
-                      <a:ext cx="4480560" cy="3246120"/>
+                      <a:ext cx="2461562" cy="7718809"/>
                     </a:xfrm>
                     <a:prstGeom prst="rect">
                       <a:avLst/>
@@ -14964,15 +15089,37 @@
         <w:jc w:val="center"/>
         <w:rPr>
           <w:rFonts w:ascii="Times New Roman" w:hAnsi="Times New Roman" w:cs="Times New Roman"/>
-          <w:sz w:val="26"/>
-          <w:szCs w:val="26"/>
-        </w:rPr>
-      </w:pPr>
-      <w:r>
-        <w:rPr>
-          <w:rFonts w:ascii="Times New Roman" w:hAnsi="Times New Roman" w:cs="Times New Roman"/>
-        </w:rPr>
-        <w:t>Hình 6: Activity Diagram — Xem danh sách đơn hàng</w:t>
+        </w:rPr>
+      </w:pPr>
+      <w:r>
+        <w:rPr>
+          <w:rFonts w:ascii="Times New Roman" w:hAnsi="Times New Roman" w:cs="Times New Roman"/>
+        </w:rPr>
+        <w:t xml:space="preserve">Hình </w:t>
+      </w:r>
+      <w:r>
+        <w:rPr>
+          <w:rFonts w:ascii="Times New Roman" w:hAnsi="Times New Roman" w:cs="Times New Roman"/>
+        </w:rPr>
+        <w:t>8</w:t>
+      </w:r>
+      <w:r>
+        <w:rPr>
+          <w:rFonts w:ascii="Times New Roman" w:hAnsi="Times New Roman" w:cs="Times New Roman"/>
+        </w:rPr>
+        <w:t>: Activity Diagram — Sửa sản phẩm (REQ-PROD-0</w:t>
+      </w:r>
+      <w:r>
+        <w:rPr>
+          <w:rFonts w:ascii="Times New Roman" w:hAnsi="Times New Roman" w:cs="Times New Roman"/>
+        </w:rPr>
+        <w:t>5</w:t>
+      </w:r>
+      <w:r>
+        <w:rPr>
+          <w:rFonts w:ascii="Times New Roman" w:hAnsi="Times New Roman" w:cs="Times New Roman"/>
+        </w:rPr>
+        <w:t>)</w:t>
       </w:r>
     </w:p>
     <w:p>
@@ -14984,17 +15131,43 @@
           <w:szCs w:val="26"/>
         </w:rPr>
       </w:pPr>
+    </w:p>
+    <w:p>
+      <w:pPr>
+        <w:pStyle w:val="Heading2"/>
+        <w:rPr>
+          <w:rFonts w:cs="Times New Roman"/>
+          <w:szCs w:val="26"/>
+        </w:rPr>
+      </w:pPr>
+      <w:bookmarkStart w:id="35" w:name="_Toc237467225"/>
+      <w:r>
+        <w:rPr>
+          <w:rFonts w:cs="Times New Roman"/>
+          <w:szCs w:val="26"/>
+        </w:rPr>
+        <w:lastRenderedPageBreak/>
+        <w:t>6.4 Sơ đồ trình tự (Sequence Diagram) — khuyến nghị cho luồng phức tạp</w:t>
+      </w:r>
+      <w:bookmarkEnd w:id="35"/>
+    </w:p>
+    <w:p>
+      <w:pPr>
+        <w:jc w:val="center"/>
+        <w:rPr>
+          <w:rFonts w:ascii="Times New Roman" w:hAnsi="Times New Roman" w:cs="Times New Roman"/>
+        </w:rPr>
+      </w:pPr>
       <w:r>
         <w:rPr>
           <w:rFonts w:ascii="Times New Roman" w:hAnsi="Times New Roman" w:cs="Times New Roman"/>
           <w:noProof/>
         </w:rPr>
-        <w:lastRenderedPageBreak/>
         <w:drawing>
-          <wp:inline distT="0" distB="0" distL="114300" distR="114300">
-            <wp:extent cx="5905500" cy="3406140"/>
-            <wp:effectExtent l="0" t="0" r="7620" b="7620"/>
-            <wp:docPr id="5" name="Picture 4"/>
+          <wp:inline distT="0" distB="0" distL="0" distR="0">
+            <wp:extent cx="5937885" cy="3526790"/>
+            <wp:effectExtent l="0" t="0" r="0" b="0"/>
+            <wp:docPr id="28" name="Picture 28"/>
             <wp:cNvGraphicFramePr>
               <a:graphicFrameLocks xmlns:a="http://schemas.openxmlformats.org/drawingml/2006/main" noChangeAspect="1"/>
             </wp:cNvGraphicFramePr>
@@ -15002,21 +15175,28 @@
               <a:graphicData uri="http://schemas.openxmlformats.org/drawingml/2006/picture">
                 <pic:pic xmlns:pic="http://schemas.openxmlformats.org/drawingml/2006/picture">
                   <pic:nvPicPr>
-                    <pic:cNvPr id="5" name="Picture 4"/>
+                    <pic:cNvPr id="0" name="Picture 10"/>
                     <pic:cNvPicPr>
-                      <a:picLocks noChangeAspect="1"/>
+                      <a:picLocks noChangeAspect="1" noChangeArrowheads="1"/>
                     </pic:cNvPicPr>
                   </pic:nvPicPr>
                   <pic:blipFill>
-                    <a:blip r:embed="rId19"/>
+                    <a:blip r:embed="rId18">
+                      <a:extLst>
+                        <a:ext uri="{28A0092B-C50C-407E-A947-70E740481C1C}">
+                          <a14:useLocalDpi xmlns:a14="http://schemas.microsoft.com/office/drawing/2010/main" val="0"/>
+                        </a:ext>
+                      </a:extLst>
+                    </a:blip>
+                    <a:srcRect/>
                     <a:stretch>
                       <a:fillRect/>
                     </a:stretch>
                   </pic:blipFill>
-                  <pic:spPr>
+                  <pic:spPr bwMode="auto">
                     <a:xfrm>
                       <a:off x="0" y="0"/>
-                      <a:ext cx="5905500" cy="3406140"/>
+                      <a:ext cx="5937885" cy="3526790"/>
                     </a:xfrm>
                     <a:prstGeom prst="rect">
                       <a:avLst/>
@@ -15045,8 +15225,34 @@
       <w:r>
         <w:rPr>
           <w:rFonts w:ascii="Times New Roman" w:hAnsi="Times New Roman" w:cs="Times New Roman"/>
-        </w:rPr>
-        <w:t>Hình 7: Activity Diagram — Hủy đơn hàng (REQ-ORD-02)</w:t>
+          <w:sz w:val="26"/>
+          <w:szCs w:val="26"/>
+        </w:rPr>
+        <w:t xml:space="preserve">Hình </w:t>
+      </w:r>
+      <w:r>
+        <w:rPr>
+          <w:rFonts w:ascii="Times New Roman" w:hAnsi="Times New Roman" w:cs="Times New Roman"/>
+          <w:sz w:val="26"/>
+          <w:szCs w:val="26"/>
+        </w:rPr>
+        <w:t>9</w:t>
+      </w:r>
+      <w:r>
+        <w:rPr>
+          <w:rFonts w:ascii="Times New Roman" w:hAnsi="Times New Roman" w:cs="Times New Roman"/>
+          <w:sz w:val="26"/>
+          <w:szCs w:val="26"/>
+        </w:rPr>
+        <w:t>: "Sequence Diagram — Checkout (Customer</w:t>
+      </w:r>
+      <w:r>
+        <w:rPr>
+          <w:rFonts w:ascii="Times New Roman" w:hAnsi="Times New Roman" w:cs="Times New Roman"/>
+          <w:sz w:val="26"/>
+          <w:szCs w:val="26"/>
+        </w:rPr>
+        <w:t>)</w:t>
       </w:r>
     </w:p>
     <w:p>
@@ -15054,18 +15260,23 @@
         <w:jc w:val="center"/>
         <w:rPr>
           <w:rFonts w:ascii="Times New Roman" w:hAnsi="Times New Roman" w:cs="Times New Roman"/>
+          <w:sz w:val="26"/>
+          <w:szCs w:val="26"/>
         </w:rPr>
       </w:pPr>
       <w:r>
         <w:rPr>
           <w:rFonts w:ascii="Times New Roman" w:hAnsi="Times New Roman" w:cs="Times New Roman"/>
           <w:noProof/>
-        </w:rPr>
+          <w:sz w:val="26"/>
+          <w:szCs w:val="26"/>
+        </w:rPr>
+        <w:lastRenderedPageBreak/>
         <w:drawing>
-          <wp:inline distT="0" distB="0" distL="114300" distR="114300" wp14:anchorId="11B181E7" wp14:editId="61D12DF1">
-            <wp:extent cx="5937250" cy="4126865"/>
-            <wp:effectExtent l="0" t="0" r="6350" b="3175"/>
-            <wp:docPr id="19" name="Picture 5"/>
+          <wp:inline distT="0" distB="0" distL="0" distR="0">
+            <wp:extent cx="5676405" cy="4643228"/>
+            <wp:effectExtent l="0" t="0" r="0" b="0"/>
+            <wp:docPr id="29" name="Picture 29"/>
             <wp:cNvGraphicFramePr>
               <a:graphicFrameLocks xmlns:a="http://schemas.openxmlformats.org/drawingml/2006/main" noChangeAspect="1"/>
             </wp:cNvGraphicFramePr>
@@ -15073,21 +15284,28 @@
               <a:graphicData uri="http://schemas.openxmlformats.org/drawingml/2006/picture">
                 <pic:pic xmlns:pic="http://schemas.openxmlformats.org/drawingml/2006/picture">
                   <pic:nvPicPr>
-                    <pic:cNvPr id="19" name="Picture 5"/>
+                    <pic:cNvPr id="0" name="Picture 11"/>
                     <pic:cNvPicPr>
-                      <a:picLocks noChangeAspect="1"/>
+                      <a:picLocks noChangeAspect="1" noChangeArrowheads="1"/>
                     </pic:cNvPicPr>
                   </pic:nvPicPr>
                   <pic:blipFill>
-                    <a:blip r:embed="rId20"/>
+                    <a:blip r:embed="rId19">
+                      <a:extLst>
+                        <a:ext uri="{28A0092B-C50C-407E-A947-70E740481C1C}">
+                          <a14:useLocalDpi xmlns:a14="http://schemas.microsoft.com/office/drawing/2010/main" val="0"/>
+                        </a:ext>
+                      </a:extLst>
+                    </a:blip>
+                    <a:srcRect/>
                     <a:stretch>
                       <a:fillRect/>
                     </a:stretch>
                   </pic:blipFill>
-                  <pic:spPr>
+                  <pic:spPr bwMode="auto">
                     <a:xfrm>
                       <a:off x="0" y="0"/>
-                      <a:ext cx="5937250" cy="4126865"/>
+                      <a:ext cx="5684722" cy="4650031"/>
                     </a:xfrm>
                     <a:prstGeom prst="rect">
                       <a:avLst/>
@@ -15116,8 +15334,26 @@
       <w:r>
         <w:rPr>
           <w:rFonts w:ascii="Times New Roman" w:hAnsi="Times New Roman" w:cs="Times New Roman"/>
-        </w:rPr>
-        <w:t>Hình 8: Activity Diagram — Xác nhận hoàn tất đơn (REQ-ORD-03)</w:t>
+          <w:sz w:val="26"/>
+          <w:szCs w:val="26"/>
+        </w:rPr>
+        <w:t>Hình 1</w:t>
+      </w:r>
+      <w:r>
+        <w:rPr>
+          <w:rFonts w:ascii="Times New Roman" w:hAnsi="Times New Roman" w:cs="Times New Roman"/>
+          <w:sz w:val="26"/>
+          <w:szCs w:val="26"/>
+        </w:rPr>
+        <w:t>0</w:t>
+      </w:r>
+      <w:r>
+        <w:rPr>
+          <w:rFonts w:ascii="Times New Roman" w:hAnsi="Times New Roman" w:cs="Times New Roman"/>
+          <w:sz w:val="26"/>
+          <w:szCs w:val="26"/>
+        </w:rPr>
+        <w:t>: "Sequence Diagram — Xác nhận hoàn tất đơn hàng (Employee/Manager)</w:t>
       </w:r>
     </w:p>
     <w:p>
@@ -15134,12 +15370,11 @@
           <w:rFonts w:ascii="Times New Roman" w:hAnsi="Times New Roman" w:cs="Times New Roman"/>
           <w:noProof/>
         </w:rPr>
-        <w:lastRenderedPageBreak/>
         <w:drawing>
-          <wp:inline distT="0" distB="0" distL="114300" distR="114300">
-            <wp:extent cx="4562475" cy="3825362"/>
+          <wp:inline distT="0" distB="0" distL="0" distR="0">
+            <wp:extent cx="6040347" cy="2600696"/>
             <wp:effectExtent l="0" t="0" r="0" b="0"/>
-            <wp:docPr id="8" name="Picture 5"/>
+            <wp:docPr id="30" name="Picture 30"/>
             <wp:cNvGraphicFramePr>
               <a:graphicFrameLocks xmlns:a="http://schemas.openxmlformats.org/drawingml/2006/main" noChangeAspect="1"/>
             </wp:cNvGraphicFramePr>
@@ -15147,21 +15382,28 @@
               <a:graphicData uri="http://schemas.openxmlformats.org/drawingml/2006/picture">
                 <pic:pic xmlns:pic="http://schemas.openxmlformats.org/drawingml/2006/picture">
                   <pic:nvPicPr>
-                    <pic:cNvPr id="8" name="Picture 5"/>
+                    <pic:cNvPr id="0" name="Picture 12"/>
                     <pic:cNvPicPr>
-                      <a:picLocks noChangeAspect="1"/>
+                      <a:picLocks noChangeAspect="1" noChangeArrowheads="1"/>
                     </pic:cNvPicPr>
                   </pic:nvPicPr>
                   <pic:blipFill>
-                    <a:blip r:embed="rId21"/>
+                    <a:blip r:embed="rId20">
+                      <a:extLst>
+                        <a:ext uri="{28A0092B-C50C-407E-A947-70E740481C1C}">
+                          <a14:useLocalDpi xmlns:a14="http://schemas.microsoft.com/office/drawing/2010/main" val="0"/>
+                        </a:ext>
+                      </a:extLst>
+                    </a:blip>
+                    <a:srcRect/>
                     <a:stretch>
                       <a:fillRect/>
                     </a:stretch>
                   </pic:blipFill>
-                  <pic:spPr>
+                  <pic:spPr bwMode="auto">
                     <a:xfrm>
                       <a:off x="0" y="0"/>
-                      <a:ext cx="4568536" cy="3830444"/>
+                      <a:ext cx="6071939" cy="2614298"/>
                     </a:xfrm>
                     <a:prstGeom prst="rect">
                       <a:avLst/>
@@ -15190,8 +15432,34 @@
       <w:r>
         <w:rPr>
           <w:rFonts w:ascii="Times New Roman" w:hAnsi="Times New Roman" w:cs="Times New Roman"/>
-        </w:rPr>
-        <w:t>Hình 9: Activity Diagram — Sửa sản phẩm (REQ-PROD-04)</w:t>
+          <w:sz w:val="26"/>
+          <w:szCs w:val="26"/>
+        </w:rPr>
+        <w:t>Hình 1</w:t>
+      </w:r>
+      <w:r>
+        <w:rPr>
+          <w:rFonts w:ascii="Times New Roman" w:hAnsi="Times New Roman" w:cs="Times New Roman"/>
+          <w:sz w:val="26"/>
+          <w:szCs w:val="26"/>
+        </w:rPr>
+        <w:t>1</w:t>
+      </w:r>
+      <w:r>
+        <w:rPr>
+          <w:rFonts w:ascii="Times New Roman" w:hAnsi="Times New Roman" w:cs="Times New Roman"/>
+          <w:sz w:val="26"/>
+          <w:szCs w:val="26"/>
+        </w:rPr>
+        <w:t>: "Sequence Diagram — Xóa sản phẩm (Manager</w:t>
+      </w:r>
+      <w:r>
+        <w:rPr>
+          <w:rFonts w:ascii="Times New Roman" w:hAnsi="Times New Roman" w:cs="Times New Roman"/>
+          <w:sz w:val="26"/>
+          <w:szCs w:val="26"/>
+        </w:rPr>
+        <w:t>)</w:t>
       </w:r>
     </w:p>
     <w:p>
@@ -15199,18 +15467,51 @@
         <w:jc w:val="center"/>
         <w:rPr>
           <w:rFonts w:ascii="Times New Roman" w:hAnsi="Times New Roman" w:cs="Times New Roman"/>
+          <w:sz w:val="26"/>
+          <w:szCs w:val="26"/>
+        </w:rPr>
+      </w:pPr>
+    </w:p>
+    <w:p>
+      <w:pPr>
+        <w:pStyle w:val="Heading2"/>
+        <w:rPr>
+          <w:rFonts w:cs="Times New Roman"/>
+          <w:szCs w:val="26"/>
+        </w:rPr>
+      </w:pPr>
+      <w:bookmarkStart w:id="36" w:name="_Toc237467226"/>
+      <w:r>
+        <w:rPr>
+          <w:rFonts w:cs="Times New Roman"/>
+          <w:szCs w:val="26"/>
+        </w:rPr>
+        <w:lastRenderedPageBreak/>
+        <w:t>6.5 Mô hình dữ liệu (Data Model / ERD tóm tắt)</w:t>
+      </w:r>
+      <w:bookmarkEnd w:id="36"/>
+    </w:p>
+    <w:p>
+      <w:pPr>
+        <w:jc w:val="center"/>
+        <w:rPr>
+          <w:rFonts w:ascii="Times New Roman" w:hAnsi="Times New Roman" w:cs="Times New Roman"/>
+          <w:sz w:val="26"/>
+          <w:szCs w:val="26"/>
         </w:rPr>
       </w:pPr>
       <w:r>
         <w:rPr>
           <w:rFonts w:ascii="Times New Roman" w:hAnsi="Times New Roman" w:cs="Times New Roman"/>
           <w:noProof/>
+          <w:sz w:val="26"/>
+          <w:szCs w:val="26"/>
         </w:rPr>
         <w:drawing>
-          <wp:inline distT="0" distB="0" distL="114300" distR="114300">
-            <wp:extent cx="3025140" cy="3680460"/>
-            <wp:effectExtent l="0" t="0" r="7620" b="7620"/>
-            <wp:docPr id="12" name="Picture 11"/>
+          <wp:inline distT="0" distB="0" distL="0" distR="0">
+            <wp:extent cx="5937885" cy="5617210"/>
+            <wp:effectExtent l="0" t="0" r="0" b="0"/>
+            <wp:docPr id="31" name="Picture 31"/>
             <wp:cNvGraphicFramePr>
               <a:graphicFrameLocks xmlns:a="http://schemas.openxmlformats.org/drawingml/2006/main" noChangeAspect="1"/>
             </wp:cNvGraphicFramePr>
@@ -15218,21 +15519,28 @@
               <a:graphicData uri="http://schemas.openxmlformats.org/drawingml/2006/picture">
                 <pic:pic xmlns:pic="http://schemas.openxmlformats.org/drawingml/2006/picture">
                   <pic:nvPicPr>
-                    <pic:cNvPr id="12" name="Picture 11"/>
+                    <pic:cNvPr id="0" name="Picture 13"/>
                     <pic:cNvPicPr>
-                      <a:picLocks noChangeAspect="1"/>
+                      <a:picLocks noChangeAspect="1" noChangeArrowheads="1"/>
                     </pic:cNvPicPr>
                   </pic:nvPicPr>
                   <pic:blipFill>
-                    <a:blip r:embed="rId22"/>
+                    <a:blip r:embed="rId21">
+                      <a:extLst>
+                        <a:ext uri="{28A0092B-C50C-407E-A947-70E740481C1C}">
+                          <a14:useLocalDpi xmlns:a14="http://schemas.microsoft.com/office/drawing/2010/main" val="0"/>
+                        </a:ext>
+                      </a:extLst>
+                    </a:blip>
+                    <a:srcRect/>
                     <a:stretch>
                       <a:fillRect/>
                     </a:stretch>
                   </pic:blipFill>
-                  <pic:spPr>
+                  <pic:spPr bwMode="auto">
                     <a:xfrm>
                       <a:off x="0" y="0"/>
-                      <a:ext cx="3025140" cy="3680460"/>
+                      <a:ext cx="5937885" cy="5617210"/>
                     </a:xfrm>
                     <a:prstGeom prst="rect">
                       <a:avLst/>
@@ -15254,393 +15562,54 @@
         <w:jc w:val="center"/>
         <w:rPr>
           <w:rFonts w:ascii="Times New Roman" w:hAnsi="Times New Roman" w:cs="Times New Roman"/>
-        </w:rPr>
-      </w:pPr>
-      <w:r>
-        <w:rPr>
-          <w:rFonts w:ascii="Times New Roman" w:hAnsi="Times New Roman" w:cs="Times New Roman"/>
-        </w:rPr>
-        <w:t>Hình 10: Activity Diagram — Xóa sản phẩm (REQ-PROD-05)</w:t>
-      </w:r>
-    </w:p>
-    <w:p>
-      <w:pPr>
-        <w:pStyle w:val="Heading2"/>
+          <w:sz w:val="26"/>
+          <w:szCs w:val="26"/>
+        </w:rPr>
+      </w:pPr>
+      <w:r>
+        <w:rPr>
+          <w:rFonts w:ascii="Times New Roman" w:hAnsi="Times New Roman" w:cs="Times New Roman"/>
+        </w:rPr>
+        <w:t>Hình 1</w:t>
+      </w:r>
+      <w:r>
+        <w:rPr>
+          <w:rFonts w:ascii="Times New Roman" w:hAnsi="Times New Roman" w:cs="Times New Roman"/>
+        </w:rPr>
+        <w:t>2</w:t>
+      </w:r>
+      <w:r>
+        <w:rPr>
+          <w:rFonts w:ascii="Times New Roman" w:hAnsi="Times New Roman" w:cs="Times New Roman"/>
+        </w:rPr>
+        <w:t>: Mô hình dữ liệu (ERD tóm tắt)</w:t>
+      </w:r>
+    </w:p>
+    <w:p>
+      <w:pPr>
         <w:rPr>
           <w:rFonts w:cs="Times New Roman"/>
           <w:szCs w:val="26"/>
         </w:rPr>
       </w:pPr>
-      <w:bookmarkStart w:id="35" w:name="_Toc237467225"/>
-      <w:r>
+    </w:p>
+    <w:p>
+      <w:pPr>
+        <w:pStyle w:val="Heading1"/>
         <w:rPr>
           <w:rFonts w:cs="Times New Roman"/>
           <w:szCs w:val="26"/>
         </w:rPr>
-        <w:lastRenderedPageBreak/>
-        <w:t>6.4 Sơ đồ trình tự (Sequence Diagram) — khuyến nghị cho luồng phức tạp</w:t>
-      </w:r>
-      <w:bookmarkEnd w:id="35"/>
-    </w:p>
-    <w:p>
-      <w:pPr>
-        <w:jc w:val="center"/>
-        <w:rPr>
-          <w:rFonts w:ascii="Times New Roman" w:hAnsi="Times New Roman" w:cs="Times New Roman"/>
-        </w:rPr>
-      </w:pPr>
-      <w:r>
-        <w:rPr>
-          <w:rFonts w:ascii="Times New Roman" w:hAnsi="Times New Roman" w:cs="Times New Roman"/>
-          <w:noProof/>
-        </w:rPr>
-        <w:drawing>
-          <wp:inline distT="0" distB="0" distL="114300" distR="114300">
-            <wp:extent cx="6033540" cy="5476352"/>
-            <wp:effectExtent l="0" t="0" r="0" b="0"/>
-            <wp:docPr id="9" name="Picture 6"/>
-            <wp:cNvGraphicFramePr>
-              <a:graphicFrameLocks xmlns:a="http://schemas.openxmlformats.org/drawingml/2006/main" noChangeAspect="1"/>
-            </wp:cNvGraphicFramePr>
-            <a:graphic xmlns:a="http://schemas.openxmlformats.org/drawingml/2006/main">
-              <a:graphicData uri="http://schemas.openxmlformats.org/drawingml/2006/picture">
-                <pic:pic xmlns:pic="http://schemas.openxmlformats.org/drawingml/2006/picture">
-                  <pic:nvPicPr>
-                    <pic:cNvPr id="9" name="Picture 6"/>
-                    <pic:cNvPicPr>
-                      <a:picLocks noChangeAspect="1"/>
-                    </pic:cNvPicPr>
-                  </pic:nvPicPr>
-                  <pic:blipFill>
-                    <a:blip r:embed="rId23"/>
-                    <a:stretch>
-                      <a:fillRect/>
-                    </a:stretch>
-                  </pic:blipFill>
-                  <pic:spPr>
-                    <a:xfrm>
-                      <a:off x="0" y="0"/>
-                      <a:ext cx="6067856" cy="5507499"/>
-                    </a:xfrm>
-                    <a:prstGeom prst="rect">
-                      <a:avLst/>
-                    </a:prstGeom>
-                    <a:noFill/>
-                    <a:ln>
-                      <a:noFill/>
-                    </a:ln>
-                  </pic:spPr>
-                </pic:pic>
-              </a:graphicData>
-            </a:graphic>
-          </wp:inline>
-        </w:drawing>
-      </w:r>
-    </w:p>
-    <w:p>
-      <w:pPr>
-        <w:jc w:val="center"/>
-        <w:rPr>
-          <w:rFonts w:ascii="Times New Roman" w:hAnsi="Times New Roman" w:cs="Times New Roman"/>
-          <w:sz w:val="26"/>
-          <w:szCs w:val="26"/>
-        </w:rPr>
-      </w:pPr>
-      <w:r>
-        <w:rPr>
-          <w:rFonts w:ascii="Times New Roman" w:hAnsi="Times New Roman" w:cs="Times New Roman"/>
-          <w:sz w:val="26"/>
-          <w:szCs w:val="26"/>
-        </w:rPr>
-        <w:t>Hình 11: "Sequence Diagram — Checkout (Customer</w:t>
-      </w:r>
-      <w:r>
-        <w:rPr>
-          <w:rFonts w:ascii="Times New Roman" w:hAnsi="Times New Roman" w:cs="Times New Roman"/>
-          <w:sz w:val="26"/>
-          <w:szCs w:val="26"/>
-        </w:rPr>
-        <w:t>)</w:t>
-      </w:r>
-    </w:p>
-    <w:p>
-      <w:pPr>
-        <w:jc w:val="center"/>
-        <w:rPr>
-          <w:rFonts w:ascii="Times New Roman" w:hAnsi="Times New Roman" w:cs="Times New Roman"/>
-          <w:sz w:val="26"/>
-          <w:szCs w:val="26"/>
-        </w:rPr>
-      </w:pPr>
-      <w:r>
-        <w:rPr>
-          <w:rFonts w:ascii="Times New Roman" w:hAnsi="Times New Roman" w:cs="Times New Roman"/>
-          <w:noProof/>
-        </w:rPr>
-        <w:lastRenderedPageBreak/>
-        <w:drawing>
-          <wp:inline distT="0" distB="0" distL="114300" distR="114300" wp14:anchorId="21CDAC13" wp14:editId="6A4F0887">
-            <wp:extent cx="6049108" cy="4933764"/>
-            <wp:effectExtent l="0" t="0" r="0" b="0"/>
-            <wp:docPr id="13" name="Picture 1"/>
-            <wp:cNvGraphicFramePr>
-              <a:graphicFrameLocks xmlns:a="http://schemas.openxmlformats.org/drawingml/2006/main" noChangeAspect="1"/>
-            </wp:cNvGraphicFramePr>
-            <a:graphic xmlns:a="http://schemas.openxmlformats.org/drawingml/2006/main">
-              <a:graphicData uri="http://schemas.openxmlformats.org/drawingml/2006/picture">
-                <pic:pic xmlns:pic="http://schemas.openxmlformats.org/drawingml/2006/picture">
-                  <pic:nvPicPr>
-                    <pic:cNvPr id="13" name="Picture 1"/>
-                    <pic:cNvPicPr>
-                      <a:picLocks noChangeAspect="1"/>
-                    </pic:cNvPicPr>
-                  </pic:nvPicPr>
-                  <pic:blipFill>
-                    <a:blip r:embed="rId24"/>
-                    <a:stretch>
-                      <a:fillRect/>
-                    </a:stretch>
-                  </pic:blipFill>
-                  <pic:spPr>
-                    <a:xfrm>
-                      <a:off x="0" y="0"/>
-                      <a:ext cx="6110635" cy="4983947"/>
-                    </a:xfrm>
-                    <a:prstGeom prst="rect">
-                      <a:avLst/>
-                    </a:prstGeom>
-                    <a:noFill/>
-                    <a:ln>
-                      <a:noFill/>
-                    </a:ln>
-                  </pic:spPr>
-                </pic:pic>
-              </a:graphicData>
-            </a:graphic>
-          </wp:inline>
-        </w:drawing>
-      </w:r>
-    </w:p>
-    <w:p>
-      <w:pPr>
-        <w:jc w:val="center"/>
-        <w:rPr>
-          <w:rFonts w:ascii="Times New Roman" w:hAnsi="Times New Roman" w:cs="Times New Roman"/>
-          <w:sz w:val="26"/>
-          <w:szCs w:val="26"/>
-        </w:rPr>
-      </w:pPr>
-      <w:r>
-        <w:rPr>
-          <w:rFonts w:ascii="Times New Roman" w:hAnsi="Times New Roman" w:cs="Times New Roman"/>
-          <w:sz w:val="26"/>
-          <w:szCs w:val="26"/>
-        </w:rPr>
-        <w:t>Hình 12: "Sequence Diagram — Xác nhận hoàn tất đơn hàng (Employee/Manager)</w:t>
-      </w:r>
-    </w:p>
-    <w:p>
-      <w:pPr>
-        <w:jc w:val="center"/>
-        <w:rPr>
-          <w:rFonts w:ascii="Times New Roman" w:hAnsi="Times New Roman" w:cs="Times New Roman"/>
-          <w:sz w:val="26"/>
-          <w:szCs w:val="26"/>
-        </w:rPr>
-      </w:pPr>
-      <w:r>
-        <w:rPr>
-          <w:rFonts w:ascii="Times New Roman" w:hAnsi="Times New Roman" w:cs="Times New Roman"/>
-          <w:noProof/>
-        </w:rPr>
-        <w:lastRenderedPageBreak/>
-        <w:drawing>
-          <wp:inline distT="0" distB="0" distL="114300" distR="114300" wp14:anchorId="4C41FD94" wp14:editId="1AA9EFEF">
-            <wp:extent cx="6112099" cy="4582048"/>
-            <wp:effectExtent l="0" t="0" r="0" b="0"/>
-            <wp:docPr id="14" name="Picture 2"/>
-            <wp:cNvGraphicFramePr>
-              <a:graphicFrameLocks xmlns:a="http://schemas.openxmlformats.org/drawingml/2006/main" noChangeAspect="1"/>
-            </wp:cNvGraphicFramePr>
-            <a:graphic xmlns:a="http://schemas.openxmlformats.org/drawingml/2006/main">
-              <a:graphicData uri="http://schemas.openxmlformats.org/drawingml/2006/picture">
-                <pic:pic xmlns:pic="http://schemas.openxmlformats.org/drawingml/2006/picture">
-                  <pic:nvPicPr>
-                    <pic:cNvPr id="14" name="Picture 2"/>
-                    <pic:cNvPicPr>
-                      <a:picLocks noChangeAspect="1"/>
-                    </pic:cNvPicPr>
-                  </pic:nvPicPr>
-                  <pic:blipFill>
-                    <a:blip r:embed="rId25"/>
-                    <a:stretch>
-                      <a:fillRect/>
-                    </a:stretch>
-                  </pic:blipFill>
-                  <pic:spPr>
-                    <a:xfrm>
-                      <a:off x="0" y="0"/>
-                      <a:ext cx="6135361" cy="4599487"/>
-                    </a:xfrm>
-                    <a:prstGeom prst="rect">
-                      <a:avLst/>
-                    </a:prstGeom>
-                    <a:noFill/>
-                    <a:ln>
-                      <a:noFill/>
-                    </a:ln>
-                  </pic:spPr>
-                </pic:pic>
-              </a:graphicData>
-            </a:graphic>
-          </wp:inline>
-        </w:drawing>
-      </w:r>
-    </w:p>
-    <w:p>
-      <w:pPr>
-        <w:jc w:val="center"/>
-        <w:rPr>
-          <w:rFonts w:ascii="Times New Roman" w:hAnsi="Times New Roman" w:cs="Times New Roman"/>
-          <w:sz w:val="26"/>
-          <w:szCs w:val="26"/>
-        </w:rPr>
-      </w:pPr>
-      <w:r>
-        <w:rPr>
-          <w:rFonts w:ascii="Times New Roman" w:hAnsi="Times New Roman" w:cs="Times New Roman"/>
-          <w:sz w:val="26"/>
-          <w:szCs w:val="26"/>
-        </w:rPr>
-        <w:t>Hình 13: "Sequence Diagram — Xóa sản phẩm (Manager</w:t>
-      </w:r>
-      <w:r>
-        <w:rPr>
-          <w:rFonts w:ascii="Times New Roman" w:hAnsi="Times New Roman" w:cs="Times New Roman"/>
-          <w:sz w:val="26"/>
-          <w:szCs w:val="26"/>
-        </w:rPr>
-        <w:t>)</w:t>
-      </w:r>
-      <w:bookmarkStart w:id="36" w:name="_GoBack"/>
-      <w:bookmarkEnd w:id="36"/>
-    </w:p>
-    <w:p>
-      <w:pPr>
-        <w:pStyle w:val="Heading2"/>
+      </w:pPr>
+      <w:bookmarkStart w:id="37" w:name="_Toc237467227"/>
+      <w:r>
         <w:rPr>
           <w:rFonts w:cs="Times New Roman"/>
           <w:szCs w:val="26"/>
         </w:rPr>
-      </w:pPr>
-      <w:bookmarkStart w:id="37" w:name="_Toc237467226"/>
-      <w:r>
-        <w:rPr>
-          <w:rFonts w:cs="Times New Roman"/>
-          <w:szCs w:val="26"/>
-        </w:rPr>
-        <w:t>6.5 Mô hình dữ liệu (Data Model / ERD tóm tắt)</w:t>
+        <w:t>7. MA TRẬN PHÂN QUYỀN (Authorization Matrix)</w:t>
       </w:r>
       <w:bookmarkEnd w:id="37"/>
-    </w:p>
-    <w:p>
-      <w:pPr>
-        <w:rPr>
-          <w:rFonts w:ascii="Times New Roman" w:hAnsi="Times New Roman" w:cs="Times New Roman"/>
-          <w:sz w:val="26"/>
-          <w:szCs w:val="26"/>
-        </w:rPr>
-      </w:pPr>
-      <w:r>
-        <w:rPr>
-          <w:rFonts w:ascii="Times New Roman" w:hAnsi="Times New Roman" w:cs="Times New Roman"/>
-          <w:noProof/>
-        </w:rPr>
-        <w:drawing>
-          <wp:inline distT="0" distB="0" distL="114300" distR="114300" wp14:anchorId="4A8C2E28" wp14:editId="7ED39017">
-            <wp:extent cx="5934075" cy="2053087"/>
-            <wp:effectExtent l="0" t="0" r="0" b="0"/>
-            <wp:docPr id="16" name="Picture 4"/>
-            <wp:cNvGraphicFramePr>
-              <a:graphicFrameLocks xmlns:a="http://schemas.openxmlformats.org/drawingml/2006/main" noChangeAspect="1"/>
-            </wp:cNvGraphicFramePr>
-            <a:graphic xmlns:a="http://schemas.openxmlformats.org/drawingml/2006/main">
-              <a:graphicData uri="http://schemas.openxmlformats.org/drawingml/2006/picture">
-                <pic:pic xmlns:pic="http://schemas.openxmlformats.org/drawingml/2006/picture">
-                  <pic:nvPicPr>
-                    <pic:cNvPr id="16" name="Picture 4"/>
-                    <pic:cNvPicPr>
-                      <a:picLocks noChangeAspect="1"/>
-                    </pic:cNvPicPr>
-                  </pic:nvPicPr>
-                  <pic:blipFill>
-                    <a:blip r:embed="rId26"/>
-                    <a:stretch>
-                      <a:fillRect/>
-                    </a:stretch>
-                  </pic:blipFill>
-                  <pic:spPr>
-                    <a:xfrm>
-                      <a:off x="0" y="0"/>
-                      <a:ext cx="5944900" cy="2056832"/>
-                    </a:xfrm>
-                    <a:prstGeom prst="rect">
-                      <a:avLst/>
-                    </a:prstGeom>
-                    <a:noFill/>
-                    <a:ln>
-                      <a:noFill/>
-                    </a:ln>
-                  </pic:spPr>
-                </pic:pic>
-              </a:graphicData>
-            </a:graphic>
-          </wp:inline>
-        </w:drawing>
-      </w:r>
-    </w:p>
-    <w:p>
-      <w:pPr>
-        <w:jc w:val="center"/>
-        <w:rPr>
-          <w:rFonts w:ascii="Times New Roman" w:hAnsi="Times New Roman" w:cs="Times New Roman"/>
-          <w:sz w:val="26"/>
-          <w:szCs w:val="26"/>
-        </w:rPr>
-      </w:pPr>
-      <w:r>
-        <w:rPr>
-          <w:rFonts w:ascii="Times New Roman" w:hAnsi="Times New Roman" w:cs="Times New Roman"/>
-        </w:rPr>
-        <w:t>Hình 14: Mô hình dữ liệu (ERD tóm tắt)</w:t>
-      </w:r>
-    </w:p>
-    <w:p>
-      <w:pPr>
-        <w:rPr>
-          <w:rFonts w:cs="Times New Roman"/>
-          <w:szCs w:val="26"/>
-        </w:rPr>
-      </w:pPr>
-    </w:p>
-    <w:p>
-      <w:pPr>
-        <w:pStyle w:val="Heading1"/>
-        <w:rPr>
-          <w:rFonts w:cs="Times New Roman"/>
-          <w:szCs w:val="26"/>
-        </w:rPr>
-      </w:pPr>
-      <w:bookmarkStart w:id="38" w:name="_Toc237467227"/>
-      <w:r>
-        <w:rPr>
-          <w:rFonts w:cs="Times New Roman"/>
-          <w:szCs w:val="26"/>
-        </w:rPr>
-        <w:lastRenderedPageBreak/>
-        <w:t>7. MA TRẬN PHÂN QUYỀN (Authorization Matrix)</w:t>
-      </w:r>
-      <w:bookmarkEnd w:id="38"/>
     </w:p>
     <w:p>
       <w:pPr>
@@ -15959,6 +15928,7 @@
                 <w:sz w:val="26"/>
                 <w:szCs w:val="26"/>
               </w:rPr>
+              <w:lastRenderedPageBreak/>
               <w:t>Xem đơn hàng của mình</w:t>
             </w:r>
           </w:p>
@@ -16498,7 +16468,7 @@
           <w:szCs w:val="26"/>
         </w:rPr>
       </w:pPr>
-      <w:bookmarkStart w:id="39" w:name="_Toc237467228"/>
+      <w:bookmarkStart w:id="38" w:name="_Toc237467228"/>
       <w:r>
         <w:rPr>
           <w:rFonts w:cs="Times New Roman"/>
@@ -16506,71 +16476,203 @@
         </w:rPr>
         <w:t>8. RÀNG BUỘC THIẾT KẾ &amp; TRIỂN KHAI (Design &amp; Implementation Constraints)</w:t>
       </w:r>
+      <w:bookmarkEnd w:id="38"/>
+    </w:p>
+    <w:p>
+      <w:pPr>
+        <w:ind w:firstLine="720"/>
+        <w:rPr>
+          <w:rFonts w:ascii="Times New Roman" w:hAnsi="Times New Roman" w:cs="Times New Roman"/>
+          <w:sz w:val="26"/>
+          <w:szCs w:val="26"/>
+        </w:rPr>
+      </w:pPr>
+      <w:r>
+        <w:rPr>
+          <w:rFonts w:ascii="Times New Roman" w:hAnsi="Times New Roman" w:cs="Times New Roman"/>
+          <w:sz w:val="26"/>
+          <w:szCs w:val="26"/>
+        </w:rPr>
+        <w:t>Ngôn ngữ lập trình bắt buộc: Java (BE), TypeScript/Angular (FE).</w:t>
+      </w:r>
+    </w:p>
+    <w:p>
+      <w:pPr>
+        <w:ind w:firstLine="720"/>
+        <w:rPr>
+          <w:rFonts w:ascii="Times New Roman" w:hAnsi="Times New Roman" w:cs="Times New Roman"/>
+          <w:sz w:val="26"/>
+          <w:szCs w:val="26"/>
+        </w:rPr>
+      </w:pPr>
+      <w:r>
+        <w:rPr>
+          <w:rFonts w:ascii="Times New Roman" w:hAnsi="Times New Roman" w:cs="Times New Roman"/>
+          <w:sz w:val="26"/>
+          <w:szCs w:val="26"/>
+        </w:rPr>
+        <w:t>Quy ước đặt tên API theo chuẩn REST đã có sẵn trong code gốc (không đổi để giữ tính nhất quán với repo).</w:t>
+      </w:r>
+    </w:p>
+    <w:p>
+      <w:pPr>
+        <w:ind w:firstLine="720"/>
+        <w:rPr>
+          <w:rFonts w:ascii="Times New Roman" w:hAnsi="Times New Roman" w:cs="Times New Roman"/>
+          <w:sz w:val="26"/>
+          <w:szCs w:val="26"/>
+        </w:rPr>
+      </w:pPr>
+      <w:r>
+        <w:rPr>
+          <w:rFonts w:ascii="Times New Roman" w:hAnsi="Times New Roman" w:cs="Times New Roman"/>
+          <w:sz w:val="26"/>
+          <w:szCs w:val="26"/>
+        </w:rPr>
+        <w:t>Giới hạn: không chỉnh sửa cấu trúc DB gốc nếu không thật sự cần thiết.</w:t>
+      </w:r>
+    </w:p>
+    <w:p>
+      <w:pPr>
+        <w:ind w:firstLine="720"/>
+        <w:rPr>
+          <w:rFonts w:ascii="Times New Roman" w:hAnsi="Times New Roman" w:cs="Times New Roman"/>
+          <w:sz w:val="26"/>
+          <w:szCs w:val="26"/>
+        </w:rPr>
+      </w:pPr>
+    </w:p>
+    <w:p>
+      <w:pPr>
+        <w:pStyle w:val="Heading1"/>
+        <w:rPr>
+          <w:rFonts w:cs="Times New Roman"/>
+          <w:szCs w:val="26"/>
+        </w:rPr>
+      </w:pPr>
+      <w:bookmarkStart w:id="39" w:name="_Toc237467229"/>
+      <w:r>
+        <w:rPr>
+          <w:rFonts w:cs="Times New Roman"/>
+          <w:szCs w:val="26"/>
+        </w:rPr>
+        <w:t>9. PHỤ LỤC (Appendices)</w:t>
+      </w:r>
       <w:bookmarkEnd w:id="39"/>
     </w:p>
     <w:p>
       <w:pPr>
-        <w:ind w:firstLine="720"/>
-        <w:rPr>
-          <w:rFonts w:ascii="Times New Roman" w:hAnsi="Times New Roman" w:cs="Times New Roman"/>
-          <w:sz w:val="26"/>
-          <w:szCs w:val="26"/>
-        </w:rPr>
-      </w:pPr>
-      <w:r>
-        <w:rPr>
-          <w:rFonts w:ascii="Times New Roman" w:hAnsi="Times New Roman" w:cs="Times New Roman"/>
-          <w:sz w:val="26"/>
-          <w:szCs w:val="26"/>
-        </w:rPr>
-        <w:t>Ngôn ngữ lập trình bắt buộc: Java (BE), TypeScript/Angular (FE).</w:t>
-      </w:r>
-    </w:p>
-    <w:p>
-      <w:pPr>
-        <w:ind w:firstLine="720"/>
-        <w:rPr>
-          <w:rFonts w:ascii="Times New Roman" w:hAnsi="Times New Roman" w:cs="Times New Roman"/>
-          <w:sz w:val="26"/>
-          <w:szCs w:val="26"/>
-        </w:rPr>
-      </w:pPr>
-      <w:r>
-        <w:rPr>
-          <w:rFonts w:ascii="Times New Roman" w:hAnsi="Times New Roman" w:cs="Times New Roman"/>
-          <w:sz w:val="26"/>
-          <w:szCs w:val="26"/>
-        </w:rPr>
-        <w:t>Quy ước đặt tên API theo chuẩn REST đã có sẵn trong code gốc (không đổi để giữ tính nhất quán với repo).</w:t>
-      </w:r>
-    </w:p>
-    <w:p>
-      <w:pPr>
-        <w:ind w:firstLine="720"/>
-        <w:rPr>
-          <w:rFonts w:ascii="Times New Roman" w:hAnsi="Times New Roman" w:cs="Times New Roman"/>
-          <w:sz w:val="26"/>
-          <w:szCs w:val="26"/>
-        </w:rPr>
-      </w:pPr>
-      <w:r>
-        <w:rPr>
-          <w:rFonts w:ascii="Times New Roman" w:hAnsi="Times New Roman" w:cs="Times New Roman"/>
-          <w:sz w:val="26"/>
-          <w:szCs w:val="26"/>
-        </w:rPr>
-        <w:t>Giới hạn: không chỉnh sửa cấu trúc DB gốc nếu không thật sự cần thiết.</w:t>
-      </w:r>
-    </w:p>
-    <w:p>
-      <w:pPr>
-        <w:ind w:firstLine="720"/>
-        <w:rPr>
-          <w:rFonts w:ascii="Times New Roman" w:hAnsi="Times New Roman" w:cs="Times New Roman"/>
-          <w:sz w:val="26"/>
-          <w:szCs w:val="26"/>
-        </w:rPr>
-      </w:pPr>
+        <w:pStyle w:val="Heading2"/>
+        <w:rPr>
+          <w:rFonts w:cs="Times New Roman"/>
+          <w:szCs w:val="26"/>
+        </w:rPr>
+      </w:pPr>
+      <w:bookmarkStart w:id="40" w:name="_Toc237467230"/>
+      <w:r>
+        <w:rPr>
+          <w:rFonts w:cs="Times New Roman"/>
+          <w:szCs w:val="26"/>
+        </w:rPr>
+        <w:t>9.1 Tài liệu liên quan</w:t>
+      </w:r>
+      <w:bookmarkEnd w:id="40"/>
+    </w:p>
+    <w:p>
+      <w:pPr>
+        <w:rPr>
+          <w:rFonts w:ascii="Times New Roman" w:hAnsi="Times New Roman" w:cs="Times New Roman"/>
+          <w:sz w:val="26"/>
+          <w:szCs w:val="26"/>
+        </w:rPr>
+      </w:pPr>
+      <w:r>
+        <w:rPr>
+          <w:rFonts w:ascii="Times New Roman" w:hAnsi="Times New Roman" w:cs="Times New Roman"/>
+          <w:sz w:val="26"/>
+          <w:szCs w:val="26"/>
+        </w:rPr>
+        <w:t>API_Spec.md</w:t>
+      </w:r>
+    </w:p>
+    <w:p>
+      <w:pPr>
+        <w:rPr>
+          <w:rFonts w:ascii="Times New Roman" w:hAnsi="Times New Roman" w:cs="Times New Roman"/>
+          <w:sz w:val="26"/>
+          <w:szCs w:val="26"/>
+          <w:lang w:val="vi-VN"/>
+        </w:rPr>
+      </w:pPr>
+      <w:r>
+        <w:rPr>
+          <w:rFonts w:ascii="Times New Roman" w:hAnsi="Times New Roman" w:cs="Times New Roman"/>
+          <w:sz w:val="26"/>
+          <w:szCs w:val="26"/>
+        </w:rPr>
+        <w:t>Test_Plan.doc</w:t>
+      </w:r>
+      <w:r>
+        <w:rPr>
+          <w:rFonts w:ascii="Times New Roman" w:hAnsi="Times New Roman" w:cs="Times New Roman"/>
+          <w:sz w:val="26"/>
+          <w:szCs w:val="26"/>
+          <w:lang w:val="vi-VN"/>
+        </w:rPr>
+        <w:t>x</w:t>
+      </w:r>
+    </w:p>
+    <w:p>
+      <w:pPr>
+        <w:rPr>
+          <w:rFonts w:ascii="Times New Roman" w:hAnsi="Times New Roman" w:cs="Times New Roman"/>
+          <w:sz w:val="26"/>
+          <w:szCs w:val="26"/>
+        </w:rPr>
+      </w:pPr>
+      <w:r>
+        <w:rPr>
+          <w:rFonts w:ascii="Times New Roman" w:hAnsi="Times New Roman" w:cs="Times New Roman"/>
+          <w:sz w:val="26"/>
+          <w:szCs w:val="26"/>
+        </w:rPr>
+        <w:t>RTM.xlsx</w:t>
+      </w:r>
+    </w:p>
+    <w:p>
+      <w:pPr>
+        <w:pStyle w:val="Heading2"/>
+        <w:rPr>
+          <w:rFonts w:cs="Times New Roman"/>
+          <w:szCs w:val="26"/>
+        </w:rPr>
+      </w:pPr>
+      <w:bookmarkStart w:id="41" w:name="_Toc237467231"/>
+      <w:r>
+        <w:rPr>
+          <w:rFonts w:cs="Times New Roman"/>
+          <w:szCs w:val="26"/>
+        </w:rPr>
+        <w:t>9.2 Ma trận truy vết yêu cầu (Traceability tóm tắt)</w:t>
+      </w:r>
+      <w:bookmarkEnd w:id="41"/>
+    </w:p>
+    <w:p>
+      <w:pPr>
+        <w:rPr>
+          <w:rFonts w:ascii="Times New Roman" w:hAnsi="Times New Roman" w:cs="Times New Roman"/>
+          <w:sz w:val="26"/>
+          <w:szCs w:val="26"/>
+        </w:rPr>
+      </w:pPr>
+      <w:r>
+        <w:rPr>
+          <w:rFonts w:ascii="Times New Roman" w:hAnsi="Times New Roman" w:cs="Times New Roman"/>
+          <w:sz w:val="26"/>
+          <w:szCs w:val="26"/>
+        </w:rPr>
+        <w:t>Ghi chú: "RTM đầy đủ nằm ở file riêng Docs/03-Test-Case/RTM.xlsx, không lặp lại trong SRS để tránh 2 nguồn dữ liệu không đồng bộ."</w:t>
+      </w:r>
     </w:p>
     <w:p>
       <w:pPr>
@@ -16580,148 +16682,15 @@
           <w:szCs w:val="26"/>
         </w:rPr>
       </w:pPr>
-      <w:bookmarkStart w:id="40" w:name="_Toc237467229"/>
+      <w:bookmarkStart w:id="42" w:name="_Toc237467232"/>
       <w:r>
         <w:rPr>
           <w:rFonts w:cs="Times New Roman"/>
           <w:szCs w:val="26"/>
         </w:rPr>
-        <w:t>9. PHỤ LỤC (Appendices)</w:t>
-      </w:r>
-      <w:bookmarkEnd w:id="40"/>
-    </w:p>
-    <w:p>
-      <w:pPr>
-        <w:pStyle w:val="Heading2"/>
-        <w:rPr>
-          <w:rFonts w:cs="Times New Roman"/>
-          <w:szCs w:val="26"/>
-        </w:rPr>
-      </w:pPr>
-      <w:bookmarkStart w:id="41" w:name="_Toc237467230"/>
-      <w:r>
-        <w:rPr>
-          <w:rFonts w:cs="Times New Roman"/>
-          <w:szCs w:val="26"/>
-        </w:rPr>
-        <w:t>9.1 Tài liệu liên quan</w:t>
-      </w:r>
-      <w:bookmarkEnd w:id="41"/>
-    </w:p>
-    <w:p>
-      <w:pPr>
-        <w:rPr>
-          <w:rFonts w:ascii="Times New Roman" w:hAnsi="Times New Roman" w:cs="Times New Roman"/>
-          <w:sz w:val="26"/>
-          <w:szCs w:val="26"/>
-        </w:rPr>
-      </w:pPr>
-      <w:r>
-        <w:rPr>
-          <w:rFonts w:ascii="Times New Roman" w:hAnsi="Times New Roman" w:cs="Times New Roman"/>
-          <w:sz w:val="26"/>
-          <w:szCs w:val="26"/>
-        </w:rPr>
-        <w:t>API_Spec.md</w:t>
-      </w:r>
-    </w:p>
-    <w:p>
-      <w:pPr>
-        <w:rPr>
-          <w:rFonts w:ascii="Times New Roman" w:hAnsi="Times New Roman" w:cs="Times New Roman"/>
-          <w:sz w:val="26"/>
-          <w:szCs w:val="26"/>
-          <w:lang w:val="vi-VN"/>
-        </w:rPr>
-      </w:pPr>
-      <w:r>
-        <w:rPr>
-          <w:rFonts w:ascii="Times New Roman" w:hAnsi="Times New Roman" w:cs="Times New Roman"/>
-          <w:sz w:val="26"/>
-          <w:szCs w:val="26"/>
-        </w:rPr>
-        <w:t>Test_Plan.doc</w:t>
-      </w:r>
-      <w:r>
-        <w:rPr>
-          <w:rFonts w:ascii="Times New Roman" w:hAnsi="Times New Roman" w:cs="Times New Roman"/>
-          <w:sz w:val="26"/>
-          <w:szCs w:val="26"/>
-          <w:lang w:val="vi-VN"/>
-        </w:rPr>
-        <w:t>x</w:t>
-      </w:r>
-    </w:p>
-    <w:p>
-      <w:pPr>
-        <w:rPr>
-          <w:rFonts w:ascii="Times New Roman" w:hAnsi="Times New Roman" w:cs="Times New Roman"/>
-          <w:sz w:val="26"/>
-          <w:szCs w:val="26"/>
-        </w:rPr>
-      </w:pPr>
-      <w:r>
-        <w:rPr>
-          <w:rFonts w:ascii="Times New Roman" w:hAnsi="Times New Roman" w:cs="Times New Roman"/>
-          <w:sz w:val="26"/>
-          <w:szCs w:val="26"/>
-        </w:rPr>
-        <w:t>RTM.xlsx</w:t>
-      </w:r>
-    </w:p>
-    <w:p>
-      <w:pPr>
-        <w:pStyle w:val="Heading2"/>
-        <w:rPr>
-          <w:rFonts w:cs="Times New Roman"/>
-          <w:szCs w:val="26"/>
-        </w:rPr>
-      </w:pPr>
-      <w:bookmarkStart w:id="42" w:name="_Toc237467231"/>
-      <w:r>
-        <w:rPr>
-          <w:rFonts w:cs="Times New Roman"/>
-          <w:szCs w:val="26"/>
-        </w:rPr>
-        <w:t>9.2 Ma trận truy vết yêu cầu (Traceability tóm tắt)</w:t>
+        <w:t>10. GIỚI HẠN &amp; LỖI HỆ THỐNG ĐÃ BIẾT (Known System Limitations) — Mục mới</w:t>
       </w:r>
       <w:bookmarkEnd w:id="42"/>
-    </w:p>
-    <w:p>
-      <w:pPr>
-        <w:rPr>
-          <w:rFonts w:ascii="Times New Roman" w:hAnsi="Times New Roman" w:cs="Times New Roman"/>
-          <w:sz w:val="26"/>
-          <w:szCs w:val="26"/>
-        </w:rPr>
-      </w:pPr>
-      <w:r>
-        <w:rPr>
-          <w:rFonts w:ascii="Times New Roman" w:hAnsi="Times New Roman" w:cs="Times New Roman"/>
-          <w:sz w:val="26"/>
-          <w:szCs w:val="26"/>
-        </w:rPr>
-        <w:t>Ghi chú: "RTM đầy đủ nằm ở file riêng Docs/03-Test-Case/RTM.xlsx, không lặp lại trong SRS để tránh 2 nguồn dữ liệu không đồng bộ."</w:t>
-      </w:r>
-    </w:p>
-    <w:p>
-      <w:pPr>
-        <w:pStyle w:val="Heading1"/>
-        <w:rPr>
-          <w:rFonts w:cs="Times New Roman"/>
-          <w:szCs w:val="26"/>
-        </w:rPr>
-      </w:pPr>
-      <w:bookmarkStart w:id="43" w:name="_Toc237467232"/>
-      <w:r>
-        <w:rPr>
-          <w:rFonts w:cs="Times New Roman"/>
-          <w:szCs w:val="26"/>
-        </w:rPr>
-        <w:lastRenderedPageBreak/>
-        <w:t>10. GIỚI HẠN &amp; LỖI HỆ THỐNG ĐÃ BIẾT (Known System Limitations) — Mục mới</w:t>
-      </w:r>
-      <w:bookmarkEnd w:id="43"/>
     </w:p>
     <w:p>
       <w:pPr>
@@ -16755,9 +16724,9 @@
       </w:tblPr>
       <w:tblGrid>
         <w:gridCol w:w="346"/>
-        <w:gridCol w:w="3606"/>
-        <w:gridCol w:w="3355"/>
-        <w:gridCol w:w="2269"/>
+        <w:gridCol w:w="3570"/>
+        <w:gridCol w:w="3441"/>
+        <w:gridCol w:w="2219"/>
       </w:tblGrid>
       <w:tr>
         <w:tc>
@@ -17002,29 +16971,48 @@
                 <w:sz w:val="26"/>
                 <w:szCs w:val="26"/>
               </w:rPr>
-              <w:t>Trả 500 thay vì 400 (JPA deferred flush)</w:t>
-            </w:r>
-          </w:p>
-        </w:tc>
-        <w:tc>
-          <w:tcPr>
-            <w:tcW w:w="0" w:type="auto"/>
-          </w:tcPr>
-          <w:p>
-            <w:pPr>
-              <w:rPr>
-                <w:rFonts w:ascii="Times New Roman" w:hAnsi="Times New Roman" w:cs="Times New Roman"/>
-                <w:sz w:val="26"/>
-                <w:szCs w:val="26"/>
-              </w:rPr>
-            </w:pPr>
-            <w:r>
-              <w:rPr>
-                <w:rFonts w:ascii="Times New Roman" w:hAnsi="Times New Roman" w:cs="Times New Roman"/>
-                <w:sz w:val="26"/>
-                <w:szCs w:val="26"/>
-              </w:rPr>
-              <w:t>Bug đã xác nhận qua test</w:t>
+              <w:t xml:space="preserve">Trả 500 thay vì 400 (JPA </w:t>
+            </w:r>
+            <w:r>
+              <w:rPr>
+                <w:rFonts w:ascii="Times New Roman" w:hAnsi="Times New Roman" w:cs="Times New Roman"/>
+                <w:sz w:val="26"/>
+                <w:szCs w:val="26"/>
+              </w:rPr>
+              <w:lastRenderedPageBreak/>
+              <w:t>deferred flush)</w:t>
+            </w:r>
+          </w:p>
+        </w:tc>
+        <w:tc>
+          <w:tcPr>
+            <w:tcW w:w="0" w:type="auto"/>
+          </w:tcPr>
+          <w:p>
+            <w:pPr>
+              <w:rPr>
+                <w:rFonts w:ascii="Times New Roman" w:hAnsi="Times New Roman" w:cs="Times New Roman"/>
+                <w:sz w:val="26"/>
+                <w:szCs w:val="26"/>
+              </w:rPr>
+            </w:pPr>
+            <w:r>
+              <w:rPr>
+                <w:rFonts w:ascii="Times New Roman" w:hAnsi="Times New Roman" w:cs="Times New Roman"/>
+                <w:sz w:val="26"/>
+                <w:szCs w:val="26"/>
+              </w:rPr>
+              <w:lastRenderedPageBreak/>
+              <w:t xml:space="preserve">Bug đã xác nhận </w:t>
+            </w:r>
+            <w:r>
+              <w:rPr>
+                <w:rFonts w:ascii="Times New Roman" w:hAnsi="Times New Roman" w:cs="Times New Roman"/>
+                <w:sz w:val="26"/>
+                <w:szCs w:val="26"/>
+              </w:rPr>
+              <w:lastRenderedPageBreak/>
+              <w:t>qua test</w:t>
             </w:r>
           </w:p>
         </w:tc>
@@ -17048,6 +17036,7 @@
                 <w:sz w:val="26"/>
                 <w:szCs w:val="26"/>
               </w:rPr>
+              <w:lastRenderedPageBreak/>
               <w:t>3</w:t>
             </w:r>
           </w:p>
@@ -17566,6 +17555,98 @@
               </w:rPr>
               <w:t>Đã xác nhận qua F12</w:t>
             </w:r>
+          </w:p>
+        </w:tc>
+      </w:tr>
+      <w:tr>
+        <w:tc>
+          <w:tcPr>
+            <w:tcW w:w="0" w:type="auto"/>
+          </w:tcPr>
+          <w:p>
+            <w:pPr>
+              <w:rPr>
+                <w:rFonts w:ascii="Times New Roman" w:hAnsi="Times New Roman" w:cs="Times New Roman"/>
+                <w:sz w:val="26"/>
+                <w:szCs w:val="26"/>
+              </w:rPr>
+            </w:pPr>
+            <w:r>
+              <w:rPr>
+                <w:rFonts w:ascii="Times New Roman" w:hAnsi="Times New Roman" w:cs="Times New Roman"/>
+                <w:sz w:val="26"/>
+                <w:szCs w:val="26"/>
+              </w:rPr>
+              <w:t>9</w:t>
+            </w:r>
+          </w:p>
+        </w:tc>
+        <w:tc>
+          <w:tcPr>
+            <w:tcW w:w="0" w:type="auto"/>
+          </w:tcPr>
+          <w:p>
+            <w:pPr>
+              <w:rPr>
+                <w:rFonts w:ascii="Times New Roman" w:hAnsi="Times New Roman" w:cs="Times New Roman"/>
+                <w:sz w:val="26"/>
+                <w:szCs w:val="26"/>
+              </w:rPr>
+            </w:pPr>
+            <w:r>
+              <w:rPr>
+                <w:rFonts w:ascii="Times New Roman" w:hAnsi="Times New Roman" w:cs="Times New Roman"/>
+                <w:sz w:val="26"/>
+                <w:szCs w:val="26"/>
+              </w:rPr>
+              <w:t>Giao diện / API (SCRUM-52)</w:t>
+            </w:r>
+          </w:p>
+        </w:tc>
+        <w:tc>
+          <w:tcPr>
+            <w:tcW w:w="0" w:type="auto"/>
+          </w:tcPr>
+          <w:p>
+            <w:pPr>
+              <w:rPr>
+                <w:rFonts w:ascii="Times New Roman" w:hAnsi="Times New Roman" w:cs="Times New Roman"/>
+                <w:sz w:val="26"/>
+                <w:szCs w:val="26"/>
+              </w:rPr>
+            </w:pPr>
+            <w:r>
+              <w:rPr>
+                <w:rFonts w:ascii="Times New Roman" w:hAnsi="Times New Roman" w:cs="Times New Roman"/>
+                <w:sz w:val="26"/>
+                <w:szCs w:val="26"/>
+              </w:rPr>
+              <w:t>Lỗi chính tả hiển thị (Typo): "Oders / Cenceled" thay vì "Orders / Canceled"</w:t>
+            </w:r>
+          </w:p>
+        </w:tc>
+        <w:tc>
+          <w:tcPr>
+            <w:tcW w:w="0" w:type="auto"/>
+          </w:tcPr>
+          <w:p>
+            <w:pPr>
+              <w:rPr>
+                <w:rFonts w:ascii="Times New Roman" w:hAnsi="Times New Roman" w:cs="Times New Roman"/>
+                <w:sz w:val="26"/>
+                <w:szCs w:val="26"/>
+              </w:rPr>
+            </w:pPr>
+            <w:r>
+              <w:rPr>
+                <w:rFonts w:ascii="Times New Roman" w:hAnsi="Times New Roman" w:cs="Times New Roman"/>
+                <w:sz w:val="26"/>
+                <w:szCs w:val="26"/>
+              </w:rPr>
+              <w:t>Bug giao diện đã xác nhận</w:t>
+            </w:r>
+            <w:bookmarkStart w:id="43" w:name="_GoBack"/>
+            <w:bookmarkEnd w:id="43"/>
           </w:p>
         </w:tc>
       </w:tr>
@@ -17583,8 +17664,8 @@
       </w:pPr>
     </w:p>
     <w:sectPr>
-      <w:headerReference w:type="default" r:id="rId27"/>
-      <w:footerReference w:type="default" r:id="rId28"/>
+      <w:headerReference w:type="default" r:id="rId22"/>
+      <w:footerReference w:type="default" r:id="rId23"/>
       <w:pgSz w:w="12240" w:h="15840"/>
       <w:pgMar w:top="1440" w:right="1440" w:bottom="1440" w:left="1440" w:header="720" w:footer="720" w:gutter="0"/>
       <w:pgNumType w:start="1"/>
@@ -18382,7 +18463,6 @@
     <w:name w:val="Normal (Web)"/>
     <w:basedOn w:val="Normal"/>
     <w:uiPriority w:val="99"/>
-    <w:semiHidden/>
     <w:unhideWhenUsed/>
     <w:qFormat/>
     <w:pPr>
@@ -18847,7 +18927,7 @@
 </file>
 
 <file path=customXml/itemProps1.xml><?xml version="1.0" encoding="utf-8"?>
-<ds:datastoreItem xmlns:ds="http://schemas.openxmlformats.org/officeDocument/2006/customXml" ds:itemID="{7F0EF14F-3684-45A3-A31B-440252ECEA51}">
+<ds:datastoreItem xmlns:ds="http://schemas.openxmlformats.org/officeDocument/2006/customXml" ds:itemID="{40285301-B89F-4CD4-857B-E8321BFED614}">
   <ds:schemaRefs>
     <ds:schemaRef ds:uri="http://schemas.openxmlformats.org/officeDocument/2006/bibliography"/>
   </ds:schemaRefs>

--- a/Docs/Requirements/SRS.docx
+++ b/Docs/Requirements/SRS.docx
@@ -1,6 +1,6 @@
 
 <file path=word/document.xml><?xml version="1.0" encoding="utf-8"?>
-<w:document xmlns:wpc="http://schemas.microsoft.com/office/word/2010/wordprocessingCanvas" xmlns:cx="http://schemas.microsoft.com/office/drawing/2014/chartex" xmlns:cx1="http://schemas.microsoft.com/office/drawing/2015/9/8/chartex" xmlns:cx2="http://schemas.microsoft.com/office/drawing/2015/10/21/chartex" xmlns:cx3="http://schemas.microsoft.com/office/drawing/2016/5/9/chartex" xmlns:cx4="http://schemas.microsoft.com/office/drawing/2016/5/10/chartex" xmlns:cx5="http://schemas.microsoft.com/office/drawing/2016/5/11/chartex" xmlns:cx6="http://schemas.microsoft.com/office/drawing/2016/5/12/chartex" xmlns:cx7="http://schemas.microsoft.com/office/drawing/2016/5/13/chartex" xmlns:cx8="http://schemas.microsoft.com/office/drawing/2016/5/14/chartex" xmlns:mc="http://schemas.openxmlformats.org/markup-compatibility/2006" xmlns:aink="http://schemas.microsoft.com/office/drawing/2016/ink" xmlns:am3d="http://schemas.microsoft.com/office/drawing/2017/model3d" xmlns:o="urn:schemas-microsoft-com:office:office" xmlns:r="http://schemas.openxmlformats.org/officeDocument/2006/relationships" xmlns:m="http://schemas.openxmlformats.org/officeDocument/2006/math" xmlns:v="urn:schemas-microsoft-com:vml" xmlns:wp14="http://schemas.microsoft.com/office/word/2010/wordprocessingDrawing" xmlns:wp="http://schemas.openxmlformats.org/drawingml/2006/wordprocessingDrawing" xmlns:w10="urn:schemas-microsoft-com:office:word" xmlns:w="http://schemas.openxmlformats.org/wordprocessingml/2006/main" xmlns:w14="http://schemas.microsoft.com/office/word/2010/wordml" xmlns:w15="http://schemas.microsoft.com/office/word/2012/wordml" xmlns:w16cid="http://schemas.microsoft.com/office/word/2016/wordml/cid" xmlns:w16se="http://schemas.microsoft.com/office/word/2015/wordml/symex" xmlns:wpg="http://schemas.microsoft.com/office/word/2010/wordprocessingGroup" xmlns:wpi="http://schemas.microsoft.com/office/word/2010/wordprocessingInk" xmlns:wne="http://schemas.microsoft.com/office/word/2006/wordml" xmlns:wps="http://schemas.microsoft.com/office/word/2010/wordprocessingShape" mc:Ignorable="w14 w15 w16se w16cid wp14">
+<w:document xmlns:wpc="http://schemas.microsoft.com/office/word/2010/wordprocessingCanvas" xmlns:cx="http://schemas.microsoft.com/office/drawing/2014/chartex" xmlns:cx1="http://schemas.microsoft.com/office/drawing/2015/9/8/chartex" xmlns:cx2="http://schemas.microsoft.com/office/drawing/2015/10/21/chartex" xmlns:cx3="http://schemas.microsoft.com/office/drawing/2016/5/9/chartex" xmlns:cx4="http://schemas.microsoft.com/office/drawing/2016/5/10/chartex" xmlns:cx5="http://schemas.microsoft.com/office/drawing/2016/5/11/chartex" xmlns:cx6="http://schemas.microsoft.com/office/drawing/2016/5/12/chartex" xmlns:cx7="http://schemas.microsoft.com/office/drawing/2016/5/13/chartex" xmlns:cx8="http://schemas.microsoft.com/office/drawing/2016/5/14/chartex" xmlns:mc="http://schemas.openxmlformats.org/markup-compatibility/2006" xmlns:aink="http://schemas.microsoft.com/office/drawing/2016/ink" xmlns:am3d="http://schemas.microsoft.com/office/drawing/2017/model3d" xmlns:o="urn:schemas-microsoft-com:office:office" xmlns:oel="http://schemas.microsoft.com/office/2019/extlst" xmlns:r="http://schemas.openxmlformats.org/officeDocument/2006/relationships" xmlns:m="http://schemas.openxmlformats.org/officeDocument/2006/math" xmlns:v="urn:schemas-microsoft-com:vml" xmlns:wp14="http://schemas.microsoft.com/office/word/2010/wordprocessingDrawing" xmlns:wp="http://schemas.openxmlformats.org/drawingml/2006/wordprocessingDrawing" xmlns:w10="urn:schemas-microsoft-com:office:word" xmlns:w="http://schemas.openxmlformats.org/wordprocessingml/2006/main" xmlns:w14="http://schemas.microsoft.com/office/word/2010/wordml" xmlns:w15="http://schemas.microsoft.com/office/word/2012/wordml" xmlns:w16cex="http://schemas.microsoft.com/office/word/2018/wordml/cex" xmlns:w16cid="http://schemas.microsoft.com/office/word/2016/wordml/cid" xmlns:w16="http://schemas.microsoft.com/office/word/2018/wordml" xmlns:w16du="http://schemas.microsoft.com/office/word/2023/wordml/word16du" xmlns:w16sdtdh="http://schemas.microsoft.com/office/word/2020/wordml/sdtdatahash" xmlns:w16sdtfl="http://schemas.microsoft.com/office/word/2024/wordml/sdtformatlock" xmlns:w16se="http://schemas.microsoft.com/office/word/2015/wordml/symex" xmlns:wpg="http://schemas.microsoft.com/office/word/2010/wordprocessingGroup" xmlns:wpi="http://schemas.microsoft.com/office/word/2010/wordprocessingInk" xmlns:wne="http://schemas.microsoft.com/office/word/2006/wordml" xmlns:wps="http://schemas.microsoft.com/office/word/2010/wordprocessingShape" mc:Ignorable="w14 w15 w16se w16cid w16 w16cex w16sdtdh w16sdtfl w16du wp14">
   <w:body>
     <w:p>
       <w:pPr>
@@ -1079,10 +1079,13 @@
               <w:tab w:val="right" w:leader="dot" w:pos="9350"/>
             </w:tabs>
             <w:rPr>
-              <w:rFonts w:ascii="Times New Roman" w:eastAsiaTheme="minorEastAsia" w:hAnsi="Times New Roman" w:cs="Times New Roman"/>
+              <w:rFonts w:asciiTheme="minorHAnsi" w:eastAsiaTheme="minorEastAsia" w:hAnsiTheme="minorHAnsi" w:cstheme="minorBidi"/>
               <w:noProof/>
-              <w:sz w:val="26"/>
-              <w:szCs w:val="26"/>
+              <w:kern w:val="2"/>
+              <w:sz w:val="24"/>
+              <w:szCs w:val="24"/>
+              <w:lang w:val="en-ID" w:eastAsia="en-ID"/>
+              <w14:ligatures w14:val="standardContextual"/>
             </w:rPr>
           </w:pPr>
           <w:r>
@@ -1109,83 +1112,60 @@
             </w:rPr>
             <w:fldChar w:fldCharType="separate"/>
           </w:r>
-          <w:hyperlink w:anchor="_Toc238497916" w:history="1">
+          <w:hyperlink w:anchor="_Toc238739337" w:history="1">
             <w:r>
               <w:rPr>
                 <w:rStyle w:val="Hyperlink"/>
-                <w:rFonts w:ascii="Times New Roman" w:hAnsi="Times New Roman" w:cs="Times New Roman"/>
-                <w:noProof/>
-                <w:sz w:val="26"/>
-                <w:szCs w:val="26"/>
+                <w:rFonts w:cs="Times New Roman"/>
+                <w:noProof/>
               </w:rPr>
               <w:t>1. GIỚI THIỆU (Introduction)</w:t>
             </w:r>
             <w:r>
               <w:rPr>
-                <w:rFonts w:ascii="Times New Roman" w:hAnsi="Times New Roman" w:cs="Times New Roman"/>
-                <w:noProof/>
-                <w:webHidden/>
-                <w:sz w:val="26"/>
-                <w:szCs w:val="26"/>
+                <w:noProof/>
+                <w:webHidden/>
               </w:rPr>
               <w:tab/>
             </w:r>
             <w:r>
               <w:rPr>
-                <w:rFonts w:ascii="Times New Roman" w:hAnsi="Times New Roman" w:cs="Times New Roman"/>
-                <w:noProof/>
-                <w:webHidden/>
-                <w:sz w:val="26"/>
-                <w:szCs w:val="26"/>
+                <w:noProof/>
+                <w:webHidden/>
               </w:rPr>
               <w:fldChar w:fldCharType="begin"/>
             </w:r>
             <w:r>
               <w:rPr>
-                <w:rFonts w:ascii="Times New Roman" w:hAnsi="Times New Roman" w:cs="Times New Roman"/>
-                <w:noProof/>
-                <w:webHidden/>
-                <w:sz w:val="26"/>
-                <w:szCs w:val="26"/>
-              </w:rPr>
-              <w:instrText xml:space="preserve"> PAGEREF _Toc238497916 \h </w:instrText>
-            </w:r>
-            <w:r>
-              <w:rPr>
-                <w:rFonts w:ascii="Times New Roman" w:hAnsi="Times New Roman" w:cs="Times New Roman"/>
-                <w:noProof/>
-                <w:webHidden/>
-                <w:sz w:val="26"/>
-                <w:szCs w:val="26"/>
-              </w:rPr>
-            </w:r>
-            <w:r>
-              <w:rPr>
-                <w:rFonts w:ascii="Times New Roman" w:hAnsi="Times New Roman" w:cs="Times New Roman"/>
-                <w:noProof/>
-                <w:webHidden/>
-                <w:sz w:val="26"/>
-                <w:szCs w:val="26"/>
+                <w:noProof/>
+                <w:webHidden/>
+              </w:rPr>
+              <w:instrText xml:space="preserve"> PAGEREF _Toc238739337 \h </w:instrText>
+            </w:r>
+            <w:r>
+              <w:rPr>
+                <w:noProof/>
+                <w:webHidden/>
+              </w:rPr>
+            </w:r>
+            <w:r>
+              <w:rPr>
+                <w:noProof/>
+                <w:webHidden/>
               </w:rPr>
               <w:fldChar w:fldCharType="separate"/>
             </w:r>
             <w:r>
               <w:rPr>
-                <w:rFonts w:ascii="Times New Roman" w:hAnsi="Times New Roman" w:cs="Times New Roman"/>
-                <w:noProof/>
-                <w:webHidden/>
-                <w:sz w:val="26"/>
-                <w:szCs w:val="26"/>
+                <w:noProof/>
+                <w:webHidden/>
               </w:rPr>
               <w:t>1</w:t>
             </w:r>
             <w:r>
               <w:rPr>
-                <w:rFonts w:ascii="Times New Roman" w:hAnsi="Times New Roman" w:cs="Times New Roman"/>
-                <w:noProof/>
-                <w:webHidden/>
-                <w:sz w:val="26"/>
-                <w:szCs w:val="26"/>
+                <w:noProof/>
+                <w:webHidden/>
               </w:rPr>
               <w:fldChar w:fldCharType="end"/>
             </w:r>
@@ -1198,89 +1178,69 @@
               <w:tab w:val="right" w:leader="dot" w:pos="9350"/>
             </w:tabs>
             <w:rPr>
-              <w:rFonts w:ascii="Times New Roman" w:eastAsiaTheme="minorEastAsia" w:hAnsi="Times New Roman" w:cs="Times New Roman"/>
+              <w:rFonts w:asciiTheme="minorHAnsi" w:eastAsiaTheme="minorEastAsia" w:hAnsiTheme="minorHAnsi" w:cstheme="minorBidi"/>
               <w:noProof/>
-              <w:sz w:val="26"/>
-              <w:szCs w:val="26"/>
+              <w:kern w:val="2"/>
+              <w:sz w:val="24"/>
+              <w:szCs w:val="24"/>
+              <w:lang w:val="en-ID" w:eastAsia="en-ID"/>
+              <w14:ligatures w14:val="standardContextual"/>
             </w:rPr>
           </w:pPr>
-          <w:hyperlink w:anchor="_Toc238497917" w:history="1">
+          <w:hyperlink w:anchor="_Toc238739338" w:history="1">
             <w:r>
               <w:rPr>
                 <w:rStyle w:val="Hyperlink"/>
-                <w:rFonts w:ascii="Times New Roman" w:hAnsi="Times New Roman" w:cs="Times New Roman"/>
-                <w:noProof/>
-                <w:sz w:val="26"/>
-                <w:szCs w:val="26"/>
+                <w:rFonts w:cs="Times New Roman"/>
+                <w:noProof/>
               </w:rPr>
               <w:t>1.1 Mục đích tài liệu (Purpose)</w:t>
             </w:r>
             <w:r>
               <w:rPr>
-                <w:rFonts w:ascii="Times New Roman" w:hAnsi="Times New Roman" w:cs="Times New Roman"/>
-                <w:noProof/>
-                <w:webHidden/>
-                <w:sz w:val="26"/>
-                <w:szCs w:val="26"/>
+                <w:noProof/>
+                <w:webHidden/>
               </w:rPr>
               <w:tab/>
             </w:r>
             <w:r>
               <w:rPr>
-                <w:rFonts w:ascii="Times New Roman" w:hAnsi="Times New Roman" w:cs="Times New Roman"/>
-                <w:noProof/>
-                <w:webHidden/>
-                <w:sz w:val="26"/>
-                <w:szCs w:val="26"/>
+                <w:noProof/>
+                <w:webHidden/>
               </w:rPr>
               <w:fldChar w:fldCharType="begin"/>
             </w:r>
             <w:r>
               <w:rPr>
-                <w:rFonts w:ascii="Times New Roman" w:hAnsi="Times New Roman" w:cs="Times New Roman"/>
-                <w:noProof/>
-                <w:webHidden/>
-                <w:sz w:val="26"/>
-                <w:szCs w:val="26"/>
-              </w:rPr>
-              <w:instrText xml:space="preserve"> PAGEREF _Toc238497917 \h </w:instrText>
-            </w:r>
-            <w:r>
-              <w:rPr>
-                <w:rFonts w:ascii="Times New Roman" w:hAnsi="Times New Roman" w:cs="Times New Roman"/>
-                <w:noProof/>
-                <w:webHidden/>
-                <w:sz w:val="26"/>
-                <w:szCs w:val="26"/>
-              </w:rPr>
-            </w:r>
-            <w:r>
-              <w:rPr>
-                <w:rFonts w:ascii="Times New Roman" w:hAnsi="Times New Roman" w:cs="Times New Roman"/>
-                <w:noProof/>
-                <w:webHidden/>
-                <w:sz w:val="26"/>
-                <w:szCs w:val="26"/>
+                <w:noProof/>
+                <w:webHidden/>
+              </w:rPr>
+              <w:instrText xml:space="preserve"> PAGEREF _Toc238739338 \h </w:instrText>
+            </w:r>
+            <w:r>
+              <w:rPr>
+                <w:noProof/>
+                <w:webHidden/>
+              </w:rPr>
+            </w:r>
+            <w:r>
+              <w:rPr>
+                <w:noProof/>
+                <w:webHidden/>
               </w:rPr>
               <w:fldChar w:fldCharType="separate"/>
             </w:r>
             <w:r>
               <w:rPr>
-                <w:rFonts w:ascii="Times New Roman" w:hAnsi="Times New Roman" w:cs="Times New Roman"/>
-                <w:noProof/>
-                <w:webHidden/>
-                <w:sz w:val="26"/>
-                <w:szCs w:val="26"/>
+                <w:noProof/>
+                <w:webHidden/>
               </w:rPr>
               <w:t>1</w:t>
             </w:r>
             <w:r>
               <w:rPr>
-                <w:rFonts w:ascii="Times New Roman" w:hAnsi="Times New Roman" w:cs="Times New Roman"/>
-                <w:noProof/>
-                <w:webHidden/>
-                <w:sz w:val="26"/>
-                <w:szCs w:val="26"/>
+                <w:noProof/>
+                <w:webHidden/>
               </w:rPr>
               <w:fldChar w:fldCharType="end"/>
             </w:r>
@@ -1293,89 +1253,69 @@
               <w:tab w:val="right" w:leader="dot" w:pos="9350"/>
             </w:tabs>
             <w:rPr>
-              <w:rFonts w:ascii="Times New Roman" w:eastAsiaTheme="minorEastAsia" w:hAnsi="Times New Roman" w:cs="Times New Roman"/>
+              <w:rFonts w:asciiTheme="minorHAnsi" w:eastAsiaTheme="minorEastAsia" w:hAnsiTheme="minorHAnsi" w:cstheme="minorBidi"/>
               <w:noProof/>
-              <w:sz w:val="26"/>
-              <w:szCs w:val="26"/>
+              <w:kern w:val="2"/>
+              <w:sz w:val="24"/>
+              <w:szCs w:val="24"/>
+              <w:lang w:val="en-ID" w:eastAsia="en-ID"/>
+              <w14:ligatures w14:val="standardContextual"/>
             </w:rPr>
           </w:pPr>
-          <w:hyperlink w:anchor="_Toc238497918" w:history="1">
+          <w:hyperlink w:anchor="_Toc238739339" w:history="1">
             <w:r>
               <w:rPr>
                 <w:rStyle w:val="Hyperlink"/>
-                <w:rFonts w:ascii="Times New Roman" w:hAnsi="Times New Roman" w:cs="Times New Roman"/>
-                <w:noProof/>
-                <w:sz w:val="26"/>
-                <w:szCs w:val="26"/>
+                <w:rFonts w:cs="Times New Roman"/>
+                <w:noProof/>
               </w:rPr>
               <w:t>1.2 Phạm vi sản phẩm (Scope)</w:t>
             </w:r>
             <w:r>
               <w:rPr>
-                <w:rFonts w:ascii="Times New Roman" w:hAnsi="Times New Roman" w:cs="Times New Roman"/>
-                <w:noProof/>
-                <w:webHidden/>
-                <w:sz w:val="26"/>
-                <w:szCs w:val="26"/>
+                <w:noProof/>
+                <w:webHidden/>
               </w:rPr>
               <w:tab/>
             </w:r>
             <w:r>
               <w:rPr>
-                <w:rFonts w:ascii="Times New Roman" w:hAnsi="Times New Roman" w:cs="Times New Roman"/>
-                <w:noProof/>
-                <w:webHidden/>
-                <w:sz w:val="26"/>
-                <w:szCs w:val="26"/>
+                <w:noProof/>
+                <w:webHidden/>
               </w:rPr>
               <w:fldChar w:fldCharType="begin"/>
             </w:r>
             <w:r>
               <w:rPr>
-                <w:rFonts w:ascii="Times New Roman" w:hAnsi="Times New Roman" w:cs="Times New Roman"/>
-                <w:noProof/>
-                <w:webHidden/>
-                <w:sz w:val="26"/>
-                <w:szCs w:val="26"/>
-              </w:rPr>
-              <w:instrText xml:space="preserve"> PAGEREF _Toc238497918 \h </w:instrText>
-            </w:r>
-            <w:r>
-              <w:rPr>
-                <w:rFonts w:ascii="Times New Roman" w:hAnsi="Times New Roman" w:cs="Times New Roman"/>
-                <w:noProof/>
-                <w:webHidden/>
-                <w:sz w:val="26"/>
-                <w:szCs w:val="26"/>
-              </w:rPr>
-            </w:r>
-            <w:r>
-              <w:rPr>
-                <w:rFonts w:ascii="Times New Roman" w:hAnsi="Times New Roman" w:cs="Times New Roman"/>
-                <w:noProof/>
-                <w:webHidden/>
-                <w:sz w:val="26"/>
-                <w:szCs w:val="26"/>
+                <w:noProof/>
+                <w:webHidden/>
+              </w:rPr>
+              <w:instrText xml:space="preserve"> PAGEREF _Toc238739339 \h </w:instrText>
+            </w:r>
+            <w:r>
+              <w:rPr>
+                <w:noProof/>
+                <w:webHidden/>
+              </w:rPr>
+            </w:r>
+            <w:r>
+              <w:rPr>
+                <w:noProof/>
+                <w:webHidden/>
               </w:rPr>
               <w:fldChar w:fldCharType="separate"/>
             </w:r>
             <w:r>
               <w:rPr>
-                <w:rFonts w:ascii="Times New Roman" w:hAnsi="Times New Roman" w:cs="Times New Roman"/>
-                <w:noProof/>
-                <w:webHidden/>
-                <w:sz w:val="26"/>
-                <w:szCs w:val="26"/>
+                <w:noProof/>
+                <w:webHidden/>
               </w:rPr>
               <w:t>1</w:t>
             </w:r>
             <w:r>
               <w:rPr>
-                <w:rFonts w:ascii="Times New Roman" w:hAnsi="Times New Roman" w:cs="Times New Roman"/>
-                <w:noProof/>
-                <w:webHidden/>
-                <w:sz w:val="26"/>
-                <w:szCs w:val="26"/>
+                <w:noProof/>
+                <w:webHidden/>
               </w:rPr>
               <w:fldChar w:fldCharType="end"/>
             </w:r>
@@ -1388,89 +1328,69 @@
               <w:tab w:val="right" w:leader="dot" w:pos="9350"/>
             </w:tabs>
             <w:rPr>
-              <w:rFonts w:ascii="Times New Roman" w:eastAsiaTheme="minorEastAsia" w:hAnsi="Times New Roman" w:cs="Times New Roman"/>
+              <w:rFonts w:asciiTheme="minorHAnsi" w:eastAsiaTheme="minorEastAsia" w:hAnsiTheme="minorHAnsi" w:cstheme="minorBidi"/>
               <w:noProof/>
-              <w:sz w:val="26"/>
-              <w:szCs w:val="26"/>
+              <w:kern w:val="2"/>
+              <w:sz w:val="24"/>
+              <w:szCs w:val="24"/>
+              <w:lang w:val="en-ID" w:eastAsia="en-ID"/>
+              <w14:ligatures w14:val="standardContextual"/>
             </w:rPr>
           </w:pPr>
-          <w:hyperlink w:anchor="_Toc238497919" w:history="1">
+          <w:hyperlink w:anchor="_Toc238739340" w:history="1">
             <w:r>
               <w:rPr>
                 <w:rStyle w:val="Hyperlink"/>
-                <w:rFonts w:ascii="Times New Roman" w:hAnsi="Times New Roman" w:cs="Times New Roman"/>
-                <w:noProof/>
-                <w:sz w:val="26"/>
-                <w:szCs w:val="26"/>
+                <w:rFonts w:cs="Times New Roman"/>
+                <w:noProof/>
               </w:rPr>
               <w:t>1.3 Định nghĩa, từ viết tắt, thuật ngữ (Definitions, Acronyms, Abbreviations)</w:t>
             </w:r>
             <w:r>
               <w:rPr>
-                <w:rFonts w:ascii="Times New Roman" w:hAnsi="Times New Roman" w:cs="Times New Roman"/>
-                <w:noProof/>
-                <w:webHidden/>
-                <w:sz w:val="26"/>
-                <w:szCs w:val="26"/>
+                <w:noProof/>
+                <w:webHidden/>
               </w:rPr>
               <w:tab/>
             </w:r>
             <w:r>
               <w:rPr>
-                <w:rFonts w:ascii="Times New Roman" w:hAnsi="Times New Roman" w:cs="Times New Roman"/>
-                <w:noProof/>
-                <w:webHidden/>
-                <w:sz w:val="26"/>
-                <w:szCs w:val="26"/>
+                <w:noProof/>
+                <w:webHidden/>
               </w:rPr>
               <w:fldChar w:fldCharType="begin"/>
             </w:r>
             <w:r>
               <w:rPr>
-                <w:rFonts w:ascii="Times New Roman" w:hAnsi="Times New Roman" w:cs="Times New Roman"/>
-                <w:noProof/>
-                <w:webHidden/>
-                <w:sz w:val="26"/>
-                <w:szCs w:val="26"/>
-              </w:rPr>
-              <w:instrText xml:space="preserve"> PAGEREF _Toc238497919 \h </w:instrText>
-            </w:r>
-            <w:r>
-              <w:rPr>
-                <w:rFonts w:ascii="Times New Roman" w:hAnsi="Times New Roman" w:cs="Times New Roman"/>
-                <w:noProof/>
-                <w:webHidden/>
-                <w:sz w:val="26"/>
-                <w:szCs w:val="26"/>
-              </w:rPr>
-            </w:r>
-            <w:r>
-              <w:rPr>
-                <w:rFonts w:ascii="Times New Roman" w:hAnsi="Times New Roman" w:cs="Times New Roman"/>
-                <w:noProof/>
-                <w:webHidden/>
-                <w:sz w:val="26"/>
-                <w:szCs w:val="26"/>
+                <w:noProof/>
+                <w:webHidden/>
+              </w:rPr>
+              <w:instrText xml:space="preserve"> PAGEREF _Toc238739340 \h </w:instrText>
+            </w:r>
+            <w:r>
+              <w:rPr>
+                <w:noProof/>
+                <w:webHidden/>
+              </w:rPr>
+            </w:r>
+            <w:r>
+              <w:rPr>
+                <w:noProof/>
+                <w:webHidden/>
               </w:rPr>
               <w:fldChar w:fldCharType="separate"/>
             </w:r>
             <w:r>
               <w:rPr>
-                <w:rFonts w:ascii="Times New Roman" w:hAnsi="Times New Roman" w:cs="Times New Roman"/>
-                <w:noProof/>
-                <w:webHidden/>
-                <w:sz w:val="26"/>
-                <w:szCs w:val="26"/>
+                <w:noProof/>
+                <w:webHidden/>
               </w:rPr>
               <w:t>1</w:t>
             </w:r>
             <w:r>
               <w:rPr>
-                <w:rFonts w:ascii="Times New Roman" w:hAnsi="Times New Roman" w:cs="Times New Roman"/>
-                <w:noProof/>
-                <w:webHidden/>
-                <w:sz w:val="26"/>
-                <w:szCs w:val="26"/>
+                <w:noProof/>
+                <w:webHidden/>
               </w:rPr>
               <w:fldChar w:fldCharType="end"/>
             </w:r>
@@ -1483,89 +1403,69 @@
               <w:tab w:val="right" w:leader="dot" w:pos="9350"/>
             </w:tabs>
             <w:rPr>
-              <w:rFonts w:ascii="Times New Roman" w:eastAsiaTheme="minorEastAsia" w:hAnsi="Times New Roman" w:cs="Times New Roman"/>
+              <w:rFonts w:asciiTheme="minorHAnsi" w:eastAsiaTheme="minorEastAsia" w:hAnsiTheme="minorHAnsi" w:cstheme="minorBidi"/>
               <w:noProof/>
-              <w:sz w:val="26"/>
-              <w:szCs w:val="26"/>
+              <w:kern w:val="2"/>
+              <w:sz w:val="24"/>
+              <w:szCs w:val="24"/>
+              <w:lang w:val="en-ID" w:eastAsia="en-ID"/>
+              <w14:ligatures w14:val="standardContextual"/>
             </w:rPr>
           </w:pPr>
-          <w:hyperlink w:anchor="_Toc238497920" w:history="1">
+          <w:hyperlink w:anchor="_Toc238739341" w:history="1">
             <w:r>
               <w:rPr>
                 <w:rStyle w:val="Hyperlink"/>
-                <w:rFonts w:ascii="Times New Roman" w:hAnsi="Times New Roman" w:cs="Times New Roman"/>
-                <w:noProof/>
-                <w:sz w:val="26"/>
-                <w:szCs w:val="26"/>
+                <w:rFonts w:cs="Times New Roman"/>
+                <w:noProof/>
               </w:rPr>
               <w:t>1.4 Tài liệu tham khảo (References)</w:t>
             </w:r>
             <w:r>
               <w:rPr>
-                <w:rFonts w:ascii="Times New Roman" w:hAnsi="Times New Roman" w:cs="Times New Roman"/>
-                <w:noProof/>
-                <w:webHidden/>
-                <w:sz w:val="26"/>
-                <w:szCs w:val="26"/>
+                <w:noProof/>
+                <w:webHidden/>
               </w:rPr>
               <w:tab/>
             </w:r>
             <w:r>
               <w:rPr>
-                <w:rFonts w:ascii="Times New Roman" w:hAnsi="Times New Roman" w:cs="Times New Roman"/>
-                <w:noProof/>
-                <w:webHidden/>
-                <w:sz w:val="26"/>
-                <w:szCs w:val="26"/>
+                <w:noProof/>
+                <w:webHidden/>
               </w:rPr>
               <w:fldChar w:fldCharType="begin"/>
             </w:r>
             <w:r>
               <w:rPr>
-                <w:rFonts w:ascii="Times New Roman" w:hAnsi="Times New Roman" w:cs="Times New Roman"/>
-                <w:noProof/>
-                <w:webHidden/>
-                <w:sz w:val="26"/>
-                <w:szCs w:val="26"/>
-              </w:rPr>
-              <w:instrText xml:space="preserve"> PAGEREF _Toc238497920 \h </w:instrText>
-            </w:r>
-            <w:r>
-              <w:rPr>
-                <w:rFonts w:ascii="Times New Roman" w:hAnsi="Times New Roman" w:cs="Times New Roman"/>
-                <w:noProof/>
-                <w:webHidden/>
-                <w:sz w:val="26"/>
-                <w:szCs w:val="26"/>
-              </w:rPr>
-            </w:r>
-            <w:r>
-              <w:rPr>
-                <w:rFonts w:ascii="Times New Roman" w:hAnsi="Times New Roman" w:cs="Times New Roman"/>
-                <w:noProof/>
-                <w:webHidden/>
-                <w:sz w:val="26"/>
-                <w:szCs w:val="26"/>
+                <w:noProof/>
+                <w:webHidden/>
+              </w:rPr>
+              <w:instrText xml:space="preserve"> PAGEREF _Toc238739341 \h </w:instrText>
+            </w:r>
+            <w:r>
+              <w:rPr>
+                <w:noProof/>
+                <w:webHidden/>
+              </w:rPr>
+            </w:r>
+            <w:r>
+              <w:rPr>
+                <w:noProof/>
+                <w:webHidden/>
               </w:rPr>
               <w:fldChar w:fldCharType="separate"/>
             </w:r>
             <w:r>
               <w:rPr>
-                <w:rFonts w:ascii="Times New Roman" w:hAnsi="Times New Roman" w:cs="Times New Roman"/>
-                <w:noProof/>
-                <w:webHidden/>
-                <w:sz w:val="26"/>
-                <w:szCs w:val="26"/>
+                <w:noProof/>
+                <w:webHidden/>
               </w:rPr>
               <w:t>2</w:t>
             </w:r>
             <w:r>
               <w:rPr>
-                <w:rFonts w:ascii="Times New Roman" w:hAnsi="Times New Roman" w:cs="Times New Roman"/>
-                <w:noProof/>
-                <w:webHidden/>
-                <w:sz w:val="26"/>
-                <w:szCs w:val="26"/>
+                <w:noProof/>
+                <w:webHidden/>
               </w:rPr>
               <w:fldChar w:fldCharType="end"/>
             </w:r>
@@ -1578,90 +1478,70 @@
               <w:tab w:val="right" w:leader="dot" w:pos="9350"/>
             </w:tabs>
             <w:rPr>
-              <w:rFonts w:ascii="Times New Roman" w:eastAsiaTheme="minorEastAsia" w:hAnsi="Times New Roman" w:cs="Times New Roman"/>
+              <w:rFonts w:asciiTheme="minorHAnsi" w:eastAsiaTheme="minorEastAsia" w:hAnsiTheme="minorHAnsi" w:cstheme="minorBidi"/>
               <w:noProof/>
-              <w:sz w:val="26"/>
-              <w:szCs w:val="26"/>
+              <w:kern w:val="2"/>
+              <w:sz w:val="24"/>
+              <w:szCs w:val="24"/>
+              <w:lang w:val="en-ID" w:eastAsia="en-ID"/>
+              <w14:ligatures w14:val="standardContextual"/>
             </w:rPr>
           </w:pPr>
-          <w:hyperlink w:anchor="_Toc238497921" w:history="1">
+          <w:hyperlink w:anchor="_Toc238739342" w:history="1">
             <w:r>
               <w:rPr>
                 <w:rStyle w:val="Hyperlink"/>
-                <w:rFonts w:ascii="Times New Roman" w:hAnsi="Times New Roman" w:cs="Times New Roman"/>
-                <w:noProof/>
-                <w:sz w:val="26"/>
-                <w:szCs w:val="26"/>
+                <w:rFonts w:cs="Times New Roman"/>
+                <w:noProof/>
                 <w:lang w:val="fr-FR"/>
               </w:rPr>
               <w:t>1.5 Tổng quan tài liệu (Document Overview)</w:t>
             </w:r>
             <w:r>
               <w:rPr>
-                <w:rFonts w:ascii="Times New Roman" w:hAnsi="Times New Roman" w:cs="Times New Roman"/>
-                <w:noProof/>
-                <w:webHidden/>
-                <w:sz w:val="26"/>
-                <w:szCs w:val="26"/>
+                <w:noProof/>
+                <w:webHidden/>
               </w:rPr>
               <w:tab/>
             </w:r>
             <w:r>
               <w:rPr>
-                <w:rFonts w:ascii="Times New Roman" w:hAnsi="Times New Roman" w:cs="Times New Roman"/>
-                <w:noProof/>
-                <w:webHidden/>
-                <w:sz w:val="26"/>
-                <w:szCs w:val="26"/>
+                <w:noProof/>
+                <w:webHidden/>
               </w:rPr>
               <w:fldChar w:fldCharType="begin"/>
             </w:r>
             <w:r>
               <w:rPr>
-                <w:rFonts w:ascii="Times New Roman" w:hAnsi="Times New Roman" w:cs="Times New Roman"/>
-                <w:noProof/>
-                <w:webHidden/>
-                <w:sz w:val="26"/>
-                <w:szCs w:val="26"/>
-              </w:rPr>
-              <w:instrText xml:space="preserve"> PAGEREF _Toc238497921 \h </w:instrText>
-            </w:r>
-            <w:r>
-              <w:rPr>
-                <w:rFonts w:ascii="Times New Roman" w:hAnsi="Times New Roman" w:cs="Times New Roman"/>
-                <w:noProof/>
-                <w:webHidden/>
-                <w:sz w:val="26"/>
-                <w:szCs w:val="26"/>
-              </w:rPr>
-            </w:r>
-            <w:r>
-              <w:rPr>
-                <w:rFonts w:ascii="Times New Roman" w:hAnsi="Times New Roman" w:cs="Times New Roman"/>
-                <w:noProof/>
-                <w:webHidden/>
-                <w:sz w:val="26"/>
-                <w:szCs w:val="26"/>
+                <w:noProof/>
+                <w:webHidden/>
+              </w:rPr>
+              <w:instrText xml:space="preserve"> PAGEREF _Toc238739342 \h </w:instrText>
+            </w:r>
+            <w:r>
+              <w:rPr>
+                <w:noProof/>
+                <w:webHidden/>
+              </w:rPr>
+            </w:r>
+            <w:r>
+              <w:rPr>
+                <w:noProof/>
+                <w:webHidden/>
               </w:rPr>
               <w:fldChar w:fldCharType="separate"/>
             </w:r>
             <w:r>
               <w:rPr>
-                <w:rFonts w:ascii="Times New Roman" w:hAnsi="Times New Roman" w:cs="Times New Roman"/>
-                <w:noProof/>
-                <w:webHidden/>
-                <w:sz w:val="26"/>
-                <w:szCs w:val="26"/>
+                <w:noProof/>
+                <w:webHidden/>
               </w:rPr>
               <w:t>2</w:t>
             </w:r>
             <w:r>
               <w:rPr>
-                <w:rFonts w:ascii="Times New Roman" w:hAnsi="Times New Roman" w:cs="Times New Roman"/>
-                <w:noProof/>
-                <w:webHidden/>
-                <w:sz w:val="26"/>
-                <w:szCs w:val="26"/>
+                <w:noProof/>
+                <w:webHidden/>
               </w:rPr>
               <w:fldChar w:fldCharType="end"/>
             </w:r>
@@ -1674,89 +1554,69 @@
               <w:tab w:val="right" w:leader="dot" w:pos="9350"/>
             </w:tabs>
             <w:rPr>
-              <w:rFonts w:ascii="Times New Roman" w:eastAsiaTheme="minorEastAsia" w:hAnsi="Times New Roman" w:cs="Times New Roman"/>
+              <w:rFonts w:asciiTheme="minorHAnsi" w:eastAsiaTheme="minorEastAsia" w:hAnsiTheme="minorHAnsi" w:cstheme="minorBidi"/>
               <w:noProof/>
-              <w:sz w:val="26"/>
-              <w:szCs w:val="26"/>
+              <w:kern w:val="2"/>
+              <w:sz w:val="24"/>
+              <w:szCs w:val="24"/>
+              <w:lang w:val="en-ID" w:eastAsia="en-ID"/>
+              <w14:ligatures w14:val="standardContextual"/>
             </w:rPr>
           </w:pPr>
-          <w:hyperlink w:anchor="_Toc238497922" w:history="1">
+          <w:hyperlink w:anchor="_Toc238739343" w:history="1">
             <w:r>
               <w:rPr>
                 <w:rStyle w:val="Hyperlink"/>
-                <w:rFonts w:ascii="Times New Roman" w:hAnsi="Times New Roman" w:cs="Times New Roman"/>
-                <w:noProof/>
-                <w:sz w:val="26"/>
-                <w:szCs w:val="26"/>
+                <w:rFonts w:cs="Times New Roman"/>
+                <w:noProof/>
               </w:rPr>
               <w:t>2. MÔ TẢ TỔNG QUAN (Overall Description)</w:t>
             </w:r>
             <w:r>
               <w:rPr>
-                <w:rFonts w:ascii="Times New Roman" w:hAnsi="Times New Roman" w:cs="Times New Roman"/>
-                <w:noProof/>
-                <w:webHidden/>
-                <w:sz w:val="26"/>
-                <w:szCs w:val="26"/>
+                <w:noProof/>
+                <w:webHidden/>
               </w:rPr>
               <w:tab/>
             </w:r>
             <w:r>
               <w:rPr>
-                <w:rFonts w:ascii="Times New Roman" w:hAnsi="Times New Roman" w:cs="Times New Roman"/>
-                <w:noProof/>
-                <w:webHidden/>
-                <w:sz w:val="26"/>
-                <w:szCs w:val="26"/>
+                <w:noProof/>
+                <w:webHidden/>
               </w:rPr>
               <w:fldChar w:fldCharType="begin"/>
             </w:r>
             <w:r>
               <w:rPr>
-                <w:rFonts w:ascii="Times New Roman" w:hAnsi="Times New Roman" w:cs="Times New Roman"/>
-                <w:noProof/>
-                <w:webHidden/>
-                <w:sz w:val="26"/>
-                <w:szCs w:val="26"/>
-              </w:rPr>
-              <w:instrText xml:space="preserve"> PAGEREF _Toc238497922 \h </w:instrText>
-            </w:r>
-            <w:r>
-              <w:rPr>
-                <w:rFonts w:ascii="Times New Roman" w:hAnsi="Times New Roman" w:cs="Times New Roman"/>
-                <w:noProof/>
-                <w:webHidden/>
-                <w:sz w:val="26"/>
-                <w:szCs w:val="26"/>
-              </w:rPr>
-            </w:r>
-            <w:r>
-              <w:rPr>
-                <w:rFonts w:ascii="Times New Roman" w:hAnsi="Times New Roman" w:cs="Times New Roman"/>
-                <w:noProof/>
-                <w:webHidden/>
-                <w:sz w:val="26"/>
-                <w:szCs w:val="26"/>
+                <w:noProof/>
+                <w:webHidden/>
+              </w:rPr>
+              <w:instrText xml:space="preserve"> PAGEREF _Toc238739343 \h </w:instrText>
+            </w:r>
+            <w:r>
+              <w:rPr>
+                <w:noProof/>
+                <w:webHidden/>
+              </w:rPr>
+            </w:r>
+            <w:r>
+              <w:rPr>
+                <w:noProof/>
+                <w:webHidden/>
               </w:rPr>
               <w:fldChar w:fldCharType="separate"/>
             </w:r>
             <w:r>
               <w:rPr>
-                <w:rFonts w:ascii="Times New Roman" w:hAnsi="Times New Roman" w:cs="Times New Roman"/>
-                <w:noProof/>
-                <w:webHidden/>
-                <w:sz w:val="26"/>
-                <w:szCs w:val="26"/>
+                <w:noProof/>
+                <w:webHidden/>
               </w:rPr>
               <w:t>3</w:t>
             </w:r>
             <w:r>
               <w:rPr>
-                <w:rFonts w:ascii="Times New Roman" w:hAnsi="Times New Roman" w:cs="Times New Roman"/>
-                <w:noProof/>
-                <w:webHidden/>
-                <w:sz w:val="26"/>
-                <w:szCs w:val="26"/>
+                <w:noProof/>
+                <w:webHidden/>
               </w:rPr>
               <w:fldChar w:fldCharType="end"/>
             </w:r>
@@ -1769,89 +1629,69 @@
               <w:tab w:val="right" w:leader="dot" w:pos="9350"/>
             </w:tabs>
             <w:rPr>
-              <w:rFonts w:ascii="Times New Roman" w:eastAsiaTheme="minorEastAsia" w:hAnsi="Times New Roman" w:cs="Times New Roman"/>
+              <w:rFonts w:asciiTheme="minorHAnsi" w:eastAsiaTheme="minorEastAsia" w:hAnsiTheme="minorHAnsi" w:cstheme="minorBidi"/>
               <w:noProof/>
-              <w:sz w:val="26"/>
-              <w:szCs w:val="26"/>
+              <w:kern w:val="2"/>
+              <w:sz w:val="24"/>
+              <w:szCs w:val="24"/>
+              <w:lang w:val="en-ID" w:eastAsia="en-ID"/>
+              <w14:ligatures w14:val="standardContextual"/>
             </w:rPr>
           </w:pPr>
-          <w:hyperlink w:anchor="_Toc238497923" w:history="1">
+          <w:hyperlink w:anchor="_Toc238739344" w:history="1">
             <w:r>
               <w:rPr>
                 <w:rStyle w:val="Hyperlink"/>
-                <w:rFonts w:ascii="Times New Roman" w:hAnsi="Times New Roman" w:cs="Times New Roman"/>
-                <w:noProof/>
-                <w:sz w:val="26"/>
-                <w:szCs w:val="26"/>
+                <w:rFonts w:cs="Times New Roman"/>
+                <w:noProof/>
               </w:rPr>
               <w:t>2.1 Bối cảnh sản phẩm (Product Perspective)</w:t>
             </w:r>
             <w:r>
               <w:rPr>
-                <w:rFonts w:ascii="Times New Roman" w:hAnsi="Times New Roman" w:cs="Times New Roman"/>
-                <w:noProof/>
-                <w:webHidden/>
-                <w:sz w:val="26"/>
-                <w:szCs w:val="26"/>
+                <w:noProof/>
+                <w:webHidden/>
               </w:rPr>
               <w:tab/>
             </w:r>
             <w:r>
               <w:rPr>
-                <w:rFonts w:ascii="Times New Roman" w:hAnsi="Times New Roman" w:cs="Times New Roman"/>
-                <w:noProof/>
-                <w:webHidden/>
-                <w:sz w:val="26"/>
-                <w:szCs w:val="26"/>
+                <w:noProof/>
+                <w:webHidden/>
               </w:rPr>
               <w:fldChar w:fldCharType="begin"/>
             </w:r>
             <w:r>
               <w:rPr>
-                <w:rFonts w:ascii="Times New Roman" w:hAnsi="Times New Roman" w:cs="Times New Roman"/>
-                <w:noProof/>
-                <w:webHidden/>
-                <w:sz w:val="26"/>
-                <w:szCs w:val="26"/>
-              </w:rPr>
-              <w:instrText xml:space="preserve"> PAGEREF _Toc238497923 \h </w:instrText>
-            </w:r>
-            <w:r>
-              <w:rPr>
-                <w:rFonts w:ascii="Times New Roman" w:hAnsi="Times New Roman" w:cs="Times New Roman"/>
-                <w:noProof/>
-                <w:webHidden/>
-                <w:sz w:val="26"/>
-                <w:szCs w:val="26"/>
-              </w:rPr>
-            </w:r>
-            <w:r>
-              <w:rPr>
-                <w:rFonts w:ascii="Times New Roman" w:hAnsi="Times New Roman" w:cs="Times New Roman"/>
-                <w:noProof/>
-                <w:webHidden/>
-                <w:sz w:val="26"/>
-                <w:szCs w:val="26"/>
+                <w:noProof/>
+                <w:webHidden/>
+              </w:rPr>
+              <w:instrText xml:space="preserve"> PAGEREF _Toc238739344 \h </w:instrText>
+            </w:r>
+            <w:r>
+              <w:rPr>
+                <w:noProof/>
+                <w:webHidden/>
+              </w:rPr>
+            </w:r>
+            <w:r>
+              <w:rPr>
+                <w:noProof/>
+                <w:webHidden/>
               </w:rPr>
               <w:fldChar w:fldCharType="separate"/>
             </w:r>
             <w:r>
               <w:rPr>
-                <w:rFonts w:ascii="Times New Roman" w:hAnsi="Times New Roman" w:cs="Times New Roman"/>
-                <w:noProof/>
-                <w:webHidden/>
-                <w:sz w:val="26"/>
-                <w:szCs w:val="26"/>
+                <w:noProof/>
+                <w:webHidden/>
               </w:rPr>
               <w:t>3</w:t>
             </w:r>
             <w:r>
               <w:rPr>
-                <w:rFonts w:ascii="Times New Roman" w:hAnsi="Times New Roman" w:cs="Times New Roman"/>
-                <w:noProof/>
-                <w:webHidden/>
-                <w:sz w:val="26"/>
-                <w:szCs w:val="26"/>
+                <w:noProof/>
+                <w:webHidden/>
               </w:rPr>
               <w:fldChar w:fldCharType="end"/>
             </w:r>
@@ -1864,89 +1704,69 @@
               <w:tab w:val="right" w:leader="dot" w:pos="9350"/>
             </w:tabs>
             <w:rPr>
-              <w:rFonts w:ascii="Times New Roman" w:eastAsiaTheme="minorEastAsia" w:hAnsi="Times New Roman" w:cs="Times New Roman"/>
+              <w:rFonts w:asciiTheme="minorHAnsi" w:eastAsiaTheme="minorEastAsia" w:hAnsiTheme="minorHAnsi" w:cstheme="minorBidi"/>
               <w:noProof/>
-              <w:sz w:val="26"/>
-              <w:szCs w:val="26"/>
+              <w:kern w:val="2"/>
+              <w:sz w:val="24"/>
+              <w:szCs w:val="24"/>
+              <w:lang w:val="en-ID" w:eastAsia="en-ID"/>
+              <w14:ligatures w14:val="standardContextual"/>
             </w:rPr>
           </w:pPr>
-          <w:hyperlink w:anchor="_Toc238497924" w:history="1">
+          <w:hyperlink w:anchor="_Toc238739345" w:history="1">
             <w:r>
               <w:rPr>
                 <w:rStyle w:val="Hyperlink"/>
-                <w:rFonts w:ascii="Times New Roman" w:hAnsi="Times New Roman" w:cs="Times New Roman"/>
-                <w:noProof/>
-                <w:sz w:val="26"/>
-                <w:szCs w:val="26"/>
+                <w:rFonts w:cs="Times New Roman"/>
+                <w:noProof/>
               </w:rPr>
               <w:t>2.2 Chức năng sản phẩm (Product Functions)</w:t>
             </w:r>
             <w:r>
               <w:rPr>
-                <w:rFonts w:ascii="Times New Roman" w:hAnsi="Times New Roman" w:cs="Times New Roman"/>
-                <w:noProof/>
-                <w:webHidden/>
-                <w:sz w:val="26"/>
-                <w:szCs w:val="26"/>
+                <w:noProof/>
+                <w:webHidden/>
               </w:rPr>
               <w:tab/>
             </w:r>
             <w:r>
               <w:rPr>
-                <w:rFonts w:ascii="Times New Roman" w:hAnsi="Times New Roman" w:cs="Times New Roman"/>
-                <w:noProof/>
-                <w:webHidden/>
-                <w:sz w:val="26"/>
-                <w:szCs w:val="26"/>
+                <w:noProof/>
+                <w:webHidden/>
               </w:rPr>
               <w:fldChar w:fldCharType="begin"/>
             </w:r>
             <w:r>
               <w:rPr>
-                <w:rFonts w:ascii="Times New Roman" w:hAnsi="Times New Roman" w:cs="Times New Roman"/>
-                <w:noProof/>
-                <w:webHidden/>
-                <w:sz w:val="26"/>
-                <w:szCs w:val="26"/>
-              </w:rPr>
-              <w:instrText xml:space="preserve"> PAGEREF _Toc238497924 \h </w:instrText>
-            </w:r>
-            <w:r>
-              <w:rPr>
-                <w:rFonts w:ascii="Times New Roman" w:hAnsi="Times New Roman" w:cs="Times New Roman"/>
-                <w:noProof/>
-                <w:webHidden/>
-                <w:sz w:val="26"/>
-                <w:szCs w:val="26"/>
-              </w:rPr>
-            </w:r>
-            <w:r>
-              <w:rPr>
-                <w:rFonts w:ascii="Times New Roman" w:hAnsi="Times New Roman" w:cs="Times New Roman"/>
-                <w:noProof/>
-                <w:webHidden/>
-                <w:sz w:val="26"/>
-                <w:szCs w:val="26"/>
+                <w:noProof/>
+                <w:webHidden/>
+              </w:rPr>
+              <w:instrText xml:space="preserve"> PAGEREF _Toc238739345 \h </w:instrText>
+            </w:r>
+            <w:r>
+              <w:rPr>
+                <w:noProof/>
+                <w:webHidden/>
+              </w:rPr>
+            </w:r>
+            <w:r>
+              <w:rPr>
+                <w:noProof/>
+                <w:webHidden/>
               </w:rPr>
               <w:fldChar w:fldCharType="separate"/>
             </w:r>
             <w:r>
               <w:rPr>
-                <w:rFonts w:ascii="Times New Roman" w:hAnsi="Times New Roman" w:cs="Times New Roman"/>
-                <w:noProof/>
-                <w:webHidden/>
-                <w:sz w:val="26"/>
-                <w:szCs w:val="26"/>
+                <w:noProof/>
+                <w:webHidden/>
               </w:rPr>
               <w:t>3</w:t>
             </w:r>
             <w:r>
               <w:rPr>
-                <w:rFonts w:ascii="Times New Roman" w:hAnsi="Times New Roman" w:cs="Times New Roman"/>
-                <w:noProof/>
-                <w:webHidden/>
-                <w:sz w:val="26"/>
-                <w:szCs w:val="26"/>
+                <w:noProof/>
+                <w:webHidden/>
               </w:rPr>
               <w:fldChar w:fldCharType="end"/>
             </w:r>
@@ -1959,89 +1779,69 @@
               <w:tab w:val="right" w:leader="dot" w:pos="9350"/>
             </w:tabs>
             <w:rPr>
-              <w:rFonts w:ascii="Times New Roman" w:eastAsiaTheme="minorEastAsia" w:hAnsi="Times New Roman" w:cs="Times New Roman"/>
+              <w:rFonts w:asciiTheme="minorHAnsi" w:eastAsiaTheme="minorEastAsia" w:hAnsiTheme="minorHAnsi" w:cstheme="minorBidi"/>
               <w:noProof/>
-              <w:sz w:val="26"/>
-              <w:szCs w:val="26"/>
+              <w:kern w:val="2"/>
+              <w:sz w:val="24"/>
+              <w:szCs w:val="24"/>
+              <w:lang w:val="en-ID" w:eastAsia="en-ID"/>
+              <w14:ligatures w14:val="standardContextual"/>
             </w:rPr>
           </w:pPr>
-          <w:hyperlink w:anchor="_Toc238497925" w:history="1">
+          <w:hyperlink w:anchor="_Toc238739346" w:history="1">
             <w:r>
               <w:rPr>
                 <w:rStyle w:val="Hyperlink"/>
-                <w:rFonts w:ascii="Times New Roman" w:hAnsi="Times New Roman" w:cs="Times New Roman"/>
-                <w:noProof/>
-                <w:sz w:val="26"/>
-                <w:szCs w:val="26"/>
+                <w:rFonts w:cs="Times New Roman"/>
+                <w:noProof/>
               </w:rPr>
               <w:t>2.3 Đặc điểm người dùng (User Characteristics)</w:t>
             </w:r>
             <w:r>
               <w:rPr>
-                <w:rFonts w:ascii="Times New Roman" w:hAnsi="Times New Roman" w:cs="Times New Roman"/>
-                <w:noProof/>
-                <w:webHidden/>
-                <w:sz w:val="26"/>
-                <w:szCs w:val="26"/>
+                <w:noProof/>
+                <w:webHidden/>
               </w:rPr>
               <w:tab/>
             </w:r>
             <w:r>
               <w:rPr>
-                <w:rFonts w:ascii="Times New Roman" w:hAnsi="Times New Roman" w:cs="Times New Roman"/>
-                <w:noProof/>
-                <w:webHidden/>
-                <w:sz w:val="26"/>
-                <w:szCs w:val="26"/>
+                <w:noProof/>
+                <w:webHidden/>
               </w:rPr>
               <w:fldChar w:fldCharType="begin"/>
             </w:r>
             <w:r>
               <w:rPr>
-                <w:rFonts w:ascii="Times New Roman" w:hAnsi="Times New Roman" w:cs="Times New Roman"/>
-                <w:noProof/>
-                <w:webHidden/>
-                <w:sz w:val="26"/>
-                <w:szCs w:val="26"/>
-              </w:rPr>
-              <w:instrText xml:space="preserve"> PAGEREF _Toc238497925 \h </w:instrText>
-            </w:r>
-            <w:r>
-              <w:rPr>
-                <w:rFonts w:ascii="Times New Roman" w:hAnsi="Times New Roman" w:cs="Times New Roman"/>
-                <w:noProof/>
-                <w:webHidden/>
-                <w:sz w:val="26"/>
-                <w:szCs w:val="26"/>
-              </w:rPr>
-            </w:r>
-            <w:r>
-              <w:rPr>
-                <w:rFonts w:ascii="Times New Roman" w:hAnsi="Times New Roman" w:cs="Times New Roman"/>
-                <w:noProof/>
-                <w:webHidden/>
-                <w:sz w:val="26"/>
-                <w:szCs w:val="26"/>
+                <w:noProof/>
+                <w:webHidden/>
+              </w:rPr>
+              <w:instrText xml:space="preserve"> PAGEREF _Toc238739346 \h </w:instrText>
+            </w:r>
+            <w:r>
+              <w:rPr>
+                <w:noProof/>
+                <w:webHidden/>
+              </w:rPr>
+            </w:r>
+            <w:r>
+              <w:rPr>
+                <w:noProof/>
+                <w:webHidden/>
               </w:rPr>
               <w:fldChar w:fldCharType="separate"/>
             </w:r>
             <w:r>
               <w:rPr>
-                <w:rFonts w:ascii="Times New Roman" w:hAnsi="Times New Roman" w:cs="Times New Roman"/>
-                <w:noProof/>
-                <w:webHidden/>
-                <w:sz w:val="26"/>
-                <w:szCs w:val="26"/>
+                <w:noProof/>
+                <w:webHidden/>
               </w:rPr>
               <w:t>3</w:t>
             </w:r>
             <w:r>
               <w:rPr>
-                <w:rFonts w:ascii="Times New Roman" w:hAnsi="Times New Roman" w:cs="Times New Roman"/>
-                <w:noProof/>
-                <w:webHidden/>
-                <w:sz w:val="26"/>
-                <w:szCs w:val="26"/>
+                <w:noProof/>
+                <w:webHidden/>
               </w:rPr>
               <w:fldChar w:fldCharType="end"/>
             </w:r>
@@ -2054,89 +1854,69 @@
               <w:tab w:val="right" w:leader="dot" w:pos="9350"/>
             </w:tabs>
             <w:rPr>
-              <w:rFonts w:ascii="Times New Roman" w:eastAsiaTheme="minorEastAsia" w:hAnsi="Times New Roman" w:cs="Times New Roman"/>
+              <w:rFonts w:asciiTheme="minorHAnsi" w:eastAsiaTheme="minorEastAsia" w:hAnsiTheme="minorHAnsi" w:cstheme="minorBidi"/>
               <w:noProof/>
-              <w:sz w:val="26"/>
-              <w:szCs w:val="26"/>
+              <w:kern w:val="2"/>
+              <w:sz w:val="24"/>
+              <w:szCs w:val="24"/>
+              <w:lang w:val="en-ID" w:eastAsia="en-ID"/>
+              <w14:ligatures w14:val="standardContextual"/>
             </w:rPr>
           </w:pPr>
-          <w:hyperlink w:anchor="_Toc238497926" w:history="1">
+          <w:hyperlink w:anchor="_Toc238739347" w:history="1">
             <w:r>
               <w:rPr>
                 <w:rStyle w:val="Hyperlink"/>
-                <w:rFonts w:ascii="Times New Roman" w:hAnsi="Times New Roman" w:cs="Times New Roman"/>
-                <w:noProof/>
-                <w:sz w:val="26"/>
-                <w:szCs w:val="26"/>
+                <w:rFonts w:cs="Times New Roman"/>
+                <w:noProof/>
               </w:rPr>
               <w:t>2.4 Ràng buộc chung (General Constraints)</w:t>
             </w:r>
             <w:r>
               <w:rPr>
-                <w:rFonts w:ascii="Times New Roman" w:hAnsi="Times New Roman" w:cs="Times New Roman"/>
-                <w:noProof/>
-                <w:webHidden/>
-                <w:sz w:val="26"/>
-                <w:szCs w:val="26"/>
+                <w:noProof/>
+                <w:webHidden/>
               </w:rPr>
               <w:tab/>
             </w:r>
             <w:r>
               <w:rPr>
-                <w:rFonts w:ascii="Times New Roman" w:hAnsi="Times New Roman" w:cs="Times New Roman"/>
-                <w:noProof/>
-                <w:webHidden/>
-                <w:sz w:val="26"/>
-                <w:szCs w:val="26"/>
+                <w:noProof/>
+                <w:webHidden/>
               </w:rPr>
               <w:fldChar w:fldCharType="begin"/>
             </w:r>
             <w:r>
               <w:rPr>
-                <w:rFonts w:ascii="Times New Roman" w:hAnsi="Times New Roman" w:cs="Times New Roman"/>
-                <w:noProof/>
-                <w:webHidden/>
-                <w:sz w:val="26"/>
-                <w:szCs w:val="26"/>
-              </w:rPr>
-              <w:instrText xml:space="preserve"> PAGEREF _Toc238497926 \h </w:instrText>
-            </w:r>
-            <w:r>
-              <w:rPr>
-                <w:rFonts w:ascii="Times New Roman" w:hAnsi="Times New Roman" w:cs="Times New Roman"/>
-                <w:noProof/>
-                <w:webHidden/>
-                <w:sz w:val="26"/>
-                <w:szCs w:val="26"/>
-              </w:rPr>
-            </w:r>
-            <w:r>
-              <w:rPr>
-                <w:rFonts w:ascii="Times New Roman" w:hAnsi="Times New Roman" w:cs="Times New Roman"/>
-                <w:noProof/>
-                <w:webHidden/>
-                <w:sz w:val="26"/>
-                <w:szCs w:val="26"/>
+                <w:noProof/>
+                <w:webHidden/>
+              </w:rPr>
+              <w:instrText xml:space="preserve"> PAGEREF _Toc238739347 \h </w:instrText>
+            </w:r>
+            <w:r>
+              <w:rPr>
+                <w:noProof/>
+                <w:webHidden/>
+              </w:rPr>
+            </w:r>
+            <w:r>
+              <w:rPr>
+                <w:noProof/>
+                <w:webHidden/>
               </w:rPr>
               <w:fldChar w:fldCharType="separate"/>
             </w:r>
             <w:r>
               <w:rPr>
-                <w:rFonts w:ascii="Times New Roman" w:hAnsi="Times New Roman" w:cs="Times New Roman"/>
-                <w:noProof/>
-                <w:webHidden/>
-                <w:sz w:val="26"/>
-                <w:szCs w:val="26"/>
+                <w:noProof/>
+                <w:webHidden/>
               </w:rPr>
               <w:t>4</w:t>
             </w:r>
             <w:r>
               <w:rPr>
-                <w:rFonts w:ascii="Times New Roman" w:hAnsi="Times New Roman" w:cs="Times New Roman"/>
-                <w:noProof/>
-                <w:webHidden/>
-                <w:sz w:val="26"/>
-                <w:szCs w:val="26"/>
+                <w:noProof/>
+                <w:webHidden/>
               </w:rPr>
               <w:fldChar w:fldCharType="end"/>
             </w:r>
@@ -2149,89 +1929,69 @@
               <w:tab w:val="right" w:leader="dot" w:pos="9350"/>
             </w:tabs>
             <w:rPr>
-              <w:rFonts w:ascii="Times New Roman" w:eastAsiaTheme="minorEastAsia" w:hAnsi="Times New Roman" w:cs="Times New Roman"/>
+              <w:rFonts w:asciiTheme="minorHAnsi" w:eastAsiaTheme="minorEastAsia" w:hAnsiTheme="minorHAnsi" w:cstheme="minorBidi"/>
               <w:noProof/>
-              <w:sz w:val="26"/>
-              <w:szCs w:val="26"/>
+              <w:kern w:val="2"/>
+              <w:sz w:val="24"/>
+              <w:szCs w:val="24"/>
+              <w:lang w:val="en-ID" w:eastAsia="en-ID"/>
+              <w14:ligatures w14:val="standardContextual"/>
             </w:rPr>
           </w:pPr>
-          <w:hyperlink w:anchor="_Toc238497927" w:history="1">
+          <w:hyperlink w:anchor="_Toc238739348" w:history="1">
             <w:r>
               <w:rPr>
                 <w:rStyle w:val="Hyperlink"/>
-                <w:rFonts w:ascii="Times New Roman" w:hAnsi="Times New Roman" w:cs="Times New Roman"/>
-                <w:noProof/>
-                <w:sz w:val="26"/>
-                <w:szCs w:val="26"/>
+                <w:rFonts w:cs="Times New Roman"/>
+                <w:noProof/>
               </w:rPr>
               <w:t>2.5 Giả định và phụ thuộc (Assumptions and Dependencies)</w:t>
             </w:r>
             <w:r>
               <w:rPr>
-                <w:rFonts w:ascii="Times New Roman" w:hAnsi="Times New Roman" w:cs="Times New Roman"/>
-                <w:noProof/>
-                <w:webHidden/>
-                <w:sz w:val="26"/>
-                <w:szCs w:val="26"/>
+                <w:noProof/>
+                <w:webHidden/>
               </w:rPr>
               <w:tab/>
             </w:r>
             <w:r>
               <w:rPr>
-                <w:rFonts w:ascii="Times New Roman" w:hAnsi="Times New Roman" w:cs="Times New Roman"/>
-                <w:noProof/>
-                <w:webHidden/>
-                <w:sz w:val="26"/>
-                <w:szCs w:val="26"/>
+                <w:noProof/>
+                <w:webHidden/>
               </w:rPr>
               <w:fldChar w:fldCharType="begin"/>
             </w:r>
             <w:r>
               <w:rPr>
-                <w:rFonts w:ascii="Times New Roman" w:hAnsi="Times New Roman" w:cs="Times New Roman"/>
-                <w:noProof/>
-                <w:webHidden/>
-                <w:sz w:val="26"/>
-                <w:szCs w:val="26"/>
-              </w:rPr>
-              <w:instrText xml:space="preserve"> PAGEREF _Toc238497927 \h </w:instrText>
-            </w:r>
-            <w:r>
-              <w:rPr>
-                <w:rFonts w:ascii="Times New Roman" w:hAnsi="Times New Roman" w:cs="Times New Roman"/>
-                <w:noProof/>
-                <w:webHidden/>
-                <w:sz w:val="26"/>
-                <w:szCs w:val="26"/>
-              </w:rPr>
-            </w:r>
-            <w:r>
-              <w:rPr>
-                <w:rFonts w:ascii="Times New Roman" w:hAnsi="Times New Roman" w:cs="Times New Roman"/>
-                <w:noProof/>
-                <w:webHidden/>
-                <w:sz w:val="26"/>
-                <w:szCs w:val="26"/>
+                <w:noProof/>
+                <w:webHidden/>
+              </w:rPr>
+              <w:instrText xml:space="preserve"> PAGEREF _Toc238739348 \h </w:instrText>
+            </w:r>
+            <w:r>
+              <w:rPr>
+                <w:noProof/>
+                <w:webHidden/>
+              </w:rPr>
+            </w:r>
+            <w:r>
+              <w:rPr>
+                <w:noProof/>
+                <w:webHidden/>
               </w:rPr>
               <w:fldChar w:fldCharType="separate"/>
             </w:r>
             <w:r>
               <w:rPr>
-                <w:rFonts w:ascii="Times New Roman" w:hAnsi="Times New Roman" w:cs="Times New Roman"/>
-                <w:noProof/>
-                <w:webHidden/>
-                <w:sz w:val="26"/>
-                <w:szCs w:val="26"/>
+                <w:noProof/>
+                <w:webHidden/>
               </w:rPr>
               <w:t>4</w:t>
             </w:r>
             <w:r>
               <w:rPr>
-                <w:rFonts w:ascii="Times New Roman" w:hAnsi="Times New Roman" w:cs="Times New Roman"/>
-                <w:noProof/>
-                <w:webHidden/>
-                <w:sz w:val="26"/>
-                <w:szCs w:val="26"/>
+                <w:noProof/>
+                <w:webHidden/>
               </w:rPr>
               <w:fldChar w:fldCharType="end"/>
             </w:r>
@@ -2244,89 +2004,69 @@
               <w:tab w:val="right" w:leader="dot" w:pos="9350"/>
             </w:tabs>
             <w:rPr>
-              <w:rFonts w:ascii="Times New Roman" w:eastAsiaTheme="minorEastAsia" w:hAnsi="Times New Roman" w:cs="Times New Roman"/>
+              <w:rFonts w:asciiTheme="minorHAnsi" w:eastAsiaTheme="minorEastAsia" w:hAnsiTheme="minorHAnsi" w:cstheme="minorBidi"/>
               <w:noProof/>
-              <w:sz w:val="26"/>
-              <w:szCs w:val="26"/>
+              <w:kern w:val="2"/>
+              <w:sz w:val="24"/>
+              <w:szCs w:val="24"/>
+              <w:lang w:val="en-ID" w:eastAsia="en-ID"/>
+              <w14:ligatures w14:val="standardContextual"/>
             </w:rPr>
           </w:pPr>
-          <w:hyperlink w:anchor="_Toc238497928" w:history="1">
+          <w:hyperlink w:anchor="_Toc238739349" w:history="1">
             <w:r>
               <w:rPr>
                 <w:rStyle w:val="Hyperlink"/>
-                <w:rFonts w:ascii="Times New Roman" w:hAnsi="Times New Roman" w:cs="Times New Roman"/>
-                <w:noProof/>
-                <w:sz w:val="26"/>
-                <w:szCs w:val="26"/>
+                <w:rFonts w:cs="Times New Roman"/>
+                <w:noProof/>
               </w:rPr>
               <w:t>3. YÊU CẦU CHỨC NĂNG CHI TIẾT (Specific Functional Requirements)</w:t>
             </w:r>
             <w:r>
               <w:rPr>
-                <w:rFonts w:ascii="Times New Roman" w:hAnsi="Times New Roman" w:cs="Times New Roman"/>
-                <w:noProof/>
-                <w:webHidden/>
-                <w:sz w:val="26"/>
-                <w:szCs w:val="26"/>
+                <w:noProof/>
+                <w:webHidden/>
               </w:rPr>
               <w:tab/>
             </w:r>
             <w:r>
               <w:rPr>
-                <w:rFonts w:ascii="Times New Roman" w:hAnsi="Times New Roman" w:cs="Times New Roman"/>
-                <w:noProof/>
-                <w:webHidden/>
-                <w:sz w:val="26"/>
-                <w:szCs w:val="26"/>
+                <w:noProof/>
+                <w:webHidden/>
               </w:rPr>
               <w:fldChar w:fldCharType="begin"/>
             </w:r>
             <w:r>
               <w:rPr>
-                <w:rFonts w:ascii="Times New Roman" w:hAnsi="Times New Roman" w:cs="Times New Roman"/>
-                <w:noProof/>
-                <w:webHidden/>
-                <w:sz w:val="26"/>
-                <w:szCs w:val="26"/>
-              </w:rPr>
-              <w:instrText xml:space="preserve"> PAGEREF _Toc238497928 \h </w:instrText>
-            </w:r>
-            <w:r>
-              <w:rPr>
-                <w:rFonts w:ascii="Times New Roman" w:hAnsi="Times New Roman" w:cs="Times New Roman"/>
-                <w:noProof/>
-                <w:webHidden/>
-                <w:sz w:val="26"/>
-                <w:szCs w:val="26"/>
-              </w:rPr>
-            </w:r>
-            <w:r>
-              <w:rPr>
-                <w:rFonts w:ascii="Times New Roman" w:hAnsi="Times New Roman" w:cs="Times New Roman"/>
-                <w:noProof/>
-                <w:webHidden/>
-                <w:sz w:val="26"/>
-                <w:szCs w:val="26"/>
+                <w:noProof/>
+                <w:webHidden/>
+              </w:rPr>
+              <w:instrText xml:space="preserve"> PAGEREF _Toc238739349 \h </w:instrText>
+            </w:r>
+            <w:r>
+              <w:rPr>
+                <w:noProof/>
+                <w:webHidden/>
+              </w:rPr>
+            </w:r>
+            <w:r>
+              <w:rPr>
+                <w:noProof/>
+                <w:webHidden/>
               </w:rPr>
               <w:fldChar w:fldCharType="separate"/>
             </w:r>
             <w:r>
               <w:rPr>
-                <w:rFonts w:ascii="Times New Roman" w:hAnsi="Times New Roman" w:cs="Times New Roman"/>
-                <w:noProof/>
-                <w:webHidden/>
-                <w:sz w:val="26"/>
-                <w:szCs w:val="26"/>
+                <w:noProof/>
+                <w:webHidden/>
               </w:rPr>
               <w:t>5</w:t>
             </w:r>
             <w:r>
               <w:rPr>
-                <w:rFonts w:ascii="Times New Roman" w:hAnsi="Times New Roman" w:cs="Times New Roman"/>
-                <w:noProof/>
-                <w:webHidden/>
-                <w:sz w:val="26"/>
-                <w:szCs w:val="26"/>
+                <w:noProof/>
+                <w:webHidden/>
               </w:rPr>
               <w:fldChar w:fldCharType="end"/>
             </w:r>
@@ -2339,89 +2079,144 @@
               <w:tab w:val="right" w:leader="dot" w:pos="9350"/>
             </w:tabs>
             <w:rPr>
-              <w:rFonts w:ascii="Times New Roman" w:eastAsiaTheme="minorEastAsia" w:hAnsi="Times New Roman" w:cs="Times New Roman"/>
+              <w:rFonts w:asciiTheme="minorHAnsi" w:eastAsiaTheme="minorEastAsia" w:hAnsiTheme="minorHAnsi" w:cstheme="minorBidi"/>
               <w:noProof/>
-              <w:sz w:val="26"/>
-              <w:szCs w:val="26"/>
+              <w:kern w:val="2"/>
+              <w:sz w:val="24"/>
+              <w:szCs w:val="24"/>
+              <w:lang w:val="en-ID" w:eastAsia="en-ID"/>
+              <w14:ligatures w14:val="standardContextual"/>
             </w:rPr>
           </w:pPr>
-          <w:hyperlink w:anchor="_Toc238497929" w:history="1">
+          <w:hyperlink w:anchor="_Toc238739350" w:history="1">
             <w:r>
               <w:rPr>
                 <w:rStyle w:val="Hyperlink"/>
-                <w:rFonts w:ascii="Times New Roman" w:hAnsi="Times New Roman" w:cs="Times New Roman"/>
-                <w:noProof/>
-                <w:sz w:val="26"/>
-                <w:szCs w:val="26"/>
+                <w:rFonts w:cs="Times New Roman"/>
+                <w:noProof/>
               </w:rPr>
               <w:t>3.1 Module Authentication (Đăng ký / Đăng nhập / Đăng xuất)</w:t>
             </w:r>
             <w:r>
               <w:rPr>
-                <w:rFonts w:ascii="Times New Roman" w:hAnsi="Times New Roman" w:cs="Times New Roman"/>
-                <w:noProof/>
-                <w:webHidden/>
-                <w:sz w:val="26"/>
-                <w:szCs w:val="26"/>
+                <w:noProof/>
+                <w:webHidden/>
               </w:rPr>
               <w:tab/>
             </w:r>
             <w:r>
               <w:rPr>
-                <w:rFonts w:ascii="Times New Roman" w:hAnsi="Times New Roman" w:cs="Times New Roman"/>
-                <w:noProof/>
-                <w:webHidden/>
-                <w:sz w:val="26"/>
-                <w:szCs w:val="26"/>
+                <w:noProof/>
+                <w:webHidden/>
               </w:rPr>
               <w:fldChar w:fldCharType="begin"/>
             </w:r>
             <w:r>
               <w:rPr>
-                <w:rFonts w:ascii="Times New Roman" w:hAnsi="Times New Roman" w:cs="Times New Roman"/>
-                <w:noProof/>
-                <w:webHidden/>
-                <w:sz w:val="26"/>
-                <w:szCs w:val="26"/>
-              </w:rPr>
-              <w:instrText xml:space="preserve"> PAGEREF _Toc238497929 \h </w:instrText>
-            </w:r>
-            <w:r>
-              <w:rPr>
-                <w:rFonts w:ascii="Times New Roman" w:hAnsi="Times New Roman" w:cs="Times New Roman"/>
-                <w:noProof/>
-                <w:webHidden/>
-                <w:sz w:val="26"/>
-                <w:szCs w:val="26"/>
-              </w:rPr>
-            </w:r>
-            <w:r>
-              <w:rPr>
-                <w:rFonts w:ascii="Times New Roman" w:hAnsi="Times New Roman" w:cs="Times New Roman"/>
-                <w:noProof/>
-                <w:webHidden/>
-                <w:sz w:val="26"/>
-                <w:szCs w:val="26"/>
+                <w:noProof/>
+                <w:webHidden/>
+              </w:rPr>
+              <w:instrText xml:space="preserve"> PAGEREF _Toc238739350 \h </w:instrText>
+            </w:r>
+            <w:r>
+              <w:rPr>
+                <w:noProof/>
+                <w:webHidden/>
+              </w:rPr>
+            </w:r>
+            <w:r>
+              <w:rPr>
+                <w:noProof/>
+                <w:webHidden/>
               </w:rPr>
               <w:fldChar w:fldCharType="separate"/>
             </w:r>
             <w:r>
               <w:rPr>
-                <w:rFonts w:ascii="Times New Roman" w:hAnsi="Times New Roman" w:cs="Times New Roman"/>
-                <w:noProof/>
-                <w:webHidden/>
-                <w:sz w:val="26"/>
-                <w:szCs w:val="26"/>
+                <w:noProof/>
+                <w:webHidden/>
               </w:rPr>
               <w:t>5</w:t>
             </w:r>
             <w:r>
               <w:rPr>
-                <w:rFonts w:ascii="Times New Roman" w:hAnsi="Times New Roman" w:cs="Times New Roman"/>
-                <w:noProof/>
-                <w:webHidden/>
-                <w:sz w:val="26"/>
-                <w:szCs w:val="26"/>
+                <w:noProof/>
+                <w:webHidden/>
+              </w:rPr>
+              <w:fldChar w:fldCharType="end"/>
+            </w:r>
+          </w:hyperlink>
+        </w:p>
+        <w:p>
+          <w:pPr>
+            <w:pStyle w:val="TOC3"/>
+            <w:tabs>
+              <w:tab w:val="right" w:leader="dot" w:pos="9350"/>
+            </w:tabs>
+            <w:rPr>
+              <w:rFonts w:asciiTheme="minorHAnsi" w:eastAsiaTheme="minorEastAsia" w:hAnsiTheme="minorHAnsi" w:cstheme="minorBidi"/>
+              <w:noProof/>
+              <w:kern w:val="2"/>
+              <w:sz w:val="24"/>
+              <w:szCs w:val="24"/>
+              <w:lang w:val="en-ID" w:eastAsia="en-ID"/>
+              <w14:ligatures w14:val="standardContextual"/>
+            </w:rPr>
+          </w:pPr>
+          <w:hyperlink w:anchor="_Toc238739351" w:history="1">
+            <w:r>
+              <w:rPr>
+                <w:rStyle w:val="Hyperlink"/>
+                <w:rFonts w:cs="Times New Roman"/>
+                <w:noProof/>
+              </w:rPr>
+              <w:t>3.1.1 Business Rules – Register (Quy tắc nghiệp vụ Đăng ký)</w:t>
+            </w:r>
+            <w:r>
+              <w:rPr>
+                <w:noProof/>
+                <w:webHidden/>
+              </w:rPr>
+              <w:tab/>
+            </w:r>
+            <w:r>
+              <w:rPr>
+                <w:noProof/>
+                <w:webHidden/>
+              </w:rPr>
+              <w:fldChar w:fldCharType="begin"/>
+            </w:r>
+            <w:r>
+              <w:rPr>
+                <w:noProof/>
+                <w:webHidden/>
+              </w:rPr>
+              <w:instrText xml:space="preserve"> PAGEREF _Toc238739351 \h </w:instrText>
+            </w:r>
+            <w:r>
+              <w:rPr>
+                <w:noProof/>
+                <w:webHidden/>
+              </w:rPr>
+            </w:r>
+            <w:r>
+              <w:rPr>
+                <w:noProof/>
+                <w:webHidden/>
+              </w:rPr>
+              <w:fldChar w:fldCharType="separate"/>
+            </w:r>
+            <w:r>
+              <w:rPr>
+                <w:noProof/>
+                <w:webHidden/>
+              </w:rPr>
+              <w:t>5</w:t>
+            </w:r>
+            <w:r>
+              <w:rPr>
+                <w:noProof/>
+                <w:webHidden/>
               </w:rPr>
               <w:fldChar w:fldCharType="end"/>
             </w:r>
@@ -2434,90 +2229,70 @@
               <w:tab w:val="right" w:leader="dot" w:pos="9350"/>
             </w:tabs>
             <w:rPr>
-              <w:rFonts w:ascii="Times New Roman" w:eastAsiaTheme="minorEastAsia" w:hAnsi="Times New Roman" w:cs="Times New Roman"/>
+              <w:rFonts w:asciiTheme="minorHAnsi" w:eastAsiaTheme="minorEastAsia" w:hAnsiTheme="minorHAnsi" w:cstheme="minorBidi"/>
               <w:noProof/>
-              <w:sz w:val="26"/>
-              <w:szCs w:val="26"/>
+              <w:kern w:val="2"/>
+              <w:sz w:val="24"/>
+              <w:szCs w:val="24"/>
+              <w:lang w:val="en-ID" w:eastAsia="en-ID"/>
+              <w14:ligatures w14:val="standardContextual"/>
             </w:rPr>
           </w:pPr>
-          <w:hyperlink w:anchor="_Toc238497930" w:history="1">
+          <w:hyperlink w:anchor="_Toc238739352" w:history="1">
             <w:r>
               <w:rPr>
                 <w:rStyle w:val="Hyperlink"/>
-                <w:rFonts w:ascii="Times New Roman" w:hAnsi="Times New Roman" w:cs="Times New Roman"/>
-                <w:noProof/>
-                <w:sz w:val="26"/>
-                <w:szCs w:val="26"/>
+                <w:rFonts w:cs="Times New Roman"/>
+                <w:noProof/>
                 <w:lang w:val="fr-FR"/>
               </w:rPr>
               <w:t>3.2 Module Quản lý hồ sơ (Profile)</w:t>
             </w:r>
             <w:r>
               <w:rPr>
-                <w:rFonts w:ascii="Times New Roman" w:hAnsi="Times New Roman" w:cs="Times New Roman"/>
-                <w:noProof/>
-                <w:webHidden/>
-                <w:sz w:val="26"/>
-                <w:szCs w:val="26"/>
+                <w:noProof/>
+                <w:webHidden/>
               </w:rPr>
               <w:tab/>
             </w:r>
             <w:r>
               <w:rPr>
-                <w:rFonts w:ascii="Times New Roman" w:hAnsi="Times New Roman" w:cs="Times New Roman"/>
-                <w:noProof/>
-                <w:webHidden/>
-                <w:sz w:val="26"/>
-                <w:szCs w:val="26"/>
+                <w:noProof/>
+                <w:webHidden/>
               </w:rPr>
               <w:fldChar w:fldCharType="begin"/>
             </w:r>
             <w:r>
               <w:rPr>
-                <w:rFonts w:ascii="Times New Roman" w:hAnsi="Times New Roman" w:cs="Times New Roman"/>
-                <w:noProof/>
-                <w:webHidden/>
-                <w:sz w:val="26"/>
-                <w:szCs w:val="26"/>
-              </w:rPr>
-              <w:instrText xml:space="preserve"> PAGEREF _Toc238497930 \h </w:instrText>
-            </w:r>
-            <w:r>
-              <w:rPr>
-                <w:rFonts w:ascii="Times New Roman" w:hAnsi="Times New Roman" w:cs="Times New Roman"/>
-                <w:noProof/>
-                <w:webHidden/>
-                <w:sz w:val="26"/>
-                <w:szCs w:val="26"/>
-              </w:rPr>
-            </w:r>
-            <w:r>
-              <w:rPr>
-                <w:rFonts w:ascii="Times New Roman" w:hAnsi="Times New Roman" w:cs="Times New Roman"/>
-                <w:noProof/>
-                <w:webHidden/>
-                <w:sz w:val="26"/>
-                <w:szCs w:val="26"/>
+                <w:noProof/>
+                <w:webHidden/>
+              </w:rPr>
+              <w:instrText xml:space="preserve"> PAGEREF _Toc238739352 \h </w:instrText>
+            </w:r>
+            <w:r>
+              <w:rPr>
+                <w:noProof/>
+                <w:webHidden/>
+              </w:rPr>
+            </w:r>
+            <w:r>
+              <w:rPr>
+                <w:noProof/>
+                <w:webHidden/>
               </w:rPr>
               <w:fldChar w:fldCharType="separate"/>
             </w:r>
             <w:r>
               <w:rPr>
-                <w:rFonts w:ascii="Times New Roman" w:hAnsi="Times New Roman" w:cs="Times New Roman"/>
-                <w:noProof/>
-                <w:webHidden/>
-                <w:sz w:val="26"/>
-                <w:szCs w:val="26"/>
-              </w:rPr>
-              <w:t>5</w:t>
-            </w:r>
-            <w:r>
-              <w:rPr>
-                <w:rFonts w:ascii="Times New Roman" w:hAnsi="Times New Roman" w:cs="Times New Roman"/>
-                <w:noProof/>
-                <w:webHidden/>
-                <w:sz w:val="26"/>
-                <w:szCs w:val="26"/>
+                <w:noProof/>
+                <w:webHidden/>
+              </w:rPr>
+              <w:t>6</w:t>
+            </w:r>
+            <w:r>
+              <w:rPr>
+                <w:noProof/>
+                <w:webHidden/>
               </w:rPr>
               <w:fldChar w:fldCharType="end"/>
             </w:r>
@@ -2530,89 +2305,69 @@
               <w:tab w:val="right" w:leader="dot" w:pos="9350"/>
             </w:tabs>
             <w:rPr>
-              <w:rFonts w:ascii="Times New Roman" w:eastAsiaTheme="minorEastAsia" w:hAnsi="Times New Roman" w:cs="Times New Roman"/>
+              <w:rFonts w:asciiTheme="minorHAnsi" w:eastAsiaTheme="minorEastAsia" w:hAnsiTheme="minorHAnsi" w:cstheme="minorBidi"/>
               <w:noProof/>
-              <w:sz w:val="26"/>
-              <w:szCs w:val="26"/>
+              <w:kern w:val="2"/>
+              <w:sz w:val="24"/>
+              <w:szCs w:val="24"/>
+              <w:lang w:val="en-ID" w:eastAsia="en-ID"/>
+              <w14:ligatures w14:val="standardContextual"/>
             </w:rPr>
           </w:pPr>
-          <w:hyperlink w:anchor="_Toc238497931" w:history="1">
+          <w:hyperlink w:anchor="_Toc238739353" w:history="1">
             <w:r>
               <w:rPr>
                 <w:rStyle w:val="Hyperlink"/>
-                <w:rFonts w:ascii="Times New Roman" w:hAnsi="Times New Roman" w:cs="Times New Roman"/>
-                <w:noProof/>
-                <w:sz w:val="26"/>
-                <w:szCs w:val="26"/>
+                <w:rFonts w:cs="Times New Roman"/>
+                <w:noProof/>
               </w:rPr>
               <w:t>3.3 Module Sản phẩm (Product) &amp; Danh mục (Category)</w:t>
             </w:r>
             <w:r>
               <w:rPr>
-                <w:rFonts w:ascii="Times New Roman" w:hAnsi="Times New Roman" w:cs="Times New Roman"/>
-                <w:noProof/>
-                <w:webHidden/>
-                <w:sz w:val="26"/>
-                <w:szCs w:val="26"/>
+                <w:noProof/>
+                <w:webHidden/>
               </w:rPr>
               <w:tab/>
             </w:r>
             <w:r>
               <w:rPr>
-                <w:rFonts w:ascii="Times New Roman" w:hAnsi="Times New Roman" w:cs="Times New Roman"/>
-                <w:noProof/>
-                <w:webHidden/>
-                <w:sz w:val="26"/>
-                <w:szCs w:val="26"/>
+                <w:noProof/>
+                <w:webHidden/>
               </w:rPr>
               <w:fldChar w:fldCharType="begin"/>
             </w:r>
             <w:r>
               <w:rPr>
-                <w:rFonts w:ascii="Times New Roman" w:hAnsi="Times New Roman" w:cs="Times New Roman"/>
-                <w:noProof/>
-                <w:webHidden/>
-                <w:sz w:val="26"/>
-                <w:szCs w:val="26"/>
-              </w:rPr>
-              <w:instrText xml:space="preserve"> PAGEREF _Toc238497931 \h </w:instrText>
-            </w:r>
-            <w:r>
-              <w:rPr>
-                <w:rFonts w:ascii="Times New Roman" w:hAnsi="Times New Roman" w:cs="Times New Roman"/>
-                <w:noProof/>
-                <w:webHidden/>
-                <w:sz w:val="26"/>
-                <w:szCs w:val="26"/>
-              </w:rPr>
-            </w:r>
-            <w:r>
-              <w:rPr>
-                <w:rFonts w:ascii="Times New Roman" w:hAnsi="Times New Roman" w:cs="Times New Roman"/>
-                <w:noProof/>
-                <w:webHidden/>
-                <w:sz w:val="26"/>
-                <w:szCs w:val="26"/>
+                <w:noProof/>
+                <w:webHidden/>
+              </w:rPr>
+              <w:instrText xml:space="preserve"> PAGEREF _Toc238739353 \h </w:instrText>
+            </w:r>
+            <w:r>
+              <w:rPr>
+                <w:noProof/>
+                <w:webHidden/>
+              </w:rPr>
+            </w:r>
+            <w:r>
+              <w:rPr>
+                <w:noProof/>
+                <w:webHidden/>
               </w:rPr>
               <w:fldChar w:fldCharType="separate"/>
             </w:r>
             <w:r>
               <w:rPr>
-                <w:rFonts w:ascii="Times New Roman" w:hAnsi="Times New Roman" w:cs="Times New Roman"/>
-                <w:noProof/>
-                <w:webHidden/>
-                <w:sz w:val="26"/>
-                <w:szCs w:val="26"/>
+                <w:noProof/>
+                <w:webHidden/>
               </w:rPr>
               <w:t>6</w:t>
             </w:r>
             <w:r>
               <w:rPr>
-                <w:rFonts w:ascii="Times New Roman" w:hAnsi="Times New Roman" w:cs="Times New Roman"/>
-                <w:noProof/>
-                <w:webHidden/>
-                <w:sz w:val="26"/>
-                <w:szCs w:val="26"/>
+                <w:noProof/>
+                <w:webHidden/>
               </w:rPr>
               <w:fldChar w:fldCharType="end"/>
             </w:r>
@@ -2625,89 +2380,69 @@
               <w:tab w:val="right" w:leader="dot" w:pos="9350"/>
             </w:tabs>
             <w:rPr>
-              <w:rFonts w:ascii="Times New Roman" w:eastAsiaTheme="minorEastAsia" w:hAnsi="Times New Roman" w:cs="Times New Roman"/>
+              <w:rFonts w:asciiTheme="minorHAnsi" w:eastAsiaTheme="minorEastAsia" w:hAnsiTheme="minorHAnsi" w:cstheme="minorBidi"/>
               <w:noProof/>
-              <w:sz w:val="26"/>
-              <w:szCs w:val="26"/>
+              <w:kern w:val="2"/>
+              <w:sz w:val="24"/>
+              <w:szCs w:val="24"/>
+              <w:lang w:val="en-ID" w:eastAsia="en-ID"/>
+              <w14:ligatures w14:val="standardContextual"/>
             </w:rPr>
           </w:pPr>
-          <w:hyperlink w:anchor="_Toc238497932" w:history="1">
+          <w:hyperlink w:anchor="_Toc238739354" w:history="1">
             <w:r>
               <w:rPr>
                 <w:rStyle w:val="Hyperlink"/>
-                <w:rFonts w:ascii="Times New Roman" w:hAnsi="Times New Roman" w:cs="Times New Roman"/>
-                <w:noProof/>
-                <w:sz w:val="26"/>
-                <w:szCs w:val="26"/>
+                <w:rFonts w:cs="Times New Roman"/>
+                <w:noProof/>
               </w:rPr>
               <w:t>3.4 Module Giỏ hàng (Cart)</w:t>
             </w:r>
             <w:r>
               <w:rPr>
-                <w:rFonts w:ascii="Times New Roman" w:hAnsi="Times New Roman" w:cs="Times New Roman"/>
-                <w:noProof/>
-                <w:webHidden/>
-                <w:sz w:val="26"/>
-                <w:szCs w:val="26"/>
+                <w:noProof/>
+                <w:webHidden/>
               </w:rPr>
               <w:tab/>
             </w:r>
             <w:r>
               <w:rPr>
-                <w:rFonts w:ascii="Times New Roman" w:hAnsi="Times New Roman" w:cs="Times New Roman"/>
-                <w:noProof/>
-                <w:webHidden/>
-                <w:sz w:val="26"/>
-                <w:szCs w:val="26"/>
+                <w:noProof/>
+                <w:webHidden/>
               </w:rPr>
               <w:fldChar w:fldCharType="begin"/>
             </w:r>
             <w:r>
               <w:rPr>
-                <w:rFonts w:ascii="Times New Roman" w:hAnsi="Times New Roman" w:cs="Times New Roman"/>
-                <w:noProof/>
-                <w:webHidden/>
-                <w:sz w:val="26"/>
-                <w:szCs w:val="26"/>
-              </w:rPr>
-              <w:instrText xml:space="preserve"> PAGEREF _Toc238497932 \h </w:instrText>
-            </w:r>
-            <w:r>
-              <w:rPr>
-                <w:rFonts w:ascii="Times New Roman" w:hAnsi="Times New Roman" w:cs="Times New Roman"/>
-                <w:noProof/>
-                <w:webHidden/>
-                <w:sz w:val="26"/>
-                <w:szCs w:val="26"/>
-              </w:rPr>
-            </w:r>
-            <w:r>
-              <w:rPr>
-                <w:rFonts w:ascii="Times New Roman" w:hAnsi="Times New Roman" w:cs="Times New Roman"/>
-                <w:noProof/>
-                <w:webHidden/>
-                <w:sz w:val="26"/>
-                <w:szCs w:val="26"/>
+                <w:noProof/>
+                <w:webHidden/>
+              </w:rPr>
+              <w:instrText xml:space="preserve"> PAGEREF _Toc238739354 \h </w:instrText>
+            </w:r>
+            <w:r>
+              <w:rPr>
+                <w:noProof/>
+                <w:webHidden/>
+              </w:rPr>
+            </w:r>
+            <w:r>
+              <w:rPr>
+                <w:noProof/>
+                <w:webHidden/>
               </w:rPr>
               <w:fldChar w:fldCharType="separate"/>
             </w:r>
             <w:r>
               <w:rPr>
-                <w:rFonts w:ascii="Times New Roman" w:hAnsi="Times New Roman" w:cs="Times New Roman"/>
-                <w:noProof/>
-                <w:webHidden/>
-                <w:sz w:val="26"/>
-                <w:szCs w:val="26"/>
+                <w:noProof/>
+                <w:webHidden/>
               </w:rPr>
               <w:t>8</w:t>
             </w:r>
             <w:r>
               <w:rPr>
-                <w:rFonts w:ascii="Times New Roman" w:hAnsi="Times New Roman" w:cs="Times New Roman"/>
-                <w:noProof/>
-                <w:webHidden/>
-                <w:sz w:val="26"/>
-                <w:szCs w:val="26"/>
+                <w:noProof/>
+                <w:webHidden/>
               </w:rPr>
               <w:fldChar w:fldCharType="end"/>
             </w:r>
@@ -2720,89 +2455,69 @@
               <w:tab w:val="right" w:leader="dot" w:pos="9350"/>
             </w:tabs>
             <w:rPr>
-              <w:rFonts w:ascii="Times New Roman" w:eastAsiaTheme="minorEastAsia" w:hAnsi="Times New Roman" w:cs="Times New Roman"/>
+              <w:rFonts w:asciiTheme="minorHAnsi" w:eastAsiaTheme="minorEastAsia" w:hAnsiTheme="minorHAnsi" w:cstheme="minorBidi"/>
               <w:noProof/>
-              <w:sz w:val="26"/>
-              <w:szCs w:val="26"/>
+              <w:kern w:val="2"/>
+              <w:sz w:val="24"/>
+              <w:szCs w:val="24"/>
+              <w:lang w:val="en-ID" w:eastAsia="en-ID"/>
+              <w14:ligatures w14:val="standardContextual"/>
             </w:rPr>
           </w:pPr>
-          <w:hyperlink w:anchor="_Toc238497933" w:history="1">
+          <w:hyperlink w:anchor="_Toc238739355" w:history="1">
             <w:r>
               <w:rPr>
                 <w:rStyle w:val="Hyperlink"/>
-                <w:rFonts w:ascii="Times New Roman" w:hAnsi="Times New Roman" w:cs="Times New Roman"/>
-                <w:noProof/>
-                <w:sz w:val="26"/>
-                <w:szCs w:val="26"/>
+                <w:rFonts w:cs="Times New Roman"/>
+                <w:noProof/>
               </w:rPr>
               <w:t>3.5 Module Đơn hàng (Order)</w:t>
             </w:r>
             <w:r>
               <w:rPr>
-                <w:rFonts w:ascii="Times New Roman" w:hAnsi="Times New Roman" w:cs="Times New Roman"/>
-                <w:noProof/>
-                <w:webHidden/>
-                <w:sz w:val="26"/>
-                <w:szCs w:val="26"/>
+                <w:noProof/>
+                <w:webHidden/>
               </w:rPr>
               <w:tab/>
             </w:r>
             <w:r>
               <w:rPr>
-                <w:rFonts w:ascii="Times New Roman" w:hAnsi="Times New Roman" w:cs="Times New Roman"/>
-                <w:noProof/>
-                <w:webHidden/>
-                <w:sz w:val="26"/>
-                <w:szCs w:val="26"/>
+                <w:noProof/>
+                <w:webHidden/>
               </w:rPr>
               <w:fldChar w:fldCharType="begin"/>
             </w:r>
             <w:r>
               <w:rPr>
-                <w:rFonts w:ascii="Times New Roman" w:hAnsi="Times New Roman" w:cs="Times New Roman"/>
-                <w:noProof/>
-                <w:webHidden/>
-                <w:sz w:val="26"/>
-                <w:szCs w:val="26"/>
-              </w:rPr>
-              <w:instrText xml:space="preserve"> PAGEREF _Toc238497933 \h </w:instrText>
-            </w:r>
-            <w:r>
-              <w:rPr>
-                <w:rFonts w:ascii="Times New Roman" w:hAnsi="Times New Roman" w:cs="Times New Roman"/>
-                <w:noProof/>
-                <w:webHidden/>
-                <w:sz w:val="26"/>
-                <w:szCs w:val="26"/>
-              </w:rPr>
-            </w:r>
-            <w:r>
-              <w:rPr>
-                <w:rFonts w:ascii="Times New Roman" w:hAnsi="Times New Roman" w:cs="Times New Roman"/>
-                <w:noProof/>
-                <w:webHidden/>
-                <w:sz w:val="26"/>
-                <w:szCs w:val="26"/>
+                <w:noProof/>
+                <w:webHidden/>
+              </w:rPr>
+              <w:instrText xml:space="preserve"> PAGEREF _Toc238739355 \h </w:instrText>
+            </w:r>
+            <w:r>
+              <w:rPr>
+                <w:noProof/>
+                <w:webHidden/>
+              </w:rPr>
+            </w:r>
+            <w:r>
+              <w:rPr>
+                <w:noProof/>
+                <w:webHidden/>
               </w:rPr>
               <w:fldChar w:fldCharType="separate"/>
             </w:r>
             <w:r>
               <w:rPr>
-                <w:rFonts w:ascii="Times New Roman" w:hAnsi="Times New Roman" w:cs="Times New Roman"/>
-                <w:noProof/>
-                <w:webHidden/>
-                <w:sz w:val="26"/>
-                <w:szCs w:val="26"/>
+                <w:noProof/>
+                <w:webHidden/>
               </w:rPr>
               <w:t>10</w:t>
             </w:r>
             <w:r>
               <w:rPr>
-                <w:rFonts w:ascii="Times New Roman" w:hAnsi="Times New Roman" w:cs="Times New Roman"/>
-                <w:noProof/>
-                <w:webHidden/>
-                <w:sz w:val="26"/>
-                <w:szCs w:val="26"/>
+                <w:noProof/>
+                <w:webHidden/>
               </w:rPr>
               <w:fldChar w:fldCharType="end"/>
             </w:r>
@@ -2815,89 +2530,69 @@
               <w:tab w:val="right" w:leader="dot" w:pos="9350"/>
             </w:tabs>
             <w:rPr>
-              <w:rFonts w:ascii="Times New Roman" w:eastAsiaTheme="minorEastAsia" w:hAnsi="Times New Roman" w:cs="Times New Roman"/>
+              <w:rFonts w:asciiTheme="minorHAnsi" w:eastAsiaTheme="minorEastAsia" w:hAnsiTheme="minorHAnsi" w:cstheme="minorBidi"/>
               <w:noProof/>
-              <w:sz w:val="26"/>
-              <w:szCs w:val="26"/>
+              <w:kern w:val="2"/>
+              <w:sz w:val="24"/>
+              <w:szCs w:val="24"/>
+              <w:lang w:val="en-ID" w:eastAsia="en-ID"/>
+              <w14:ligatures w14:val="standardContextual"/>
             </w:rPr>
           </w:pPr>
-          <w:hyperlink w:anchor="_Toc238497934" w:history="1">
+          <w:hyperlink w:anchor="_Toc238739356" w:history="1">
             <w:r>
               <w:rPr>
                 <w:rStyle w:val="Hyperlink"/>
-                <w:rFonts w:ascii="Times New Roman" w:hAnsi="Times New Roman" w:cs="Times New Roman"/>
-                <w:noProof/>
-                <w:sz w:val="26"/>
-                <w:szCs w:val="26"/>
+                <w:rFonts w:cs="Times New Roman"/>
+                <w:noProof/>
               </w:rPr>
               <w:t>3.6 Module Phân quyền (Authorization) — tham chiếu chéo</w:t>
             </w:r>
             <w:r>
               <w:rPr>
-                <w:rFonts w:ascii="Times New Roman" w:hAnsi="Times New Roman" w:cs="Times New Roman"/>
-                <w:noProof/>
-                <w:webHidden/>
-                <w:sz w:val="26"/>
-                <w:szCs w:val="26"/>
+                <w:noProof/>
+                <w:webHidden/>
               </w:rPr>
               <w:tab/>
             </w:r>
             <w:r>
               <w:rPr>
-                <w:rFonts w:ascii="Times New Roman" w:hAnsi="Times New Roman" w:cs="Times New Roman"/>
-                <w:noProof/>
-                <w:webHidden/>
-                <w:sz w:val="26"/>
-                <w:szCs w:val="26"/>
+                <w:noProof/>
+                <w:webHidden/>
               </w:rPr>
               <w:fldChar w:fldCharType="begin"/>
             </w:r>
             <w:r>
               <w:rPr>
-                <w:rFonts w:ascii="Times New Roman" w:hAnsi="Times New Roman" w:cs="Times New Roman"/>
-                <w:noProof/>
-                <w:webHidden/>
-                <w:sz w:val="26"/>
-                <w:szCs w:val="26"/>
-              </w:rPr>
-              <w:instrText xml:space="preserve"> PAGEREF _Toc238497934 \h </w:instrText>
-            </w:r>
-            <w:r>
-              <w:rPr>
-                <w:rFonts w:ascii="Times New Roman" w:hAnsi="Times New Roman" w:cs="Times New Roman"/>
-                <w:noProof/>
-                <w:webHidden/>
-                <w:sz w:val="26"/>
-                <w:szCs w:val="26"/>
-              </w:rPr>
-            </w:r>
-            <w:r>
-              <w:rPr>
-                <w:rFonts w:ascii="Times New Roman" w:hAnsi="Times New Roman" w:cs="Times New Roman"/>
-                <w:noProof/>
-                <w:webHidden/>
-                <w:sz w:val="26"/>
-                <w:szCs w:val="26"/>
+                <w:noProof/>
+                <w:webHidden/>
+              </w:rPr>
+              <w:instrText xml:space="preserve"> PAGEREF _Toc238739356 \h </w:instrText>
+            </w:r>
+            <w:r>
+              <w:rPr>
+                <w:noProof/>
+                <w:webHidden/>
+              </w:rPr>
+            </w:r>
+            <w:r>
+              <w:rPr>
+                <w:noProof/>
+                <w:webHidden/>
               </w:rPr>
               <w:fldChar w:fldCharType="separate"/>
             </w:r>
             <w:r>
               <w:rPr>
-                <w:rFonts w:ascii="Times New Roman" w:hAnsi="Times New Roman" w:cs="Times New Roman"/>
-                <w:noProof/>
-                <w:webHidden/>
-                <w:sz w:val="26"/>
-                <w:szCs w:val="26"/>
+                <w:noProof/>
+                <w:webHidden/>
               </w:rPr>
               <w:t>14</w:t>
             </w:r>
             <w:r>
               <w:rPr>
-                <w:rFonts w:ascii="Times New Roman" w:hAnsi="Times New Roman" w:cs="Times New Roman"/>
-                <w:noProof/>
-                <w:webHidden/>
-                <w:sz w:val="26"/>
-                <w:szCs w:val="26"/>
+                <w:noProof/>
+                <w:webHidden/>
               </w:rPr>
               <w:fldChar w:fldCharType="end"/>
             </w:r>
@@ -2910,89 +2605,69 @@
               <w:tab w:val="right" w:leader="dot" w:pos="9350"/>
             </w:tabs>
             <w:rPr>
-              <w:rFonts w:ascii="Times New Roman" w:eastAsiaTheme="minorEastAsia" w:hAnsi="Times New Roman" w:cs="Times New Roman"/>
+              <w:rFonts w:asciiTheme="minorHAnsi" w:eastAsiaTheme="minorEastAsia" w:hAnsiTheme="minorHAnsi" w:cstheme="minorBidi"/>
               <w:noProof/>
-              <w:sz w:val="26"/>
-              <w:szCs w:val="26"/>
+              <w:kern w:val="2"/>
+              <w:sz w:val="24"/>
+              <w:szCs w:val="24"/>
+              <w:lang w:val="en-ID" w:eastAsia="en-ID"/>
+              <w14:ligatures w14:val="standardContextual"/>
             </w:rPr>
           </w:pPr>
-          <w:hyperlink w:anchor="_Toc238497935" w:history="1">
+          <w:hyperlink w:anchor="_Toc238739357" w:history="1">
             <w:r>
               <w:rPr>
                 <w:rStyle w:val="Hyperlink"/>
-                <w:rFonts w:ascii="Times New Roman" w:hAnsi="Times New Roman" w:cs="Times New Roman"/>
-                <w:noProof/>
-                <w:sz w:val="26"/>
-                <w:szCs w:val="26"/>
+                <w:rFonts w:cs="Times New Roman"/>
+                <w:noProof/>
               </w:rPr>
               <w:t>4. YÊU CẦU PHI CHỨC NĂNG (Non-Functional Requirements)</w:t>
             </w:r>
             <w:r>
               <w:rPr>
-                <w:rFonts w:ascii="Times New Roman" w:hAnsi="Times New Roman" w:cs="Times New Roman"/>
-                <w:noProof/>
-                <w:webHidden/>
-                <w:sz w:val="26"/>
-                <w:szCs w:val="26"/>
+                <w:noProof/>
+                <w:webHidden/>
               </w:rPr>
               <w:tab/>
             </w:r>
             <w:r>
               <w:rPr>
-                <w:rFonts w:ascii="Times New Roman" w:hAnsi="Times New Roman" w:cs="Times New Roman"/>
-                <w:noProof/>
-                <w:webHidden/>
-                <w:sz w:val="26"/>
-                <w:szCs w:val="26"/>
+                <w:noProof/>
+                <w:webHidden/>
               </w:rPr>
               <w:fldChar w:fldCharType="begin"/>
             </w:r>
             <w:r>
               <w:rPr>
-                <w:rFonts w:ascii="Times New Roman" w:hAnsi="Times New Roman" w:cs="Times New Roman"/>
-                <w:noProof/>
-                <w:webHidden/>
-                <w:sz w:val="26"/>
-                <w:szCs w:val="26"/>
-              </w:rPr>
-              <w:instrText xml:space="preserve"> PAGEREF _Toc238497935 \h </w:instrText>
-            </w:r>
-            <w:r>
-              <w:rPr>
-                <w:rFonts w:ascii="Times New Roman" w:hAnsi="Times New Roman" w:cs="Times New Roman"/>
-                <w:noProof/>
-                <w:webHidden/>
-                <w:sz w:val="26"/>
-                <w:szCs w:val="26"/>
-              </w:rPr>
-            </w:r>
-            <w:r>
-              <w:rPr>
-                <w:rFonts w:ascii="Times New Roman" w:hAnsi="Times New Roman" w:cs="Times New Roman"/>
-                <w:noProof/>
-                <w:webHidden/>
-                <w:sz w:val="26"/>
-                <w:szCs w:val="26"/>
+                <w:noProof/>
+                <w:webHidden/>
+              </w:rPr>
+              <w:instrText xml:space="preserve"> PAGEREF _Toc238739357 \h </w:instrText>
+            </w:r>
+            <w:r>
+              <w:rPr>
+                <w:noProof/>
+                <w:webHidden/>
+              </w:rPr>
+            </w:r>
+            <w:r>
+              <w:rPr>
+                <w:noProof/>
+                <w:webHidden/>
               </w:rPr>
               <w:fldChar w:fldCharType="separate"/>
             </w:r>
             <w:r>
               <w:rPr>
-                <w:rFonts w:ascii="Times New Roman" w:hAnsi="Times New Roman" w:cs="Times New Roman"/>
-                <w:noProof/>
-                <w:webHidden/>
-                <w:sz w:val="26"/>
-                <w:szCs w:val="26"/>
+                <w:noProof/>
+                <w:webHidden/>
               </w:rPr>
               <w:t>15</w:t>
             </w:r>
             <w:r>
               <w:rPr>
-                <w:rFonts w:ascii="Times New Roman" w:hAnsi="Times New Roman" w:cs="Times New Roman"/>
-                <w:noProof/>
-                <w:webHidden/>
-                <w:sz w:val="26"/>
-                <w:szCs w:val="26"/>
+                <w:noProof/>
+                <w:webHidden/>
               </w:rPr>
               <w:fldChar w:fldCharType="end"/>
             </w:r>
@@ -3005,89 +2680,69 @@
               <w:tab w:val="right" w:leader="dot" w:pos="9350"/>
             </w:tabs>
             <w:rPr>
-              <w:rFonts w:ascii="Times New Roman" w:eastAsiaTheme="minorEastAsia" w:hAnsi="Times New Roman" w:cs="Times New Roman"/>
+              <w:rFonts w:asciiTheme="minorHAnsi" w:eastAsiaTheme="minorEastAsia" w:hAnsiTheme="minorHAnsi" w:cstheme="minorBidi"/>
               <w:noProof/>
-              <w:sz w:val="26"/>
-              <w:szCs w:val="26"/>
+              <w:kern w:val="2"/>
+              <w:sz w:val="24"/>
+              <w:szCs w:val="24"/>
+              <w:lang w:val="en-ID" w:eastAsia="en-ID"/>
+              <w14:ligatures w14:val="standardContextual"/>
             </w:rPr>
           </w:pPr>
-          <w:hyperlink w:anchor="_Toc238497936" w:history="1">
+          <w:hyperlink w:anchor="_Toc238739358" w:history="1">
             <w:r>
               <w:rPr>
                 <w:rStyle w:val="Hyperlink"/>
-                <w:rFonts w:ascii="Times New Roman" w:hAnsi="Times New Roman" w:cs="Times New Roman"/>
-                <w:noProof/>
-                <w:sz w:val="26"/>
-                <w:szCs w:val="26"/>
+                <w:rFonts w:cs="Times New Roman"/>
+                <w:noProof/>
               </w:rPr>
               <w:t>4.1 Hiệu năng (Performance)</w:t>
             </w:r>
             <w:r>
               <w:rPr>
-                <w:rFonts w:ascii="Times New Roman" w:hAnsi="Times New Roman" w:cs="Times New Roman"/>
-                <w:noProof/>
-                <w:webHidden/>
-                <w:sz w:val="26"/>
-                <w:szCs w:val="26"/>
+                <w:noProof/>
+                <w:webHidden/>
               </w:rPr>
               <w:tab/>
             </w:r>
             <w:r>
               <w:rPr>
-                <w:rFonts w:ascii="Times New Roman" w:hAnsi="Times New Roman" w:cs="Times New Roman"/>
-                <w:noProof/>
-                <w:webHidden/>
-                <w:sz w:val="26"/>
-                <w:szCs w:val="26"/>
+                <w:noProof/>
+                <w:webHidden/>
               </w:rPr>
               <w:fldChar w:fldCharType="begin"/>
             </w:r>
             <w:r>
               <w:rPr>
-                <w:rFonts w:ascii="Times New Roman" w:hAnsi="Times New Roman" w:cs="Times New Roman"/>
-                <w:noProof/>
-                <w:webHidden/>
-                <w:sz w:val="26"/>
-                <w:szCs w:val="26"/>
-              </w:rPr>
-              <w:instrText xml:space="preserve"> PAGEREF _Toc238497936 \h </w:instrText>
-            </w:r>
-            <w:r>
-              <w:rPr>
-                <w:rFonts w:ascii="Times New Roman" w:hAnsi="Times New Roman" w:cs="Times New Roman"/>
-                <w:noProof/>
-                <w:webHidden/>
-                <w:sz w:val="26"/>
-                <w:szCs w:val="26"/>
-              </w:rPr>
-            </w:r>
-            <w:r>
-              <w:rPr>
-                <w:rFonts w:ascii="Times New Roman" w:hAnsi="Times New Roman" w:cs="Times New Roman"/>
-                <w:noProof/>
-                <w:webHidden/>
-                <w:sz w:val="26"/>
-                <w:szCs w:val="26"/>
+                <w:noProof/>
+                <w:webHidden/>
+              </w:rPr>
+              <w:instrText xml:space="preserve"> PAGEREF _Toc238739358 \h </w:instrText>
+            </w:r>
+            <w:r>
+              <w:rPr>
+                <w:noProof/>
+                <w:webHidden/>
+              </w:rPr>
+            </w:r>
+            <w:r>
+              <w:rPr>
+                <w:noProof/>
+                <w:webHidden/>
               </w:rPr>
               <w:fldChar w:fldCharType="separate"/>
             </w:r>
             <w:r>
               <w:rPr>
-                <w:rFonts w:ascii="Times New Roman" w:hAnsi="Times New Roman" w:cs="Times New Roman"/>
-                <w:noProof/>
-                <w:webHidden/>
-                <w:sz w:val="26"/>
-                <w:szCs w:val="26"/>
+                <w:noProof/>
+                <w:webHidden/>
               </w:rPr>
               <w:t>15</w:t>
             </w:r>
             <w:r>
               <w:rPr>
-                <w:rFonts w:ascii="Times New Roman" w:hAnsi="Times New Roman" w:cs="Times New Roman"/>
-                <w:noProof/>
-                <w:webHidden/>
-                <w:sz w:val="26"/>
-                <w:szCs w:val="26"/>
+                <w:noProof/>
+                <w:webHidden/>
               </w:rPr>
               <w:fldChar w:fldCharType="end"/>
             </w:r>
@@ -3100,186 +2755,69 @@
               <w:tab w:val="right" w:leader="dot" w:pos="9350"/>
             </w:tabs>
             <w:rPr>
-              <w:rFonts w:ascii="Times New Roman" w:eastAsiaTheme="minorEastAsia" w:hAnsi="Times New Roman" w:cs="Times New Roman"/>
+              <w:rFonts w:asciiTheme="minorHAnsi" w:eastAsiaTheme="minorEastAsia" w:hAnsiTheme="minorHAnsi" w:cstheme="minorBidi"/>
               <w:noProof/>
-              <w:sz w:val="26"/>
-              <w:szCs w:val="26"/>
+              <w:kern w:val="2"/>
+              <w:sz w:val="24"/>
+              <w:szCs w:val="24"/>
+              <w:lang w:val="en-ID" w:eastAsia="en-ID"/>
+              <w14:ligatures w14:val="standardContextual"/>
             </w:rPr>
           </w:pPr>
-          <w:hyperlink w:anchor="_Toc238497937" w:history="1">
+          <w:hyperlink w:anchor="_Toc238739359" w:history="1">
             <w:r>
               <w:rPr>
                 <w:rStyle w:val="Hyperlink"/>
-                <w:rFonts w:ascii="Times New Roman" w:hAnsi="Times New Roman" w:cs="Times New Roman"/>
-                <w:noProof/>
-                <w:sz w:val="26"/>
-                <w:szCs w:val="26"/>
+                <w:rFonts w:cs="Times New Roman"/>
+                <w:noProof/>
               </w:rPr>
               <w:t>4.2 Bảo mật (Security)</w:t>
             </w:r>
             <w:r>
               <w:rPr>
-                <w:rFonts w:ascii="Times New Roman" w:hAnsi="Times New Roman" w:cs="Times New Roman"/>
-                <w:noProof/>
-                <w:webHidden/>
-                <w:sz w:val="26"/>
-                <w:szCs w:val="26"/>
+                <w:noProof/>
+                <w:webHidden/>
               </w:rPr>
               <w:tab/>
             </w:r>
             <w:r>
               <w:rPr>
-                <w:rFonts w:ascii="Times New Roman" w:hAnsi="Times New Roman" w:cs="Times New Roman"/>
-                <w:noProof/>
-                <w:webHidden/>
-                <w:sz w:val="26"/>
-                <w:szCs w:val="26"/>
+                <w:noProof/>
+                <w:webHidden/>
               </w:rPr>
               <w:fldChar w:fldCharType="begin"/>
             </w:r>
             <w:r>
               <w:rPr>
-                <w:rFonts w:ascii="Times New Roman" w:hAnsi="Times New Roman" w:cs="Times New Roman"/>
-                <w:noProof/>
-                <w:webHidden/>
-                <w:sz w:val="26"/>
-                <w:szCs w:val="26"/>
-              </w:rPr>
-              <w:instrText xml:space="preserve"> PAGEREF _Toc238497937 \h </w:instrText>
-            </w:r>
-            <w:r>
-              <w:rPr>
-                <w:rFonts w:ascii="Times New Roman" w:hAnsi="Times New Roman" w:cs="Times New Roman"/>
-                <w:noProof/>
-                <w:webHidden/>
-                <w:sz w:val="26"/>
-                <w:szCs w:val="26"/>
-              </w:rPr>
-            </w:r>
-            <w:r>
-              <w:rPr>
-                <w:rFonts w:ascii="Times New Roman" w:hAnsi="Times New Roman" w:cs="Times New Roman"/>
-                <w:noProof/>
-                <w:webHidden/>
-                <w:sz w:val="26"/>
-                <w:szCs w:val="26"/>
+                <w:noProof/>
+                <w:webHidden/>
+              </w:rPr>
+              <w:instrText xml:space="preserve"> PAGEREF _Toc238739359 \h </w:instrText>
+            </w:r>
+            <w:r>
+              <w:rPr>
+                <w:noProof/>
+                <w:webHidden/>
+              </w:rPr>
+            </w:r>
+            <w:r>
+              <w:rPr>
+                <w:noProof/>
+                <w:webHidden/>
               </w:rPr>
               <w:fldChar w:fldCharType="separate"/>
             </w:r>
             <w:r>
               <w:rPr>
-                <w:rFonts w:ascii="Times New Roman" w:hAnsi="Times New Roman" w:cs="Times New Roman"/>
-                <w:noProof/>
-                <w:webHidden/>
-                <w:sz w:val="26"/>
-                <w:szCs w:val="26"/>
+                <w:noProof/>
+                <w:webHidden/>
               </w:rPr>
               <w:t>15</w:t>
             </w:r>
             <w:r>
               <w:rPr>
-                <w:rFonts w:ascii="Times New Roman" w:hAnsi="Times New Roman" w:cs="Times New Roman"/>
-                <w:noProof/>
-                <w:webHidden/>
-                <w:sz w:val="26"/>
-                <w:szCs w:val="26"/>
-              </w:rPr>
-              <w:fldChar w:fldCharType="end"/>
-            </w:r>
-          </w:hyperlink>
-          <w:bookmarkStart w:id="0" w:name="_GoBack"/>
-          <w:bookmarkEnd w:id="0"/>
-        </w:p>
-        <w:p>
-          <w:pPr>
-            <w:pStyle w:val="TOC2"/>
-            <w:tabs>
-              <w:tab w:val="right" w:leader="dot" w:pos="9350"/>
-            </w:tabs>
-            <w:rPr>
-              <w:rFonts w:ascii="Times New Roman" w:eastAsiaTheme="minorEastAsia" w:hAnsi="Times New Roman" w:cs="Times New Roman"/>
-              <w:noProof/>
-              <w:sz w:val="26"/>
-              <w:szCs w:val="26"/>
-            </w:rPr>
-          </w:pPr>
-          <w:hyperlink w:anchor="_Toc238497938" w:history="1">
-            <w:r>
-              <w:rPr>
-                <w:rStyle w:val="Hyperlink"/>
-                <w:rFonts w:ascii="Times New Roman" w:hAnsi="Times New Roman" w:cs="Times New Roman"/>
-                <w:noProof/>
-                <w:sz w:val="26"/>
-                <w:szCs w:val="26"/>
-              </w:rPr>
-              <w:t>4.3 Độ tin cậy (Reliability)</w:t>
-            </w:r>
-            <w:r>
-              <w:rPr>
-                <w:rFonts w:ascii="Times New Roman" w:hAnsi="Times New Roman" w:cs="Times New Roman"/>
-                <w:noProof/>
-                <w:webHidden/>
-                <w:sz w:val="26"/>
-                <w:szCs w:val="26"/>
-              </w:rPr>
-              <w:tab/>
-            </w:r>
-            <w:r>
-              <w:rPr>
-                <w:rFonts w:ascii="Times New Roman" w:hAnsi="Times New Roman" w:cs="Times New Roman"/>
-                <w:noProof/>
-                <w:webHidden/>
-                <w:sz w:val="26"/>
-                <w:szCs w:val="26"/>
-              </w:rPr>
-              <w:fldChar w:fldCharType="begin"/>
-            </w:r>
-            <w:r>
-              <w:rPr>
-                <w:rFonts w:ascii="Times New Roman" w:hAnsi="Times New Roman" w:cs="Times New Roman"/>
-                <w:noProof/>
-                <w:webHidden/>
-                <w:sz w:val="26"/>
-                <w:szCs w:val="26"/>
-              </w:rPr>
-              <w:instrText xml:space="preserve"> PAGEREF _Toc238497938 \h </w:instrText>
-            </w:r>
-            <w:r>
-              <w:rPr>
-                <w:rFonts w:ascii="Times New Roman" w:hAnsi="Times New Roman" w:cs="Times New Roman"/>
-                <w:noProof/>
-                <w:webHidden/>
-                <w:sz w:val="26"/>
-                <w:szCs w:val="26"/>
-              </w:rPr>
-            </w:r>
-            <w:r>
-              <w:rPr>
-                <w:rFonts w:ascii="Times New Roman" w:hAnsi="Times New Roman" w:cs="Times New Roman"/>
-                <w:noProof/>
-                <w:webHidden/>
-                <w:sz w:val="26"/>
-                <w:szCs w:val="26"/>
-              </w:rPr>
-              <w:fldChar w:fldCharType="separate"/>
-            </w:r>
-            <w:r>
-              <w:rPr>
-                <w:rFonts w:ascii="Times New Roman" w:hAnsi="Times New Roman" w:cs="Times New Roman"/>
-                <w:noProof/>
-                <w:webHidden/>
-                <w:sz w:val="26"/>
-                <w:szCs w:val="26"/>
-              </w:rPr>
-              <w:t>15</w:t>
-            </w:r>
-            <w:r>
-              <w:rPr>
-                <w:rFonts w:ascii="Times New Roman" w:hAnsi="Times New Roman" w:cs="Times New Roman"/>
-                <w:noProof/>
-                <w:webHidden/>
-                <w:sz w:val="26"/>
-                <w:szCs w:val="26"/>
+                <w:noProof/>
+                <w:webHidden/>
               </w:rPr>
               <w:fldChar w:fldCharType="end"/>
             </w:r>
@@ -3292,89 +2830,69 @@
               <w:tab w:val="right" w:leader="dot" w:pos="9350"/>
             </w:tabs>
             <w:rPr>
-              <w:rFonts w:ascii="Times New Roman" w:eastAsiaTheme="minorEastAsia" w:hAnsi="Times New Roman" w:cs="Times New Roman"/>
+              <w:rFonts w:asciiTheme="minorHAnsi" w:eastAsiaTheme="minorEastAsia" w:hAnsiTheme="minorHAnsi" w:cstheme="minorBidi"/>
               <w:noProof/>
-              <w:sz w:val="26"/>
-              <w:szCs w:val="26"/>
+              <w:kern w:val="2"/>
+              <w:sz w:val="24"/>
+              <w:szCs w:val="24"/>
+              <w:lang w:val="en-ID" w:eastAsia="en-ID"/>
+              <w14:ligatures w14:val="standardContextual"/>
             </w:rPr>
           </w:pPr>
-          <w:hyperlink w:anchor="_Toc238497939" w:history="1">
+          <w:hyperlink w:anchor="_Toc238739360" w:history="1">
             <w:r>
               <w:rPr>
                 <w:rStyle w:val="Hyperlink"/>
-                <w:rFonts w:ascii="Times New Roman" w:hAnsi="Times New Roman" w:cs="Times New Roman"/>
-                <w:noProof/>
-                <w:sz w:val="26"/>
-                <w:szCs w:val="26"/>
-              </w:rPr>
-              <w:t>4.4 Khả năng bảo trì (Maintainability)</w:t>
-            </w:r>
-            <w:r>
-              <w:rPr>
-                <w:rFonts w:ascii="Times New Roman" w:hAnsi="Times New Roman" w:cs="Times New Roman"/>
-                <w:noProof/>
-                <w:webHidden/>
-                <w:sz w:val="26"/>
-                <w:szCs w:val="26"/>
+                <w:rFonts w:cs="Times New Roman"/>
+                <w:noProof/>
+              </w:rPr>
+              <w:t>4.3 Độ tin cậy (Reliability)</w:t>
+            </w:r>
+            <w:r>
+              <w:rPr>
+                <w:noProof/>
+                <w:webHidden/>
               </w:rPr>
               <w:tab/>
             </w:r>
             <w:r>
               <w:rPr>
-                <w:rFonts w:ascii="Times New Roman" w:hAnsi="Times New Roman" w:cs="Times New Roman"/>
-                <w:noProof/>
-                <w:webHidden/>
-                <w:sz w:val="26"/>
-                <w:szCs w:val="26"/>
+                <w:noProof/>
+                <w:webHidden/>
               </w:rPr>
               <w:fldChar w:fldCharType="begin"/>
             </w:r>
             <w:r>
               <w:rPr>
-                <w:rFonts w:ascii="Times New Roman" w:hAnsi="Times New Roman" w:cs="Times New Roman"/>
-                <w:noProof/>
-                <w:webHidden/>
-                <w:sz w:val="26"/>
-                <w:szCs w:val="26"/>
-              </w:rPr>
-              <w:instrText xml:space="preserve"> PAGEREF _Toc238497939 \h </w:instrText>
-            </w:r>
-            <w:r>
-              <w:rPr>
-                <w:rFonts w:ascii="Times New Roman" w:hAnsi="Times New Roman" w:cs="Times New Roman"/>
-                <w:noProof/>
-                <w:webHidden/>
-                <w:sz w:val="26"/>
-                <w:szCs w:val="26"/>
-              </w:rPr>
-            </w:r>
-            <w:r>
-              <w:rPr>
-                <w:rFonts w:ascii="Times New Roman" w:hAnsi="Times New Roman" w:cs="Times New Roman"/>
-                <w:noProof/>
-                <w:webHidden/>
-                <w:sz w:val="26"/>
-                <w:szCs w:val="26"/>
+                <w:noProof/>
+                <w:webHidden/>
+              </w:rPr>
+              <w:instrText xml:space="preserve"> PAGEREF _Toc238739360 \h </w:instrText>
+            </w:r>
+            <w:r>
+              <w:rPr>
+                <w:noProof/>
+                <w:webHidden/>
+              </w:rPr>
+            </w:r>
+            <w:r>
+              <w:rPr>
+                <w:noProof/>
+                <w:webHidden/>
               </w:rPr>
               <w:fldChar w:fldCharType="separate"/>
             </w:r>
             <w:r>
               <w:rPr>
-                <w:rFonts w:ascii="Times New Roman" w:hAnsi="Times New Roman" w:cs="Times New Roman"/>
-                <w:noProof/>
-                <w:webHidden/>
-                <w:sz w:val="26"/>
-                <w:szCs w:val="26"/>
+                <w:noProof/>
+                <w:webHidden/>
               </w:rPr>
               <w:t>15</w:t>
             </w:r>
             <w:r>
               <w:rPr>
-                <w:rFonts w:ascii="Times New Roman" w:hAnsi="Times New Roman" w:cs="Times New Roman"/>
-                <w:noProof/>
-                <w:webHidden/>
-                <w:sz w:val="26"/>
-                <w:szCs w:val="26"/>
+                <w:noProof/>
+                <w:webHidden/>
               </w:rPr>
               <w:fldChar w:fldCharType="end"/>
             </w:r>
@@ -3387,89 +2905,69 @@
               <w:tab w:val="right" w:leader="dot" w:pos="9350"/>
             </w:tabs>
             <w:rPr>
-              <w:rFonts w:ascii="Times New Roman" w:eastAsiaTheme="minorEastAsia" w:hAnsi="Times New Roman" w:cs="Times New Roman"/>
+              <w:rFonts w:asciiTheme="minorHAnsi" w:eastAsiaTheme="minorEastAsia" w:hAnsiTheme="minorHAnsi" w:cstheme="minorBidi"/>
               <w:noProof/>
-              <w:sz w:val="26"/>
-              <w:szCs w:val="26"/>
+              <w:kern w:val="2"/>
+              <w:sz w:val="24"/>
+              <w:szCs w:val="24"/>
+              <w:lang w:val="en-ID" w:eastAsia="en-ID"/>
+              <w14:ligatures w14:val="standardContextual"/>
             </w:rPr>
           </w:pPr>
-          <w:hyperlink w:anchor="_Toc238497940" w:history="1">
+          <w:hyperlink w:anchor="_Toc238739361" w:history="1">
             <w:r>
               <w:rPr>
                 <w:rStyle w:val="Hyperlink"/>
-                <w:rFonts w:ascii="Times New Roman" w:hAnsi="Times New Roman" w:cs="Times New Roman"/>
-                <w:noProof/>
-                <w:sz w:val="26"/>
-                <w:szCs w:val="26"/>
-              </w:rPr>
-              <w:t>4.5 Khả năng sử dụng (Usability)</w:t>
-            </w:r>
-            <w:r>
-              <w:rPr>
-                <w:rFonts w:ascii="Times New Roman" w:hAnsi="Times New Roman" w:cs="Times New Roman"/>
-                <w:noProof/>
-                <w:webHidden/>
-                <w:sz w:val="26"/>
-                <w:szCs w:val="26"/>
+                <w:rFonts w:cs="Times New Roman"/>
+                <w:noProof/>
+              </w:rPr>
+              <w:t>4.4 Khả năng bảo trì (Maintainability)</w:t>
+            </w:r>
+            <w:r>
+              <w:rPr>
+                <w:noProof/>
+                <w:webHidden/>
               </w:rPr>
               <w:tab/>
             </w:r>
             <w:r>
               <w:rPr>
-                <w:rFonts w:ascii="Times New Roman" w:hAnsi="Times New Roman" w:cs="Times New Roman"/>
-                <w:noProof/>
-                <w:webHidden/>
-                <w:sz w:val="26"/>
-                <w:szCs w:val="26"/>
+                <w:noProof/>
+                <w:webHidden/>
               </w:rPr>
               <w:fldChar w:fldCharType="begin"/>
             </w:r>
             <w:r>
               <w:rPr>
-                <w:rFonts w:ascii="Times New Roman" w:hAnsi="Times New Roman" w:cs="Times New Roman"/>
-                <w:noProof/>
-                <w:webHidden/>
-                <w:sz w:val="26"/>
-                <w:szCs w:val="26"/>
-              </w:rPr>
-              <w:instrText xml:space="preserve"> PAGEREF _Toc238497940 \h </w:instrText>
-            </w:r>
-            <w:r>
-              <w:rPr>
-                <w:rFonts w:ascii="Times New Roman" w:hAnsi="Times New Roman" w:cs="Times New Roman"/>
-                <w:noProof/>
-                <w:webHidden/>
-                <w:sz w:val="26"/>
-                <w:szCs w:val="26"/>
-              </w:rPr>
-            </w:r>
-            <w:r>
-              <w:rPr>
-                <w:rFonts w:ascii="Times New Roman" w:hAnsi="Times New Roman" w:cs="Times New Roman"/>
-                <w:noProof/>
-                <w:webHidden/>
-                <w:sz w:val="26"/>
-                <w:szCs w:val="26"/>
+                <w:noProof/>
+                <w:webHidden/>
+              </w:rPr>
+              <w:instrText xml:space="preserve"> PAGEREF _Toc238739361 \h </w:instrText>
+            </w:r>
+            <w:r>
+              <w:rPr>
+                <w:noProof/>
+                <w:webHidden/>
+              </w:rPr>
+            </w:r>
+            <w:r>
+              <w:rPr>
+                <w:noProof/>
+                <w:webHidden/>
               </w:rPr>
               <w:fldChar w:fldCharType="separate"/>
             </w:r>
             <w:r>
               <w:rPr>
-                <w:rFonts w:ascii="Times New Roman" w:hAnsi="Times New Roman" w:cs="Times New Roman"/>
-                <w:noProof/>
-                <w:webHidden/>
-                <w:sz w:val="26"/>
-                <w:szCs w:val="26"/>
+                <w:noProof/>
+                <w:webHidden/>
               </w:rPr>
               <w:t>15</w:t>
             </w:r>
             <w:r>
               <w:rPr>
-                <w:rFonts w:ascii="Times New Roman" w:hAnsi="Times New Roman" w:cs="Times New Roman"/>
-                <w:noProof/>
-                <w:webHidden/>
-                <w:sz w:val="26"/>
-                <w:szCs w:val="26"/>
+                <w:noProof/>
+                <w:webHidden/>
               </w:rPr>
               <w:fldChar w:fldCharType="end"/>
             </w:r>
@@ -3482,89 +2980,144 @@
               <w:tab w:val="right" w:leader="dot" w:pos="9350"/>
             </w:tabs>
             <w:rPr>
-              <w:rFonts w:ascii="Times New Roman" w:eastAsiaTheme="minorEastAsia" w:hAnsi="Times New Roman" w:cs="Times New Roman"/>
+              <w:rFonts w:asciiTheme="minorHAnsi" w:eastAsiaTheme="minorEastAsia" w:hAnsiTheme="minorHAnsi" w:cstheme="minorBidi"/>
               <w:noProof/>
-              <w:sz w:val="26"/>
-              <w:szCs w:val="26"/>
+              <w:kern w:val="2"/>
+              <w:sz w:val="24"/>
+              <w:szCs w:val="24"/>
+              <w:lang w:val="en-ID" w:eastAsia="en-ID"/>
+              <w14:ligatures w14:val="standardContextual"/>
             </w:rPr>
           </w:pPr>
-          <w:hyperlink w:anchor="_Toc238497941" w:history="1">
+          <w:hyperlink w:anchor="_Toc238739362" w:history="1">
             <w:r>
               <w:rPr>
                 <w:rStyle w:val="Hyperlink"/>
-                <w:rFonts w:ascii="Times New Roman" w:hAnsi="Times New Roman" w:cs="Times New Roman"/>
-                <w:noProof/>
-                <w:sz w:val="26"/>
-                <w:szCs w:val="26"/>
+                <w:rFonts w:cs="Times New Roman"/>
+                <w:noProof/>
+              </w:rPr>
+              <w:t>4.5 Khả năng sử dụng (Usability)</w:t>
+            </w:r>
+            <w:r>
+              <w:rPr>
+                <w:noProof/>
+                <w:webHidden/>
+              </w:rPr>
+              <w:tab/>
+            </w:r>
+            <w:r>
+              <w:rPr>
+                <w:noProof/>
+                <w:webHidden/>
+              </w:rPr>
+              <w:fldChar w:fldCharType="begin"/>
+            </w:r>
+            <w:r>
+              <w:rPr>
+                <w:noProof/>
+                <w:webHidden/>
+              </w:rPr>
+              <w:instrText xml:space="preserve"> PAGEREF _Toc238739362 \h </w:instrText>
+            </w:r>
+            <w:r>
+              <w:rPr>
+                <w:noProof/>
+                <w:webHidden/>
+              </w:rPr>
+            </w:r>
+            <w:r>
+              <w:rPr>
+                <w:noProof/>
+                <w:webHidden/>
+              </w:rPr>
+              <w:fldChar w:fldCharType="separate"/>
+            </w:r>
+            <w:r>
+              <w:rPr>
+                <w:noProof/>
+                <w:webHidden/>
+              </w:rPr>
+              <w:t>15</w:t>
+            </w:r>
+            <w:r>
+              <w:rPr>
+                <w:noProof/>
+                <w:webHidden/>
+              </w:rPr>
+              <w:fldChar w:fldCharType="end"/>
+            </w:r>
+          </w:hyperlink>
+        </w:p>
+        <w:p>
+          <w:pPr>
+            <w:pStyle w:val="TOC2"/>
+            <w:tabs>
+              <w:tab w:val="right" w:leader="dot" w:pos="9350"/>
+            </w:tabs>
+            <w:rPr>
+              <w:rFonts w:asciiTheme="minorHAnsi" w:eastAsiaTheme="minorEastAsia" w:hAnsiTheme="minorHAnsi" w:cstheme="minorBidi"/>
+              <w:noProof/>
+              <w:kern w:val="2"/>
+              <w:sz w:val="24"/>
+              <w:szCs w:val="24"/>
+              <w:lang w:val="en-ID" w:eastAsia="en-ID"/>
+              <w14:ligatures w14:val="standardContextual"/>
+            </w:rPr>
+          </w:pPr>
+          <w:hyperlink w:anchor="_Toc238739363" w:history="1">
+            <w:r>
+              <w:rPr>
+                <w:rStyle w:val="Hyperlink"/>
+                <w:rFonts w:cs="Times New Roman"/>
+                <w:noProof/>
               </w:rPr>
               <w:t>4.6 Khả năng tương thích (Compatibility)</w:t>
             </w:r>
             <w:r>
               <w:rPr>
-                <w:rFonts w:ascii="Times New Roman" w:hAnsi="Times New Roman" w:cs="Times New Roman"/>
-                <w:noProof/>
-                <w:webHidden/>
-                <w:sz w:val="26"/>
-                <w:szCs w:val="26"/>
+                <w:noProof/>
+                <w:webHidden/>
               </w:rPr>
               <w:tab/>
             </w:r>
             <w:r>
               <w:rPr>
-                <w:rFonts w:ascii="Times New Roman" w:hAnsi="Times New Roman" w:cs="Times New Roman"/>
-                <w:noProof/>
-                <w:webHidden/>
-                <w:sz w:val="26"/>
-                <w:szCs w:val="26"/>
+                <w:noProof/>
+                <w:webHidden/>
               </w:rPr>
               <w:fldChar w:fldCharType="begin"/>
             </w:r>
             <w:r>
               <w:rPr>
-                <w:rFonts w:ascii="Times New Roman" w:hAnsi="Times New Roman" w:cs="Times New Roman"/>
-                <w:noProof/>
-                <w:webHidden/>
-                <w:sz w:val="26"/>
-                <w:szCs w:val="26"/>
-              </w:rPr>
-              <w:instrText xml:space="preserve"> PAGEREF _Toc238497941 \h </w:instrText>
-            </w:r>
-            <w:r>
-              <w:rPr>
-                <w:rFonts w:ascii="Times New Roman" w:hAnsi="Times New Roman" w:cs="Times New Roman"/>
-                <w:noProof/>
-                <w:webHidden/>
-                <w:sz w:val="26"/>
-                <w:szCs w:val="26"/>
-              </w:rPr>
-            </w:r>
-            <w:r>
-              <w:rPr>
-                <w:rFonts w:ascii="Times New Roman" w:hAnsi="Times New Roman" w:cs="Times New Roman"/>
-                <w:noProof/>
-                <w:webHidden/>
-                <w:sz w:val="26"/>
-                <w:szCs w:val="26"/>
+                <w:noProof/>
+                <w:webHidden/>
+              </w:rPr>
+              <w:instrText xml:space="preserve"> PAGEREF _Toc238739363 \h </w:instrText>
+            </w:r>
+            <w:r>
+              <w:rPr>
+                <w:noProof/>
+                <w:webHidden/>
+              </w:rPr>
+            </w:r>
+            <w:r>
+              <w:rPr>
+                <w:noProof/>
+                <w:webHidden/>
               </w:rPr>
               <w:fldChar w:fldCharType="separate"/>
             </w:r>
             <w:r>
               <w:rPr>
-                <w:rFonts w:ascii="Times New Roman" w:hAnsi="Times New Roman" w:cs="Times New Roman"/>
-                <w:noProof/>
-                <w:webHidden/>
-                <w:sz w:val="26"/>
-                <w:szCs w:val="26"/>
+                <w:noProof/>
+                <w:webHidden/>
               </w:rPr>
               <w:t>16</w:t>
             </w:r>
             <w:r>
               <w:rPr>
-                <w:rFonts w:ascii="Times New Roman" w:hAnsi="Times New Roman" w:cs="Times New Roman"/>
-                <w:noProof/>
-                <w:webHidden/>
-                <w:sz w:val="26"/>
-                <w:szCs w:val="26"/>
+                <w:noProof/>
+                <w:webHidden/>
               </w:rPr>
               <w:fldChar w:fldCharType="end"/>
             </w:r>
@@ -3577,89 +3130,69 @@
               <w:tab w:val="right" w:leader="dot" w:pos="9350"/>
             </w:tabs>
             <w:rPr>
-              <w:rFonts w:ascii="Times New Roman" w:eastAsiaTheme="minorEastAsia" w:hAnsi="Times New Roman" w:cs="Times New Roman"/>
+              <w:rFonts w:asciiTheme="minorHAnsi" w:eastAsiaTheme="minorEastAsia" w:hAnsiTheme="minorHAnsi" w:cstheme="minorBidi"/>
               <w:noProof/>
-              <w:sz w:val="26"/>
-              <w:szCs w:val="26"/>
+              <w:kern w:val="2"/>
+              <w:sz w:val="24"/>
+              <w:szCs w:val="24"/>
+              <w:lang w:val="en-ID" w:eastAsia="en-ID"/>
+              <w14:ligatures w14:val="standardContextual"/>
             </w:rPr>
           </w:pPr>
-          <w:hyperlink w:anchor="_Toc238497942" w:history="1">
+          <w:hyperlink w:anchor="_Toc238739364" w:history="1">
             <w:r>
               <w:rPr>
                 <w:rStyle w:val="Hyperlink"/>
-                <w:rFonts w:ascii="Times New Roman" w:hAnsi="Times New Roman" w:cs="Times New Roman"/>
-                <w:noProof/>
-                <w:sz w:val="26"/>
-                <w:szCs w:val="26"/>
+                <w:rFonts w:cs="Times New Roman"/>
+                <w:noProof/>
               </w:rPr>
               <w:t>5. YÊU CẦU GIAO DIỆN (Interface Requirements)</w:t>
             </w:r>
             <w:r>
               <w:rPr>
-                <w:rFonts w:ascii="Times New Roman" w:hAnsi="Times New Roman" w:cs="Times New Roman"/>
-                <w:noProof/>
-                <w:webHidden/>
-                <w:sz w:val="26"/>
-                <w:szCs w:val="26"/>
+                <w:noProof/>
+                <w:webHidden/>
               </w:rPr>
               <w:tab/>
             </w:r>
             <w:r>
               <w:rPr>
-                <w:rFonts w:ascii="Times New Roman" w:hAnsi="Times New Roman" w:cs="Times New Roman"/>
-                <w:noProof/>
-                <w:webHidden/>
-                <w:sz w:val="26"/>
-                <w:szCs w:val="26"/>
+                <w:noProof/>
+                <w:webHidden/>
               </w:rPr>
               <w:fldChar w:fldCharType="begin"/>
             </w:r>
             <w:r>
               <w:rPr>
-                <w:rFonts w:ascii="Times New Roman" w:hAnsi="Times New Roman" w:cs="Times New Roman"/>
-                <w:noProof/>
-                <w:webHidden/>
-                <w:sz w:val="26"/>
-                <w:szCs w:val="26"/>
-              </w:rPr>
-              <w:instrText xml:space="preserve"> PAGEREF _Toc238497942 \h </w:instrText>
-            </w:r>
-            <w:r>
-              <w:rPr>
-                <w:rFonts w:ascii="Times New Roman" w:hAnsi="Times New Roman" w:cs="Times New Roman"/>
-                <w:noProof/>
-                <w:webHidden/>
-                <w:sz w:val="26"/>
-                <w:szCs w:val="26"/>
-              </w:rPr>
-            </w:r>
-            <w:r>
-              <w:rPr>
-                <w:rFonts w:ascii="Times New Roman" w:hAnsi="Times New Roman" w:cs="Times New Roman"/>
-                <w:noProof/>
-                <w:webHidden/>
-                <w:sz w:val="26"/>
-                <w:szCs w:val="26"/>
+                <w:noProof/>
+                <w:webHidden/>
+              </w:rPr>
+              <w:instrText xml:space="preserve"> PAGEREF _Toc238739364 \h </w:instrText>
+            </w:r>
+            <w:r>
+              <w:rPr>
+                <w:noProof/>
+                <w:webHidden/>
+              </w:rPr>
+            </w:r>
+            <w:r>
+              <w:rPr>
+                <w:noProof/>
+                <w:webHidden/>
               </w:rPr>
               <w:fldChar w:fldCharType="separate"/>
             </w:r>
             <w:r>
               <w:rPr>
-                <w:rFonts w:ascii="Times New Roman" w:hAnsi="Times New Roman" w:cs="Times New Roman"/>
-                <w:noProof/>
-                <w:webHidden/>
-                <w:sz w:val="26"/>
-                <w:szCs w:val="26"/>
+                <w:noProof/>
+                <w:webHidden/>
               </w:rPr>
               <w:t>17</w:t>
             </w:r>
             <w:r>
               <w:rPr>
-                <w:rFonts w:ascii="Times New Roman" w:hAnsi="Times New Roman" w:cs="Times New Roman"/>
-                <w:noProof/>
-                <w:webHidden/>
-                <w:sz w:val="26"/>
-                <w:szCs w:val="26"/>
+                <w:noProof/>
+                <w:webHidden/>
               </w:rPr>
               <w:fldChar w:fldCharType="end"/>
             </w:r>
@@ -3672,89 +3205,69 @@
               <w:tab w:val="right" w:leader="dot" w:pos="9350"/>
             </w:tabs>
             <w:rPr>
-              <w:rFonts w:ascii="Times New Roman" w:eastAsiaTheme="minorEastAsia" w:hAnsi="Times New Roman" w:cs="Times New Roman"/>
+              <w:rFonts w:asciiTheme="minorHAnsi" w:eastAsiaTheme="minorEastAsia" w:hAnsiTheme="minorHAnsi" w:cstheme="minorBidi"/>
               <w:noProof/>
-              <w:sz w:val="26"/>
-              <w:szCs w:val="26"/>
+              <w:kern w:val="2"/>
+              <w:sz w:val="24"/>
+              <w:szCs w:val="24"/>
+              <w:lang w:val="en-ID" w:eastAsia="en-ID"/>
+              <w14:ligatures w14:val="standardContextual"/>
             </w:rPr>
           </w:pPr>
-          <w:hyperlink w:anchor="_Toc238497943" w:history="1">
+          <w:hyperlink w:anchor="_Toc238739365" w:history="1">
             <w:r>
               <w:rPr>
                 <w:rStyle w:val="Hyperlink"/>
-                <w:rFonts w:ascii="Times New Roman" w:hAnsi="Times New Roman" w:cs="Times New Roman"/>
-                <w:noProof/>
-                <w:sz w:val="26"/>
-                <w:szCs w:val="26"/>
+                <w:rFonts w:cs="Times New Roman"/>
+                <w:noProof/>
               </w:rPr>
               <w:t>5.1 Giao diện người dùng (User Interfaces)</w:t>
             </w:r>
             <w:r>
               <w:rPr>
-                <w:rFonts w:ascii="Times New Roman" w:hAnsi="Times New Roman" w:cs="Times New Roman"/>
-                <w:noProof/>
-                <w:webHidden/>
-                <w:sz w:val="26"/>
-                <w:szCs w:val="26"/>
+                <w:noProof/>
+                <w:webHidden/>
               </w:rPr>
               <w:tab/>
             </w:r>
             <w:r>
               <w:rPr>
-                <w:rFonts w:ascii="Times New Roman" w:hAnsi="Times New Roman" w:cs="Times New Roman"/>
-                <w:noProof/>
-                <w:webHidden/>
-                <w:sz w:val="26"/>
-                <w:szCs w:val="26"/>
+                <w:noProof/>
+                <w:webHidden/>
               </w:rPr>
               <w:fldChar w:fldCharType="begin"/>
             </w:r>
             <w:r>
               <w:rPr>
-                <w:rFonts w:ascii="Times New Roman" w:hAnsi="Times New Roman" w:cs="Times New Roman"/>
-                <w:noProof/>
-                <w:webHidden/>
-                <w:sz w:val="26"/>
-                <w:szCs w:val="26"/>
-              </w:rPr>
-              <w:instrText xml:space="preserve"> PAGEREF _Toc238497943 \h </w:instrText>
-            </w:r>
-            <w:r>
-              <w:rPr>
-                <w:rFonts w:ascii="Times New Roman" w:hAnsi="Times New Roman" w:cs="Times New Roman"/>
-                <w:noProof/>
-                <w:webHidden/>
-                <w:sz w:val="26"/>
-                <w:szCs w:val="26"/>
-              </w:rPr>
-            </w:r>
-            <w:r>
-              <w:rPr>
-                <w:rFonts w:ascii="Times New Roman" w:hAnsi="Times New Roman" w:cs="Times New Roman"/>
-                <w:noProof/>
-                <w:webHidden/>
-                <w:sz w:val="26"/>
-                <w:szCs w:val="26"/>
+                <w:noProof/>
+                <w:webHidden/>
+              </w:rPr>
+              <w:instrText xml:space="preserve"> PAGEREF _Toc238739365 \h </w:instrText>
+            </w:r>
+            <w:r>
+              <w:rPr>
+                <w:noProof/>
+                <w:webHidden/>
+              </w:rPr>
+            </w:r>
+            <w:r>
+              <w:rPr>
+                <w:noProof/>
+                <w:webHidden/>
               </w:rPr>
               <w:fldChar w:fldCharType="separate"/>
             </w:r>
             <w:r>
               <w:rPr>
-                <w:rFonts w:ascii="Times New Roman" w:hAnsi="Times New Roman" w:cs="Times New Roman"/>
-                <w:noProof/>
-                <w:webHidden/>
-                <w:sz w:val="26"/>
-                <w:szCs w:val="26"/>
+                <w:noProof/>
+                <w:webHidden/>
               </w:rPr>
               <w:t>17</w:t>
             </w:r>
             <w:r>
               <w:rPr>
-                <w:rFonts w:ascii="Times New Roman" w:hAnsi="Times New Roman" w:cs="Times New Roman"/>
-                <w:noProof/>
-                <w:webHidden/>
-                <w:sz w:val="26"/>
-                <w:szCs w:val="26"/>
+                <w:noProof/>
+                <w:webHidden/>
               </w:rPr>
               <w:fldChar w:fldCharType="end"/>
             </w:r>
@@ -3767,89 +3280,69 @@
               <w:tab w:val="right" w:leader="dot" w:pos="9350"/>
             </w:tabs>
             <w:rPr>
-              <w:rFonts w:ascii="Times New Roman" w:eastAsiaTheme="minorEastAsia" w:hAnsi="Times New Roman" w:cs="Times New Roman"/>
+              <w:rFonts w:asciiTheme="minorHAnsi" w:eastAsiaTheme="minorEastAsia" w:hAnsiTheme="minorHAnsi" w:cstheme="minorBidi"/>
               <w:noProof/>
-              <w:sz w:val="26"/>
-              <w:szCs w:val="26"/>
+              <w:kern w:val="2"/>
+              <w:sz w:val="24"/>
+              <w:szCs w:val="24"/>
+              <w:lang w:val="en-ID" w:eastAsia="en-ID"/>
+              <w14:ligatures w14:val="standardContextual"/>
             </w:rPr>
           </w:pPr>
-          <w:hyperlink w:anchor="_Toc238497944" w:history="1">
+          <w:hyperlink w:anchor="_Toc238739366" w:history="1">
             <w:r>
               <w:rPr>
                 <w:rStyle w:val="Hyperlink"/>
-                <w:rFonts w:ascii="Times New Roman" w:hAnsi="Times New Roman" w:cs="Times New Roman"/>
-                <w:noProof/>
-                <w:sz w:val="26"/>
-                <w:szCs w:val="26"/>
+                <w:rFonts w:cs="Times New Roman"/>
+                <w:noProof/>
               </w:rPr>
               <w:t>5.2 Giao diện phần cứng (Hardware Interfaces)</w:t>
             </w:r>
             <w:r>
               <w:rPr>
-                <w:rFonts w:ascii="Times New Roman" w:hAnsi="Times New Roman" w:cs="Times New Roman"/>
-                <w:noProof/>
-                <w:webHidden/>
-                <w:sz w:val="26"/>
-                <w:szCs w:val="26"/>
+                <w:noProof/>
+                <w:webHidden/>
               </w:rPr>
               <w:tab/>
             </w:r>
             <w:r>
               <w:rPr>
-                <w:rFonts w:ascii="Times New Roman" w:hAnsi="Times New Roman" w:cs="Times New Roman"/>
-                <w:noProof/>
-                <w:webHidden/>
-                <w:sz w:val="26"/>
-                <w:szCs w:val="26"/>
+                <w:noProof/>
+                <w:webHidden/>
               </w:rPr>
               <w:fldChar w:fldCharType="begin"/>
             </w:r>
             <w:r>
               <w:rPr>
-                <w:rFonts w:ascii="Times New Roman" w:hAnsi="Times New Roman" w:cs="Times New Roman"/>
-                <w:noProof/>
-                <w:webHidden/>
-                <w:sz w:val="26"/>
-                <w:szCs w:val="26"/>
-              </w:rPr>
-              <w:instrText xml:space="preserve"> PAGEREF _Toc238497944 \h </w:instrText>
-            </w:r>
-            <w:r>
-              <w:rPr>
-                <w:rFonts w:ascii="Times New Roman" w:hAnsi="Times New Roman" w:cs="Times New Roman"/>
-                <w:noProof/>
-                <w:webHidden/>
-                <w:sz w:val="26"/>
-                <w:szCs w:val="26"/>
-              </w:rPr>
-            </w:r>
-            <w:r>
-              <w:rPr>
-                <w:rFonts w:ascii="Times New Roman" w:hAnsi="Times New Roman" w:cs="Times New Roman"/>
-                <w:noProof/>
-                <w:webHidden/>
-                <w:sz w:val="26"/>
-                <w:szCs w:val="26"/>
+                <w:noProof/>
+                <w:webHidden/>
+              </w:rPr>
+              <w:instrText xml:space="preserve"> PAGEREF _Toc238739366 \h </w:instrText>
+            </w:r>
+            <w:r>
+              <w:rPr>
+                <w:noProof/>
+                <w:webHidden/>
+              </w:rPr>
+            </w:r>
+            <w:r>
+              <w:rPr>
+                <w:noProof/>
+                <w:webHidden/>
               </w:rPr>
               <w:fldChar w:fldCharType="separate"/>
             </w:r>
             <w:r>
               <w:rPr>
-                <w:rFonts w:ascii="Times New Roman" w:hAnsi="Times New Roman" w:cs="Times New Roman"/>
-                <w:noProof/>
-                <w:webHidden/>
-                <w:sz w:val="26"/>
-                <w:szCs w:val="26"/>
+                <w:noProof/>
+                <w:webHidden/>
               </w:rPr>
               <w:t>17</w:t>
             </w:r>
             <w:r>
               <w:rPr>
-                <w:rFonts w:ascii="Times New Roman" w:hAnsi="Times New Roman" w:cs="Times New Roman"/>
-                <w:noProof/>
-                <w:webHidden/>
-                <w:sz w:val="26"/>
-                <w:szCs w:val="26"/>
+                <w:noProof/>
+                <w:webHidden/>
               </w:rPr>
               <w:fldChar w:fldCharType="end"/>
             </w:r>
@@ -3862,89 +3355,69 @@
               <w:tab w:val="right" w:leader="dot" w:pos="9350"/>
             </w:tabs>
             <w:rPr>
-              <w:rFonts w:ascii="Times New Roman" w:eastAsiaTheme="minorEastAsia" w:hAnsi="Times New Roman" w:cs="Times New Roman"/>
+              <w:rFonts w:asciiTheme="minorHAnsi" w:eastAsiaTheme="minorEastAsia" w:hAnsiTheme="minorHAnsi" w:cstheme="minorBidi"/>
               <w:noProof/>
-              <w:sz w:val="26"/>
-              <w:szCs w:val="26"/>
+              <w:kern w:val="2"/>
+              <w:sz w:val="24"/>
+              <w:szCs w:val="24"/>
+              <w:lang w:val="en-ID" w:eastAsia="en-ID"/>
+              <w14:ligatures w14:val="standardContextual"/>
             </w:rPr>
           </w:pPr>
-          <w:hyperlink w:anchor="_Toc238497945" w:history="1">
+          <w:hyperlink w:anchor="_Toc238739367" w:history="1">
             <w:r>
               <w:rPr>
                 <w:rStyle w:val="Hyperlink"/>
-                <w:rFonts w:ascii="Times New Roman" w:hAnsi="Times New Roman" w:cs="Times New Roman"/>
-                <w:noProof/>
-                <w:sz w:val="26"/>
-                <w:szCs w:val="26"/>
+                <w:rFonts w:cs="Times New Roman"/>
+                <w:noProof/>
               </w:rPr>
               <w:t>5.3 Giao diện phần mềm (Software Interfaces)</w:t>
             </w:r>
             <w:r>
               <w:rPr>
-                <w:rFonts w:ascii="Times New Roman" w:hAnsi="Times New Roman" w:cs="Times New Roman"/>
-                <w:noProof/>
-                <w:webHidden/>
-                <w:sz w:val="26"/>
-                <w:szCs w:val="26"/>
+                <w:noProof/>
+                <w:webHidden/>
               </w:rPr>
               <w:tab/>
             </w:r>
             <w:r>
               <w:rPr>
-                <w:rFonts w:ascii="Times New Roman" w:hAnsi="Times New Roman" w:cs="Times New Roman"/>
-                <w:noProof/>
-                <w:webHidden/>
-                <w:sz w:val="26"/>
-                <w:szCs w:val="26"/>
+                <w:noProof/>
+                <w:webHidden/>
               </w:rPr>
               <w:fldChar w:fldCharType="begin"/>
             </w:r>
             <w:r>
               <w:rPr>
-                <w:rFonts w:ascii="Times New Roman" w:hAnsi="Times New Roman" w:cs="Times New Roman"/>
-                <w:noProof/>
-                <w:webHidden/>
-                <w:sz w:val="26"/>
-                <w:szCs w:val="26"/>
-              </w:rPr>
-              <w:instrText xml:space="preserve"> PAGEREF _Toc238497945 \h </w:instrText>
-            </w:r>
-            <w:r>
-              <w:rPr>
-                <w:rFonts w:ascii="Times New Roman" w:hAnsi="Times New Roman" w:cs="Times New Roman"/>
-                <w:noProof/>
-                <w:webHidden/>
-                <w:sz w:val="26"/>
-                <w:szCs w:val="26"/>
-              </w:rPr>
-            </w:r>
-            <w:r>
-              <w:rPr>
-                <w:rFonts w:ascii="Times New Roman" w:hAnsi="Times New Roman" w:cs="Times New Roman"/>
-                <w:noProof/>
-                <w:webHidden/>
-                <w:sz w:val="26"/>
-                <w:szCs w:val="26"/>
+                <w:noProof/>
+                <w:webHidden/>
+              </w:rPr>
+              <w:instrText xml:space="preserve"> PAGEREF _Toc238739367 \h </w:instrText>
+            </w:r>
+            <w:r>
+              <w:rPr>
+                <w:noProof/>
+                <w:webHidden/>
+              </w:rPr>
+            </w:r>
+            <w:r>
+              <w:rPr>
+                <w:noProof/>
+                <w:webHidden/>
               </w:rPr>
               <w:fldChar w:fldCharType="separate"/>
             </w:r>
             <w:r>
               <w:rPr>
-                <w:rFonts w:ascii="Times New Roman" w:hAnsi="Times New Roman" w:cs="Times New Roman"/>
-                <w:noProof/>
-                <w:webHidden/>
-                <w:sz w:val="26"/>
-                <w:szCs w:val="26"/>
+                <w:noProof/>
+                <w:webHidden/>
               </w:rPr>
               <w:t>17</w:t>
             </w:r>
             <w:r>
               <w:rPr>
-                <w:rFonts w:ascii="Times New Roman" w:hAnsi="Times New Roman" w:cs="Times New Roman"/>
-                <w:noProof/>
-                <w:webHidden/>
-                <w:sz w:val="26"/>
-                <w:szCs w:val="26"/>
+                <w:noProof/>
+                <w:webHidden/>
               </w:rPr>
               <w:fldChar w:fldCharType="end"/>
             </w:r>
@@ -3957,89 +3430,69 @@
               <w:tab w:val="right" w:leader="dot" w:pos="9350"/>
             </w:tabs>
             <w:rPr>
-              <w:rFonts w:ascii="Times New Roman" w:eastAsiaTheme="minorEastAsia" w:hAnsi="Times New Roman" w:cs="Times New Roman"/>
+              <w:rFonts w:asciiTheme="minorHAnsi" w:eastAsiaTheme="minorEastAsia" w:hAnsiTheme="minorHAnsi" w:cstheme="minorBidi"/>
               <w:noProof/>
-              <w:sz w:val="26"/>
-              <w:szCs w:val="26"/>
+              <w:kern w:val="2"/>
+              <w:sz w:val="24"/>
+              <w:szCs w:val="24"/>
+              <w:lang w:val="en-ID" w:eastAsia="en-ID"/>
+              <w14:ligatures w14:val="standardContextual"/>
             </w:rPr>
           </w:pPr>
-          <w:hyperlink w:anchor="_Toc238497946" w:history="1">
+          <w:hyperlink w:anchor="_Toc238739368" w:history="1">
             <w:r>
               <w:rPr>
                 <w:rStyle w:val="Hyperlink"/>
-                <w:rFonts w:ascii="Times New Roman" w:hAnsi="Times New Roman" w:cs="Times New Roman"/>
-                <w:noProof/>
-                <w:sz w:val="26"/>
-                <w:szCs w:val="26"/>
+                <w:rFonts w:cs="Times New Roman"/>
+                <w:noProof/>
               </w:rPr>
               <w:t>5.4 Giao diện truyền thông (Communications Interfaces)</w:t>
             </w:r>
             <w:r>
               <w:rPr>
-                <w:rFonts w:ascii="Times New Roman" w:hAnsi="Times New Roman" w:cs="Times New Roman"/>
-                <w:noProof/>
-                <w:webHidden/>
-                <w:sz w:val="26"/>
-                <w:szCs w:val="26"/>
+                <w:noProof/>
+                <w:webHidden/>
               </w:rPr>
               <w:tab/>
             </w:r>
             <w:r>
               <w:rPr>
-                <w:rFonts w:ascii="Times New Roman" w:hAnsi="Times New Roman" w:cs="Times New Roman"/>
-                <w:noProof/>
-                <w:webHidden/>
-                <w:sz w:val="26"/>
-                <w:szCs w:val="26"/>
+                <w:noProof/>
+                <w:webHidden/>
               </w:rPr>
               <w:fldChar w:fldCharType="begin"/>
             </w:r>
             <w:r>
               <w:rPr>
-                <w:rFonts w:ascii="Times New Roman" w:hAnsi="Times New Roman" w:cs="Times New Roman"/>
-                <w:noProof/>
-                <w:webHidden/>
-                <w:sz w:val="26"/>
-                <w:szCs w:val="26"/>
-              </w:rPr>
-              <w:instrText xml:space="preserve"> PAGEREF _Toc238497946 \h </w:instrText>
-            </w:r>
-            <w:r>
-              <w:rPr>
-                <w:rFonts w:ascii="Times New Roman" w:hAnsi="Times New Roman" w:cs="Times New Roman"/>
-                <w:noProof/>
-                <w:webHidden/>
-                <w:sz w:val="26"/>
-                <w:szCs w:val="26"/>
-              </w:rPr>
-            </w:r>
-            <w:r>
-              <w:rPr>
-                <w:rFonts w:ascii="Times New Roman" w:hAnsi="Times New Roman" w:cs="Times New Roman"/>
-                <w:noProof/>
-                <w:webHidden/>
-                <w:sz w:val="26"/>
-                <w:szCs w:val="26"/>
+                <w:noProof/>
+                <w:webHidden/>
+              </w:rPr>
+              <w:instrText xml:space="preserve"> PAGEREF _Toc238739368 \h </w:instrText>
+            </w:r>
+            <w:r>
+              <w:rPr>
+                <w:noProof/>
+                <w:webHidden/>
+              </w:rPr>
+            </w:r>
+            <w:r>
+              <w:rPr>
+                <w:noProof/>
+                <w:webHidden/>
               </w:rPr>
               <w:fldChar w:fldCharType="separate"/>
             </w:r>
             <w:r>
               <w:rPr>
-                <w:rFonts w:ascii="Times New Roman" w:hAnsi="Times New Roman" w:cs="Times New Roman"/>
-                <w:noProof/>
-                <w:webHidden/>
-                <w:sz w:val="26"/>
-                <w:szCs w:val="26"/>
+                <w:noProof/>
+                <w:webHidden/>
               </w:rPr>
               <w:t>17</w:t>
             </w:r>
             <w:r>
               <w:rPr>
-                <w:rFonts w:ascii="Times New Roman" w:hAnsi="Times New Roman" w:cs="Times New Roman"/>
-                <w:noProof/>
-                <w:webHidden/>
-                <w:sz w:val="26"/>
-                <w:szCs w:val="26"/>
+                <w:noProof/>
+                <w:webHidden/>
               </w:rPr>
               <w:fldChar w:fldCharType="end"/>
             </w:r>
@@ -4052,89 +3505,69 @@
               <w:tab w:val="right" w:leader="dot" w:pos="9350"/>
             </w:tabs>
             <w:rPr>
-              <w:rFonts w:ascii="Times New Roman" w:eastAsiaTheme="minorEastAsia" w:hAnsi="Times New Roman" w:cs="Times New Roman"/>
+              <w:rFonts w:asciiTheme="minorHAnsi" w:eastAsiaTheme="minorEastAsia" w:hAnsiTheme="minorHAnsi" w:cstheme="minorBidi"/>
               <w:noProof/>
-              <w:sz w:val="26"/>
-              <w:szCs w:val="26"/>
+              <w:kern w:val="2"/>
+              <w:sz w:val="24"/>
+              <w:szCs w:val="24"/>
+              <w:lang w:val="en-ID" w:eastAsia="en-ID"/>
+              <w14:ligatures w14:val="standardContextual"/>
             </w:rPr>
           </w:pPr>
-          <w:hyperlink w:anchor="_Toc238497947" w:history="1">
+          <w:hyperlink w:anchor="_Toc238739369" w:history="1">
             <w:r>
               <w:rPr>
                 <w:rStyle w:val="Hyperlink"/>
-                <w:rFonts w:ascii="Times New Roman" w:hAnsi="Times New Roman" w:cs="Times New Roman"/>
-                <w:noProof/>
-                <w:sz w:val="26"/>
-                <w:szCs w:val="26"/>
+                <w:rFonts w:cs="Times New Roman"/>
+                <w:noProof/>
               </w:rPr>
               <w:t>6. MÔ HÌNH HỆ THỐNG (System Models)</w:t>
             </w:r>
             <w:r>
               <w:rPr>
-                <w:rFonts w:ascii="Times New Roman" w:hAnsi="Times New Roman" w:cs="Times New Roman"/>
-                <w:noProof/>
-                <w:webHidden/>
-                <w:sz w:val="26"/>
-                <w:szCs w:val="26"/>
+                <w:noProof/>
+                <w:webHidden/>
               </w:rPr>
               <w:tab/>
             </w:r>
             <w:r>
               <w:rPr>
-                <w:rFonts w:ascii="Times New Roman" w:hAnsi="Times New Roman" w:cs="Times New Roman"/>
-                <w:noProof/>
-                <w:webHidden/>
-                <w:sz w:val="26"/>
-                <w:szCs w:val="26"/>
+                <w:noProof/>
+                <w:webHidden/>
               </w:rPr>
               <w:fldChar w:fldCharType="begin"/>
             </w:r>
             <w:r>
               <w:rPr>
-                <w:rFonts w:ascii="Times New Roman" w:hAnsi="Times New Roman" w:cs="Times New Roman"/>
-                <w:noProof/>
-                <w:webHidden/>
-                <w:sz w:val="26"/>
-                <w:szCs w:val="26"/>
-              </w:rPr>
-              <w:instrText xml:space="preserve"> PAGEREF _Toc238497947 \h </w:instrText>
-            </w:r>
-            <w:r>
-              <w:rPr>
-                <w:rFonts w:ascii="Times New Roman" w:hAnsi="Times New Roman" w:cs="Times New Roman"/>
-                <w:noProof/>
-                <w:webHidden/>
-                <w:sz w:val="26"/>
-                <w:szCs w:val="26"/>
-              </w:rPr>
-            </w:r>
-            <w:r>
-              <w:rPr>
-                <w:rFonts w:ascii="Times New Roman" w:hAnsi="Times New Roman" w:cs="Times New Roman"/>
-                <w:noProof/>
-                <w:webHidden/>
-                <w:sz w:val="26"/>
-                <w:szCs w:val="26"/>
+                <w:noProof/>
+                <w:webHidden/>
+              </w:rPr>
+              <w:instrText xml:space="preserve"> PAGEREF _Toc238739369 \h </w:instrText>
+            </w:r>
+            <w:r>
+              <w:rPr>
+                <w:noProof/>
+                <w:webHidden/>
+              </w:rPr>
+            </w:r>
+            <w:r>
+              <w:rPr>
+                <w:noProof/>
+                <w:webHidden/>
               </w:rPr>
               <w:fldChar w:fldCharType="separate"/>
             </w:r>
             <w:r>
               <w:rPr>
-                <w:rFonts w:ascii="Times New Roman" w:hAnsi="Times New Roman" w:cs="Times New Roman"/>
-                <w:noProof/>
-                <w:webHidden/>
-                <w:sz w:val="26"/>
-                <w:szCs w:val="26"/>
+                <w:noProof/>
+                <w:webHidden/>
               </w:rPr>
               <w:t>18</w:t>
             </w:r>
             <w:r>
               <w:rPr>
-                <w:rFonts w:ascii="Times New Roman" w:hAnsi="Times New Roman" w:cs="Times New Roman"/>
-                <w:noProof/>
-                <w:webHidden/>
-                <w:sz w:val="26"/>
-                <w:szCs w:val="26"/>
+                <w:noProof/>
+                <w:webHidden/>
               </w:rPr>
               <w:fldChar w:fldCharType="end"/>
             </w:r>
@@ -4147,89 +3580,69 @@
               <w:tab w:val="right" w:leader="dot" w:pos="9350"/>
             </w:tabs>
             <w:rPr>
-              <w:rFonts w:ascii="Times New Roman" w:eastAsiaTheme="minorEastAsia" w:hAnsi="Times New Roman" w:cs="Times New Roman"/>
+              <w:rFonts w:asciiTheme="minorHAnsi" w:eastAsiaTheme="minorEastAsia" w:hAnsiTheme="minorHAnsi" w:cstheme="minorBidi"/>
               <w:noProof/>
-              <w:sz w:val="26"/>
-              <w:szCs w:val="26"/>
+              <w:kern w:val="2"/>
+              <w:sz w:val="24"/>
+              <w:szCs w:val="24"/>
+              <w:lang w:val="en-ID" w:eastAsia="en-ID"/>
+              <w14:ligatures w14:val="standardContextual"/>
             </w:rPr>
           </w:pPr>
-          <w:hyperlink w:anchor="_Toc238497948" w:history="1">
+          <w:hyperlink w:anchor="_Toc238739370" w:history="1">
             <w:r>
               <w:rPr>
                 <w:rStyle w:val="Hyperlink"/>
-                <w:rFonts w:ascii="Times New Roman" w:hAnsi="Times New Roman" w:cs="Times New Roman"/>
-                <w:noProof/>
-                <w:sz w:val="26"/>
-                <w:szCs w:val="26"/>
+                <w:rFonts w:cs="Times New Roman"/>
+                <w:noProof/>
               </w:rPr>
               <w:t>6.1 Sơ đồ lớp (Class Diagram)</w:t>
             </w:r>
             <w:r>
               <w:rPr>
-                <w:rFonts w:ascii="Times New Roman" w:hAnsi="Times New Roman" w:cs="Times New Roman"/>
-                <w:noProof/>
-                <w:webHidden/>
-                <w:sz w:val="26"/>
-                <w:szCs w:val="26"/>
+                <w:noProof/>
+                <w:webHidden/>
               </w:rPr>
               <w:tab/>
             </w:r>
             <w:r>
               <w:rPr>
-                <w:rFonts w:ascii="Times New Roman" w:hAnsi="Times New Roman" w:cs="Times New Roman"/>
-                <w:noProof/>
-                <w:webHidden/>
-                <w:sz w:val="26"/>
-                <w:szCs w:val="26"/>
+                <w:noProof/>
+                <w:webHidden/>
               </w:rPr>
               <w:fldChar w:fldCharType="begin"/>
             </w:r>
             <w:r>
               <w:rPr>
-                <w:rFonts w:ascii="Times New Roman" w:hAnsi="Times New Roman" w:cs="Times New Roman"/>
-                <w:noProof/>
-                <w:webHidden/>
-                <w:sz w:val="26"/>
-                <w:szCs w:val="26"/>
-              </w:rPr>
-              <w:instrText xml:space="preserve"> PAGEREF _Toc238497948 \h </w:instrText>
-            </w:r>
-            <w:r>
-              <w:rPr>
-                <w:rFonts w:ascii="Times New Roman" w:hAnsi="Times New Roman" w:cs="Times New Roman"/>
-                <w:noProof/>
-                <w:webHidden/>
-                <w:sz w:val="26"/>
-                <w:szCs w:val="26"/>
-              </w:rPr>
-            </w:r>
-            <w:r>
-              <w:rPr>
-                <w:rFonts w:ascii="Times New Roman" w:hAnsi="Times New Roman" w:cs="Times New Roman"/>
-                <w:noProof/>
-                <w:webHidden/>
-                <w:sz w:val="26"/>
-                <w:szCs w:val="26"/>
+                <w:noProof/>
+                <w:webHidden/>
+              </w:rPr>
+              <w:instrText xml:space="preserve"> PAGEREF _Toc238739370 \h </w:instrText>
+            </w:r>
+            <w:r>
+              <w:rPr>
+                <w:noProof/>
+                <w:webHidden/>
+              </w:rPr>
+            </w:r>
+            <w:r>
+              <w:rPr>
+                <w:noProof/>
+                <w:webHidden/>
               </w:rPr>
               <w:fldChar w:fldCharType="separate"/>
             </w:r>
             <w:r>
               <w:rPr>
-                <w:rFonts w:ascii="Times New Roman" w:hAnsi="Times New Roman" w:cs="Times New Roman"/>
-                <w:noProof/>
-                <w:webHidden/>
-                <w:sz w:val="26"/>
-                <w:szCs w:val="26"/>
+                <w:noProof/>
+                <w:webHidden/>
               </w:rPr>
               <w:t>18</w:t>
             </w:r>
             <w:r>
               <w:rPr>
-                <w:rFonts w:ascii="Times New Roman" w:hAnsi="Times New Roman" w:cs="Times New Roman"/>
-                <w:noProof/>
-                <w:webHidden/>
-                <w:sz w:val="26"/>
-                <w:szCs w:val="26"/>
+                <w:noProof/>
+                <w:webHidden/>
               </w:rPr>
               <w:fldChar w:fldCharType="end"/>
             </w:r>
@@ -4242,89 +3655,69 @@
               <w:tab w:val="right" w:leader="dot" w:pos="9350"/>
             </w:tabs>
             <w:rPr>
-              <w:rFonts w:ascii="Times New Roman" w:eastAsiaTheme="minorEastAsia" w:hAnsi="Times New Roman" w:cs="Times New Roman"/>
+              <w:rFonts w:asciiTheme="minorHAnsi" w:eastAsiaTheme="minorEastAsia" w:hAnsiTheme="minorHAnsi" w:cstheme="minorBidi"/>
               <w:noProof/>
-              <w:sz w:val="26"/>
-              <w:szCs w:val="26"/>
+              <w:kern w:val="2"/>
+              <w:sz w:val="24"/>
+              <w:szCs w:val="24"/>
+              <w:lang w:val="en-ID" w:eastAsia="en-ID"/>
+              <w14:ligatures w14:val="standardContextual"/>
             </w:rPr>
           </w:pPr>
-          <w:hyperlink w:anchor="_Toc238497949" w:history="1">
+          <w:hyperlink w:anchor="_Toc238739371" w:history="1">
             <w:r>
               <w:rPr>
                 <w:rStyle w:val="Hyperlink"/>
-                <w:rFonts w:ascii="Times New Roman" w:hAnsi="Times New Roman" w:cs="Times New Roman"/>
-                <w:noProof/>
-                <w:sz w:val="26"/>
-                <w:szCs w:val="26"/>
+                <w:rFonts w:cs="Times New Roman"/>
+                <w:noProof/>
               </w:rPr>
               <w:t>6.2 Use Case Diagram</w:t>
             </w:r>
             <w:r>
               <w:rPr>
-                <w:rFonts w:ascii="Times New Roman" w:hAnsi="Times New Roman" w:cs="Times New Roman"/>
-                <w:noProof/>
-                <w:webHidden/>
-                <w:sz w:val="26"/>
-                <w:szCs w:val="26"/>
+                <w:noProof/>
+                <w:webHidden/>
               </w:rPr>
               <w:tab/>
             </w:r>
             <w:r>
               <w:rPr>
-                <w:rFonts w:ascii="Times New Roman" w:hAnsi="Times New Roman" w:cs="Times New Roman"/>
-                <w:noProof/>
-                <w:webHidden/>
-                <w:sz w:val="26"/>
-                <w:szCs w:val="26"/>
+                <w:noProof/>
+                <w:webHidden/>
               </w:rPr>
               <w:fldChar w:fldCharType="begin"/>
             </w:r>
             <w:r>
               <w:rPr>
-                <w:rFonts w:ascii="Times New Roman" w:hAnsi="Times New Roman" w:cs="Times New Roman"/>
-                <w:noProof/>
-                <w:webHidden/>
-                <w:sz w:val="26"/>
-                <w:szCs w:val="26"/>
-              </w:rPr>
-              <w:instrText xml:space="preserve"> PAGEREF _Toc238497949 \h </w:instrText>
-            </w:r>
-            <w:r>
-              <w:rPr>
-                <w:rFonts w:ascii="Times New Roman" w:hAnsi="Times New Roman" w:cs="Times New Roman"/>
-                <w:noProof/>
-                <w:webHidden/>
-                <w:sz w:val="26"/>
-                <w:szCs w:val="26"/>
-              </w:rPr>
-            </w:r>
-            <w:r>
-              <w:rPr>
-                <w:rFonts w:ascii="Times New Roman" w:hAnsi="Times New Roman" w:cs="Times New Roman"/>
-                <w:noProof/>
-                <w:webHidden/>
-                <w:sz w:val="26"/>
-                <w:szCs w:val="26"/>
+                <w:noProof/>
+                <w:webHidden/>
+              </w:rPr>
+              <w:instrText xml:space="preserve"> PAGEREF _Toc238739371 \h </w:instrText>
+            </w:r>
+            <w:r>
+              <w:rPr>
+                <w:noProof/>
+                <w:webHidden/>
+              </w:rPr>
+            </w:r>
+            <w:r>
+              <w:rPr>
+                <w:noProof/>
+                <w:webHidden/>
               </w:rPr>
               <w:fldChar w:fldCharType="separate"/>
             </w:r>
             <w:r>
               <w:rPr>
-                <w:rFonts w:ascii="Times New Roman" w:hAnsi="Times New Roman" w:cs="Times New Roman"/>
-                <w:noProof/>
-                <w:webHidden/>
-                <w:sz w:val="26"/>
-                <w:szCs w:val="26"/>
+                <w:noProof/>
+                <w:webHidden/>
               </w:rPr>
               <w:t>19</w:t>
             </w:r>
             <w:r>
               <w:rPr>
-                <w:rFonts w:ascii="Times New Roman" w:hAnsi="Times New Roman" w:cs="Times New Roman"/>
-                <w:noProof/>
-                <w:webHidden/>
-                <w:sz w:val="26"/>
-                <w:szCs w:val="26"/>
+                <w:noProof/>
+                <w:webHidden/>
               </w:rPr>
               <w:fldChar w:fldCharType="end"/>
             </w:r>
@@ -4337,89 +3730,69 @@
               <w:tab w:val="right" w:leader="dot" w:pos="9350"/>
             </w:tabs>
             <w:rPr>
-              <w:rFonts w:ascii="Times New Roman" w:eastAsiaTheme="minorEastAsia" w:hAnsi="Times New Roman" w:cs="Times New Roman"/>
+              <w:rFonts w:asciiTheme="minorHAnsi" w:eastAsiaTheme="minorEastAsia" w:hAnsiTheme="minorHAnsi" w:cstheme="minorBidi"/>
               <w:noProof/>
-              <w:sz w:val="26"/>
-              <w:szCs w:val="26"/>
+              <w:kern w:val="2"/>
+              <w:sz w:val="24"/>
+              <w:szCs w:val="24"/>
+              <w:lang w:val="en-ID" w:eastAsia="en-ID"/>
+              <w14:ligatures w14:val="standardContextual"/>
             </w:rPr>
           </w:pPr>
-          <w:hyperlink w:anchor="_Toc238497950" w:history="1">
+          <w:hyperlink w:anchor="_Toc238739372" w:history="1">
             <w:r>
               <w:rPr>
                 <w:rStyle w:val="Hyperlink"/>
-                <w:rFonts w:ascii="Times New Roman" w:hAnsi="Times New Roman" w:cs="Times New Roman"/>
-                <w:noProof/>
-                <w:sz w:val="26"/>
-                <w:szCs w:val="26"/>
+                <w:rFonts w:cs="Times New Roman"/>
+                <w:noProof/>
               </w:rPr>
               <w:t>6.3 Danh sách Activity Diagram</w:t>
             </w:r>
             <w:r>
               <w:rPr>
-                <w:rFonts w:ascii="Times New Roman" w:hAnsi="Times New Roman" w:cs="Times New Roman"/>
-                <w:noProof/>
-                <w:webHidden/>
-                <w:sz w:val="26"/>
-                <w:szCs w:val="26"/>
+                <w:noProof/>
+                <w:webHidden/>
               </w:rPr>
               <w:tab/>
             </w:r>
             <w:r>
               <w:rPr>
-                <w:rFonts w:ascii="Times New Roman" w:hAnsi="Times New Roman" w:cs="Times New Roman"/>
-                <w:noProof/>
-                <w:webHidden/>
-                <w:sz w:val="26"/>
-                <w:szCs w:val="26"/>
+                <w:noProof/>
+                <w:webHidden/>
               </w:rPr>
               <w:fldChar w:fldCharType="begin"/>
             </w:r>
             <w:r>
               <w:rPr>
-                <w:rFonts w:ascii="Times New Roman" w:hAnsi="Times New Roman" w:cs="Times New Roman"/>
-                <w:noProof/>
-                <w:webHidden/>
-                <w:sz w:val="26"/>
-                <w:szCs w:val="26"/>
-              </w:rPr>
-              <w:instrText xml:space="preserve"> PAGEREF _Toc238497950 \h </w:instrText>
-            </w:r>
-            <w:r>
-              <w:rPr>
-                <w:rFonts w:ascii="Times New Roman" w:hAnsi="Times New Roman" w:cs="Times New Roman"/>
-                <w:noProof/>
-                <w:webHidden/>
-                <w:sz w:val="26"/>
-                <w:szCs w:val="26"/>
-              </w:rPr>
-            </w:r>
-            <w:r>
-              <w:rPr>
-                <w:rFonts w:ascii="Times New Roman" w:hAnsi="Times New Roman" w:cs="Times New Roman"/>
-                <w:noProof/>
-                <w:webHidden/>
-                <w:sz w:val="26"/>
-                <w:szCs w:val="26"/>
+                <w:noProof/>
+                <w:webHidden/>
+              </w:rPr>
+              <w:instrText xml:space="preserve"> PAGEREF _Toc238739372 \h </w:instrText>
+            </w:r>
+            <w:r>
+              <w:rPr>
+                <w:noProof/>
+                <w:webHidden/>
+              </w:rPr>
+            </w:r>
+            <w:r>
+              <w:rPr>
+                <w:noProof/>
+                <w:webHidden/>
               </w:rPr>
               <w:fldChar w:fldCharType="separate"/>
             </w:r>
             <w:r>
               <w:rPr>
-                <w:rFonts w:ascii="Times New Roman" w:hAnsi="Times New Roman" w:cs="Times New Roman"/>
-                <w:noProof/>
-                <w:webHidden/>
-                <w:sz w:val="26"/>
-                <w:szCs w:val="26"/>
+                <w:noProof/>
+                <w:webHidden/>
               </w:rPr>
               <w:t>20</w:t>
             </w:r>
             <w:r>
               <w:rPr>
-                <w:rFonts w:ascii="Times New Roman" w:hAnsi="Times New Roman" w:cs="Times New Roman"/>
-                <w:noProof/>
-                <w:webHidden/>
-                <w:sz w:val="26"/>
-                <w:szCs w:val="26"/>
+                <w:noProof/>
+                <w:webHidden/>
               </w:rPr>
               <w:fldChar w:fldCharType="end"/>
             </w:r>
@@ -4432,89 +3805,69 @@
               <w:tab w:val="right" w:leader="dot" w:pos="9350"/>
             </w:tabs>
             <w:rPr>
-              <w:rFonts w:ascii="Times New Roman" w:eastAsiaTheme="minorEastAsia" w:hAnsi="Times New Roman" w:cs="Times New Roman"/>
+              <w:rFonts w:asciiTheme="minorHAnsi" w:eastAsiaTheme="minorEastAsia" w:hAnsiTheme="minorHAnsi" w:cstheme="minorBidi"/>
               <w:noProof/>
-              <w:sz w:val="26"/>
-              <w:szCs w:val="26"/>
+              <w:kern w:val="2"/>
+              <w:sz w:val="24"/>
+              <w:szCs w:val="24"/>
+              <w:lang w:val="en-ID" w:eastAsia="en-ID"/>
+              <w14:ligatures w14:val="standardContextual"/>
             </w:rPr>
           </w:pPr>
-          <w:hyperlink w:anchor="_Toc238497951" w:history="1">
+          <w:hyperlink w:anchor="_Toc238739373" w:history="1">
             <w:r>
               <w:rPr>
                 <w:rStyle w:val="Hyperlink"/>
-                <w:rFonts w:ascii="Times New Roman" w:hAnsi="Times New Roman" w:cs="Times New Roman"/>
-                <w:noProof/>
-                <w:sz w:val="26"/>
-                <w:szCs w:val="26"/>
+                <w:rFonts w:cs="Times New Roman"/>
+                <w:noProof/>
               </w:rPr>
               <w:t>6.4 Sơ đồ trình tự (Sequence Diagram) — khuyến nghị cho luồng phức tạp</w:t>
             </w:r>
             <w:r>
               <w:rPr>
-                <w:rFonts w:ascii="Times New Roman" w:hAnsi="Times New Roman" w:cs="Times New Roman"/>
-                <w:noProof/>
-                <w:webHidden/>
-                <w:sz w:val="26"/>
-                <w:szCs w:val="26"/>
+                <w:noProof/>
+                <w:webHidden/>
               </w:rPr>
               <w:tab/>
             </w:r>
             <w:r>
               <w:rPr>
-                <w:rFonts w:ascii="Times New Roman" w:hAnsi="Times New Roman" w:cs="Times New Roman"/>
-                <w:noProof/>
-                <w:webHidden/>
-                <w:sz w:val="26"/>
-                <w:szCs w:val="26"/>
+                <w:noProof/>
+                <w:webHidden/>
               </w:rPr>
               <w:fldChar w:fldCharType="begin"/>
             </w:r>
             <w:r>
               <w:rPr>
-                <w:rFonts w:ascii="Times New Roman" w:hAnsi="Times New Roman" w:cs="Times New Roman"/>
-                <w:noProof/>
-                <w:webHidden/>
-                <w:sz w:val="26"/>
-                <w:szCs w:val="26"/>
-              </w:rPr>
-              <w:instrText xml:space="preserve"> PAGEREF _Toc238497951 \h </w:instrText>
-            </w:r>
-            <w:r>
-              <w:rPr>
-                <w:rFonts w:ascii="Times New Roman" w:hAnsi="Times New Roman" w:cs="Times New Roman"/>
-                <w:noProof/>
-                <w:webHidden/>
-                <w:sz w:val="26"/>
-                <w:szCs w:val="26"/>
-              </w:rPr>
-            </w:r>
-            <w:r>
-              <w:rPr>
-                <w:rFonts w:ascii="Times New Roman" w:hAnsi="Times New Roman" w:cs="Times New Roman"/>
-                <w:noProof/>
-                <w:webHidden/>
-                <w:sz w:val="26"/>
-                <w:szCs w:val="26"/>
+                <w:noProof/>
+                <w:webHidden/>
+              </w:rPr>
+              <w:instrText xml:space="preserve"> PAGEREF _Toc238739373 \h </w:instrText>
+            </w:r>
+            <w:r>
+              <w:rPr>
+                <w:noProof/>
+                <w:webHidden/>
+              </w:rPr>
+            </w:r>
+            <w:r>
+              <w:rPr>
+                <w:noProof/>
+                <w:webHidden/>
               </w:rPr>
               <w:fldChar w:fldCharType="separate"/>
             </w:r>
             <w:r>
               <w:rPr>
-                <w:rFonts w:ascii="Times New Roman" w:hAnsi="Times New Roman" w:cs="Times New Roman"/>
-                <w:noProof/>
-                <w:webHidden/>
-                <w:sz w:val="26"/>
-                <w:szCs w:val="26"/>
+                <w:noProof/>
+                <w:webHidden/>
               </w:rPr>
               <w:t>26</w:t>
             </w:r>
             <w:r>
               <w:rPr>
-                <w:rFonts w:ascii="Times New Roman" w:hAnsi="Times New Roman" w:cs="Times New Roman"/>
-                <w:noProof/>
-                <w:webHidden/>
-                <w:sz w:val="26"/>
-                <w:szCs w:val="26"/>
+                <w:noProof/>
+                <w:webHidden/>
               </w:rPr>
               <w:fldChar w:fldCharType="end"/>
             </w:r>
@@ -4527,89 +3880,69 @@
               <w:tab w:val="right" w:leader="dot" w:pos="9350"/>
             </w:tabs>
             <w:rPr>
-              <w:rFonts w:ascii="Times New Roman" w:eastAsiaTheme="minorEastAsia" w:hAnsi="Times New Roman" w:cs="Times New Roman"/>
+              <w:rFonts w:asciiTheme="minorHAnsi" w:eastAsiaTheme="minorEastAsia" w:hAnsiTheme="minorHAnsi" w:cstheme="minorBidi"/>
               <w:noProof/>
-              <w:sz w:val="26"/>
-              <w:szCs w:val="26"/>
+              <w:kern w:val="2"/>
+              <w:sz w:val="24"/>
+              <w:szCs w:val="24"/>
+              <w:lang w:val="en-ID" w:eastAsia="en-ID"/>
+              <w14:ligatures w14:val="standardContextual"/>
             </w:rPr>
           </w:pPr>
-          <w:hyperlink w:anchor="_Toc238497952" w:history="1">
+          <w:hyperlink w:anchor="_Toc238739374" w:history="1">
             <w:r>
               <w:rPr>
                 <w:rStyle w:val="Hyperlink"/>
-                <w:rFonts w:ascii="Times New Roman" w:hAnsi="Times New Roman" w:cs="Times New Roman"/>
-                <w:noProof/>
-                <w:sz w:val="26"/>
-                <w:szCs w:val="26"/>
+                <w:rFonts w:cs="Times New Roman"/>
+                <w:noProof/>
               </w:rPr>
               <w:t>6.5 Mô hình dữ liệu (Data Model / ERD tóm tắt)</w:t>
             </w:r>
             <w:r>
               <w:rPr>
-                <w:rFonts w:ascii="Times New Roman" w:hAnsi="Times New Roman" w:cs="Times New Roman"/>
-                <w:noProof/>
-                <w:webHidden/>
-                <w:sz w:val="26"/>
-                <w:szCs w:val="26"/>
+                <w:noProof/>
+                <w:webHidden/>
               </w:rPr>
               <w:tab/>
             </w:r>
             <w:r>
               <w:rPr>
-                <w:rFonts w:ascii="Times New Roman" w:hAnsi="Times New Roman" w:cs="Times New Roman"/>
-                <w:noProof/>
-                <w:webHidden/>
-                <w:sz w:val="26"/>
-                <w:szCs w:val="26"/>
+                <w:noProof/>
+                <w:webHidden/>
               </w:rPr>
               <w:fldChar w:fldCharType="begin"/>
             </w:r>
             <w:r>
               <w:rPr>
-                <w:rFonts w:ascii="Times New Roman" w:hAnsi="Times New Roman" w:cs="Times New Roman"/>
-                <w:noProof/>
-                <w:webHidden/>
-                <w:sz w:val="26"/>
-                <w:szCs w:val="26"/>
-              </w:rPr>
-              <w:instrText xml:space="preserve"> PAGEREF _Toc238497952 \h </w:instrText>
-            </w:r>
-            <w:r>
-              <w:rPr>
-                <w:rFonts w:ascii="Times New Roman" w:hAnsi="Times New Roman" w:cs="Times New Roman"/>
-                <w:noProof/>
-                <w:webHidden/>
-                <w:sz w:val="26"/>
-                <w:szCs w:val="26"/>
-              </w:rPr>
-            </w:r>
-            <w:r>
-              <w:rPr>
-                <w:rFonts w:ascii="Times New Roman" w:hAnsi="Times New Roman" w:cs="Times New Roman"/>
-                <w:noProof/>
-                <w:webHidden/>
-                <w:sz w:val="26"/>
-                <w:szCs w:val="26"/>
+                <w:noProof/>
+                <w:webHidden/>
+              </w:rPr>
+              <w:instrText xml:space="preserve"> PAGEREF _Toc238739374 \h </w:instrText>
+            </w:r>
+            <w:r>
+              <w:rPr>
+                <w:noProof/>
+                <w:webHidden/>
+              </w:rPr>
+            </w:r>
+            <w:r>
+              <w:rPr>
+                <w:noProof/>
+                <w:webHidden/>
               </w:rPr>
               <w:fldChar w:fldCharType="separate"/>
             </w:r>
             <w:r>
               <w:rPr>
-                <w:rFonts w:ascii="Times New Roman" w:hAnsi="Times New Roman" w:cs="Times New Roman"/>
-                <w:noProof/>
-                <w:webHidden/>
-                <w:sz w:val="26"/>
-                <w:szCs w:val="26"/>
+                <w:noProof/>
+                <w:webHidden/>
               </w:rPr>
               <w:t>28</w:t>
             </w:r>
             <w:r>
               <w:rPr>
-                <w:rFonts w:ascii="Times New Roman" w:hAnsi="Times New Roman" w:cs="Times New Roman"/>
-                <w:noProof/>
-                <w:webHidden/>
-                <w:sz w:val="26"/>
-                <w:szCs w:val="26"/>
+                <w:noProof/>
+                <w:webHidden/>
               </w:rPr>
               <w:fldChar w:fldCharType="end"/>
             </w:r>
@@ -4622,90 +3955,70 @@
               <w:tab w:val="right" w:leader="dot" w:pos="9350"/>
             </w:tabs>
             <w:rPr>
-              <w:rFonts w:ascii="Times New Roman" w:eastAsiaTheme="minorEastAsia" w:hAnsi="Times New Roman" w:cs="Times New Roman"/>
+              <w:rFonts w:asciiTheme="minorHAnsi" w:eastAsiaTheme="minorEastAsia" w:hAnsiTheme="minorHAnsi" w:cstheme="minorBidi"/>
               <w:noProof/>
-              <w:sz w:val="26"/>
-              <w:szCs w:val="26"/>
+              <w:kern w:val="2"/>
+              <w:sz w:val="24"/>
+              <w:szCs w:val="24"/>
+              <w:lang w:val="en-ID" w:eastAsia="en-ID"/>
+              <w14:ligatures w14:val="standardContextual"/>
             </w:rPr>
           </w:pPr>
-          <w:hyperlink w:anchor="_Toc238497953" w:history="1">
+          <w:hyperlink w:anchor="_Toc238739375" w:history="1">
             <w:r>
               <w:rPr>
                 <w:rStyle w:val="Hyperlink"/>
-                <w:rFonts w:ascii="Times New Roman" w:hAnsi="Times New Roman" w:cs="Times New Roman"/>
-                <w:noProof/>
-                <w:sz w:val="26"/>
-                <w:szCs w:val="26"/>
+                <w:rFonts w:cs="Times New Roman"/>
+                <w:noProof/>
                 <w:lang w:val="fr-FR"/>
               </w:rPr>
               <w:t>7. MA TRẬN PHÂN QUYỀN (Authorization Matrix)</w:t>
             </w:r>
             <w:r>
               <w:rPr>
-                <w:rFonts w:ascii="Times New Roman" w:hAnsi="Times New Roman" w:cs="Times New Roman"/>
-                <w:noProof/>
-                <w:webHidden/>
-                <w:sz w:val="26"/>
-                <w:szCs w:val="26"/>
+                <w:noProof/>
+                <w:webHidden/>
               </w:rPr>
               <w:tab/>
             </w:r>
             <w:r>
               <w:rPr>
-                <w:rFonts w:ascii="Times New Roman" w:hAnsi="Times New Roman" w:cs="Times New Roman"/>
-                <w:noProof/>
-                <w:webHidden/>
-                <w:sz w:val="26"/>
-                <w:szCs w:val="26"/>
+                <w:noProof/>
+                <w:webHidden/>
               </w:rPr>
               <w:fldChar w:fldCharType="begin"/>
             </w:r>
             <w:r>
               <w:rPr>
-                <w:rFonts w:ascii="Times New Roman" w:hAnsi="Times New Roman" w:cs="Times New Roman"/>
-                <w:noProof/>
-                <w:webHidden/>
-                <w:sz w:val="26"/>
-                <w:szCs w:val="26"/>
-              </w:rPr>
-              <w:instrText xml:space="preserve"> PAGEREF _Toc238497953 \h </w:instrText>
-            </w:r>
-            <w:r>
-              <w:rPr>
-                <w:rFonts w:ascii="Times New Roman" w:hAnsi="Times New Roman" w:cs="Times New Roman"/>
-                <w:noProof/>
-                <w:webHidden/>
-                <w:sz w:val="26"/>
-                <w:szCs w:val="26"/>
-              </w:rPr>
-            </w:r>
-            <w:r>
-              <w:rPr>
-                <w:rFonts w:ascii="Times New Roman" w:hAnsi="Times New Roman" w:cs="Times New Roman"/>
-                <w:noProof/>
-                <w:webHidden/>
-                <w:sz w:val="26"/>
-                <w:szCs w:val="26"/>
+                <w:noProof/>
+                <w:webHidden/>
+              </w:rPr>
+              <w:instrText xml:space="preserve"> PAGEREF _Toc238739375 \h </w:instrText>
+            </w:r>
+            <w:r>
+              <w:rPr>
+                <w:noProof/>
+                <w:webHidden/>
+              </w:rPr>
+            </w:r>
+            <w:r>
+              <w:rPr>
+                <w:noProof/>
+                <w:webHidden/>
               </w:rPr>
               <w:fldChar w:fldCharType="separate"/>
             </w:r>
             <w:r>
               <w:rPr>
-                <w:rFonts w:ascii="Times New Roman" w:hAnsi="Times New Roman" w:cs="Times New Roman"/>
-                <w:noProof/>
-                <w:webHidden/>
-                <w:sz w:val="26"/>
-                <w:szCs w:val="26"/>
+                <w:noProof/>
+                <w:webHidden/>
               </w:rPr>
               <w:t>29</w:t>
             </w:r>
             <w:r>
               <w:rPr>
-                <w:rFonts w:ascii="Times New Roman" w:hAnsi="Times New Roman" w:cs="Times New Roman"/>
-                <w:noProof/>
-                <w:webHidden/>
-                <w:sz w:val="26"/>
-                <w:szCs w:val="26"/>
+                <w:noProof/>
+                <w:webHidden/>
               </w:rPr>
               <w:fldChar w:fldCharType="end"/>
             </w:r>
@@ -4718,89 +4031,69 @@
               <w:tab w:val="right" w:leader="dot" w:pos="9350"/>
             </w:tabs>
             <w:rPr>
-              <w:rFonts w:ascii="Times New Roman" w:eastAsiaTheme="minorEastAsia" w:hAnsi="Times New Roman" w:cs="Times New Roman"/>
+              <w:rFonts w:asciiTheme="minorHAnsi" w:eastAsiaTheme="minorEastAsia" w:hAnsiTheme="minorHAnsi" w:cstheme="minorBidi"/>
               <w:noProof/>
-              <w:sz w:val="26"/>
-              <w:szCs w:val="26"/>
+              <w:kern w:val="2"/>
+              <w:sz w:val="24"/>
+              <w:szCs w:val="24"/>
+              <w:lang w:val="en-ID" w:eastAsia="en-ID"/>
+              <w14:ligatures w14:val="standardContextual"/>
             </w:rPr>
           </w:pPr>
-          <w:hyperlink w:anchor="_Toc238497954" w:history="1">
+          <w:hyperlink w:anchor="_Toc238739376" w:history="1">
             <w:r>
               <w:rPr>
                 <w:rStyle w:val="Hyperlink"/>
-                <w:rFonts w:ascii="Times New Roman" w:hAnsi="Times New Roman" w:cs="Times New Roman"/>
-                <w:noProof/>
-                <w:sz w:val="26"/>
-                <w:szCs w:val="26"/>
+                <w:rFonts w:cs="Times New Roman"/>
+                <w:noProof/>
               </w:rPr>
               <w:t>7.1. Decision Table – Đặc tả phân quyền</w:t>
             </w:r>
             <w:r>
               <w:rPr>
-                <w:rFonts w:ascii="Times New Roman" w:hAnsi="Times New Roman" w:cs="Times New Roman"/>
-                <w:noProof/>
-                <w:webHidden/>
-                <w:sz w:val="26"/>
-                <w:szCs w:val="26"/>
+                <w:noProof/>
+                <w:webHidden/>
               </w:rPr>
               <w:tab/>
             </w:r>
             <w:r>
               <w:rPr>
-                <w:rFonts w:ascii="Times New Roman" w:hAnsi="Times New Roman" w:cs="Times New Roman"/>
-                <w:noProof/>
-                <w:webHidden/>
-                <w:sz w:val="26"/>
-                <w:szCs w:val="26"/>
+                <w:noProof/>
+                <w:webHidden/>
               </w:rPr>
               <w:fldChar w:fldCharType="begin"/>
             </w:r>
             <w:r>
               <w:rPr>
-                <w:rFonts w:ascii="Times New Roman" w:hAnsi="Times New Roman" w:cs="Times New Roman"/>
-                <w:noProof/>
-                <w:webHidden/>
-                <w:sz w:val="26"/>
-                <w:szCs w:val="26"/>
-              </w:rPr>
-              <w:instrText xml:space="preserve"> PAGEREF _Toc238497954 \h </w:instrText>
-            </w:r>
-            <w:r>
-              <w:rPr>
-                <w:rFonts w:ascii="Times New Roman" w:hAnsi="Times New Roman" w:cs="Times New Roman"/>
-                <w:noProof/>
-                <w:webHidden/>
-                <w:sz w:val="26"/>
-                <w:szCs w:val="26"/>
-              </w:rPr>
-            </w:r>
-            <w:r>
-              <w:rPr>
-                <w:rFonts w:ascii="Times New Roman" w:hAnsi="Times New Roman" w:cs="Times New Roman"/>
-                <w:noProof/>
-                <w:webHidden/>
-                <w:sz w:val="26"/>
-                <w:szCs w:val="26"/>
+                <w:noProof/>
+                <w:webHidden/>
+              </w:rPr>
+              <w:instrText xml:space="preserve"> PAGEREF _Toc238739376 \h </w:instrText>
+            </w:r>
+            <w:r>
+              <w:rPr>
+                <w:noProof/>
+                <w:webHidden/>
+              </w:rPr>
+            </w:r>
+            <w:r>
+              <w:rPr>
+                <w:noProof/>
+                <w:webHidden/>
               </w:rPr>
               <w:fldChar w:fldCharType="separate"/>
             </w:r>
             <w:r>
               <w:rPr>
-                <w:rFonts w:ascii="Times New Roman" w:hAnsi="Times New Roman" w:cs="Times New Roman"/>
-                <w:noProof/>
-                <w:webHidden/>
-                <w:sz w:val="26"/>
-                <w:szCs w:val="26"/>
+                <w:noProof/>
+                <w:webHidden/>
               </w:rPr>
               <w:t>29</w:t>
             </w:r>
             <w:r>
               <w:rPr>
-                <w:rFonts w:ascii="Times New Roman" w:hAnsi="Times New Roman" w:cs="Times New Roman"/>
-                <w:noProof/>
-                <w:webHidden/>
-                <w:sz w:val="26"/>
-                <w:szCs w:val="26"/>
+                <w:noProof/>
+                <w:webHidden/>
               </w:rPr>
               <w:fldChar w:fldCharType="end"/>
             </w:r>
@@ -4813,89 +4106,69 @@
               <w:tab w:val="right" w:leader="dot" w:pos="9350"/>
             </w:tabs>
             <w:rPr>
-              <w:rFonts w:ascii="Times New Roman" w:eastAsiaTheme="minorEastAsia" w:hAnsi="Times New Roman" w:cs="Times New Roman"/>
+              <w:rFonts w:asciiTheme="minorHAnsi" w:eastAsiaTheme="minorEastAsia" w:hAnsiTheme="minorHAnsi" w:cstheme="minorBidi"/>
               <w:noProof/>
-              <w:sz w:val="26"/>
-              <w:szCs w:val="26"/>
+              <w:kern w:val="2"/>
+              <w:sz w:val="24"/>
+              <w:szCs w:val="24"/>
+              <w:lang w:val="en-ID" w:eastAsia="en-ID"/>
+              <w14:ligatures w14:val="standardContextual"/>
             </w:rPr>
           </w:pPr>
-          <w:hyperlink w:anchor="_Toc238497955" w:history="1">
+          <w:hyperlink w:anchor="_Toc238739377" w:history="1">
             <w:r>
               <w:rPr>
                 <w:rStyle w:val="Hyperlink"/>
-                <w:rFonts w:ascii="Times New Roman" w:hAnsi="Times New Roman" w:cs="Times New Roman"/>
-                <w:noProof/>
-                <w:sz w:val="26"/>
-                <w:szCs w:val="26"/>
+                <w:rFonts w:cs="Times New Roman"/>
+                <w:noProof/>
               </w:rPr>
               <w:t>8. RÀNG BUỘC THIẾT KẾ &amp; TRIỂN KHAI (Design &amp; Implementation Constraints)</w:t>
             </w:r>
             <w:r>
               <w:rPr>
-                <w:rFonts w:ascii="Times New Roman" w:hAnsi="Times New Roman" w:cs="Times New Roman"/>
-                <w:noProof/>
-                <w:webHidden/>
-                <w:sz w:val="26"/>
-                <w:szCs w:val="26"/>
+                <w:noProof/>
+                <w:webHidden/>
               </w:rPr>
               <w:tab/>
             </w:r>
             <w:r>
               <w:rPr>
-                <w:rFonts w:ascii="Times New Roman" w:hAnsi="Times New Roman" w:cs="Times New Roman"/>
-                <w:noProof/>
-                <w:webHidden/>
-                <w:sz w:val="26"/>
-                <w:szCs w:val="26"/>
+                <w:noProof/>
+                <w:webHidden/>
               </w:rPr>
               <w:fldChar w:fldCharType="begin"/>
             </w:r>
             <w:r>
               <w:rPr>
-                <w:rFonts w:ascii="Times New Roman" w:hAnsi="Times New Roman" w:cs="Times New Roman"/>
-                <w:noProof/>
-                <w:webHidden/>
-                <w:sz w:val="26"/>
-                <w:szCs w:val="26"/>
-              </w:rPr>
-              <w:instrText xml:space="preserve"> PAGEREF _Toc238497955 \h </w:instrText>
-            </w:r>
-            <w:r>
-              <w:rPr>
-                <w:rFonts w:ascii="Times New Roman" w:hAnsi="Times New Roman" w:cs="Times New Roman"/>
-                <w:noProof/>
-                <w:webHidden/>
-                <w:sz w:val="26"/>
-                <w:szCs w:val="26"/>
-              </w:rPr>
-            </w:r>
-            <w:r>
-              <w:rPr>
-                <w:rFonts w:ascii="Times New Roman" w:hAnsi="Times New Roman" w:cs="Times New Roman"/>
-                <w:noProof/>
-                <w:webHidden/>
-                <w:sz w:val="26"/>
-                <w:szCs w:val="26"/>
+                <w:noProof/>
+                <w:webHidden/>
+              </w:rPr>
+              <w:instrText xml:space="preserve"> PAGEREF _Toc238739377 \h </w:instrText>
+            </w:r>
+            <w:r>
+              <w:rPr>
+                <w:noProof/>
+                <w:webHidden/>
+              </w:rPr>
+            </w:r>
+            <w:r>
+              <w:rPr>
+                <w:noProof/>
+                <w:webHidden/>
               </w:rPr>
               <w:fldChar w:fldCharType="separate"/>
             </w:r>
             <w:r>
               <w:rPr>
-                <w:rFonts w:ascii="Times New Roman" w:hAnsi="Times New Roman" w:cs="Times New Roman"/>
-                <w:noProof/>
-                <w:webHidden/>
-                <w:sz w:val="26"/>
-                <w:szCs w:val="26"/>
+                <w:noProof/>
+                <w:webHidden/>
               </w:rPr>
               <w:t>31</w:t>
             </w:r>
             <w:r>
               <w:rPr>
-                <w:rFonts w:ascii="Times New Roman" w:hAnsi="Times New Roman" w:cs="Times New Roman"/>
-                <w:noProof/>
-                <w:webHidden/>
-                <w:sz w:val="26"/>
-                <w:szCs w:val="26"/>
+                <w:noProof/>
+                <w:webHidden/>
               </w:rPr>
               <w:fldChar w:fldCharType="end"/>
             </w:r>
@@ -4908,90 +4181,70 @@
               <w:tab w:val="right" w:leader="dot" w:pos="9350"/>
             </w:tabs>
             <w:rPr>
-              <w:rFonts w:ascii="Times New Roman" w:eastAsiaTheme="minorEastAsia" w:hAnsi="Times New Roman" w:cs="Times New Roman"/>
+              <w:rFonts w:asciiTheme="minorHAnsi" w:eastAsiaTheme="minorEastAsia" w:hAnsiTheme="minorHAnsi" w:cstheme="minorBidi"/>
               <w:noProof/>
-              <w:sz w:val="26"/>
-              <w:szCs w:val="26"/>
+              <w:kern w:val="2"/>
+              <w:sz w:val="24"/>
+              <w:szCs w:val="24"/>
+              <w:lang w:val="en-ID" w:eastAsia="en-ID"/>
+              <w14:ligatures w14:val="standardContextual"/>
             </w:rPr>
           </w:pPr>
-          <w:hyperlink w:anchor="_Toc238497956" w:history="1">
+          <w:hyperlink w:anchor="_Toc238739378" w:history="1">
             <w:r>
               <w:rPr>
                 <w:rStyle w:val="Hyperlink"/>
-                <w:rFonts w:ascii="Times New Roman" w:hAnsi="Times New Roman" w:cs="Times New Roman"/>
-                <w:noProof/>
-                <w:sz w:val="26"/>
-                <w:szCs w:val="26"/>
+                <w:rFonts w:cs="Times New Roman"/>
+                <w:noProof/>
                 <w:lang w:val="fr-FR"/>
               </w:rPr>
               <w:t>9. PHỤ LỤC (Appendices)</w:t>
             </w:r>
             <w:r>
               <w:rPr>
-                <w:rFonts w:ascii="Times New Roman" w:hAnsi="Times New Roman" w:cs="Times New Roman"/>
-                <w:noProof/>
-                <w:webHidden/>
-                <w:sz w:val="26"/>
-                <w:szCs w:val="26"/>
+                <w:noProof/>
+                <w:webHidden/>
               </w:rPr>
               <w:tab/>
             </w:r>
             <w:r>
               <w:rPr>
-                <w:rFonts w:ascii="Times New Roman" w:hAnsi="Times New Roman" w:cs="Times New Roman"/>
-                <w:noProof/>
-                <w:webHidden/>
-                <w:sz w:val="26"/>
-                <w:szCs w:val="26"/>
+                <w:noProof/>
+                <w:webHidden/>
               </w:rPr>
               <w:fldChar w:fldCharType="begin"/>
             </w:r>
             <w:r>
               <w:rPr>
-                <w:rFonts w:ascii="Times New Roman" w:hAnsi="Times New Roman" w:cs="Times New Roman"/>
-                <w:noProof/>
-                <w:webHidden/>
-                <w:sz w:val="26"/>
-                <w:szCs w:val="26"/>
-              </w:rPr>
-              <w:instrText xml:space="preserve"> PAGEREF _Toc238497956 \h </w:instrText>
-            </w:r>
-            <w:r>
-              <w:rPr>
-                <w:rFonts w:ascii="Times New Roman" w:hAnsi="Times New Roman" w:cs="Times New Roman"/>
-                <w:noProof/>
-                <w:webHidden/>
-                <w:sz w:val="26"/>
-                <w:szCs w:val="26"/>
-              </w:rPr>
-            </w:r>
-            <w:r>
-              <w:rPr>
-                <w:rFonts w:ascii="Times New Roman" w:hAnsi="Times New Roman" w:cs="Times New Roman"/>
-                <w:noProof/>
-                <w:webHidden/>
-                <w:sz w:val="26"/>
-                <w:szCs w:val="26"/>
+                <w:noProof/>
+                <w:webHidden/>
+              </w:rPr>
+              <w:instrText xml:space="preserve"> PAGEREF _Toc238739378 \h </w:instrText>
+            </w:r>
+            <w:r>
+              <w:rPr>
+                <w:noProof/>
+                <w:webHidden/>
+              </w:rPr>
+            </w:r>
+            <w:r>
+              <w:rPr>
+                <w:noProof/>
+                <w:webHidden/>
               </w:rPr>
               <w:fldChar w:fldCharType="separate"/>
             </w:r>
             <w:r>
               <w:rPr>
-                <w:rFonts w:ascii="Times New Roman" w:hAnsi="Times New Roman" w:cs="Times New Roman"/>
-                <w:noProof/>
-                <w:webHidden/>
-                <w:sz w:val="26"/>
-                <w:szCs w:val="26"/>
+                <w:noProof/>
+                <w:webHidden/>
               </w:rPr>
               <w:t>32</w:t>
             </w:r>
             <w:r>
               <w:rPr>
-                <w:rFonts w:ascii="Times New Roman" w:hAnsi="Times New Roman" w:cs="Times New Roman"/>
-                <w:noProof/>
-                <w:webHidden/>
-                <w:sz w:val="26"/>
-                <w:szCs w:val="26"/>
+                <w:noProof/>
+                <w:webHidden/>
               </w:rPr>
               <w:fldChar w:fldCharType="end"/>
             </w:r>
@@ -5004,90 +4257,70 @@
               <w:tab w:val="right" w:leader="dot" w:pos="9350"/>
             </w:tabs>
             <w:rPr>
-              <w:rFonts w:ascii="Times New Roman" w:eastAsiaTheme="minorEastAsia" w:hAnsi="Times New Roman" w:cs="Times New Roman"/>
+              <w:rFonts w:asciiTheme="minorHAnsi" w:eastAsiaTheme="minorEastAsia" w:hAnsiTheme="minorHAnsi" w:cstheme="minorBidi"/>
               <w:noProof/>
-              <w:sz w:val="26"/>
-              <w:szCs w:val="26"/>
+              <w:kern w:val="2"/>
+              <w:sz w:val="24"/>
+              <w:szCs w:val="24"/>
+              <w:lang w:val="en-ID" w:eastAsia="en-ID"/>
+              <w14:ligatures w14:val="standardContextual"/>
             </w:rPr>
           </w:pPr>
-          <w:hyperlink w:anchor="_Toc238497957" w:history="1">
+          <w:hyperlink w:anchor="_Toc238739379" w:history="1">
             <w:r>
               <w:rPr>
                 <w:rStyle w:val="Hyperlink"/>
-                <w:rFonts w:ascii="Times New Roman" w:hAnsi="Times New Roman" w:cs="Times New Roman"/>
-                <w:noProof/>
-                <w:sz w:val="26"/>
-                <w:szCs w:val="26"/>
+                <w:rFonts w:cs="Times New Roman"/>
+                <w:noProof/>
                 <w:lang w:val="fr-FR"/>
               </w:rPr>
               <w:t>9.1 Tài liệu liên quan</w:t>
             </w:r>
             <w:r>
               <w:rPr>
-                <w:rFonts w:ascii="Times New Roman" w:hAnsi="Times New Roman" w:cs="Times New Roman"/>
-                <w:noProof/>
-                <w:webHidden/>
-                <w:sz w:val="26"/>
-                <w:szCs w:val="26"/>
+                <w:noProof/>
+                <w:webHidden/>
               </w:rPr>
               <w:tab/>
             </w:r>
             <w:r>
               <w:rPr>
-                <w:rFonts w:ascii="Times New Roman" w:hAnsi="Times New Roman" w:cs="Times New Roman"/>
-                <w:noProof/>
-                <w:webHidden/>
-                <w:sz w:val="26"/>
-                <w:szCs w:val="26"/>
+                <w:noProof/>
+                <w:webHidden/>
               </w:rPr>
               <w:fldChar w:fldCharType="begin"/>
             </w:r>
             <w:r>
               <w:rPr>
-                <w:rFonts w:ascii="Times New Roman" w:hAnsi="Times New Roman" w:cs="Times New Roman"/>
-                <w:noProof/>
-                <w:webHidden/>
-                <w:sz w:val="26"/>
-                <w:szCs w:val="26"/>
-              </w:rPr>
-              <w:instrText xml:space="preserve"> PAGEREF _Toc238497957 \h </w:instrText>
-            </w:r>
-            <w:r>
-              <w:rPr>
-                <w:rFonts w:ascii="Times New Roman" w:hAnsi="Times New Roman" w:cs="Times New Roman"/>
-                <w:noProof/>
-                <w:webHidden/>
-                <w:sz w:val="26"/>
-                <w:szCs w:val="26"/>
-              </w:rPr>
-            </w:r>
-            <w:r>
-              <w:rPr>
-                <w:rFonts w:ascii="Times New Roman" w:hAnsi="Times New Roman" w:cs="Times New Roman"/>
-                <w:noProof/>
-                <w:webHidden/>
-                <w:sz w:val="26"/>
-                <w:szCs w:val="26"/>
+                <w:noProof/>
+                <w:webHidden/>
+              </w:rPr>
+              <w:instrText xml:space="preserve"> PAGEREF _Toc238739379 \h </w:instrText>
+            </w:r>
+            <w:r>
+              <w:rPr>
+                <w:noProof/>
+                <w:webHidden/>
+              </w:rPr>
+            </w:r>
+            <w:r>
+              <w:rPr>
+                <w:noProof/>
+                <w:webHidden/>
               </w:rPr>
               <w:fldChar w:fldCharType="separate"/>
             </w:r>
             <w:r>
               <w:rPr>
-                <w:rFonts w:ascii="Times New Roman" w:hAnsi="Times New Roman" w:cs="Times New Roman"/>
-                <w:noProof/>
-                <w:webHidden/>
-                <w:sz w:val="26"/>
-                <w:szCs w:val="26"/>
+                <w:noProof/>
+                <w:webHidden/>
               </w:rPr>
               <w:t>32</w:t>
             </w:r>
             <w:r>
               <w:rPr>
-                <w:rFonts w:ascii="Times New Roman" w:hAnsi="Times New Roman" w:cs="Times New Roman"/>
-                <w:noProof/>
-                <w:webHidden/>
-                <w:sz w:val="26"/>
-                <w:szCs w:val="26"/>
+                <w:noProof/>
+                <w:webHidden/>
               </w:rPr>
               <w:fldChar w:fldCharType="end"/>
             </w:r>
@@ -5100,89 +4333,69 @@
               <w:tab w:val="right" w:leader="dot" w:pos="9350"/>
             </w:tabs>
             <w:rPr>
-              <w:rFonts w:ascii="Times New Roman" w:eastAsiaTheme="minorEastAsia" w:hAnsi="Times New Roman" w:cs="Times New Roman"/>
+              <w:rFonts w:asciiTheme="minorHAnsi" w:eastAsiaTheme="minorEastAsia" w:hAnsiTheme="minorHAnsi" w:cstheme="minorBidi"/>
               <w:noProof/>
-              <w:sz w:val="26"/>
-              <w:szCs w:val="26"/>
+              <w:kern w:val="2"/>
+              <w:sz w:val="24"/>
+              <w:szCs w:val="24"/>
+              <w:lang w:val="en-ID" w:eastAsia="en-ID"/>
+              <w14:ligatures w14:val="standardContextual"/>
             </w:rPr>
           </w:pPr>
-          <w:hyperlink w:anchor="_Toc238497958" w:history="1">
+          <w:hyperlink w:anchor="_Toc238739380" w:history="1">
             <w:r>
               <w:rPr>
                 <w:rStyle w:val="Hyperlink"/>
-                <w:rFonts w:ascii="Times New Roman" w:hAnsi="Times New Roman" w:cs="Times New Roman"/>
-                <w:noProof/>
-                <w:sz w:val="26"/>
-                <w:szCs w:val="26"/>
+                <w:rFonts w:cs="Times New Roman"/>
+                <w:noProof/>
               </w:rPr>
               <w:t>9.2 Ma trận truy vết yêu cầu (Traceability tóm tắt)</w:t>
             </w:r>
             <w:r>
               <w:rPr>
-                <w:rFonts w:ascii="Times New Roman" w:hAnsi="Times New Roman" w:cs="Times New Roman"/>
-                <w:noProof/>
-                <w:webHidden/>
-                <w:sz w:val="26"/>
-                <w:szCs w:val="26"/>
+                <w:noProof/>
+                <w:webHidden/>
               </w:rPr>
               <w:tab/>
             </w:r>
             <w:r>
               <w:rPr>
-                <w:rFonts w:ascii="Times New Roman" w:hAnsi="Times New Roman" w:cs="Times New Roman"/>
-                <w:noProof/>
-                <w:webHidden/>
-                <w:sz w:val="26"/>
-                <w:szCs w:val="26"/>
+                <w:noProof/>
+                <w:webHidden/>
               </w:rPr>
               <w:fldChar w:fldCharType="begin"/>
             </w:r>
             <w:r>
               <w:rPr>
-                <w:rFonts w:ascii="Times New Roman" w:hAnsi="Times New Roman" w:cs="Times New Roman"/>
-                <w:noProof/>
-                <w:webHidden/>
-                <w:sz w:val="26"/>
-                <w:szCs w:val="26"/>
-              </w:rPr>
-              <w:instrText xml:space="preserve"> PAGEREF _Toc238497958 \h </w:instrText>
-            </w:r>
-            <w:r>
-              <w:rPr>
-                <w:rFonts w:ascii="Times New Roman" w:hAnsi="Times New Roman" w:cs="Times New Roman"/>
-                <w:noProof/>
-                <w:webHidden/>
-                <w:sz w:val="26"/>
-                <w:szCs w:val="26"/>
-              </w:rPr>
-            </w:r>
-            <w:r>
-              <w:rPr>
-                <w:rFonts w:ascii="Times New Roman" w:hAnsi="Times New Roman" w:cs="Times New Roman"/>
-                <w:noProof/>
-                <w:webHidden/>
-                <w:sz w:val="26"/>
-                <w:szCs w:val="26"/>
+                <w:noProof/>
+                <w:webHidden/>
+              </w:rPr>
+              <w:instrText xml:space="preserve"> PAGEREF _Toc238739380 \h </w:instrText>
+            </w:r>
+            <w:r>
+              <w:rPr>
+                <w:noProof/>
+                <w:webHidden/>
+              </w:rPr>
+            </w:r>
+            <w:r>
+              <w:rPr>
+                <w:noProof/>
+                <w:webHidden/>
               </w:rPr>
               <w:fldChar w:fldCharType="separate"/>
             </w:r>
             <w:r>
               <w:rPr>
-                <w:rFonts w:ascii="Times New Roman" w:hAnsi="Times New Roman" w:cs="Times New Roman"/>
-                <w:noProof/>
-                <w:webHidden/>
-                <w:sz w:val="26"/>
-                <w:szCs w:val="26"/>
+                <w:noProof/>
+                <w:webHidden/>
               </w:rPr>
               <w:t>32</w:t>
             </w:r>
             <w:r>
               <w:rPr>
-                <w:rFonts w:ascii="Times New Roman" w:hAnsi="Times New Roman" w:cs="Times New Roman"/>
-                <w:noProof/>
-                <w:webHidden/>
-                <w:sz w:val="26"/>
-                <w:szCs w:val="26"/>
+                <w:noProof/>
+                <w:webHidden/>
               </w:rPr>
               <w:fldChar w:fldCharType="end"/>
             </w:r>
@@ -5195,89 +4408,69 @@
               <w:tab w:val="right" w:leader="dot" w:pos="9350"/>
             </w:tabs>
             <w:rPr>
-              <w:rFonts w:ascii="Times New Roman" w:eastAsiaTheme="minorEastAsia" w:hAnsi="Times New Roman" w:cs="Times New Roman"/>
+              <w:rFonts w:asciiTheme="minorHAnsi" w:eastAsiaTheme="minorEastAsia" w:hAnsiTheme="minorHAnsi" w:cstheme="minorBidi"/>
               <w:noProof/>
-              <w:sz w:val="26"/>
-              <w:szCs w:val="26"/>
+              <w:kern w:val="2"/>
+              <w:sz w:val="24"/>
+              <w:szCs w:val="24"/>
+              <w:lang w:val="en-ID" w:eastAsia="en-ID"/>
+              <w14:ligatures w14:val="standardContextual"/>
             </w:rPr>
           </w:pPr>
-          <w:hyperlink w:anchor="_Toc238497959" w:history="1">
+          <w:hyperlink w:anchor="_Toc238739381" w:history="1">
             <w:r>
               <w:rPr>
                 <w:rStyle w:val="Hyperlink"/>
-                <w:rFonts w:ascii="Times New Roman" w:hAnsi="Times New Roman" w:cs="Times New Roman"/>
-                <w:noProof/>
-                <w:sz w:val="26"/>
-                <w:szCs w:val="26"/>
+                <w:rFonts w:cs="Times New Roman"/>
+                <w:noProof/>
               </w:rPr>
               <w:t>10. GIỚI HẠN &amp; LỖI HỆ THỐNG ĐÃ BIẾT (Known System Limitations) — Mục mới</w:t>
             </w:r>
             <w:r>
               <w:rPr>
-                <w:rFonts w:ascii="Times New Roman" w:hAnsi="Times New Roman" w:cs="Times New Roman"/>
-                <w:noProof/>
-                <w:webHidden/>
-                <w:sz w:val="26"/>
-                <w:szCs w:val="26"/>
+                <w:noProof/>
+                <w:webHidden/>
               </w:rPr>
               <w:tab/>
             </w:r>
             <w:r>
               <w:rPr>
-                <w:rFonts w:ascii="Times New Roman" w:hAnsi="Times New Roman" w:cs="Times New Roman"/>
-                <w:noProof/>
-                <w:webHidden/>
-                <w:sz w:val="26"/>
-                <w:szCs w:val="26"/>
+                <w:noProof/>
+                <w:webHidden/>
               </w:rPr>
               <w:fldChar w:fldCharType="begin"/>
             </w:r>
             <w:r>
               <w:rPr>
-                <w:rFonts w:ascii="Times New Roman" w:hAnsi="Times New Roman" w:cs="Times New Roman"/>
-                <w:noProof/>
-                <w:webHidden/>
-                <w:sz w:val="26"/>
-                <w:szCs w:val="26"/>
-              </w:rPr>
-              <w:instrText xml:space="preserve"> PAGEREF _Toc238497959 \h </w:instrText>
-            </w:r>
-            <w:r>
-              <w:rPr>
-                <w:rFonts w:ascii="Times New Roman" w:hAnsi="Times New Roman" w:cs="Times New Roman"/>
-                <w:noProof/>
-                <w:webHidden/>
-                <w:sz w:val="26"/>
-                <w:szCs w:val="26"/>
-              </w:rPr>
-            </w:r>
-            <w:r>
-              <w:rPr>
-                <w:rFonts w:ascii="Times New Roman" w:hAnsi="Times New Roman" w:cs="Times New Roman"/>
-                <w:noProof/>
-                <w:webHidden/>
-                <w:sz w:val="26"/>
-                <w:szCs w:val="26"/>
+                <w:noProof/>
+                <w:webHidden/>
+              </w:rPr>
+              <w:instrText xml:space="preserve"> PAGEREF _Toc238739381 \h </w:instrText>
+            </w:r>
+            <w:r>
+              <w:rPr>
+                <w:noProof/>
+                <w:webHidden/>
+              </w:rPr>
+            </w:r>
+            <w:r>
+              <w:rPr>
+                <w:noProof/>
+                <w:webHidden/>
               </w:rPr>
               <w:fldChar w:fldCharType="separate"/>
             </w:r>
             <w:r>
               <w:rPr>
-                <w:rFonts w:ascii="Times New Roman" w:hAnsi="Times New Roman" w:cs="Times New Roman"/>
-                <w:noProof/>
-                <w:webHidden/>
-                <w:sz w:val="26"/>
-                <w:szCs w:val="26"/>
+                <w:noProof/>
+                <w:webHidden/>
               </w:rPr>
               <w:t>33</w:t>
             </w:r>
             <w:r>
               <w:rPr>
-                <w:rFonts w:ascii="Times New Roman" w:hAnsi="Times New Roman" w:cs="Times New Roman"/>
-                <w:noProof/>
-                <w:webHidden/>
-                <w:sz w:val="26"/>
-                <w:szCs w:val="26"/>
+                <w:noProof/>
+                <w:webHidden/>
               </w:rPr>
               <w:fldChar w:fldCharType="end"/>
             </w:r>
@@ -5327,7 +4520,7 @@
           <w:szCs w:val="26"/>
         </w:rPr>
       </w:pPr>
-      <w:bookmarkStart w:id="1" w:name="_Toc238497916"/>
+      <w:bookmarkStart w:id="0" w:name="_Toc238739337"/>
       <w:r>
         <w:rPr>
           <w:rFonts w:cs="Times New Roman"/>
@@ -5335,11 +4528,50 @@
         </w:rPr>
         <w:lastRenderedPageBreak/>
         <w:t>1. GIỚI THIỆU (Introduction)</w:t>
+      </w:r>
+      <w:bookmarkEnd w:id="0"/>
+    </w:p>
+    <w:p>
+      <w:pPr>
+        <w:pStyle w:val="Heading2"/>
+        <w:spacing w:line="360" w:lineRule="auto"/>
+        <w:rPr>
+          <w:rFonts w:cs="Times New Roman"/>
+          <w:szCs w:val="26"/>
+        </w:rPr>
+      </w:pPr>
+      <w:bookmarkStart w:id="1" w:name="_Toc238739338"/>
+      <w:r>
+        <w:rPr>
+          <w:rFonts w:cs="Times New Roman"/>
+          <w:szCs w:val="26"/>
+        </w:rPr>
+        <w:t>1.1 Mục đích tài liệu (Purpose)</w:t>
       </w:r>
       <w:bookmarkEnd w:id="1"/>
     </w:p>
     <w:p>
       <w:pPr>
+        <w:spacing w:line="360" w:lineRule="auto"/>
+        <w:ind w:firstLine="720"/>
+        <w:jc w:val="both"/>
+        <w:rPr>
+          <w:rFonts w:ascii="Times New Roman" w:hAnsi="Times New Roman" w:cs="Times New Roman"/>
+          <w:sz w:val="26"/>
+          <w:szCs w:val="26"/>
+        </w:rPr>
+      </w:pPr>
+      <w:r>
+        <w:rPr>
+          <w:rFonts w:ascii="Times New Roman" w:hAnsi="Times New Roman" w:cs="Times New Roman"/>
+          <w:sz w:val="26"/>
+          <w:szCs w:val="26"/>
+        </w:rPr>
+        <w:t>Tài liệu này mô tả đầy đủ các yêu cầu hệ thống chức năng và phi chức năng của ứng dụng Online Shopping Store, làm cơ sở (input) đầu vào cho việc thiết kế Test Case, Test Plan và Ma trận truy vết yêu cầu (RTM). Tài liệu dành cho giảng viên hướng dẫn, các thành viên trong nhóm phát triển và đội ngũ kiểm thử (QA/Tester) đọc để đối chiếu.</w:t>
+      </w:r>
+    </w:p>
+    <w:p>
+      <w:pPr>
         <w:pStyle w:val="Heading2"/>
         <w:spacing w:line="360" w:lineRule="auto"/>
         <w:rPr>
@@ -5347,20 +4579,19 @@
           <w:szCs w:val="26"/>
         </w:rPr>
       </w:pPr>
-      <w:bookmarkStart w:id="2" w:name="_Toc238497917"/>
+      <w:bookmarkStart w:id="2" w:name="_Toc238739339"/>
       <w:r>
         <w:rPr>
           <w:rFonts w:cs="Times New Roman"/>
           <w:szCs w:val="26"/>
         </w:rPr>
-        <w:t>1.1 Mục đích tài liệu (Purpose)</w:t>
+        <w:t>1.2 Phạm vi sản phẩm (Scope)</w:t>
       </w:r>
       <w:bookmarkEnd w:id="2"/>
     </w:p>
     <w:p>
       <w:pPr>
         <w:spacing w:line="360" w:lineRule="auto"/>
-        <w:ind w:firstLine="720"/>
         <w:jc w:val="both"/>
         <w:rPr>
           <w:rFonts w:ascii="Times New Roman" w:hAnsi="Times New Roman" w:cs="Times New Roman"/>
@@ -5374,11 +4605,157 @@
           <w:sz w:val="26"/>
           <w:szCs w:val="26"/>
         </w:rPr>
-        <w:t>Tài liệu này mô tả đầy đủ các yêu cầu hệ thống chức năng và phi chức năng của ứng dụng Online Shopping Store, làm cơ sở (input) đầu vào cho việc thiết kế Test Case, Test Plan và Ma trận truy vết yêu cầu (RTM). Tài liệu dành cho giảng viên hướng dẫn, các thành viên trong nhóm phát triển và đội ngũ kiểm thử (QA/Tester) đọc để đối chiếu.</w:t>
+        <w:t xml:space="preserve">- </w:t>
+      </w:r>
+      <w:r>
+        <w:rPr>
+          <w:rFonts w:ascii="Times New Roman" w:hAnsi="Times New Roman" w:cs="Times New Roman"/>
+          <w:iCs/>
+          <w:sz w:val="26"/>
+          <w:szCs w:val="26"/>
+        </w:rPr>
+        <w:t>Tên sản phẩm</w:t>
+      </w:r>
+      <w:r>
+        <w:rPr>
+          <w:rFonts w:ascii="Times New Roman" w:hAnsi="Times New Roman" w:cs="Times New Roman"/>
+          <w:i/>
+          <w:iCs/>
+          <w:sz w:val="26"/>
+          <w:szCs w:val="26"/>
+        </w:rPr>
+        <w:t>:</w:t>
+      </w:r>
+      <w:r>
+        <w:rPr>
+          <w:rFonts w:ascii="Times New Roman" w:hAnsi="Times New Roman" w:cs="Times New Roman"/>
+          <w:sz w:val="26"/>
+          <w:szCs w:val="26"/>
+        </w:rPr>
+        <w:t xml:space="preserve"> Online Shopping Store, một website bán hàng trực tuyến. </w:t>
       </w:r>
     </w:p>
     <w:p>
       <w:pPr>
+        <w:spacing w:line="360" w:lineRule="auto"/>
+        <w:jc w:val="both"/>
+        <w:rPr>
+          <w:rFonts w:ascii="Times New Roman" w:hAnsi="Times New Roman" w:cs="Times New Roman"/>
+          <w:sz w:val="26"/>
+          <w:szCs w:val="26"/>
+        </w:rPr>
+      </w:pPr>
+      <w:r>
+        <w:rPr>
+          <w:rFonts w:ascii="Times New Roman" w:hAnsi="Times New Roman" w:cs="Times New Roman"/>
+          <w:sz w:val="26"/>
+          <w:szCs w:val="26"/>
+        </w:rPr>
+        <w:t xml:space="preserve">- </w:t>
+      </w:r>
+      <w:r>
+        <w:rPr>
+          <w:rFonts w:ascii="Times New Roman" w:hAnsi="Times New Roman" w:cs="Times New Roman"/>
+          <w:iCs/>
+          <w:sz w:val="26"/>
+          <w:szCs w:val="26"/>
+        </w:rPr>
+        <w:t>Sản phẩm sẽ làm</w:t>
+      </w:r>
+      <w:r>
+        <w:rPr>
+          <w:rFonts w:ascii="Times New Roman" w:hAnsi="Times New Roman" w:cs="Times New Roman"/>
+          <w:i/>
+          <w:iCs/>
+          <w:sz w:val="26"/>
+          <w:szCs w:val="26"/>
+        </w:rPr>
+        <w:t>:</w:t>
+      </w:r>
+      <w:r>
+        <w:rPr>
+          <w:rFonts w:ascii="Times New Roman" w:hAnsi="Times New Roman" w:cs="Times New Roman"/>
+          <w:sz w:val="26"/>
+          <w:szCs w:val="26"/>
+        </w:rPr>
+        <w:t xml:space="preserve"> Hỗ trợ người dùng đăng ký/đăng nhập, xem sản phẩm theo danh mục, thao tác với giỏ hàng, đặt hàng, và quản lý sản phẩm/đơn hàng theo từng role (Customer, Employee, Manager). </w:t>
+      </w:r>
+    </w:p>
+    <w:p>
+      <w:pPr>
+        <w:spacing w:line="360" w:lineRule="auto"/>
+        <w:jc w:val="both"/>
+        <w:rPr>
+          <w:rFonts w:ascii="Times New Roman" w:hAnsi="Times New Roman" w:cs="Times New Roman"/>
+          <w:sz w:val="26"/>
+          <w:szCs w:val="26"/>
+        </w:rPr>
+      </w:pPr>
+      <w:r>
+        <w:rPr>
+          <w:rFonts w:ascii="Times New Roman" w:hAnsi="Times New Roman" w:cs="Times New Roman"/>
+          <w:sz w:val="26"/>
+          <w:szCs w:val="26"/>
+        </w:rPr>
+        <w:t xml:space="preserve">- </w:t>
+      </w:r>
+      <w:r>
+        <w:rPr>
+          <w:rFonts w:ascii="Times New Roman" w:hAnsi="Times New Roman" w:cs="Times New Roman"/>
+          <w:iCs/>
+          <w:sz w:val="26"/>
+          <w:szCs w:val="26"/>
+        </w:rPr>
+        <w:t>Sản phẩm sẽ không làm</w:t>
+      </w:r>
+      <w:r>
+        <w:rPr>
+          <w:rFonts w:ascii="Times New Roman" w:hAnsi="Times New Roman" w:cs="Times New Roman"/>
+          <w:i/>
+          <w:iCs/>
+          <w:sz w:val="26"/>
+          <w:szCs w:val="26"/>
+        </w:rPr>
+        <w:t>:</w:t>
+      </w:r>
+      <w:r>
+        <w:rPr>
+          <w:rFonts w:ascii="Times New Roman" w:hAnsi="Times New Roman" w:cs="Times New Roman"/>
+          <w:sz w:val="26"/>
+          <w:szCs w:val="26"/>
+        </w:rPr>
+        <w:t xml:space="preserve"> Không tích hợp cổng thanh toán online thật (VNPay/Momo), không có app mobile riêng, và không hỗ trợ đa ngôn ngữ.</w:t>
+      </w:r>
+    </w:p>
+    <w:p>
+      <w:pPr>
+        <w:spacing w:line="360" w:lineRule="auto"/>
+        <w:jc w:val="both"/>
+        <w:rPr>
+          <w:rFonts w:ascii="Times New Roman" w:hAnsi="Times New Roman" w:cs="Times New Roman"/>
+          <w:sz w:val="26"/>
+          <w:szCs w:val="26"/>
+        </w:rPr>
+      </w:pPr>
+      <w:r>
+        <w:rPr>
+          <w:rFonts w:ascii="Times New Roman" w:hAnsi="Times New Roman" w:cs="Times New Roman"/>
+          <w:sz w:val="26"/>
+          <w:szCs w:val="26"/>
+        </w:rPr>
+        <w:t xml:space="preserve">- </w:t>
+      </w:r>
+      <w:r>
+        <w:rPr>
+          <w:rFonts w:ascii="Times New Roman" w:hAnsi="Times New Roman" w:cs="Times New Roman"/>
+          <w:sz w:val="26"/>
+          <w:szCs w:val="26"/>
+        </w:rPr>
+        <w:t>Chức năng "Thêm sản phẩm mới" chỉ tồn tại ở tầng API (POST /seller/product/new), không có giao diện Frontend tương ứng — xác nhận qua kiểm tra F12 Network log thực tế.</w:t>
+      </w:r>
+    </w:p>
+    <w:p>
+      <w:pPr>
         <w:pStyle w:val="Heading2"/>
         <w:spacing w:line="360" w:lineRule="auto"/>
         <w:rPr>
@@ -5386,199 +4763,15 @@
           <w:szCs w:val="26"/>
         </w:rPr>
       </w:pPr>
-      <w:bookmarkStart w:id="3" w:name="_Toc238497918"/>
+      <w:bookmarkStart w:id="3" w:name="_Toc238739340"/>
       <w:r>
         <w:rPr>
           <w:rFonts w:cs="Times New Roman"/>
           <w:szCs w:val="26"/>
         </w:rPr>
-        <w:t>1.2 Phạm vi sản phẩm (Scope)</w:t>
+        <w:t>1.3 Định nghĩa, từ viết tắt, thuật ngữ (Definitions, Acronyms, Abbreviations)</w:t>
       </w:r>
       <w:bookmarkEnd w:id="3"/>
-    </w:p>
-    <w:p>
-      <w:pPr>
-        <w:spacing w:line="360" w:lineRule="auto"/>
-        <w:jc w:val="both"/>
-        <w:rPr>
-          <w:rFonts w:ascii="Times New Roman" w:hAnsi="Times New Roman" w:cs="Times New Roman"/>
-          <w:sz w:val="26"/>
-          <w:szCs w:val="26"/>
-        </w:rPr>
-      </w:pPr>
-      <w:r>
-        <w:rPr>
-          <w:rFonts w:ascii="Times New Roman" w:hAnsi="Times New Roman" w:cs="Times New Roman"/>
-          <w:sz w:val="26"/>
-          <w:szCs w:val="26"/>
-        </w:rPr>
-        <w:t xml:space="preserve">- </w:t>
-      </w:r>
-      <w:r>
-        <w:rPr>
-          <w:rFonts w:ascii="Times New Roman" w:hAnsi="Times New Roman" w:cs="Times New Roman"/>
-          <w:iCs/>
-          <w:sz w:val="26"/>
-          <w:szCs w:val="26"/>
-        </w:rPr>
-        <w:t>Tên sản phẩm</w:t>
-      </w:r>
-      <w:r>
-        <w:rPr>
-          <w:rFonts w:ascii="Times New Roman" w:hAnsi="Times New Roman" w:cs="Times New Roman"/>
-          <w:i/>
-          <w:iCs/>
-          <w:sz w:val="26"/>
-          <w:szCs w:val="26"/>
-        </w:rPr>
-        <w:t>:</w:t>
-      </w:r>
-      <w:r>
-        <w:rPr>
-          <w:rFonts w:ascii="Times New Roman" w:hAnsi="Times New Roman" w:cs="Times New Roman"/>
-          <w:sz w:val="26"/>
-          <w:szCs w:val="26"/>
-        </w:rPr>
-        <w:t xml:space="preserve"> Online Shopping Store, một website bán hàng trực tuyến. </w:t>
-      </w:r>
-    </w:p>
-    <w:p>
-      <w:pPr>
-        <w:spacing w:line="360" w:lineRule="auto"/>
-        <w:jc w:val="both"/>
-        <w:rPr>
-          <w:rFonts w:ascii="Times New Roman" w:hAnsi="Times New Roman" w:cs="Times New Roman"/>
-          <w:sz w:val="26"/>
-          <w:szCs w:val="26"/>
-        </w:rPr>
-      </w:pPr>
-      <w:r>
-        <w:rPr>
-          <w:rFonts w:ascii="Times New Roman" w:hAnsi="Times New Roman" w:cs="Times New Roman"/>
-          <w:sz w:val="26"/>
-          <w:szCs w:val="26"/>
-        </w:rPr>
-        <w:t xml:space="preserve">- </w:t>
-      </w:r>
-      <w:r>
-        <w:rPr>
-          <w:rFonts w:ascii="Times New Roman" w:hAnsi="Times New Roman" w:cs="Times New Roman"/>
-          <w:iCs/>
-          <w:sz w:val="26"/>
-          <w:szCs w:val="26"/>
-        </w:rPr>
-        <w:t>Sản phẩm sẽ làm</w:t>
-      </w:r>
-      <w:r>
-        <w:rPr>
-          <w:rFonts w:ascii="Times New Roman" w:hAnsi="Times New Roman" w:cs="Times New Roman"/>
-          <w:i/>
-          <w:iCs/>
-          <w:sz w:val="26"/>
-          <w:szCs w:val="26"/>
-        </w:rPr>
-        <w:t>:</w:t>
-      </w:r>
-      <w:r>
-        <w:rPr>
-          <w:rFonts w:ascii="Times New Roman" w:hAnsi="Times New Roman" w:cs="Times New Roman"/>
-          <w:sz w:val="26"/>
-          <w:szCs w:val="26"/>
-        </w:rPr>
-        <w:t xml:space="preserve"> Hỗ trợ người dùng đăng ký/đăng nhập, xem sản phẩm theo danh mục, thao tác với giỏ hàng, đặt hàng, và quản lý sản phẩm/đơn hàng theo từng role (Customer, Employee, Manager). </w:t>
-      </w:r>
-    </w:p>
-    <w:p>
-      <w:pPr>
-        <w:spacing w:line="360" w:lineRule="auto"/>
-        <w:jc w:val="both"/>
-        <w:rPr>
-          <w:rFonts w:ascii="Times New Roman" w:hAnsi="Times New Roman" w:cs="Times New Roman"/>
-          <w:sz w:val="26"/>
-          <w:szCs w:val="26"/>
-        </w:rPr>
-      </w:pPr>
-      <w:r>
-        <w:rPr>
-          <w:rFonts w:ascii="Times New Roman" w:hAnsi="Times New Roman" w:cs="Times New Roman"/>
-          <w:sz w:val="26"/>
-          <w:szCs w:val="26"/>
-        </w:rPr>
-        <w:t xml:space="preserve">- </w:t>
-      </w:r>
-      <w:r>
-        <w:rPr>
-          <w:rFonts w:ascii="Times New Roman" w:hAnsi="Times New Roman" w:cs="Times New Roman"/>
-          <w:iCs/>
-          <w:sz w:val="26"/>
-          <w:szCs w:val="26"/>
-        </w:rPr>
-        <w:t>Sản phẩm sẽ không làm</w:t>
-      </w:r>
-      <w:r>
-        <w:rPr>
-          <w:rFonts w:ascii="Times New Roman" w:hAnsi="Times New Roman" w:cs="Times New Roman"/>
-          <w:i/>
-          <w:iCs/>
-          <w:sz w:val="26"/>
-          <w:szCs w:val="26"/>
-        </w:rPr>
-        <w:t>:</w:t>
-      </w:r>
-      <w:r>
-        <w:rPr>
-          <w:rFonts w:ascii="Times New Roman" w:hAnsi="Times New Roman" w:cs="Times New Roman"/>
-          <w:sz w:val="26"/>
-          <w:szCs w:val="26"/>
-        </w:rPr>
-        <w:t xml:space="preserve"> Không tích hợp cổng thanh toán online thật (VNPay/Momo), không có app mobile riêng, và không hỗ trợ đa ngôn ngữ.</w:t>
-      </w:r>
-    </w:p>
-    <w:p>
-      <w:pPr>
-        <w:spacing w:line="360" w:lineRule="auto"/>
-        <w:jc w:val="both"/>
-        <w:rPr>
-          <w:rFonts w:ascii="Times New Roman" w:hAnsi="Times New Roman" w:cs="Times New Roman"/>
-          <w:sz w:val="26"/>
-          <w:szCs w:val="26"/>
-        </w:rPr>
-      </w:pPr>
-      <w:r>
-        <w:rPr>
-          <w:rFonts w:ascii="Times New Roman" w:hAnsi="Times New Roman" w:cs="Times New Roman"/>
-          <w:sz w:val="26"/>
-          <w:szCs w:val="26"/>
-        </w:rPr>
-        <w:t xml:space="preserve">- </w:t>
-      </w:r>
-      <w:r>
-        <w:rPr>
-          <w:rFonts w:ascii="Times New Roman" w:hAnsi="Times New Roman" w:cs="Times New Roman"/>
-          <w:sz w:val="26"/>
-          <w:szCs w:val="26"/>
-        </w:rPr>
-        <w:t>Chức năng "Thêm sản phẩm mới" chỉ tồn tại ở tầng API (POST /seller/product/new), không có giao diện Frontend tương ứng — xác nhận qua kiểm tra F12 Network log thực tế.</w:t>
-      </w:r>
-    </w:p>
-    <w:p>
-      <w:pPr>
-        <w:pStyle w:val="Heading2"/>
-        <w:spacing w:line="360" w:lineRule="auto"/>
-        <w:rPr>
-          <w:rFonts w:cs="Times New Roman"/>
-          <w:szCs w:val="26"/>
-        </w:rPr>
-      </w:pPr>
-      <w:bookmarkStart w:id="4" w:name="_Toc238497919"/>
-      <w:r>
-        <w:rPr>
-          <w:rFonts w:cs="Times New Roman"/>
-          <w:szCs w:val="26"/>
-        </w:rPr>
-        <w:t>1.3 Định nghĩa, từ viết tắt, thuật ngữ (Definitions, Acronyms, Abbreviations)</w:t>
-      </w:r>
-      <w:bookmarkEnd w:id="4"/>
     </w:p>
     <w:tbl>
       <w:tblPr>
@@ -6116,7 +5309,7 @@
           <w:szCs w:val="26"/>
         </w:rPr>
       </w:pPr>
-      <w:bookmarkStart w:id="5" w:name="_Toc238497920"/>
+      <w:bookmarkStart w:id="4" w:name="_Toc238739341"/>
       <w:r>
         <w:rPr>
           <w:rFonts w:cs="Times New Roman"/>
@@ -6124,7 +5317,7 @@
         </w:rPr>
         <w:t>1.4 Tài liệu tham khảo (References)</w:t>
       </w:r>
-      <w:bookmarkEnd w:id="5"/>
+      <w:bookmarkEnd w:id="4"/>
     </w:p>
     <w:p>
       <w:pPr>
@@ -6243,7 +5436,7 @@
           <w:lang w:val="fr-FR"/>
         </w:rPr>
       </w:pPr>
-      <w:bookmarkStart w:id="6" w:name="_Toc238497921"/>
+      <w:bookmarkStart w:id="5" w:name="_Toc238739342"/>
       <w:r>
         <w:rPr>
           <w:rFonts w:cs="Times New Roman"/>
@@ -6251,30 +5444,762 @@
           <w:lang w:val="fr-FR"/>
         </w:rPr>
         <w:t>1.5 Tổng quan tài liệu (Document Overview)</w:t>
+      </w:r>
+      <w:bookmarkEnd w:id="5"/>
+    </w:p>
+    <w:p>
+      <w:pPr>
+        <w:spacing w:line="360" w:lineRule="auto"/>
+        <w:ind w:firstLine="720"/>
+        <w:jc w:val="both"/>
+        <w:rPr>
+          <w:rFonts w:ascii="Times New Roman" w:hAnsi="Times New Roman" w:cs="Times New Roman"/>
+          <w:sz w:val="26"/>
+          <w:szCs w:val="26"/>
+          <w:lang w:val="fr-FR"/>
+        </w:rPr>
+      </w:pPr>
+      <w:r>
+        <w:rPr>
+          <w:rFonts w:ascii="Times New Roman" w:hAnsi="Times New Roman" w:cs="Times New Roman"/>
+          <w:sz w:val="26"/>
+          <w:szCs w:val="26"/>
+          <w:lang w:val="fr-FR"/>
+        </w:rPr>
+        <w:t>Tài liệu bao gồm 10 phần chính: giới thiệu bối cảnh, mô tả tổng quan kiến trúc, đặc tả chi tiết yêu cầu chức năng (kèm bảng phân tích UI), yêu cầu phi chức năng, giao diện, mô hình hệ thống (Use Case/ERD), ma trận phân quyền và Danh sách các giới hạn/lỗi hệ thống đã biết.</w:t>
+      </w:r>
+    </w:p>
+    <w:p>
+      <w:pPr>
+        <w:spacing w:after="0"/>
+        <w:rPr>
+          <w:rFonts w:ascii="Times New Roman" w:hAnsi="Times New Roman" w:cs="Times New Roman"/>
+          <w:b/>
+          <w:bCs/>
+          <w:kern w:val="32"/>
+          <w:sz w:val="26"/>
+          <w:szCs w:val="26"/>
+          <w:lang w:val="fr-FR"/>
+        </w:rPr>
+      </w:pPr>
+      <w:r>
+        <w:rPr>
+          <w:rFonts w:ascii="Times New Roman" w:hAnsi="Times New Roman" w:cs="Times New Roman"/>
+          <w:sz w:val="26"/>
+          <w:szCs w:val="26"/>
+          <w:lang w:val="fr-FR"/>
+        </w:rPr>
+        <w:br w:type="page"/>
+      </w:r>
+    </w:p>
+    <w:p>
+      <w:pPr>
+        <w:pStyle w:val="Heading1"/>
+        <w:spacing w:line="360" w:lineRule="auto"/>
+        <w:jc w:val="both"/>
+        <w:rPr>
+          <w:rFonts w:cs="Times New Roman"/>
+          <w:szCs w:val="26"/>
+        </w:rPr>
+      </w:pPr>
+      <w:bookmarkStart w:id="6" w:name="_Toc238739343"/>
+      <w:r>
+        <w:rPr>
+          <w:rFonts w:cs="Times New Roman"/>
+          <w:szCs w:val="26"/>
+        </w:rPr>
+        <w:lastRenderedPageBreak/>
+        <w:t>2. MÔ TẢ TỔNG QUAN (Overall Description)</w:t>
       </w:r>
       <w:bookmarkEnd w:id="6"/>
     </w:p>
     <w:p>
       <w:pPr>
+        <w:pStyle w:val="Heading2"/>
         <w:spacing w:line="360" w:lineRule="auto"/>
-        <w:ind w:firstLine="720"/>
         <w:jc w:val="both"/>
         <w:rPr>
-          <w:rFonts w:ascii="Times New Roman" w:hAnsi="Times New Roman" w:cs="Times New Roman"/>
-          <w:sz w:val="26"/>
-          <w:szCs w:val="26"/>
-          <w:lang w:val="fr-FR"/>
-        </w:rPr>
-      </w:pPr>
-      <w:r>
-        <w:rPr>
-          <w:rFonts w:ascii="Times New Roman" w:hAnsi="Times New Roman" w:cs="Times New Roman"/>
-          <w:sz w:val="26"/>
-          <w:szCs w:val="26"/>
-          <w:lang w:val="fr-FR"/>
-        </w:rPr>
-        <w:t>Tài liệu bao gồm 10 phần chính: giới thiệu bối cảnh, mô tả tổng quan kiến trúc, đặc tả chi tiết yêu cầu chức năng (kèm bảng phân tích UI), yêu cầu phi chức năng, giao diện, mô hình hệ thống (Use Case/ERD), ma trận phân quyền và Danh sách các giới hạn/lỗi hệ thống đã biết.</w:t>
-      </w:r>
+          <w:rFonts w:cs="Times New Roman"/>
+          <w:szCs w:val="26"/>
+        </w:rPr>
+      </w:pPr>
+      <w:bookmarkStart w:id="7" w:name="_Toc238739344"/>
+      <w:r>
+        <w:rPr>
+          <w:rFonts w:cs="Times New Roman"/>
+          <w:szCs w:val="26"/>
+        </w:rPr>
+        <w:t>2.1 Bối cảnh sản phẩm (Product Perspective)</w:t>
+      </w:r>
+      <w:bookmarkEnd w:id="7"/>
+    </w:p>
+    <w:p>
+      <w:pPr>
+        <w:spacing w:line="360" w:lineRule="auto"/>
+        <w:jc w:val="both"/>
+        <w:rPr>
+          <w:rFonts w:ascii="Times New Roman" w:hAnsi="Times New Roman" w:cs="Times New Roman"/>
+          <w:sz w:val="26"/>
+          <w:szCs w:val="26"/>
+        </w:rPr>
+      </w:pPr>
+      <w:r>
+        <w:rPr>
+          <w:rFonts w:ascii="Times New Roman" w:hAnsi="Times New Roman" w:cs="Times New Roman"/>
+          <w:sz w:val="26"/>
+          <w:szCs w:val="26"/>
+        </w:rPr>
+        <w:t xml:space="preserve">- </w:t>
+      </w:r>
+      <w:r>
+        <w:rPr>
+          <w:rFonts w:ascii="Times New Roman" w:hAnsi="Times New Roman" w:cs="Times New Roman"/>
+          <w:sz w:val="26"/>
+          <w:szCs w:val="26"/>
+        </w:rPr>
+        <w:t>Đây là sản phẩm độc lập (standalone), không phụ thuộc hệ thống lớn hơn.</w:t>
+      </w:r>
+    </w:p>
+    <w:p>
+      <w:pPr>
+        <w:spacing w:line="360" w:lineRule="auto"/>
+        <w:jc w:val="both"/>
+        <w:rPr>
+          <w:rFonts w:ascii="Times New Roman" w:hAnsi="Times New Roman" w:cs="Times New Roman"/>
+          <w:sz w:val="26"/>
+          <w:szCs w:val="26"/>
+        </w:rPr>
+      </w:pPr>
+      <w:r>
+        <w:rPr>
+          <w:rFonts w:ascii="Times New Roman" w:hAnsi="Times New Roman" w:cs="Times New Roman"/>
+          <w:sz w:val="26"/>
+          <w:szCs w:val="26"/>
+        </w:rPr>
+        <w:t xml:space="preserve">- </w:t>
+      </w:r>
+      <w:r>
+        <w:rPr>
+          <w:rFonts w:ascii="Times New Roman" w:hAnsi="Times New Roman" w:cs="Times New Roman"/>
+          <w:sz w:val="26"/>
+          <w:szCs w:val="26"/>
+        </w:rPr>
+        <w:t>Sơ đồ kiến trúc tổng quan: Client (Angular 7) ↔ REST API (Spring Boot, context path /api) ↔ PostgreSQL.</w:t>
+      </w:r>
+    </w:p>
+    <w:p>
+      <w:pPr>
+        <w:spacing w:line="360" w:lineRule="auto"/>
+        <w:jc w:val="both"/>
+        <w:rPr>
+          <w:rFonts w:ascii="Times New Roman" w:hAnsi="Times New Roman" w:cs="Times New Roman"/>
+          <w:sz w:val="26"/>
+          <w:szCs w:val="26"/>
+        </w:rPr>
+      </w:pPr>
+      <w:r>
+        <w:rPr>
+          <w:rFonts w:ascii="Times New Roman" w:hAnsi="Times New Roman" w:cs="Times New Roman"/>
+          <w:sz w:val="26"/>
+          <w:szCs w:val="26"/>
+        </w:rPr>
+        <w:t xml:space="preserve">- </w:t>
+      </w:r>
+      <w:r>
+        <w:rPr>
+          <w:rFonts w:ascii="Times New Roman" w:hAnsi="Times New Roman" w:cs="Times New Roman"/>
+          <w:sz w:val="26"/>
+          <w:szCs w:val="26"/>
+        </w:rPr>
+        <w:t>Công nghệ sử dụng: Angular 7 (FE), Spring Boot + Spring Security + JWT (BE), PostgreSQL.</w:t>
+      </w:r>
+    </w:p>
+    <w:p>
+      <w:pPr>
+        <w:pStyle w:val="Heading2"/>
+        <w:spacing w:line="360" w:lineRule="auto"/>
+        <w:jc w:val="both"/>
+        <w:rPr>
+          <w:rFonts w:cs="Times New Roman"/>
+          <w:szCs w:val="26"/>
+        </w:rPr>
+      </w:pPr>
+      <w:bookmarkStart w:id="8" w:name="_Toc238739345"/>
+      <w:r>
+        <w:rPr>
+          <w:rFonts w:cs="Times New Roman"/>
+          <w:szCs w:val="26"/>
+        </w:rPr>
+        <w:t>2.2 Chức năng sản phẩm (Product Functions)</w:t>
+      </w:r>
+      <w:bookmarkEnd w:id="8"/>
+    </w:p>
+    <w:p>
+      <w:pPr>
+        <w:spacing w:line="360" w:lineRule="auto"/>
+        <w:jc w:val="both"/>
+        <w:rPr>
+          <w:rFonts w:ascii="Times New Roman" w:hAnsi="Times New Roman" w:cs="Times New Roman"/>
+          <w:sz w:val="26"/>
+          <w:szCs w:val="26"/>
+        </w:rPr>
+      </w:pPr>
+      <w:r>
+        <w:rPr>
+          <w:rFonts w:ascii="Times New Roman" w:hAnsi="Times New Roman" w:cs="Times New Roman"/>
+          <w:sz w:val="26"/>
+          <w:szCs w:val="26"/>
+        </w:rPr>
+        <w:t xml:space="preserve">- </w:t>
+      </w:r>
+      <w:r>
+        <w:rPr>
+          <w:rFonts w:ascii="Times New Roman" w:hAnsi="Times New Roman" w:cs="Times New Roman"/>
+          <w:sz w:val="26"/>
+          <w:szCs w:val="26"/>
+        </w:rPr>
+        <w:t>Đăng ký / Đăng nhập / Quản lý hồ sơ cá nhân.</w:t>
+      </w:r>
+    </w:p>
+    <w:p>
+      <w:pPr>
+        <w:spacing w:line="360" w:lineRule="auto"/>
+        <w:jc w:val="both"/>
+        <w:rPr>
+          <w:rFonts w:ascii="Times New Roman" w:hAnsi="Times New Roman" w:cs="Times New Roman"/>
+          <w:sz w:val="26"/>
+          <w:szCs w:val="26"/>
+        </w:rPr>
+      </w:pPr>
+      <w:r>
+        <w:rPr>
+          <w:rFonts w:ascii="Times New Roman" w:hAnsi="Times New Roman" w:cs="Times New Roman"/>
+          <w:sz w:val="26"/>
+          <w:szCs w:val="26"/>
+        </w:rPr>
+        <w:t xml:space="preserve">- </w:t>
+      </w:r>
+      <w:r>
+        <w:rPr>
+          <w:rFonts w:ascii="Times New Roman" w:hAnsi="Times New Roman" w:cs="Times New Roman"/>
+          <w:sz w:val="26"/>
+          <w:szCs w:val="26"/>
+        </w:rPr>
+        <w:t>Xem sản phẩm / Xem theo danh mục.</w:t>
+      </w:r>
+    </w:p>
+    <w:p>
+      <w:pPr>
+        <w:spacing w:line="360" w:lineRule="auto"/>
+        <w:jc w:val="both"/>
+        <w:rPr>
+          <w:rFonts w:ascii="Times New Roman" w:hAnsi="Times New Roman" w:cs="Times New Roman"/>
+          <w:sz w:val="26"/>
+          <w:szCs w:val="26"/>
+        </w:rPr>
+      </w:pPr>
+      <w:r>
+        <w:rPr>
+          <w:rFonts w:ascii="Times New Roman" w:hAnsi="Times New Roman" w:cs="Times New Roman"/>
+          <w:sz w:val="26"/>
+          <w:szCs w:val="26"/>
+        </w:rPr>
+        <w:t xml:space="preserve">- </w:t>
+      </w:r>
+      <w:r>
+        <w:rPr>
+          <w:rFonts w:ascii="Times New Roman" w:hAnsi="Times New Roman" w:cs="Times New Roman"/>
+          <w:sz w:val="26"/>
+          <w:szCs w:val="26"/>
+        </w:rPr>
+        <w:t>Giỏ hàng (thêm/sửa/xoá/gộp giỏ hàng local).</w:t>
+      </w:r>
+    </w:p>
+    <w:p>
+      <w:pPr>
+        <w:spacing w:line="360" w:lineRule="auto"/>
+        <w:jc w:val="both"/>
+        <w:rPr>
+          <w:rFonts w:ascii="Times New Roman" w:hAnsi="Times New Roman" w:cs="Times New Roman"/>
+          <w:sz w:val="26"/>
+          <w:szCs w:val="26"/>
+        </w:rPr>
+      </w:pPr>
+      <w:r>
+        <w:rPr>
+          <w:rFonts w:ascii="Times New Roman" w:hAnsi="Times New Roman" w:cs="Times New Roman"/>
+          <w:sz w:val="26"/>
+          <w:szCs w:val="26"/>
+        </w:rPr>
+        <w:t xml:space="preserve">- </w:t>
+      </w:r>
+      <w:r>
+        <w:rPr>
+          <w:rFonts w:ascii="Times New Roman" w:hAnsi="Times New Roman" w:cs="Times New Roman"/>
+          <w:sz w:val="26"/>
+          <w:szCs w:val="26"/>
+        </w:rPr>
+        <w:t>Đặt hàng (checkout), xem lịch sử đơn hàng, huỷ đơn.</w:t>
+      </w:r>
+    </w:p>
+    <w:p>
+      <w:pPr>
+        <w:spacing w:line="360" w:lineRule="auto"/>
+        <w:jc w:val="both"/>
+        <w:rPr>
+          <w:rFonts w:ascii="Times New Roman" w:hAnsi="Times New Roman" w:cs="Times New Roman"/>
+          <w:sz w:val="26"/>
+          <w:szCs w:val="26"/>
+        </w:rPr>
+      </w:pPr>
+      <w:r>
+        <w:rPr>
+          <w:rFonts w:ascii="Times New Roman" w:hAnsi="Times New Roman" w:cs="Times New Roman"/>
+          <w:sz w:val="26"/>
+          <w:szCs w:val="26"/>
+        </w:rPr>
+        <w:t xml:space="preserve">- </w:t>
+      </w:r>
+      <w:r>
+        <w:rPr>
+          <w:rFonts w:ascii="Times New Roman" w:hAnsi="Times New Roman" w:cs="Times New Roman"/>
+          <w:sz w:val="26"/>
+          <w:szCs w:val="26"/>
+        </w:rPr>
+        <w:t>Quản lý sản phẩm (sửa — Employee/Manager; thêm/xoá — chỉ Manager, thêm mới chỉ có ở API, không có UI).</w:t>
+      </w:r>
+    </w:p>
+    <w:p>
+      <w:pPr>
+        <w:spacing w:line="360" w:lineRule="auto"/>
+        <w:jc w:val="both"/>
+        <w:rPr>
+          <w:rFonts w:ascii="Times New Roman" w:hAnsi="Times New Roman" w:cs="Times New Roman"/>
+          <w:sz w:val="26"/>
+          <w:szCs w:val="26"/>
+        </w:rPr>
+      </w:pPr>
+      <w:r>
+        <w:rPr>
+          <w:rFonts w:ascii="Times New Roman" w:hAnsi="Times New Roman" w:cs="Times New Roman"/>
+          <w:sz w:val="26"/>
+          <w:szCs w:val="26"/>
+        </w:rPr>
+        <w:t xml:space="preserve">- </w:t>
+      </w:r>
+      <w:r>
+        <w:rPr>
+          <w:rFonts w:ascii="Times New Roman" w:hAnsi="Times New Roman" w:cs="Times New Roman"/>
+          <w:sz w:val="26"/>
+          <w:szCs w:val="26"/>
+        </w:rPr>
+        <w:t>Xử lý đơn hàng (xác nhận hoàn tất đơn — dành cho Employee/Manager).</w:t>
+      </w:r>
+    </w:p>
+    <w:p>
+      <w:pPr>
+        <w:spacing w:line="360" w:lineRule="auto"/>
+        <w:jc w:val="both"/>
+        <w:rPr>
+          <w:rFonts w:ascii="Times New Roman" w:hAnsi="Times New Roman" w:cs="Times New Roman"/>
+          <w:sz w:val="26"/>
+          <w:szCs w:val="26"/>
+        </w:rPr>
+      </w:pPr>
+      <w:r>
+        <w:rPr>
+          <w:rFonts w:ascii="Times New Roman" w:hAnsi="Times New Roman" w:cs="Times New Roman"/>
+          <w:sz w:val="26"/>
+          <w:szCs w:val="26"/>
+        </w:rPr>
+        <w:t xml:space="preserve">- </w:t>
+      </w:r>
+      <w:r>
+        <w:rPr>
+          <w:rFonts w:ascii="Times New Roman" w:hAnsi="Times New Roman" w:cs="Times New Roman"/>
+          <w:sz w:val="26"/>
+          <w:szCs w:val="26"/>
+        </w:rPr>
+        <w:t>Phân quyền theo 3 role.</w:t>
+      </w:r>
+    </w:p>
+    <w:p>
+      <w:pPr>
+        <w:pStyle w:val="Heading2"/>
+        <w:spacing w:line="360" w:lineRule="auto"/>
+        <w:jc w:val="both"/>
+        <w:rPr>
+          <w:rFonts w:cs="Times New Roman"/>
+          <w:szCs w:val="26"/>
+        </w:rPr>
+      </w:pPr>
+      <w:bookmarkStart w:id="9" w:name="_Toc238739346"/>
+      <w:r>
+        <w:rPr>
+          <w:rFonts w:cs="Times New Roman"/>
+          <w:szCs w:val="26"/>
+        </w:rPr>
+        <w:t>2.3 Đặc điểm người dùng (User Characteristics)</w:t>
+      </w:r>
+      <w:bookmarkEnd w:id="9"/>
+    </w:p>
+    <w:p>
+      <w:pPr>
+        <w:spacing w:line="360" w:lineRule="auto"/>
+        <w:jc w:val="both"/>
+        <w:rPr>
+          <w:rFonts w:ascii="Times New Roman" w:hAnsi="Times New Roman" w:cs="Times New Roman"/>
+          <w:sz w:val="26"/>
+          <w:szCs w:val="26"/>
+        </w:rPr>
+      </w:pPr>
+      <w:r>
+        <w:rPr>
+          <w:rFonts w:ascii="Times New Roman" w:hAnsi="Times New Roman" w:cs="Times New Roman"/>
+          <w:sz w:val="26"/>
+          <w:szCs w:val="26"/>
+        </w:rPr>
+        <w:t xml:space="preserve">- </w:t>
+      </w:r>
+      <w:r>
+        <w:rPr>
+          <w:rFonts w:ascii="Times New Roman" w:hAnsi="Times New Roman" w:cs="Times New Roman"/>
+          <w:sz w:val="26"/>
+          <w:szCs w:val="26"/>
+        </w:rPr>
+        <w:t>Customer: người mua hàng, không yêu cầu kỹ năng công nghệ đặc biệt, mục đích: tìm và mua sản phẩm.</w:t>
+      </w:r>
+    </w:p>
+    <w:p>
+      <w:pPr>
+        <w:spacing w:line="360" w:lineRule="auto"/>
+        <w:jc w:val="both"/>
+        <w:rPr>
+          <w:rFonts w:ascii="Times New Roman" w:hAnsi="Times New Roman" w:cs="Times New Roman"/>
+          <w:sz w:val="26"/>
+          <w:szCs w:val="26"/>
+        </w:rPr>
+      </w:pPr>
+      <w:r>
+        <w:rPr>
+          <w:rFonts w:ascii="Times New Roman" w:hAnsi="Times New Roman" w:cs="Times New Roman"/>
+          <w:sz w:val="26"/>
+          <w:szCs w:val="26"/>
+        </w:rPr>
+        <w:t xml:space="preserve">- </w:t>
+      </w:r>
+      <w:r>
+        <w:rPr>
+          <w:rFonts w:ascii="Times New Roman" w:hAnsi="Times New Roman" w:cs="Times New Roman"/>
+          <w:sz w:val="26"/>
+          <w:szCs w:val="26"/>
+        </w:rPr>
+        <w:t>Employee: nhân viên xử lý đơn hàng, cần hiểu quy trình xử lý đơn.</w:t>
+      </w:r>
+    </w:p>
+    <w:p>
+      <w:pPr>
+        <w:spacing w:line="360" w:lineRule="auto"/>
+        <w:jc w:val="both"/>
+        <w:rPr>
+          <w:rFonts w:ascii="Times New Roman" w:hAnsi="Times New Roman" w:cs="Times New Roman"/>
+          <w:sz w:val="26"/>
+          <w:szCs w:val="26"/>
+        </w:rPr>
+      </w:pPr>
+      <w:r>
+        <w:rPr>
+          <w:rFonts w:ascii="Times New Roman" w:hAnsi="Times New Roman" w:cs="Times New Roman"/>
+          <w:sz w:val="26"/>
+          <w:szCs w:val="26"/>
+        </w:rPr>
+        <w:t xml:space="preserve">- </w:t>
+      </w:r>
+      <w:r>
+        <w:rPr>
+          <w:rFonts w:ascii="Times New Roman" w:hAnsi="Times New Roman" w:cs="Times New Roman"/>
+          <w:sz w:val="26"/>
+          <w:szCs w:val="26"/>
+        </w:rPr>
+        <w:t>Manager: quản lý, có toàn quyền Employee + quản lý sản phẩm (qua UI: chỉ sửa được; tạo mới chỉ qua API).</w:t>
+      </w:r>
+    </w:p>
+    <w:p>
+      <w:pPr>
+        <w:pStyle w:val="Heading2"/>
+        <w:spacing w:line="360" w:lineRule="auto"/>
+        <w:jc w:val="both"/>
+        <w:rPr>
+          <w:rFonts w:cs="Times New Roman"/>
+          <w:szCs w:val="26"/>
+        </w:rPr>
+      </w:pPr>
+      <w:bookmarkStart w:id="10" w:name="_Toc238739347"/>
+      <w:r>
+        <w:rPr>
+          <w:rFonts w:cs="Times New Roman"/>
+          <w:szCs w:val="26"/>
+        </w:rPr>
+        <w:lastRenderedPageBreak/>
+        <w:t>2.4 Ràng buộc chung (General Constraints)</w:t>
+      </w:r>
+      <w:bookmarkEnd w:id="10"/>
+    </w:p>
+    <w:p>
+      <w:pPr>
+        <w:spacing w:line="360" w:lineRule="auto"/>
+        <w:jc w:val="both"/>
+        <w:rPr>
+          <w:rFonts w:ascii="Times New Roman" w:hAnsi="Times New Roman" w:cs="Times New Roman"/>
+          <w:sz w:val="26"/>
+          <w:szCs w:val="26"/>
+        </w:rPr>
+      </w:pPr>
+      <w:r>
+        <w:rPr>
+          <w:rFonts w:ascii="Times New Roman" w:hAnsi="Times New Roman" w:cs="Times New Roman"/>
+          <w:sz w:val="26"/>
+          <w:szCs w:val="26"/>
+        </w:rPr>
+        <w:t xml:space="preserve">- </w:t>
+      </w:r>
+      <w:r>
+        <w:rPr>
+          <w:rFonts w:ascii="Times New Roman" w:hAnsi="Times New Roman" w:cs="Times New Roman"/>
+          <w:sz w:val="26"/>
+          <w:szCs w:val="26"/>
+        </w:rPr>
+        <w:t>Ràng buộc công nghệ: phải dùng Angular 7 (FE) và Spring Boot (BE) theo đúng repo gốc.</w:t>
+      </w:r>
+    </w:p>
+    <w:p>
+      <w:pPr>
+        <w:spacing w:line="360" w:lineRule="auto"/>
+        <w:jc w:val="both"/>
+        <w:rPr>
+          <w:rFonts w:ascii="Times New Roman" w:hAnsi="Times New Roman" w:cs="Times New Roman"/>
+          <w:sz w:val="26"/>
+          <w:szCs w:val="26"/>
+        </w:rPr>
+      </w:pPr>
+      <w:r>
+        <w:rPr>
+          <w:rFonts w:ascii="Times New Roman" w:hAnsi="Times New Roman" w:cs="Times New Roman"/>
+          <w:sz w:val="26"/>
+          <w:szCs w:val="26"/>
+        </w:rPr>
+        <w:t xml:space="preserve">- </w:t>
+      </w:r>
+      <w:r>
+        <w:rPr>
+          <w:rFonts w:ascii="Times New Roman" w:hAnsi="Times New Roman" w:cs="Times New Roman"/>
+          <w:sz w:val="26"/>
+          <w:szCs w:val="26"/>
+        </w:rPr>
+        <w:t>Ràng buộc môi trường: chạy trên localhost, PostgreSQL native khi test.</w:t>
+      </w:r>
+    </w:p>
+    <w:p>
+      <w:pPr>
+        <w:spacing w:line="360" w:lineRule="auto"/>
+        <w:jc w:val="both"/>
+        <w:rPr>
+          <w:rFonts w:ascii="Times New Roman" w:hAnsi="Times New Roman" w:cs="Times New Roman"/>
+          <w:sz w:val="26"/>
+          <w:szCs w:val="26"/>
+        </w:rPr>
+      </w:pPr>
+      <w:r>
+        <w:rPr>
+          <w:rFonts w:ascii="Times New Roman" w:hAnsi="Times New Roman" w:cs="Times New Roman"/>
+          <w:sz w:val="26"/>
+          <w:szCs w:val="26"/>
+        </w:rPr>
+        <w:t xml:space="preserve">- </w:t>
+      </w:r>
+      <w:r>
+        <w:rPr>
+          <w:rFonts w:ascii="Times New Roman" w:hAnsi="Times New Roman" w:cs="Times New Roman"/>
+          <w:sz w:val="26"/>
+          <w:szCs w:val="26"/>
+        </w:rPr>
+        <w:t>Ràng buộc thời gian: đồ án hoàn thành trong khung thời gian giới hạn theo kế hoạch nhóm.</w:t>
+      </w:r>
+    </w:p>
+    <w:p>
+      <w:pPr>
+        <w:spacing w:line="360" w:lineRule="auto"/>
+        <w:jc w:val="both"/>
+        <w:rPr>
+          <w:rFonts w:ascii="Times New Roman" w:hAnsi="Times New Roman" w:cs="Times New Roman"/>
+          <w:sz w:val="26"/>
+          <w:szCs w:val="26"/>
+        </w:rPr>
+      </w:pPr>
+      <w:r>
+        <w:rPr>
+          <w:rFonts w:ascii="Times New Roman" w:hAnsi="Times New Roman" w:cs="Times New Roman"/>
+          <w:sz w:val="26"/>
+          <w:szCs w:val="26"/>
+        </w:rPr>
+        <w:t xml:space="preserve">- </w:t>
+      </w:r>
+      <w:r>
+        <w:rPr>
+          <w:rFonts w:ascii="Times New Roman" w:hAnsi="Times New Roman" w:cs="Times New Roman"/>
+          <w:sz w:val="26"/>
+          <w:szCs w:val="26"/>
+        </w:rPr>
+        <w:t>Ràng buộc pháp lý/bảo mật: không xử lý thanh toán thật nên không cần tuân chuẩn PCI-DSS.</w:t>
+      </w:r>
+    </w:p>
+    <w:p>
+      <w:pPr>
+        <w:pStyle w:val="Heading2"/>
+        <w:spacing w:line="360" w:lineRule="auto"/>
+        <w:jc w:val="both"/>
+        <w:rPr>
+          <w:rFonts w:cs="Times New Roman"/>
+          <w:szCs w:val="26"/>
+        </w:rPr>
+      </w:pPr>
+      <w:bookmarkStart w:id="11" w:name="_Toc238739348"/>
+      <w:r>
+        <w:rPr>
+          <w:rFonts w:cs="Times New Roman"/>
+          <w:szCs w:val="26"/>
+        </w:rPr>
+        <w:t>2.5 Giả định và phụ thuộc (Assumptions and Dependencies)</w:t>
+      </w:r>
+      <w:bookmarkEnd w:id="11"/>
+    </w:p>
+    <w:p>
+      <w:pPr>
+        <w:spacing w:line="360" w:lineRule="auto"/>
+        <w:jc w:val="both"/>
+        <w:rPr>
+          <w:rFonts w:ascii="Times New Roman" w:hAnsi="Times New Roman" w:cs="Times New Roman"/>
+          <w:sz w:val="26"/>
+          <w:szCs w:val="26"/>
+        </w:rPr>
+      </w:pPr>
+      <w:r>
+        <w:rPr>
+          <w:rFonts w:ascii="Times New Roman" w:hAnsi="Times New Roman" w:cs="Times New Roman"/>
+          <w:i/>
+          <w:iCs/>
+          <w:sz w:val="26"/>
+          <w:szCs w:val="26"/>
+        </w:rPr>
+        <w:t xml:space="preserve">- </w:t>
+      </w:r>
+      <w:r>
+        <w:rPr>
+          <w:rFonts w:ascii="Times New Roman" w:hAnsi="Times New Roman" w:cs="Times New Roman"/>
+          <w:i/>
+          <w:iCs/>
+          <w:sz w:val="26"/>
+          <w:szCs w:val="26"/>
+        </w:rPr>
+        <w:t>Giả định:</w:t>
+      </w:r>
+      <w:r>
+        <w:rPr>
+          <w:rFonts w:ascii="Times New Roman" w:hAnsi="Times New Roman" w:cs="Times New Roman"/>
+          <w:sz w:val="26"/>
+          <w:szCs w:val="26"/>
+        </w:rPr>
+        <w:t xml:space="preserve"> dữ liệu mẫu (import.sql) đại diện đủ cho các trường hợp test.</w:t>
+      </w:r>
+    </w:p>
+    <w:p>
+      <w:pPr>
+        <w:spacing w:line="360" w:lineRule="auto"/>
+        <w:jc w:val="both"/>
+        <w:rPr>
+          <w:rFonts w:ascii="Times New Roman" w:hAnsi="Times New Roman" w:cs="Times New Roman"/>
+          <w:sz w:val="26"/>
+          <w:szCs w:val="26"/>
+        </w:rPr>
+      </w:pPr>
+      <w:r>
+        <w:rPr>
+          <w:rFonts w:ascii="Times New Roman" w:hAnsi="Times New Roman" w:cs="Times New Roman"/>
+          <w:i/>
+          <w:iCs/>
+          <w:sz w:val="26"/>
+          <w:szCs w:val="26"/>
+        </w:rPr>
+        <w:t xml:space="preserve">- </w:t>
+      </w:r>
+      <w:r>
+        <w:rPr>
+          <w:rFonts w:ascii="Times New Roman" w:hAnsi="Times New Roman" w:cs="Times New Roman"/>
+          <w:i/>
+          <w:iCs/>
+          <w:sz w:val="26"/>
+          <w:szCs w:val="26"/>
+        </w:rPr>
+        <w:t>Phụ thuộc:</w:t>
+      </w:r>
+      <w:r>
+        <w:rPr>
+          <w:rFonts w:ascii="Times New Roman" w:hAnsi="Times New Roman" w:cs="Times New Roman"/>
+          <w:sz w:val="26"/>
+          <w:szCs w:val="26"/>
+        </w:rPr>
+        <w:t xml:space="preserve"> hệ thống phụ thuộc vào JWT còn hiệu lực để xác thực.</w:t>
+      </w:r>
+    </w:p>
+    <w:p>
+      <w:pPr>
+        <w:spacing w:line="360" w:lineRule="auto"/>
+        <w:jc w:val="both"/>
+        <w:rPr>
+          <w:rFonts w:ascii="Times New Roman" w:hAnsi="Times New Roman" w:cs="Times New Roman"/>
+          <w:sz w:val="26"/>
+          <w:szCs w:val="26"/>
+        </w:rPr>
+      </w:pPr>
+      <w:r>
+        <w:rPr>
+          <w:rFonts w:ascii="Times New Roman" w:hAnsi="Times New Roman" w:cs="Times New Roman"/>
+          <w:i/>
+          <w:iCs/>
+          <w:sz w:val="26"/>
+          <w:szCs w:val="26"/>
+        </w:rPr>
+        <w:t xml:space="preserve">- </w:t>
+      </w:r>
+      <w:r>
+        <w:rPr>
+          <w:rFonts w:ascii="Times New Roman" w:hAnsi="Times New Roman" w:cs="Times New Roman"/>
+          <w:i/>
+          <w:iCs/>
+          <w:sz w:val="26"/>
+          <w:szCs w:val="26"/>
+        </w:rPr>
+        <w:t>Phụ thuộc quan trọng cho việc test:</w:t>
+      </w:r>
+      <w:r>
+        <w:rPr>
+          <w:rFonts w:ascii="Times New Roman" w:hAnsi="Times New Roman" w:cs="Times New Roman"/>
+          <w:sz w:val="26"/>
+          <w:szCs w:val="26"/>
+        </w:rPr>
+        <w:t xml:space="preserve"> vì ddl-auto: create, mỗi lần restart Backend (IntelliJ) là 1 lần reset toàn bộ dữ liệu về đúng import.sql ban đầu. Team cần restart Backend trước mỗi vòng test Cancel/Complete Order để đảm bảo dữ liệu ở đúng trạng thái "mới" (orderStatus = 0).</w:t>
+      </w:r>
+    </w:p>
+    <w:p>
+      <w:pPr>
+        <w:spacing w:line="360" w:lineRule="auto"/>
+        <w:jc w:val="both"/>
+        <w:rPr>
+          <w:rFonts w:ascii="Times New Roman" w:hAnsi="Times New Roman" w:cs="Times New Roman"/>
+          <w:sz w:val="26"/>
+          <w:szCs w:val="26"/>
+        </w:rPr>
+      </w:pPr>
     </w:p>
     <w:p>
       <w:pPr>
@@ -6286,15 +6211,13 @@
           <w:kern w:val="32"/>
           <w:sz w:val="26"/>
           <w:szCs w:val="26"/>
-          <w:lang w:val="fr-FR"/>
-        </w:rPr>
-      </w:pPr>
-      <w:r>
-        <w:rPr>
-          <w:rFonts w:ascii="Times New Roman" w:hAnsi="Times New Roman" w:cs="Times New Roman"/>
-          <w:sz w:val="26"/>
-          <w:szCs w:val="26"/>
-          <w:lang w:val="fr-FR"/>
+        </w:rPr>
+      </w:pPr>
+      <w:r>
+        <w:rPr>
+          <w:rFonts w:ascii="Times New Roman" w:hAnsi="Times New Roman" w:cs="Times New Roman"/>
+          <w:sz w:val="26"/>
+          <w:szCs w:val="26"/>
         </w:rPr>
         <w:br w:type="page"/>
       </w:r>
@@ -6302,754 +6225,24 @@
     <w:p>
       <w:pPr>
         <w:pStyle w:val="Heading1"/>
-        <w:spacing w:line="360" w:lineRule="auto"/>
-        <w:jc w:val="both"/>
         <w:rPr>
           <w:rFonts w:cs="Times New Roman"/>
           <w:szCs w:val="26"/>
         </w:rPr>
       </w:pPr>
-      <w:bookmarkStart w:id="7" w:name="_Toc238497922"/>
+      <w:bookmarkStart w:id="12" w:name="_Toc238739349"/>
       <w:r>
         <w:rPr>
           <w:rFonts w:cs="Times New Roman"/>
           <w:szCs w:val="26"/>
         </w:rPr>
         <w:lastRenderedPageBreak/>
-        <w:t>2. MÔ TẢ TỔNG QUAN (Overall Description)</w:t>
-      </w:r>
-      <w:bookmarkEnd w:id="7"/>
-    </w:p>
-    <w:p>
-      <w:pPr>
-        <w:pStyle w:val="Heading2"/>
-        <w:spacing w:line="360" w:lineRule="auto"/>
-        <w:jc w:val="both"/>
-        <w:rPr>
-          <w:rFonts w:cs="Times New Roman"/>
-          <w:szCs w:val="26"/>
-        </w:rPr>
-      </w:pPr>
-      <w:bookmarkStart w:id="8" w:name="_Toc238497923"/>
-      <w:r>
-        <w:rPr>
-          <w:rFonts w:cs="Times New Roman"/>
-          <w:szCs w:val="26"/>
-        </w:rPr>
-        <w:t>2.1 Bối cảnh sản phẩm (Product Perspective)</w:t>
-      </w:r>
-      <w:bookmarkEnd w:id="8"/>
-    </w:p>
-    <w:p>
-      <w:pPr>
-        <w:spacing w:line="360" w:lineRule="auto"/>
-        <w:jc w:val="both"/>
-        <w:rPr>
-          <w:rFonts w:ascii="Times New Roman" w:hAnsi="Times New Roman" w:cs="Times New Roman"/>
-          <w:sz w:val="26"/>
-          <w:szCs w:val="26"/>
-        </w:rPr>
-      </w:pPr>
-      <w:r>
-        <w:rPr>
-          <w:rFonts w:ascii="Times New Roman" w:hAnsi="Times New Roman" w:cs="Times New Roman"/>
-          <w:sz w:val="26"/>
-          <w:szCs w:val="26"/>
-        </w:rPr>
-        <w:t xml:space="preserve">- </w:t>
-      </w:r>
-      <w:r>
-        <w:rPr>
-          <w:rFonts w:ascii="Times New Roman" w:hAnsi="Times New Roman" w:cs="Times New Roman"/>
-          <w:sz w:val="26"/>
-          <w:szCs w:val="26"/>
-        </w:rPr>
-        <w:t>Đây là sản phẩm độc lập (standalone), không phụ thuộc hệ thống lớn hơn.</w:t>
-      </w:r>
-    </w:p>
-    <w:p>
-      <w:pPr>
-        <w:spacing w:line="360" w:lineRule="auto"/>
-        <w:jc w:val="both"/>
-        <w:rPr>
-          <w:rFonts w:ascii="Times New Roman" w:hAnsi="Times New Roman" w:cs="Times New Roman"/>
-          <w:sz w:val="26"/>
-          <w:szCs w:val="26"/>
-        </w:rPr>
-      </w:pPr>
-      <w:r>
-        <w:rPr>
-          <w:rFonts w:ascii="Times New Roman" w:hAnsi="Times New Roman" w:cs="Times New Roman"/>
-          <w:sz w:val="26"/>
-          <w:szCs w:val="26"/>
-        </w:rPr>
-        <w:t xml:space="preserve">- </w:t>
-      </w:r>
-      <w:r>
-        <w:rPr>
-          <w:rFonts w:ascii="Times New Roman" w:hAnsi="Times New Roman" w:cs="Times New Roman"/>
-          <w:sz w:val="26"/>
-          <w:szCs w:val="26"/>
-        </w:rPr>
-        <w:t>Sơ đồ kiến trúc tổng quan: Client (Angular 7) ↔ REST API (Spring Boot, context path /api) ↔ PostgreSQL.</w:t>
-      </w:r>
-    </w:p>
-    <w:p>
-      <w:pPr>
-        <w:spacing w:line="360" w:lineRule="auto"/>
-        <w:jc w:val="both"/>
-        <w:rPr>
-          <w:rFonts w:ascii="Times New Roman" w:hAnsi="Times New Roman" w:cs="Times New Roman"/>
-          <w:sz w:val="26"/>
-          <w:szCs w:val="26"/>
-        </w:rPr>
-      </w:pPr>
-      <w:r>
-        <w:rPr>
-          <w:rFonts w:ascii="Times New Roman" w:hAnsi="Times New Roman" w:cs="Times New Roman"/>
-          <w:sz w:val="26"/>
-          <w:szCs w:val="26"/>
-        </w:rPr>
-        <w:t xml:space="preserve">- </w:t>
-      </w:r>
-      <w:r>
-        <w:rPr>
-          <w:rFonts w:ascii="Times New Roman" w:hAnsi="Times New Roman" w:cs="Times New Roman"/>
-          <w:sz w:val="26"/>
-          <w:szCs w:val="26"/>
-        </w:rPr>
-        <w:t>Công nghệ sử dụng: Angular 7 (FE), Spring Boot + Spring Security + JWT (BE), PostgreSQL.</w:t>
-      </w:r>
-    </w:p>
-    <w:p>
-      <w:pPr>
-        <w:pStyle w:val="Heading2"/>
-        <w:spacing w:line="360" w:lineRule="auto"/>
-        <w:jc w:val="both"/>
-        <w:rPr>
-          <w:rFonts w:cs="Times New Roman"/>
-          <w:szCs w:val="26"/>
-        </w:rPr>
-      </w:pPr>
-      <w:bookmarkStart w:id="9" w:name="_Toc238497924"/>
-      <w:r>
-        <w:rPr>
-          <w:rFonts w:cs="Times New Roman"/>
-          <w:szCs w:val="26"/>
-        </w:rPr>
-        <w:t>2.2 Chức năng sản phẩm (Product Functions)</w:t>
-      </w:r>
-      <w:bookmarkEnd w:id="9"/>
-    </w:p>
-    <w:p>
-      <w:pPr>
-        <w:spacing w:line="360" w:lineRule="auto"/>
-        <w:jc w:val="both"/>
-        <w:rPr>
-          <w:rFonts w:ascii="Times New Roman" w:hAnsi="Times New Roman" w:cs="Times New Roman"/>
-          <w:sz w:val="26"/>
-          <w:szCs w:val="26"/>
-        </w:rPr>
-      </w:pPr>
-      <w:r>
-        <w:rPr>
-          <w:rFonts w:ascii="Times New Roman" w:hAnsi="Times New Roman" w:cs="Times New Roman"/>
-          <w:sz w:val="26"/>
-          <w:szCs w:val="26"/>
-        </w:rPr>
-        <w:t xml:space="preserve">- </w:t>
-      </w:r>
-      <w:r>
-        <w:rPr>
-          <w:rFonts w:ascii="Times New Roman" w:hAnsi="Times New Roman" w:cs="Times New Roman"/>
-          <w:sz w:val="26"/>
-          <w:szCs w:val="26"/>
-        </w:rPr>
-        <w:t>Đăng ký / Đăng nhập / Quản lý hồ sơ cá nhân.</w:t>
-      </w:r>
-    </w:p>
-    <w:p>
-      <w:pPr>
-        <w:spacing w:line="360" w:lineRule="auto"/>
-        <w:jc w:val="both"/>
-        <w:rPr>
-          <w:rFonts w:ascii="Times New Roman" w:hAnsi="Times New Roman" w:cs="Times New Roman"/>
-          <w:sz w:val="26"/>
-          <w:szCs w:val="26"/>
-        </w:rPr>
-      </w:pPr>
-      <w:r>
-        <w:rPr>
-          <w:rFonts w:ascii="Times New Roman" w:hAnsi="Times New Roman" w:cs="Times New Roman"/>
-          <w:sz w:val="26"/>
-          <w:szCs w:val="26"/>
-        </w:rPr>
-        <w:t xml:space="preserve">- </w:t>
-      </w:r>
-      <w:r>
-        <w:rPr>
-          <w:rFonts w:ascii="Times New Roman" w:hAnsi="Times New Roman" w:cs="Times New Roman"/>
-          <w:sz w:val="26"/>
-          <w:szCs w:val="26"/>
-        </w:rPr>
-        <w:t>Xem sản phẩm / Xem theo danh mục.</w:t>
-      </w:r>
-    </w:p>
-    <w:p>
-      <w:pPr>
-        <w:spacing w:line="360" w:lineRule="auto"/>
-        <w:jc w:val="both"/>
-        <w:rPr>
-          <w:rFonts w:ascii="Times New Roman" w:hAnsi="Times New Roman" w:cs="Times New Roman"/>
-          <w:sz w:val="26"/>
-          <w:szCs w:val="26"/>
-        </w:rPr>
-      </w:pPr>
-      <w:r>
-        <w:rPr>
-          <w:rFonts w:ascii="Times New Roman" w:hAnsi="Times New Roman" w:cs="Times New Roman"/>
-          <w:sz w:val="26"/>
-          <w:szCs w:val="26"/>
-        </w:rPr>
-        <w:t xml:space="preserve">- </w:t>
-      </w:r>
-      <w:r>
-        <w:rPr>
-          <w:rFonts w:ascii="Times New Roman" w:hAnsi="Times New Roman" w:cs="Times New Roman"/>
-          <w:sz w:val="26"/>
-          <w:szCs w:val="26"/>
-        </w:rPr>
-        <w:t>Giỏ hàng (thêm/sửa/xoá/gộp giỏ hàng local).</w:t>
-      </w:r>
-    </w:p>
-    <w:p>
-      <w:pPr>
-        <w:spacing w:line="360" w:lineRule="auto"/>
-        <w:jc w:val="both"/>
-        <w:rPr>
-          <w:rFonts w:ascii="Times New Roman" w:hAnsi="Times New Roman" w:cs="Times New Roman"/>
-          <w:sz w:val="26"/>
-          <w:szCs w:val="26"/>
-        </w:rPr>
-      </w:pPr>
-      <w:r>
-        <w:rPr>
-          <w:rFonts w:ascii="Times New Roman" w:hAnsi="Times New Roman" w:cs="Times New Roman"/>
-          <w:sz w:val="26"/>
-          <w:szCs w:val="26"/>
-        </w:rPr>
-        <w:t xml:space="preserve">- </w:t>
-      </w:r>
-      <w:r>
-        <w:rPr>
-          <w:rFonts w:ascii="Times New Roman" w:hAnsi="Times New Roman" w:cs="Times New Roman"/>
-          <w:sz w:val="26"/>
-          <w:szCs w:val="26"/>
-        </w:rPr>
-        <w:t>Đặt hàng (checkout), xem lịch sử đơn hàng, huỷ đơn.</w:t>
-      </w:r>
-    </w:p>
-    <w:p>
-      <w:pPr>
-        <w:spacing w:line="360" w:lineRule="auto"/>
-        <w:jc w:val="both"/>
-        <w:rPr>
-          <w:rFonts w:ascii="Times New Roman" w:hAnsi="Times New Roman" w:cs="Times New Roman"/>
-          <w:sz w:val="26"/>
-          <w:szCs w:val="26"/>
-        </w:rPr>
-      </w:pPr>
-      <w:r>
-        <w:rPr>
-          <w:rFonts w:ascii="Times New Roman" w:hAnsi="Times New Roman" w:cs="Times New Roman"/>
-          <w:sz w:val="26"/>
-          <w:szCs w:val="26"/>
-        </w:rPr>
-        <w:t xml:space="preserve">- </w:t>
-      </w:r>
-      <w:r>
-        <w:rPr>
-          <w:rFonts w:ascii="Times New Roman" w:hAnsi="Times New Roman" w:cs="Times New Roman"/>
-          <w:sz w:val="26"/>
-          <w:szCs w:val="26"/>
-        </w:rPr>
-        <w:t>Quản lý sản phẩm (sửa — Employee/Manager; thêm/xoá — chỉ Manager, thêm mới chỉ có ở API, không có UI).</w:t>
-      </w:r>
-    </w:p>
-    <w:p>
-      <w:pPr>
-        <w:spacing w:line="360" w:lineRule="auto"/>
-        <w:jc w:val="both"/>
-        <w:rPr>
-          <w:rFonts w:ascii="Times New Roman" w:hAnsi="Times New Roman" w:cs="Times New Roman"/>
-          <w:sz w:val="26"/>
-          <w:szCs w:val="26"/>
-        </w:rPr>
-      </w:pPr>
-      <w:r>
-        <w:rPr>
-          <w:rFonts w:ascii="Times New Roman" w:hAnsi="Times New Roman" w:cs="Times New Roman"/>
-          <w:sz w:val="26"/>
-          <w:szCs w:val="26"/>
-        </w:rPr>
-        <w:t xml:space="preserve">- </w:t>
-      </w:r>
-      <w:r>
-        <w:rPr>
-          <w:rFonts w:ascii="Times New Roman" w:hAnsi="Times New Roman" w:cs="Times New Roman"/>
-          <w:sz w:val="26"/>
-          <w:szCs w:val="26"/>
-        </w:rPr>
-        <w:t>Xử lý đơn hàng (xác nhận hoàn tất đơn — dành cho Employee/Manager).</w:t>
-      </w:r>
-    </w:p>
-    <w:p>
-      <w:pPr>
-        <w:spacing w:line="360" w:lineRule="auto"/>
-        <w:jc w:val="both"/>
-        <w:rPr>
-          <w:rFonts w:ascii="Times New Roman" w:hAnsi="Times New Roman" w:cs="Times New Roman"/>
-          <w:sz w:val="26"/>
-          <w:szCs w:val="26"/>
-        </w:rPr>
-      </w:pPr>
-      <w:r>
-        <w:rPr>
-          <w:rFonts w:ascii="Times New Roman" w:hAnsi="Times New Roman" w:cs="Times New Roman"/>
-          <w:sz w:val="26"/>
-          <w:szCs w:val="26"/>
-        </w:rPr>
-        <w:t xml:space="preserve">- </w:t>
-      </w:r>
-      <w:r>
-        <w:rPr>
-          <w:rFonts w:ascii="Times New Roman" w:hAnsi="Times New Roman" w:cs="Times New Roman"/>
-          <w:sz w:val="26"/>
-          <w:szCs w:val="26"/>
-        </w:rPr>
-        <w:t>Phân quyền theo 3 role.</w:t>
-      </w:r>
-    </w:p>
-    <w:p>
-      <w:pPr>
-        <w:pStyle w:val="Heading2"/>
-        <w:spacing w:line="360" w:lineRule="auto"/>
-        <w:jc w:val="both"/>
-        <w:rPr>
-          <w:rFonts w:cs="Times New Roman"/>
-          <w:szCs w:val="26"/>
-        </w:rPr>
-      </w:pPr>
-      <w:bookmarkStart w:id="10" w:name="_Toc238497925"/>
-      <w:r>
-        <w:rPr>
-          <w:rFonts w:cs="Times New Roman"/>
-          <w:szCs w:val="26"/>
-        </w:rPr>
-        <w:t>2.3 Đặc điểm người dùng (User Characteristics)</w:t>
-      </w:r>
-      <w:bookmarkEnd w:id="10"/>
-    </w:p>
-    <w:p>
-      <w:pPr>
-        <w:spacing w:line="360" w:lineRule="auto"/>
-        <w:jc w:val="both"/>
-        <w:rPr>
-          <w:rFonts w:ascii="Times New Roman" w:hAnsi="Times New Roman" w:cs="Times New Roman"/>
-          <w:sz w:val="26"/>
-          <w:szCs w:val="26"/>
-        </w:rPr>
-      </w:pPr>
-      <w:r>
-        <w:rPr>
-          <w:rFonts w:ascii="Times New Roman" w:hAnsi="Times New Roman" w:cs="Times New Roman"/>
-          <w:sz w:val="26"/>
-          <w:szCs w:val="26"/>
-        </w:rPr>
-        <w:t xml:space="preserve">- </w:t>
-      </w:r>
-      <w:r>
-        <w:rPr>
-          <w:rFonts w:ascii="Times New Roman" w:hAnsi="Times New Roman" w:cs="Times New Roman"/>
-          <w:sz w:val="26"/>
-          <w:szCs w:val="26"/>
-        </w:rPr>
-        <w:t>Customer: người mua hàng, không yêu cầu kỹ năng công nghệ đặc biệt, mục đích: tìm và mua sản phẩm.</w:t>
-      </w:r>
-    </w:p>
-    <w:p>
-      <w:pPr>
-        <w:spacing w:line="360" w:lineRule="auto"/>
-        <w:jc w:val="both"/>
-        <w:rPr>
-          <w:rFonts w:ascii="Times New Roman" w:hAnsi="Times New Roman" w:cs="Times New Roman"/>
-          <w:sz w:val="26"/>
-          <w:szCs w:val="26"/>
-        </w:rPr>
-      </w:pPr>
-      <w:r>
-        <w:rPr>
-          <w:rFonts w:ascii="Times New Roman" w:hAnsi="Times New Roman" w:cs="Times New Roman"/>
-          <w:sz w:val="26"/>
-          <w:szCs w:val="26"/>
-        </w:rPr>
-        <w:t xml:space="preserve">- </w:t>
-      </w:r>
-      <w:r>
-        <w:rPr>
-          <w:rFonts w:ascii="Times New Roman" w:hAnsi="Times New Roman" w:cs="Times New Roman"/>
-          <w:sz w:val="26"/>
-          <w:szCs w:val="26"/>
-        </w:rPr>
-        <w:t>Employee: nhân viên xử lý đơn hàng, cần hiểu quy trình xử lý đơn.</w:t>
-      </w:r>
-    </w:p>
-    <w:p>
-      <w:pPr>
-        <w:spacing w:line="360" w:lineRule="auto"/>
-        <w:jc w:val="both"/>
-        <w:rPr>
-          <w:rFonts w:ascii="Times New Roman" w:hAnsi="Times New Roman" w:cs="Times New Roman"/>
-          <w:sz w:val="26"/>
-          <w:szCs w:val="26"/>
-        </w:rPr>
-      </w:pPr>
-      <w:r>
-        <w:rPr>
-          <w:rFonts w:ascii="Times New Roman" w:hAnsi="Times New Roman" w:cs="Times New Roman"/>
-          <w:sz w:val="26"/>
-          <w:szCs w:val="26"/>
-        </w:rPr>
-        <w:t xml:space="preserve">- </w:t>
-      </w:r>
-      <w:r>
-        <w:rPr>
-          <w:rFonts w:ascii="Times New Roman" w:hAnsi="Times New Roman" w:cs="Times New Roman"/>
-          <w:sz w:val="26"/>
-          <w:szCs w:val="26"/>
-        </w:rPr>
-        <w:t>Manager: quản lý, có toàn quyền Employee + quản lý sản phẩm (qua UI: chỉ sửa được; tạo mới chỉ qua API).</w:t>
-      </w:r>
-    </w:p>
-    <w:p>
-      <w:pPr>
-        <w:pStyle w:val="Heading2"/>
-        <w:spacing w:line="360" w:lineRule="auto"/>
-        <w:jc w:val="both"/>
-        <w:rPr>
-          <w:rFonts w:cs="Times New Roman"/>
-          <w:szCs w:val="26"/>
-        </w:rPr>
-      </w:pPr>
-      <w:bookmarkStart w:id="11" w:name="_Toc238497926"/>
-      <w:r>
-        <w:rPr>
-          <w:rFonts w:cs="Times New Roman"/>
-          <w:szCs w:val="26"/>
-        </w:rPr>
-        <w:lastRenderedPageBreak/>
-        <w:t>2.4 Ràng buộc chung (General Constraints)</w:t>
-      </w:r>
-      <w:bookmarkEnd w:id="11"/>
-    </w:p>
-    <w:p>
-      <w:pPr>
-        <w:spacing w:line="360" w:lineRule="auto"/>
-        <w:jc w:val="both"/>
-        <w:rPr>
-          <w:rFonts w:ascii="Times New Roman" w:hAnsi="Times New Roman" w:cs="Times New Roman"/>
-          <w:sz w:val="26"/>
-          <w:szCs w:val="26"/>
-        </w:rPr>
-      </w:pPr>
-      <w:r>
-        <w:rPr>
-          <w:rFonts w:ascii="Times New Roman" w:hAnsi="Times New Roman" w:cs="Times New Roman"/>
-          <w:sz w:val="26"/>
-          <w:szCs w:val="26"/>
-        </w:rPr>
-        <w:t xml:space="preserve">- </w:t>
-      </w:r>
-      <w:r>
-        <w:rPr>
-          <w:rFonts w:ascii="Times New Roman" w:hAnsi="Times New Roman" w:cs="Times New Roman"/>
-          <w:sz w:val="26"/>
-          <w:szCs w:val="26"/>
-        </w:rPr>
-        <w:t>Ràng buộc công nghệ: phải dùng Angular 7 (FE) và Spring Boot (BE) theo đúng repo gốc.</w:t>
-      </w:r>
-    </w:p>
-    <w:p>
-      <w:pPr>
-        <w:spacing w:line="360" w:lineRule="auto"/>
-        <w:jc w:val="both"/>
-        <w:rPr>
-          <w:rFonts w:ascii="Times New Roman" w:hAnsi="Times New Roman" w:cs="Times New Roman"/>
-          <w:sz w:val="26"/>
-          <w:szCs w:val="26"/>
-        </w:rPr>
-      </w:pPr>
-      <w:r>
-        <w:rPr>
-          <w:rFonts w:ascii="Times New Roman" w:hAnsi="Times New Roman" w:cs="Times New Roman"/>
-          <w:sz w:val="26"/>
-          <w:szCs w:val="26"/>
-        </w:rPr>
-        <w:t xml:space="preserve">- </w:t>
-      </w:r>
-      <w:r>
-        <w:rPr>
-          <w:rFonts w:ascii="Times New Roman" w:hAnsi="Times New Roman" w:cs="Times New Roman"/>
-          <w:sz w:val="26"/>
-          <w:szCs w:val="26"/>
-        </w:rPr>
-        <w:t>Ràng buộc môi trường: chạy trên localhost, PostgreSQL native khi test.</w:t>
-      </w:r>
-    </w:p>
-    <w:p>
-      <w:pPr>
-        <w:spacing w:line="360" w:lineRule="auto"/>
-        <w:jc w:val="both"/>
-        <w:rPr>
-          <w:rFonts w:ascii="Times New Roman" w:hAnsi="Times New Roman" w:cs="Times New Roman"/>
-          <w:sz w:val="26"/>
-          <w:szCs w:val="26"/>
-        </w:rPr>
-      </w:pPr>
-      <w:r>
-        <w:rPr>
-          <w:rFonts w:ascii="Times New Roman" w:hAnsi="Times New Roman" w:cs="Times New Roman"/>
-          <w:sz w:val="26"/>
-          <w:szCs w:val="26"/>
-        </w:rPr>
-        <w:t xml:space="preserve">- </w:t>
-      </w:r>
-      <w:r>
-        <w:rPr>
-          <w:rFonts w:ascii="Times New Roman" w:hAnsi="Times New Roman" w:cs="Times New Roman"/>
-          <w:sz w:val="26"/>
-          <w:szCs w:val="26"/>
-        </w:rPr>
-        <w:t>Ràng buộc thời gian: đồ án hoàn thành trong khung thời gian giới hạn theo kế hoạch nhóm.</w:t>
-      </w:r>
-    </w:p>
-    <w:p>
-      <w:pPr>
-        <w:spacing w:line="360" w:lineRule="auto"/>
-        <w:jc w:val="both"/>
-        <w:rPr>
-          <w:rFonts w:ascii="Times New Roman" w:hAnsi="Times New Roman" w:cs="Times New Roman"/>
-          <w:sz w:val="26"/>
-          <w:szCs w:val="26"/>
-        </w:rPr>
-      </w:pPr>
-      <w:r>
-        <w:rPr>
-          <w:rFonts w:ascii="Times New Roman" w:hAnsi="Times New Roman" w:cs="Times New Roman"/>
-          <w:sz w:val="26"/>
-          <w:szCs w:val="26"/>
-        </w:rPr>
-        <w:t xml:space="preserve">- </w:t>
-      </w:r>
-      <w:r>
-        <w:rPr>
-          <w:rFonts w:ascii="Times New Roman" w:hAnsi="Times New Roman" w:cs="Times New Roman"/>
-          <w:sz w:val="26"/>
-          <w:szCs w:val="26"/>
-        </w:rPr>
-        <w:t>Ràng buộc pháp lý/bảo mật: không xử lý thanh toán thật nên không cần tuân chuẩn PCI-DSS.</w:t>
-      </w:r>
-    </w:p>
-    <w:p>
-      <w:pPr>
-        <w:pStyle w:val="Heading2"/>
-        <w:spacing w:line="360" w:lineRule="auto"/>
-        <w:jc w:val="both"/>
-        <w:rPr>
-          <w:rFonts w:cs="Times New Roman"/>
-          <w:szCs w:val="26"/>
-        </w:rPr>
-      </w:pPr>
-      <w:bookmarkStart w:id="12" w:name="_Toc238497927"/>
-      <w:r>
-        <w:rPr>
-          <w:rFonts w:cs="Times New Roman"/>
-          <w:szCs w:val="26"/>
-        </w:rPr>
-        <w:t>2.5 Giả định và phụ thuộc (Assumptions and Dependencies)</w:t>
+        <w:t>3. YÊU CẦU CHỨC NĂNG CHI TIẾT (Specific Functional Requirements)</w:t>
       </w:r>
       <w:bookmarkEnd w:id="12"/>
     </w:p>
     <w:p>
       <w:pPr>
-        <w:spacing w:line="360" w:lineRule="auto"/>
-        <w:jc w:val="both"/>
-        <w:rPr>
-          <w:rFonts w:ascii="Times New Roman" w:hAnsi="Times New Roman" w:cs="Times New Roman"/>
-          <w:sz w:val="26"/>
-          <w:szCs w:val="26"/>
-        </w:rPr>
-      </w:pPr>
-      <w:r>
-        <w:rPr>
-          <w:rFonts w:ascii="Times New Roman" w:hAnsi="Times New Roman" w:cs="Times New Roman"/>
-          <w:i/>
-          <w:iCs/>
-          <w:sz w:val="26"/>
-          <w:szCs w:val="26"/>
-        </w:rPr>
-        <w:t xml:space="preserve">- </w:t>
-      </w:r>
-      <w:r>
-        <w:rPr>
-          <w:rFonts w:ascii="Times New Roman" w:hAnsi="Times New Roman" w:cs="Times New Roman"/>
-          <w:i/>
-          <w:iCs/>
-          <w:sz w:val="26"/>
-          <w:szCs w:val="26"/>
-        </w:rPr>
-        <w:t>Giả định:</w:t>
-      </w:r>
-      <w:r>
-        <w:rPr>
-          <w:rFonts w:ascii="Times New Roman" w:hAnsi="Times New Roman" w:cs="Times New Roman"/>
-          <w:sz w:val="26"/>
-          <w:szCs w:val="26"/>
-        </w:rPr>
-        <w:t xml:space="preserve"> dữ liệu mẫu (import.sql) đại diện đủ cho các trường hợp test.</w:t>
-      </w:r>
-    </w:p>
-    <w:p>
-      <w:pPr>
-        <w:spacing w:line="360" w:lineRule="auto"/>
-        <w:jc w:val="both"/>
-        <w:rPr>
-          <w:rFonts w:ascii="Times New Roman" w:hAnsi="Times New Roman" w:cs="Times New Roman"/>
-          <w:sz w:val="26"/>
-          <w:szCs w:val="26"/>
-        </w:rPr>
-      </w:pPr>
-      <w:r>
-        <w:rPr>
-          <w:rFonts w:ascii="Times New Roman" w:hAnsi="Times New Roman" w:cs="Times New Roman"/>
-          <w:i/>
-          <w:iCs/>
-          <w:sz w:val="26"/>
-          <w:szCs w:val="26"/>
-        </w:rPr>
-        <w:t xml:space="preserve">- </w:t>
-      </w:r>
-      <w:r>
-        <w:rPr>
-          <w:rFonts w:ascii="Times New Roman" w:hAnsi="Times New Roman" w:cs="Times New Roman"/>
-          <w:i/>
-          <w:iCs/>
-          <w:sz w:val="26"/>
-          <w:szCs w:val="26"/>
-        </w:rPr>
-        <w:t>Phụ thuộc:</w:t>
-      </w:r>
-      <w:r>
-        <w:rPr>
-          <w:rFonts w:ascii="Times New Roman" w:hAnsi="Times New Roman" w:cs="Times New Roman"/>
-          <w:sz w:val="26"/>
-          <w:szCs w:val="26"/>
-        </w:rPr>
-        <w:t xml:space="preserve"> hệ thống phụ thuộc vào JWT còn hiệu lực để xác thực.</w:t>
-      </w:r>
-    </w:p>
-    <w:p>
-      <w:pPr>
-        <w:spacing w:line="360" w:lineRule="auto"/>
-        <w:jc w:val="both"/>
-        <w:rPr>
-          <w:rFonts w:ascii="Times New Roman" w:hAnsi="Times New Roman" w:cs="Times New Roman"/>
-          <w:sz w:val="26"/>
-          <w:szCs w:val="26"/>
-        </w:rPr>
-      </w:pPr>
-      <w:r>
-        <w:rPr>
-          <w:rFonts w:ascii="Times New Roman" w:hAnsi="Times New Roman" w:cs="Times New Roman"/>
-          <w:i/>
-          <w:iCs/>
-          <w:sz w:val="26"/>
-          <w:szCs w:val="26"/>
-        </w:rPr>
-        <w:t xml:space="preserve">- </w:t>
-      </w:r>
-      <w:r>
-        <w:rPr>
-          <w:rFonts w:ascii="Times New Roman" w:hAnsi="Times New Roman" w:cs="Times New Roman"/>
-          <w:i/>
-          <w:iCs/>
-          <w:sz w:val="26"/>
-          <w:szCs w:val="26"/>
-        </w:rPr>
-        <w:t>Phụ thuộc quan trọng cho việc test:</w:t>
-      </w:r>
-      <w:r>
-        <w:rPr>
-          <w:rFonts w:ascii="Times New Roman" w:hAnsi="Times New Roman" w:cs="Times New Roman"/>
-          <w:sz w:val="26"/>
-          <w:szCs w:val="26"/>
-        </w:rPr>
-        <w:t xml:space="preserve"> vì ddl-auto: create, mỗi lần restart Backend (IntelliJ) là 1 lần reset toàn bộ dữ liệu về đúng import.sql ban đầu. Team cần restart Backend trước mỗi vòng test Cancel/Complete Order để đảm bảo dữ liệu ở đúng trạng thái "mới" (orderStatus = 0).</w:t>
-      </w:r>
-    </w:p>
-    <w:p>
-      <w:pPr>
-        <w:spacing w:line="360" w:lineRule="auto"/>
-        <w:jc w:val="both"/>
-        <w:rPr>
-          <w:rFonts w:ascii="Times New Roman" w:hAnsi="Times New Roman" w:cs="Times New Roman"/>
-          <w:sz w:val="26"/>
-          <w:szCs w:val="26"/>
-        </w:rPr>
-      </w:pPr>
-    </w:p>
-    <w:p>
-      <w:pPr>
-        <w:spacing w:after="0"/>
-        <w:rPr>
-          <w:rFonts w:ascii="Times New Roman" w:hAnsi="Times New Roman" w:cs="Times New Roman"/>
-          <w:b/>
-          <w:bCs/>
-          <w:kern w:val="32"/>
-          <w:sz w:val="26"/>
-          <w:szCs w:val="26"/>
-        </w:rPr>
-      </w:pPr>
-      <w:r>
-        <w:rPr>
-          <w:rFonts w:ascii="Times New Roman" w:hAnsi="Times New Roman" w:cs="Times New Roman"/>
-          <w:sz w:val="26"/>
-          <w:szCs w:val="26"/>
-        </w:rPr>
-        <w:br w:type="page"/>
-      </w:r>
-    </w:p>
-    <w:p>
-      <w:pPr>
-        <w:pStyle w:val="Heading1"/>
-        <w:rPr>
-          <w:rFonts w:cs="Times New Roman"/>
-          <w:szCs w:val="26"/>
-        </w:rPr>
-      </w:pPr>
-      <w:bookmarkStart w:id="13" w:name="_Toc238497928"/>
-      <w:r>
-        <w:rPr>
-          <w:rFonts w:cs="Times New Roman"/>
-          <w:szCs w:val="26"/>
-        </w:rPr>
-        <w:lastRenderedPageBreak/>
-        <w:t>3. YÊU CẦU CHỨC NĂNG CHI TIẾT (Specific Functional Requirements)</w:t>
-      </w:r>
-      <w:bookmarkEnd w:id="13"/>
-    </w:p>
-    <w:p>
-      <w:pPr>
         <w:pStyle w:val="Heading2"/>
         <w:spacing w:line="360" w:lineRule="auto"/>
         <w:rPr>
@@ -7057,7 +6250,7 @@
           <w:szCs w:val="26"/>
         </w:rPr>
       </w:pPr>
-      <w:bookmarkStart w:id="14" w:name="_Toc238497929"/>
+      <w:bookmarkStart w:id="13" w:name="_Toc238739350"/>
       <w:r>
         <w:rPr>
           <w:rFonts w:cs="Times New Roman"/>
@@ -7065,7 +6258,7 @@
         </w:rPr>
         <w:t>3.1 Module Authentication (Đăng ký / Đăng nhập / Đăng xuất)</w:t>
       </w:r>
-      <w:bookmarkEnd w:id="14"/>
+      <w:bookmarkEnd w:id="13"/>
     </w:p>
     <w:p>
       <w:pPr>
@@ -8368,6 +7561,135 @@
     </w:p>
     <w:p>
       <w:pPr>
+        <w:pStyle w:val="Heading3"/>
+        <w:rPr>
+          <w:rFonts w:cs="Times New Roman"/>
+        </w:rPr>
+      </w:pPr>
+      <w:bookmarkStart w:id="14" w:name="_Toc238739351"/>
+      <w:r>
+        <w:rPr>
+          <w:rFonts w:cs="Times New Roman"/>
+        </w:rPr>
+        <w:t>3.1.1 Business Rules – Register (Quy tắc nghiệp vụ Đăng ký)</w:t>
+      </w:r>
+      <w:bookmarkEnd w:id="14"/>
+    </w:p>
+    <w:p>
+      <w:pPr>
+        <w:rPr>
+          <w:rFonts w:ascii="Times New Roman" w:hAnsi="Times New Roman" w:cs="Times New Roman"/>
+          <w:sz w:val="26"/>
+          <w:szCs w:val="26"/>
+        </w:rPr>
+      </w:pPr>
+      <w:r>
+        <w:rPr>
+          <w:rFonts w:ascii="Times New Roman" w:hAnsi="Times New Roman" w:cs="Times New Roman"/>
+          <w:sz w:val="26"/>
+          <w:szCs w:val="26"/>
+        </w:rPr>
+        <w:t>email: 6–50 ký tự, đúng định dạng email</w:t>
+      </w:r>
+    </w:p>
+    <w:p>
+      <w:pPr>
+        <w:rPr>
+          <w:rFonts w:ascii="Times New Roman" w:hAnsi="Times New Roman" w:cs="Times New Roman"/>
+          <w:sz w:val="26"/>
+          <w:szCs w:val="26"/>
+        </w:rPr>
+      </w:pPr>
+      <w:r>
+        <w:rPr>
+          <w:rFonts w:ascii="Times New Roman" w:hAnsi="Times New Roman" w:cs="Times New Roman"/>
+          <w:sz w:val="26"/>
+          <w:szCs w:val="26"/>
+        </w:rPr>
+        <w:t>name: 2–50 ký tự</w:t>
+      </w:r>
+    </w:p>
+    <w:p>
+      <w:pPr>
+        <w:rPr>
+          <w:rFonts w:ascii="Times New Roman" w:hAnsi="Times New Roman" w:cs="Times New Roman"/>
+          <w:sz w:val="26"/>
+          <w:szCs w:val="26"/>
+        </w:rPr>
+      </w:pPr>
+    </w:p>
+    <w:p>
+      <w:pPr>
+        <w:rPr>
+          <w:rFonts w:ascii="Times New Roman" w:hAnsi="Times New Roman" w:cs="Times New Roman"/>
+          <w:sz w:val="26"/>
+          <w:szCs w:val="26"/>
+        </w:rPr>
+      </w:pPr>
+      <w:r>
+        <w:rPr>
+          <w:rFonts w:ascii="Times New Roman" w:hAnsi="Times New Roman" w:cs="Times New Roman"/>
+          <w:sz w:val="26"/>
+          <w:szCs w:val="26"/>
+        </w:rPr>
+        <w:lastRenderedPageBreak/>
+        <w:t>password: 3–20 ký tự</w:t>
+      </w:r>
+    </w:p>
+    <w:p>
+      <w:pPr>
+        <w:rPr>
+          <w:rFonts w:ascii="Times New Roman" w:hAnsi="Times New Roman" w:cs="Times New Roman"/>
+          <w:sz w:val="26"/>
+          <w:szCs w:val="26"/>
+        </w:rPr>
+      </w:pPr>
+      <w:r>
+        <w:rPr>
+          <w:rFonts w:ascii="Times New Roman" w:hAnsi="Times New Roman" w:cs="Times New Roman"/>
+          <w:sz w:val="26"/>
+          <w:szCs w:val="26"/>
+        </w:rPr>
+        <w:t>phone: 8–12 chữ số</w:t>
+      </w:r>
+    </w:p>
+    <w:p>
+      <w:pPr>
+        <w:rPr>
+          <w:rFonts w:ascii="Times New Roman" w:hAnsi="Times New Roman" w:cs="Times New Roman"/>
+          <w:sz w:val="26"/>
+          <w:szCs w:val="26"/>
+        </w:rPr>
+      </w:pPr>
+      <w:r>
+        <w:rPr>
+          <w:rFonts w:ascii="Times New Roman" w:hAnsi="Times New Roman" w:cs="Times New Roman"/>
+          <w:sz w:val="26"/>
+          <w:szCs w:val="26"/>
+        </w:rPr>
+        <w:t>address: 5–100 ký tự</w:t>
+      </w:r>
+    </w:p>
+    <w:p>
+      <w:pPr>
+        <w:rPr>
+          <w:rFonts w:ascii="Times New Roman" w:hAnsi="Times New Roman" w:cs="Times New Roman"/>
+          <w:sz w:val="26"/>
+          <w:szCs w:val="26"/>
+        </w:rPr>
+      </w:pPr>
+    </w:p>
+    <w:p>
+      <w:pPr>
+        <w:rPr>
+          <w:rFonts w:ascii="Times New Roman" w:hAnsi="Times New Roman" w:cs="Times New Roman"/>
+          <w:sz w:val="26"/>
+          <w:szCs w:val="26"/>
+        </w:rPr>
+      </w:pPr>
+    </w:p>
+    <w:p>
+      <w:pPr>
         <w:pStyle w:val="Heading2"/>
         <w:spacing w:line="360" w:lineRule="auto"/>
         <w:rPr>
@@ -8376,7 +7698,7 @@
           <w:lang w:val="fr-FR"/>
         </w:rPr>
       </w:pPr>
-      <w:bookmarkStart w:id="15" w:name="_Toc238497930"/>
+      <w:bookmarkStart w:id="15" w:name="_Toc238739352"/>
       <w:r>
         <w:rPr>
           <w:rFonts w:cs="Times New Roman"/>
@@ -8469,7 +7791,6 @@
                 <w:sz w:val="26"/>
                 <w:szCs w:val="26"/>
               </w:rPr>
-              <w:lastRenderedPageBreak/>
               <w:t>Requirement ID</w:t>
             </w:r>
           </w:p>
@@ -9265,7 +8586,7 @@
           <w:szCs w:val="26"/>
         </w:rPr>
       </w:pPr>
-      <w:bookmarkStart w:id="16" w:name="_Toc238497931"/>
+      <w:bookmarkStart w:id="16" w:name="_Toc238739353"/>
       <w:r>
         <w:rPr>
           <w:rFonts w:cs="Times New Roman"/>
@@ -9357,6 +8678,7 @@
                 <w:sz w:val="26"/>
                 <w:szCs w:val="26"/>
               </w:rPr>
+              <w:lastRenderedPageBreak/>
               <w:t>Requirement ID</w:t>
             </w:r>
           </w:p>
@@ -9924,16 +9246,7 @@
                 <w:sz w:val="26"/>
                 <w:szCs w:val="26"/>
               </w:rPr>
-              <w:t xml:space="preserve">Xem theo </w:t>
-            </w:r>
-            <w:r>
-              <w:rPr>
-                <w:rFonts w:ascii="Times New Roman" w:eastAsia="SimSun" w:hAnsi="Times New Roman" w:cs="Times New Roman"/>
-                <w:sz w:val="26"/>
-                <w:szCs w:val="26"/>
-              </w:rPr>
-              <w:lastRenderedPageBreak/>
-              <w:t>danh mục</w:t>
+              <w:t>Xem theo danh mục</w:t>
             </w:r>
           </w:p>
         </w:tc>
@@ -9961,7 +9274,6 @@
                 <w:sz w:val="26"/>
                 <w:szCs w:val="26"/>
               </w:rPr>
-              <w:lastRenderedPageBreak/>
               <w:t>All Roles</w:t>
             </w:r>
           </w:p>
@@ -11038,6 +10350,7 @@
                 <w:sz w:val="26"/>
                 <w:szCs w:val="26"/>
               </w:rPr>
+              <w:lastRenderedPageBreak/>
               <w:t>REQ-PROD-02</w:t>
             </w:r>
           </w:p>
@@ -11208,7 +10521,6 @@
                 <w:sz w:val="26"/>
                 <w:szCs w:val="26"/>
               </w:rPr>
-              <w:lastRenderedPageBreak/>
               <w:t>REQ-PROD-03</w:t>
             </w:r>
           </w:p>
@@ -11831,7 +11143,6 @@
         <w:tc>
           <w:tcPr>
             <w:tcW w:w="0" w:type="auto"/>
-            <w:shd w:val="clear" w:color="auto" w:fill="auto"/>
             <w:tcMar>
               <w:top w:w="120" w:type="dxa"/>
               <w:left w:w="120" w:type="dxa"/>
@@ -11860,7 +11171,6 @@
         <w:tc>
           <w:tcPr>
             <w:tcW w:w="0" w:type="auto"/>
-            <w:shd w:val="clear" w:color="auto" w:fill="auto"/>
             <w:tcMar>
               <w:top w:w="120" w:type="dxa"/>
               <w:left w:w="120" w:type="dxa"/>
@@ -11907,7 +11217,7 @@
           <w:szCs w:val="26"/>
         </w:rPr>
       </w:pPr>
-      <w:bookmarkStart w:id="17" w:name="_Toc238497932"/>
+      <w:bookmarkStart w:id="17" w:name="_Toc238739354"/>
       <w:r>
         <w:rPr>
           <w:rFonts w:cs="Times New Roman"/>
@@ -12000,6 +11310,7 @@
                 <w:sz w:val="26"/>
                 <w:szCs w:val="26"/>
               </w:rPr>
+              <w:lastRenderedPageBreak/>
               <w:t>Requirement ID</w:t>
             </w:r>
           </w:p>
@@ -12557,7 +11868,6 @@
                 <w:sz w:val="26"/>
                 <w:szCs w:val="26"/>
               </w:rPr>
-              <w:lastRenderedPageBreak/>
               <w:t>REQ-CART-03</w:t>
             </w:r>
           </w:p>
@@ -13533,6 +12843,7 @@
           <w:sz w:val="26"/>
           <w:szCs w:val="26"/>
         </w:rPr>
+        <w:lastRenderedPageBreak/>
         <w:t xml:space="preserve">- Luồng xử lý Cart được đặc tả bằng kỹ thuật </w:t>
       </w:r>
       <w:r>
@@ -13568,7 +12879,6 @@
           <w:sz w:val="26"/>
           <w:szCs w:val="26"/>
         </w:rPr>
-        <w:lastRenderedPageBreak/>
         <w:drawing>
           <wp:inline distT="0" distB="0" distL="0" distR="0" wp14:anchorId="12C3C627" wp14:editId="5BC2EF2A">
             <wp:extent cx="5937885" cy="1437005"/>
@@ -14152,7 +13462,7 @@
           <w:szCs w:val="26"/>
         </w:rPr>
       </w:pPr>
-      <w:bookmarkStart w:id="18" w:name="_Toc238497933"/>
+      <w:bookmarkStart w:id="18" w:name="_Toc238739355"/>
       <w:r>
         <w:rPr>
           <w:rFonts w:cs="Times New Roman"/>
@@ -17120,7 +16430,7 @@
           <w:szCs w:val="26"/>
         </w:rPr>
       </w:pPr>
-      <w:bookmarkStart w:id="19" w:name="_Toc238497934"/>
+      <w:bookmarkStart w:id="19" w:name="_Toc238739356"/>
       <w:r>
         <w:rPr>
           <w:rFonts w:cs="Times New Roman"/>
@@ -17321,7 +16631,7 @@
           <w:szCs w:val="26"/>
         </w:rPr>
       </w:pPr>
-      <w:bookmarkStart w:id="20" w:name="_Toc238497935"/>
+      <w:bookmarkStart w:id="20" w:name="_Toc238739357"/>
       <w:r>
         <w:rPr>
           <w:rFonts w:cs="Times New Roman"/>
@@ -17341,7 +16651,7 @@
           <w:szCs w:val="26"/>
         </w:rPr>
       </w:pPr>
-      <w:bookmarkStart w:id="21" w:name="_Toc238497936"/>
+      <w:bookmarkStart w:id="21" w:name="_Toc238739358"/>
       <w:r>
         <w:rPr>
           <w:rFonts w:cs="Times New Roman"/>
@@ -17412,7 +16722,7 @@
           <w:szCs w:val="26"/>
         </w:rPr>
       </w:pPr>
-      <w:bookmarkStart w:id="22" w:name="_Toc238497937"/>
+      <w:bookmarkStart w:id="22" w:name="_Toc238739359"/>
       <w:r>
         <w:rPr>
           <w:rFonts w:cs="Times New Roman"/>
@@ -17535,7 +16845,7 @@
           <w:szCs w:val="26"/>
         </w:rPr>
       </w:pPr>
-      <w:bookmarkStart w:id="23" w:name="_Toc238497938"/>
+      <w:bookmarkStart w:id="23" w:name="_Toc238739360"/>
       <w:r>
         <w:rPr>
           <w:rFonts w:cs="Times New Roman"/>
@@ -17606,7 +16916,7 @@
           <w:szCs w:val="26"/>
         </w:rPr>
       </w:pPr>
-      <w:bookmarkStart w:id="24" w:name="_Toc238497939"/>
+      <w:bookmarkStart w:id="24" w:name="_Toc238739361"/>
       <w:r>
         <w:rPr>
           <w:rFonts w:cs="Times New Roman"/>
@@ -17677,7 +16987,7 @@
           <w:szCs w:val="26"/>
         </w:rPr>
       </w:pPr>
-      <w:bookmarkStart w:id="25" w:name="_Toc238497940"/>
+      <w:bookmarkStart w:id="25" w:name="_Toc238739362"/>
       <w:r>
         <w:rPr>
           <w:rFonts w:cs="Times New Roman"/>
@@ -17758,7 +17068,7 @@
           <w:szCs w:val="26"/>
         </w:rPr>
       </w:pPr>
-      <w:bookmarkStart w:id="26" w:name="_Toc238497941"/>
+      <w:bookmarkStart w:id="26" w:name="_Toc238739363"/>
       <w:r>
         <w:rPr>
           <w:rFonts w:cs="Times New Roman"/>
@@ -17861,7 +17171,7 @@
           <w:szCs w:val="26"/>
         </w:rPr>
       </w:pPr>
-      <w:bookmarkStart w:id="27" w:name="_Toc238497942"/>
+      <w:bookmarkStart w:id="27" w:name="_Toc238739364"/>
       <w:r>
         <w:rPr>
           <w:rFonts w:cs="Times New Roman"/>
@@ -17881,7 +17191,7 @@
           <w:szCs w:val="26"/>
         </w:rPr>
       </w:pPr>
-      <w:bookmarkStart w:id="28" w:name="_Toc238497943"/>
+      <w:bookmarkStart w:id="28" w:name="_Toc238739365"/>
       <w:r>
         <w:rPr>
           <w:rFonts w:cs="Times New Roman"/>
@@ -17919,7 +17229,7 @@
           <w:szCs w:val="26"/>
         </w:rPr>
       </w:pPr>
-      <w:bookmarkStart w:id="29" w:name="_Toc238497944"/>
+      <w:bookmarkStart w:id="29" w:name="_Toc238739366"/>
       <w:r>
         <w:rPr>
           <w:rFonts w:cs="Times New Roman"/>
@@ -17964,7 +17274,7 @@
           <w:szCs w:val="26"/>
         </w:rPr>
       </w:pPr>
-      <w:bookmarkStart w:id="30" w:name="_Toc238497945"/>
+      <w:bookmarkStart w:id="30" w:name="_Toc238739367"/>
       <w:r>
         <w:rPr>
           <w:rFonts w:cs="Times New Roman"/>
@@ -18061,7 +17371,7 @@
           <w:szCs w:val="26"/>
         </w:rPr>
       </w:pPr>
-      <w:bookmarkStart w:id="31" w:name="_Toc238497946"/>
+      <w:bookmarkStart w:id="31" w:name="_Toc238739368"/>
       <w:r>
         <w:rPr>
           <w:rFonts w:cs="Times New Roman"/>
@@ -18178,7 +17488,7 @@
           <w:szCs w:val="26"/>
         </w:rPr>
       </w:pPr>
-      <w:bookmarkStart w:id="32" w:name="_Toc238497947"/>
+      <w:bookmarkStart w:id="32" w:name="_Toc238739369"/>
       <w:r>
         <w:rPr>
           <w:rFonts w:cs="Times New Roman"/>
@@ -18197,7 +17507,7 @@
           <w:szCs w:val="26"/>
         </w:rPr>
       </w:pPr>
-      <w:bookmarkStart w:id="33" w:name="_Toc238497948"/>
+      <w:bookmarkStart w:id="33" w:name="_Toc238739370"/>
       <w:r>
         <w:rPr>
           <w:rFonts w:cs="Times New Roman"/>
@@ -18335,7 +17645,7 @@
           <w:szCs w:val="26"/>
         </w:rPr>
       </w:pPr>
-      <w:bookmarkStart w:id="34" w:name="_Toc238497949"/>
+      <w:bookmarkStart w:id="34" w:name="_Toc238739371"/>
       <w:r>
         <w:rPr>
           <w:rFonts w:cs="Times New Roman"/>
@@ -18455,7 +17765,7 @@
           <w:szCs w:val="26"/>
         </w:rPr>
       </w:pPr>
-      <w:bookmarkStart w:id="35" w:name="_Toc238497950"/>
+      <w:bookmarkStart w:id="35" w:name="_Toc238739372"/>
       <w:r>
         <w:rPr>
           <w:rFonts w:cs="Times New Roman"/>
@@ -19118,7 +18428,7 @@
           <w:szCs w:val="26"/>
         </w:rPr>
       </w:pPr>
-      <w:bookmarkStart w:id="36" w:name="_Toc238497951"/>
+      <w:bookmarkStart w:id="36" w:name="_Toc238739373"/>
       <w:r>
         <w:rPr>
           <w:rFonts w:cs="Times New Roman"/>
@@ -19463,7 +18773,7 @@
           <w:szCs w:val="26"/>
         </w:rPr>
       </w:pPr>
-      <w:bookmarkStart w:id="37" w:name="_Toc238497952"/>
+      <w:bookmarkStart w:id="37" w:name="_Toc238739374"/>
       <w:r>
         <w:rPr>
           <w:rFonts w:cs="Times New Roman"/>
@@ -19621,7 +18931,7 @@
           <w:lang w:val="fr-FR"/>
         </w:rPr>
       </w:pPr>
-      <w:bookmarkStart w:id="38" w:name="_Toc238497953"/>
+      <w:bookmarkStart w:id="38" w:name="_Toc238739375"/>
       <w:r>
         <w:rPr>
           <w:rFonts w:cs="Times New Roman"/>
@@ -20891,7 +20201,7 @@
           <w:szCs w:val="26"/>
         </w:rPr>
       </w:pPr>
-      <w:bookmarkStart w:id="39" w:name="_Toc238497954"/>
+      <w:bookmarkStart w:id="39" w:name="_Toc238739376"/>
       <w:r>
         <w:rPr>
           <w:rFonts w:cs="Times New Roman"/>
@@ -21598,7 +20908,7 @@
           <w:szCs w:val="26"/>
         </w:rPr>
       </w:pPr>
-      <w:bookmarkStart w:id="40" w:name="_Toc238497955"/>
+      <w:bookmarkStart w:id="40" w:name="_Toc238739377"/>
       <w:r>
         <w:rPr>
           <w:rFonts w:cs="Times New Roman"/>
@@ -21729,7 +21039,7 @@
           <w:lang w:val="fr-FR"/>
         </w:rPr>
       </w:pPr>
-      <w:bookmarkStart w:id="41" w:name="_Toc238497956"/>
+      <w:bookmarkStart w:id="41" w:name="_Toc238739378"/>
       <w:r>
         <w:rPr>
           <w:rFonts w:cs="Times New Roman"/>
@@ -21751,7 +21061,7 @@
           <w:lang w:val="fr-FR"/>
         </w:rPr>
       </w:pPr>
-      <w:bookmarkStart w:id="42" w:name="_Toc238497957"/>
+      <w:bookmarkStart w:id="42" w:name="_Toc238739379"/>
       <w:r>
         <w:rPr>
           <w:rFonts w:cs="Times New Roman"/>
@@ -21850,7 +21160,7 @@
           <w:szCs w:val="26"/>
         </w:rPr>
       </w:pPr>
-      <w:bookmarkStart w:id="43" w:name="_Toc238497958"/>
+      <w:bookmarkStart w:id="43" w:name="_Toc238739380"/>
       <w:r>
         <w:rPr>
           <w:rFonts w:cs="Times New Roman"/>
@@ -21908,7 +21218,7 @@
           <w:szCs w:val="26"/>
         </w:rPr>
       </w:pPr>
-      <w:bookmarkStart w:id="44" w:name="_Toc238497959"/>
+      <w:bookmarkStart w:id="44" w:name="_Toc238739381"/>
       <w:r>
         <w:rPr>
           <w:rFonts w:cs="Times New Roman"/>
@@ -23043,7 +22353,7 @@
 </file>
 
 <file path=word/endnotes.xml><?xml version="1.0" encoding="utf-8"?>
-<w:endnotes xmlns:wpc="http://schemas.microsoft.com/office/word/2010/wordprocessingCanvas" xmlns:cx="http://schemas.microsoft.com/office/drawing/2014/chartex" xmlns:cx1="http://schemas.microsoft.com/office/drawing/2015/9/8/chartex" xmlns:cx2="http://schemas.microsoft.com/office/drawing/2015/10/21/chartex" xmlns:cx3="http://schemas.microsoft.com/office/drawing/2016/5/9/chartex" xmlns:cx4="http://schemas.microsoft.com/office/drawing/2016/5/10/chartex" xmlns:cx5="http://schemas.microsoft.com/office/drawing/2016/5/11/chartex" xmlns:cx6="http://schemas.microsoft.com/office/drawing/2016/5/12/chartex" xmlns:cx7="http://schemas.microsoft.com/office/drawing/2016/5/13/chartex" xmlns:cx8="http://schemas.microsoft.com/office/drawing/2016/5/14/chartex" xmlns:mc="http://schemas.openxmlformats.org/markup-compatibility/2006" xmlns:aink="http://schemas.microsoft.com/office/drawing/2016/ink" xmlns:am3d="http://schemas.microsoft.com/office/drawing/2017/model3d" xmlns:o="urn:schemas-microsoft-com:office:office" xmlns:r="http://schemas.openxmlformats.org/officeDocument/2006/relationships" xmlns:m="http://schemas.openxmlformats.org/officeDocument/2006/math" xmlns:v="urn:schemas-microsoft-com:vml" xmlns:wp14="http://schemas.microsoft.com/office/word/2010/wordprocessingDrawing" xmlns:wp="http://schemas.openxmlformats.org/drawingml/2006/wordprocessingDrawing" xmlns:w10="urn:schemas-microsoft-com:office:word" xmlns:w="http://schemas.openxmlformats.org/wordprocessingml/2006/main" xmlns:w14="http://schemas.microsoft.com/office/word/2010/wordml" xmlns:w15="http://schemas.microsoft.com/office/word/2012/wordml" xmlns:w16cid="http://schemas.microsoft.com/office/word/2016/wordml/cid" xmlns:w16se="http://schemas.microsoft.com/office/word/2015/wordml/symex" xmlns:wpg="http://schemas.microsoft.com/office/word/2010/wordprocessingGroup" xmlns:wpi="http://schemas.microsoft.com/office/word/2010/wordprocessingInk" xmlns:wne="http://schemas.microsoft.com/office/word/2006/wordml" xmlns:wps="http://schemas.microsoft.com/office/word/2010/wordprocessingShape" mc:Ignorable="w14 w15 w16se w16cid wp14">
+<w:endnotes xmlns:wpc="http://schemas.microsoft.com/office/word/2010/wordprocessingCanvas" xmlns:cx="http://schemas.microsoft.com/office/drawing/2014/chartex" xmlns:cx1="http://schemas.microsoft.com/office/drawing/2015/9/8/chartex" xmlns:cx2="http://schemas.microsoft.com/office/drawing/2015/10/21/chartex" xmlns:cx3="http://schemas.microsoft.com/office/drawing/2016/5/9/chartex" xmlns:cx4="http://schemas.microsoft.com/office/drawing/2016/5/10/chartex" xmlns:cx5="http://schemas.microsoft.com/office/drawing/2016/5/11/chartex" xmlns:cx6="http://schemas.microsoft.com/office/drawing/2016/5/12/chartex" xmlns:cx7="http://schemas.microsoft.com/office/drawing/2016/5/13/chartex" xmlns:cx8="http://schemas.microsoft.com/office/drawing/2016/5/14/chartex" xmlns:mc="http://schemas.openxmlformats.org/markup-compatibility/2006" xmlns:aink="http://schemas.microsoft.com/office/drawing/2016/ink" xmlns:am3d="http://schemas.microsoft.com/office/drawing/2017/model3d" xmlns:o="urn:schemas-microsoft-com:office:office" xmlns:oel="http://schemas.microsoft.com/office/2019/extlst" xmlns:r="http://schemas.openxmlformats.org/officeDocument/2006/relationships" xmlns:m="http://schemas.openxmlformats.org/officeDocument/2006/math" xmlns:v="urn:schemas-microsoft-com:vml" xmlns:wp14="http://schemas.microsoft.com/office/word/2010/wordprocessingDrawing" xmlns:wp="http://schemas.openxmlformats.org/drawingml/2006/wordprocessingDrawing" xmlns:w10="urn:schemas-microsoft-com:office:word" xmlns:w="http://schemas.openxmlformats.org/wordprocessingml/2006/main" xmlns:w14="http://schemas.microsoft.com/office/word/2010/wordml" xmlns:w15="http://schemas.microsoft.com/office/word/2012/wordml" xmlns:w16cex="http://schemas.microsoft.com/office/word/2018/wordml/cex" xmlns:w16cid="http://schemas.microsoft.com/office/word/2016/wordml/cid" xmlns:w16="http://schemas.microsoft.com/office/word/2018/wordml" xmlns:w16du="http://schemas.microsoft.com/office/word/2023/wordml/word16du" xmlns:w16sdtdh="http://schemas.microsoft.com/office/word/2020/wordml/sdtdatahash" xmlns:w16sdtfl="http://schemas.microsoft.com/office/word/2024/wordml/sdtformatlock" xmlns:w16se="http://schemas.microsoft.com/office/word/2015/wordml/symex" xmlns:wpg="http://schemas.microsoft.com/office/word/2010/wordprocessingGroup" xmlns:wpi="http://schemas.microsoft.com/office/word/2010/wordprocessingInk" xmlns:wne="http://schemas.microsoft.com/office/word/2006/wordml" xmlns:wps="http://schemas.microsoft.com/office/word/2010/wordprocessingShape" mc:Ignorable="w14 w15 w16se w16cid w16 w16cex w16sdtdh w16sdtfl w16du wp14">
   <w:endnote w:type="separator" w:id="-1">
     <w:p>
       <w:pPr>
@@ -23068,12 +22378,11 @@
 </file>
 
 <file path=word/footer1.xml><?xml version="1.0" encoding="utf-8"?>
-<w:ftr xmlns:wpc="http://schemas.microsoft.com/office/word/2010/wordprocessingCanvas" xmlns:cx="http://schemas.microsoft.com/office/drawing/2014/chartex" xmlns:cx1="http://schemas.microsoft.com/office/drawing/2015/9/8/chartex" xmlns:cx2="http://schemas.microsoft.com/office/drawing/2015/10/21/chartex" xmlns:cx3="http://schemas.microsoft.com/office/drawing/2016/5/9/chartex" xmlns:cx4="http://schemas.microsoft.com/office/drawing/2016/5/10/chartex" xmlns:cx5="http://schemas.microsoft.com/office/drawing/2016/5/11/chartex" xmlns:cx6="http://schemas.microsoft.com/office/drawing/2016/5/12/chartex" xmlns:cx7="http://schemas.microsoft.com/office/drawing/2016/5/13/chartex" xmlns:cx8="http://schemas.microsoft.com/office/drawing/2016/5/14/chartex" xmlns:mc="http://schemas.openxmlformats.org/markup-compatibility/2006" xmlns:aink="http://schemas.microsoft.com/office/drawing/2016/ink" xmlns:am3d="http://schemas.microsoft.com/office/drawing/2017/model3d" xmlns:o="urn:schemas-microsoft-com:office:office" xmlns:r="http://schemas.openxmlformats.org/officeDocument/2006/relationships" xmlns:m="http://schemas.openxmlformats.org/officeDocument/2006/math" xmlns:v="urn:schemas-microsoft-com:vml" xmlns:wp14="http://schemas.microsoft.com/office/word/2010/wordprocessingDrawing" xmlns:wp="http://schemas.openxmlformats.org/drawingml/2006/wordprocessingDrawing" xmlns:w10="urn:schemas-microsoft-com:office:word" xmlns:w="http://schemas.openxmlformats.org/wordprocessingml/2006/main" xmlns:w14="http://schemas.microsoft.com/office/word/2010/wordml" xmlns:w15="http://schemas.microsoft.com/office/word/2012/wordml" xmlns:w16cid="http://schemas.microsoft.com/office/word/2016/wordml/cid" xmlns:w16se="http://schemas.microsoft.com/office/word/2015/wordml/symex" xmlns:wpg="http://schemas.microsoft.com/office/word/2010/wordprocessingGroup" xmlns:wpi="http://schemas.microsoft.com/office/word/2010/wordprocessingInk" xmlns:wne="http://schemas.microsoft.com/office/word/2006/wordml" xmlns:wps="http://schemas.microsoft.com/office/word/2010/wordprocessingShape" mc:Ignorable="w14 w15 w16se w16cid wp14">
+<w:ftr xmlns:wpc="http://schemas.microsoft.com/office/word/2010/wordprocessingCanvas" xmlns:cx="http://schemas.microsoft.com/office/drawing/2014/chartex" xmlns:cx1="http://schemas.microsoft.com/office/drawing/2015/9/8/chartex" xmlns:cx2="http://schemas.microsoft.com/office/drawing/2015/10/21/chartex" xmlns:cx3="http://schemas.microsoft.com/office/drawing/2016/5/9/chartex" xmlns:cx4="http://schemas.microsoft.com/office/drawing/2016/5/10/chartex" xmlns:cx5="http://schemas.microsoft.com/office/drawing/2016/5/11/chartex" xmlns:cx6="http://schemas.microsoft.com/office/drawing/2016/5/12/chartex" xmlns:cx7="http://schemas.microsoft.com/office/drawing/2016/5/13/chartex" xmlns:cx8="http://schemas.microsoft.com/office/drawing/2016/5/14/chartex" xmlns:mc="http://schemas.openxmlformats.org/markup-compatibility/2006" xmlns:aink="http://schemas.microsoft.com/office/drawing/2016/ink" xmlns:am3d="http://schemas.microsoft.com/office/drawing/2017/model3d" xmlns:o="urn:schemas-microsoft-com:office:office" xmlns:oel="http://schemas.microsoft.com/office/2019/extlst" xmlns:r="http://schemas.openxmlformats.org/officeDocument/2006/relationships" xmlns:m="http://schemas.openxmlformats.org/officeDocument/2006/math" xmlns:v="urn:schemas-microsoft-com:vml" xmlns:wp14="http://schemas.microsoft.com/office/word/2010/wordprocessingDrawing" xmlns:wp="http://schemas.openxmlformats.org/drawingml/2006/wordprocessingDrawing" xmlns:w10="urn:schemas-microsoft-com:office:word" xmlns:w="http://schemas.openxmlformats.org/wordprocessingml/2006/main" xmlns:w14="http://schemas.microsoft.com/office/word/2010/wordml" xmlns:w15="http://schemas.microsoft.com/office/word/2012/wordml" xmlns:w16cex="http://schemas.microsoft.com/office/word/2018/wordml/cex" xmlns:w16cid="http://schemas.microsoft.com/office/word/2016/wordml/cid" xmlns:w16="http://schemas.microsoft.com/office/word/2018/wordml" xmlns:w16du="http://schemas.microsoft.com/office/word/2023/wordml/word16du" xmlns:w16sdtdh="http://schemas.microsoft.com/office/word/2020/wordml/sdtdatahash" xmlns:w16sdtfl="http://schemas.microsoft.com/office/word/2024/wordml/sdtformatlock" xmlns:w16se="http://schemas.microsoft.com/office/word/2015/wordml/symex" xmlns:wpg="http://schemas.microsoft.com/office/word/2010/wordprocessingGroup" xmlns:wpi="http://schemas.microsoft.com/office/word/2010/wordprocessingInk" xmlns:wne="http://schemas.microsoft.com/office/word/2006/wordml" xmlns:wps="http://schemas.microsoft.com/office/word/2010/wordprocessingShape" mc:Ignorable="w14 w15 w16se w16cid w16 w16cex w16sdtdh w16sdtfl w16du wp14">
   <w:sdt>
     <w:sdtPr>
       <w:id w:val="1954587929"/>
     </w:sdtPr>
-    <w:sdtEndPr/>
     <w:sdtContent>
       <w:p>
         <w:pPr>
@@ -23107,7 +22416,7 @@
 </file>
 
 <file path=word/footnotes.xml><?xml version="1.0" encoding="utf-8"?>
-<w:footnotes xmlns:wpc="http://schemas.microsoft.com/office/word/2010/wordprocessingCanvas" xmlns:cx="http://schemas.microsoft.com/office/drawing/2014/chartex" xmlns:cx1="http://schemas.microsoft.com/office/drawing/2015/9/8/chartex" xmlns:cx2="http://schemas.microsoft.com/office/drawing/2015/10/21/chartex" xmlns:cx3="http://schemas.microsoft.com/office/drawing/2016/5/9/chartex" xmlns:cx4="http://schemas.microsoft.com/office/drawing/2016/5/10/chartex" xmlns:cx5="http://schemas.microsoft.com/office/drawing/2016/5/11/chartex" xmlns:cx6="http://schemas.microsoft.com/office/drawing/2016/5/12/chartex" xmlns:cx7="http://schemas.microsoft.com/office/drawing/2016/5/13/chartex" xmlns:cx8="http://schemas.microsoft.com/office/drawing/2016/5/14/chartex" xmlns:mc="http://schemas.openxmlformats.org/markup-compatibility/2006" xmlns:aink="http://schemas.microsoft.com/office/drawing/2016/ink" xmlns:am3d="http://schemas.microsoft.com/office/drawing/2017/model3d" xmlns:o="urn:schemas-microsoft-com:office:office" xmlns:r="http://schemas.openxmlformats.org/officeDocument/2006/relationships" xmlns:m="http://schemas.openxmlformats.org/officeDocument/2006/math" xmlns:v="urn:schemas-microsoft-com:vml" xmlns:wp14="http://schemas.microsoft.com/office/word/2010/wordprocessingDrawing" xmlns:wp="http://schemas.openxmlformats.org/drawingml/2006/wordprocessingDrawing" xmlns:w10="urn:schemas-microsoft-com:office:word" xmlns:w="http://schemas.openxmlformats.org/wordprocessingml/2006/main" xmlns:w14="http://schemas.microsoft.com/office/word/2010/wordml" xmlns:w15="http://schemas.microsoft.com/office/word/2012/wordml" xmlns:w16cid="http://schemas.microsoft.com/office/word/2016/wordml/cid" xmlns:w16se="http://schemas.microsoft.com/office/word/2015/wordml/symex" xmlns:wpg="http://schemas.microsoft.com/office/word/2010/wordprocessingGroup" xmlns:wpi="http://schemas.microsoft.com/office/word/2010/wordprocessingInk" xmlns:wne="http://schemas.microsoft.com/office/word/2006/wordml" xmlns:wps="http://schemas.microsoft.com/office/word/2010/wordprocessingShape" mc:Ignorable="w14 w15 w16se w16cid wp14">
+<w:footnotes xmlns:wpc="http://schemas.microsoft.com/office/word/2010/wordprocessingCanvas" xmlns:cx="http://schemas.microsoft.com/office/drawing/2014/chartex" xmlns:cx1="http://schemas.microsoft.com/office/drawing/2015/9/8/chartex" xmlns:cx2="http://schemas.microsoft.com/office/drawing/2015/10/21/chartex" xmlns:cx3="http://schemas.microsoft.com/office/drawing/2016/5/9/chartex" xmlns:cx4="http://schemas.microsoft.com/office/drawing/2016/5/10/chartex" xmlns:cx5="http://schemas.microsoft.com/office/drawing/2016/5/11/chartex" xmlns:cx6="http://schemas.microsoft.com/office/drawing/2016/5/12/chartex" xmlns:cx7="http://schemas.microsoft.com/office/drawing/2016/5/13/chartex" xmlns:cx8="http://schemas.microsoft.com/office/drawing/2016/5/14/chartex" xmlns:mc="http://schemas.openxmlformats.org/markup-compatibility/2006" xmlns:aink="http://schemas.microsoft.com/office/drawing/2016/ink" xmlns:am3d="http://schemas.microsoft.com/office/drawing/2017/model3d" xmlns:o="urn:schemas-microsoft-com:office:office" xmlns:oel="http://schemas.microsoft.com/office/2019/extlst" xmlns:r="http://schemas.openxmlformats.org/officeDocument/2006/relationships" xmlns:m="http://schemas.openxmlformats.org/officeDocument/2006/math" xmlns:v="urn:schemas-microsoft-com:vml" xmlns:wp14="http://schemas.microsoft.com/office/word/2010/wordprocessingDrawing" xmlns:wp="http://schemas.openxmlformats.org/drawingml/2006/wordprocessingDrawing" xmlns:w10="urn:schemas-microsoft-com:office:word" xmlns:w="http://schemas.openxmlformats.org/wordprocessingml/2006/main" xmlns:w14="http://schemas.microsoft.com/office/word/2010/wordml" xmlns:w15="http://schemas.microsoft.com/office/word/2012/wordml" xmlns:w16cex="http://schemas.microsoft.com/office/word/2018/wordml/cex" xmlns:w16cid="http://schemas.microsoft.com/office/word/2016/wordml/cid" xmlns:w16="http://schemas.microsoft.com/office/word/2018/wordml" xmlns:w16du="http://schemas.microsoft.com/office/word/2023/wordml/word16du" xmlns:w16sdtdh="http://schemas.microsoft.com/office/word/2020/wordml/sdtdatahash" xmlns:w16sdtfl="http://schemas.microsoft.com/office/word/2024/wordml/sdtformatlock" xmlns:w16se="http://schemas.microsoft.com/office/word/2015/wordml/symex" xmlns:wpg="http://schemas.microsoft.com/office/word/2010/wordprocessingGroup" xmlns:wpi="http://schemas.microsoft.com/office/word/2010/wordprocessingInk" xmlns:wne="http://schemas.microsoft.com/office/word/2006/wordml" xmlns:wps="http://schemas.microsoft.com/office/word/2010/wordprocessingShape" mc:Ignorable="w14 w15 w16se w16cid w16 w16cex w16sdtdh w16sdtfl w16du wp14">
   <w:footnote w:type="separator" w:id="-1">
     <w:p>
       <w:pPr>
@@ -23132,7 +22441,7 @@
 </file>
 
 <file path=word/header1.xml><?xml version="1.0" encoding="utf-8"?>
-<w:hdr xmlns:wpc="http://schemas.microsoft.com/office/word/2010/wordprocessingCanvas" xmlns:cx="http://schemas.microsoft.com/office/drawing/2014/chartex" xmlns:cx1="http://schemas.microsoft.com/office/drawing/2015/9/8/chartex" xmlns:cx2="http://schemas.microsoft.com/office/drawing/2015/10/21/chartex" xmlns:cx3="http://schemas.microsoft.com/office/drawing/2016/5/9/chartex" xmlns:cx4="http://schemas.microsoft.com/office/drawing/2016/5/10/chartex" xmlns:cx5="http://schemas.microsoft.com/office/drawing/2016/5/11/chartex" xmlns:cx6="http://schemas.microsoft.com/office/drawing/2016/5/12/chartex" xmlns:cx7="http://schemas.microsoft.com/office/drawing/2016/5/13/chartex" xmlns:cx8="http://schemas.microsoft.com/office/drawing/2016/5/14/chartex" xmlns:mc="http://schemas.openxmlformats.org/markup-compatibility/2006" xmlns:aink="http://schemas.microsoft.com/office/drawing/2016/ink" xmlns:am3d="http://schemas.microsoft.com/office/drawing/2017/model3d" xmlns:o="urn:schemas-microsoft-com:office:office" xmlns:r="http://schemas.openxmlformats.org/officeDocument/2006/relationships" xmlns:m="http://schemas.openxmlformats.org/officeDocument/2006/math" xmlns:v="urn:schemas-microsoft-com:vml" xmlns:wp14="http://schemas.microsoft.com/office/word/2010/wordprocessingDrawing" xmlns:wp="http://schemas.openxmlformats.org/drawingml/2006/wordprocessingDrawing" xmlns:w10="urn:schemas-microsoft-com:office:word" xmlns:w="http://schemas.openxmlformats.org/wordprocessingml/2006/main" xmlns:w14="http://schemas.microsoft.com/office/word/2010/wordml" xmlns:w15="http://schemas.microsoft.com/office/word/2012/wordml" xmlns:w16cid="http://schemas.microsoft.com/office/word/2016/wordml/cid" xmlns:w16se="http://schemas.microsoft.com/office/word/2015/wordml/symex" xmlns:wpg="http://schemas.microsoft.com/office/word/2010/wordprocessingGroup" xmlns:wpi="http://schemas.microsoft.com/office/word/2010/wordprocessingInk" xmlns:wne="http://schemas.microsoft.com/office/word/2006/wordml" xmlns:wps="http://schemas.microsoft.com/office/word/2010/wordprocessingShape" mc:Ignorable="w14 w15 w16se w16cid wp14">
+<w:hdr xmlns:wpc="http://schemas.microsoft.com/office/word/2010/wordprocessingCanvas" xmlns:cx="http://schemas.microsoft.com/office/drawing/2014/chartex" xmlns:cx1="http://schemas.microsoft.com/office/drawing/2015/9/8/chartex" xmlns:cx2="http://schemas.microsoft.com/office/drawing/2015/10/21/chartex" xmlns:cx3="http://schemas.microsoft.com/office/drawing/2016/5/9/chartex" xmlns:cx4="http://schemas.microsoft.com/office/drawing/2016/5/10/chartex" xmlns:cx5="http://schemas.microsoft.com/office/drawing/2016/5/11/chartex" xmlns:cx6="http://schemas.microsoft.com/office/drawing/2016/5/12/chartex" xmlns:cx7="http://schemas.microsoft.com/office/drawing/2016/5/13/chartex" xmlns:cx8="http://schemas.microsoft.com/office/drawing/2016/5/14/chartex" xmlns:mc="http://schemas.openxmlformats.org/markup-compatibility/2006" xmlns:aink="http://schemas.microsoft.com/office/drawing/2016/ink" xmlns:am3d="http://schemas.microsoft.com/office/drawing/2017/model3d" xmlns:o="urn:schemas-microsoft-com:office:office" xmlns:oel="http://schemas.microsoft.com/office/2019/extlst" xmlns:r="http://schemas.openxmlformats.org/officeDocument/2006/relationships" xmlns:m="http://schemas.openxmlformats.org/officeDocument/2006/math" xmlns:v="urn:schemas-microsoft-com:vml" xmlns:wp14="http://schemas.microsoft.com/office/word/2010/wordprocessingDrawing" xmlns:wp="http://schemas.openxmlformats.org/drawingml/2006/wordprocessingDrawing" xmlns:w10="urn:schemas-microsoft-com:office:word" xmlns:w="http://schemas.openxmlformats.org/wordprocessingml/2006/main" xmlns:w14="http://schemas.microsoft.com/office/word/2010/wordml" xmlns:w15="http://schemas.microsoft.com/office/word/2012/wordml" xmlns:w16cex="http://schemas.microsoft.com/office/word/2018/wordml/cex" xmlns:w16cid="http://schemas.microsoft.com/office/word/2016/wordml/cid" xmlns:w16="http://schemas.microsoft.com/office/word/2018/wordml" xmlns:w16du="http://schemas.microsoft.com/office/word/2023/wordml/word16du" xmlns:w16sdtdh="http://schemas.microsoft.com/office/word/2020/wordml/sdtdatahash" xmlns:w16sdtfl="http://schemas.microsoft.com/office/word/2024/wordml/sdtformatlock" xmlns:w16se="http://schemas.microsoft.com/office/word/2015/wordml/symex" xmlns:wpg="http://schemas.microsoft.com/office/word/2010/wordprocessingGroup" xmlns:wpi="http://schemas.microsoft.com/office/word/2010/wordprocessingInk" xmlns:wne="http://schemas.microsoft.com/office/word/2006/wordml" xmlns:wps="http://schemas.microsoft.com/office/word/2010/wordprocessingShape" mc:Ignorable="w14 w15 w16se w16cid w16 w16cex w16sdtdh w16sdtfl w16du wp14">
   <w:p>
     <w:pPr>
       <w:pStyle w:val="Heading3"/>
@@ -23140,13 +22449,13 @@
         <w:bottom w:val="single" w:sz="6" w:space="1" w:color="auto"/>
       </w:pBdr>
       <w:rPr>
-        <w:rFonts w:ascii="Times New Roman" w:hAnsi="Times New Roman" w:cs="Times New Roman"/>
+        <w:rFonts w:cs="Times New Roman"/>
         <w:b w:val="0"/>
       </w:rPr>
     </w:pPr>
     <w:r>
       <w:rPr>
-        <w:rFonts w:ascii="Times New Roman" w:hAnsi="Times New Roman" w:cs="Times New Roman"/>
+        <w:rFonts w:cs="Times New Roman"/>
         <w:b w:val="0"/>
       </w:rPr>
       <w:t>Software Requirements Specification — Online Shopping Store</w:t>
@@ -23156,7 +22465,7 @@
 </file>
 
 <file path=word/numbering.xml><?xml version="1.0" encoding="utf-8"?>
-<w:numbering xmlns:wpc="http://schemas.microsoft.com/office/word/2010/wordprocessingCanvas" xmlns:cx="http://schemas.microsoft.com/office/drawing/2014/chartex" xmlns:cx1="http://schemas.microsoft.com/office/drawing/2015/9/8/chartex" xmlns:cx2="http://schemas.microsoft.com/office/drawing/2015/10/21/chartex" xmlns:cx3="http://schemas.microsoft.com/office/drawing/2016/5/9/chartex" xmlns:cx4="http://schemas.microsoft.com/office/drawing/2016/5/10/chartex" xmlns:cx5="http://schemas.microsoft.com/office/drawing/2016/5/11/chartex" xmlns:cx6="http://schemas.microsoft.com/office/drawing/2016/5/12/chartex" xmlns:cx7="http://schemas.microsoft.com/office/drawing/2016/5/13/chartex" xmlns:cx8="http://schemas.microsoft.com/office/drawing/2016/5/14/chartex" xmlns:mc="http://schemas.openxmlformats.org/markup-compatibility/2006" xmlns:aink="http://schemas.microsoft.com/office/drawing/2016/ink" xmlns:am3d="http://schemas.microsoft.com/office/drawing/2017/model3d" xmlns:o="urn:schemas-microsoft-com:office:office" xmlns:r="http://schemas.openxmlformats.org/officeDocument/2006/relationships" xmlns:m="http://schemas.openxmlformats.org/officeDocument/2006/math" xmlns:v="urn:schemas-microsoft-com:vml" xmlns:wp14="http://schemas.microsoft.com/office/word/2010/wordprocessingDrawing" xmlns:wp="http://schemas.openxmlformats.org/drawingml/2006/wordprocessingDrawing" xmlns:w10="urn:schemas-microsoft-com:office:word" xmlns:w="http://schemas.openxmlformats.org/wordprocessingml/2006/main" xmlns:w14="http://schemas.microsoft.com/office/word/2010/wordml" xmlns:w15="http://schemas.microsoft.com/office/word/2012/wordml" xmlns:w16cid="http://schemas.microsoft.com/office/word/2016/wordml/cid" xmlns:w16se="http://schemas.microsoft.com/office/word/2015/wordml/symex" xmlns:wpg="http://schemas.microsoft.com/office/word/2010/wordprocessingGroup" xmlns:wpi="http://schemas.microsoft.com/office/word/2010/wordprocessingInk" xmlns:wne="http://schemas.microsoft.com/office/word/2006/wordml" xmlns:wps="http://schemas.microsoft.com/office/word/2010/wordprocessingShape" mc:Ignorable="w14 w15 w16se w16cid wp14">
+<w:numbering xmlns:wpc="http://schemas.microsoft.com/office/word/2010/wordprocessingCanvas" xmlns:cx="http://schemas.microsoft.com/office/drawing/2014/chartex" xmlns:cx1="http://schemas.microsoft.com/office/drawing/2015/9/8/chartex" xmlns:cx2="http://schemas.microsoft.com/office/drawing/2015/10/21/chartex" xmlns:cx3="http://schemas.microsoft.com/office/drawing/2016/5/9/chartex" xmlns:cx4="http://schemas.microsoft.com/office/drawing/2016/5/10/chartex" xmlns:cx5="http://schemas.microsoft.com/office/drawing/2016/5/11/chartex" xmlns:cx6="http://schemas.microsoft.com/office/drawing/2016/5/12/chartex" xmlns:cx7="http://schemas.microsoft.com/office/drawing/2016/5/13/chartex" xmlns:cx8="http://schemas.microsoft.com/office/drawing/2016/5/14/chartex" xmlns:mc="http://schemas.openxmlformats.org/markup-compatibility/2006" xmlns:aink="http://schemas.microsoft.com/office/drawing/2016/ink" xmlns:am3d="http://schemas.microsoft.com/office/drawing/2017/model3d" xmlns:o="urn:schemas-microsoft-com:office:office" xmlns:oel="http://schemas.microsoft.com/office/2019/extlst" xmlns:r="http://schemas.openxmlformats.org/officeDocument/2006/relationships" xmlns:m="http://schemas.openxmlformats.org/officeDocument/2006/math" xmlns:v="urn:schemas-microsoft-com:vml" xmlns:wp14="http://schemas.microsoft.com/office/word/2010/wordprocessingDrawing" xmlns:wp="http://schemas.openxmlformats.org/drawingml/2006/wordprocessingDrawing" xmlns:w10="urn:schemas-microsoft-com:office:word" xmlns:w="http://schemas.openxmlformats.org/wordprocessingml/2006/main" xmlns:w14="http://schemas.microsoft.com/office/word/2010/wordml" xmlns:w15="http://schemas.microsoft.com/office/word/2012/wordml" xmlns:w16cex="http://schemas.microsoft.com/office/word/2018/wordml/cex" xmlns:w16cid="http://schemas.microsoft.com/office/word/2016/wordml/cid" xmlns:w16="http://schemas.microsoft.com/office/word/2018/wordml" xmlns:w16du="http://schemas.microsoft.com/office/word/2023/wordml/word16du" xmlns:w16sdtdh="http://schemas.microsoft.com/office/word/2020/wordml/sdtdatahash" xmlns:w16sdtfl="http://schemas.microsoft.com/office/word/2024/wordml/sdtformatlock" xmlns:w16se="http://schemas.microsoft.com/office/word/2015/wordml/symex" xmlns:wpg="http://schemas.microsoft.com/office/word/2010/wordprocessingGroup" xmlns:wpi="http://schemas.microsoft.com/office/word/2010/wordprocessingInk" xmlns:wne="http://schemas.microsoft.com/office/word/2006/wordml" xmlns:wps="http://schemas.microsoft.com/office/word/2010/wordprocessingShape" mc:Ignorable="w14 w15 w16se w16cid w16 w16cex w16sdtdh w16sdtfl w16du wp14">
   <w:abstractNum w:abstractNumId="0" w15:restartNumberingAfterBreak="0">
     <w:nsid w:val="00000001"/>
     <w:multiLevelType w:val="multilevel"/>
@@ -23523,20 +22832,20 @@
       </w:rPr>
     </w:lvl>
   </w:abstractNum>
-  <w:num w:numId="1">
+  <w:num w:numId="1" w16cid:durableId="1372880170">
     <w:abstractNumId w:val="0"/>
   </w:num>
-  <w:num w:numId="2">
+  <w:num w:numId="2" w16cid:durableId="1860391484">
     <w:abstractNumId w:val="1"/>
   </w:num>
-  <w:num w:numId="3">
+  <w:num w:numId="3" w16cid:durableId="1377700375">
     <w:abstractNumId w:val="2"/>
   </w:num>
 </w:numbering>
 </file>
 
 <file path=word/styles.xml><?xml version="1.0" encoding="utf-8"?>
-<w:styles xmlns:mc="http://schemas.openxmlformats.org/markup-compatibility/2006" xmlns:r="http://schemas.openxmlformats.org/officeDocument/2006/relationships" xmlns:w="http://schemas.openxmlformats.org/wordprocessingml/2006/main" xmlns:w14="http://schemas.microsoft.com/office/word/2010/wordml" xmlns:w15="http://schemas.microsoft.com/office/word/2012/wordml" xmlns:w16cid="http://schemas.microsoft.com/office/word/2016/wordml/cid" xmlns:w16se="http://schemas.microsoft.com/office/word/2015/wordml/symex" mc:Ignorable="w14 w15 w16se w16cid">
+<w:styles xmlns:mc="http://schemas.openxmlformats.org/markup-compatibility/2006" xmlns:r="http://schemas.openxmlformats.org/officeDocument/2006/relationships" xmlns:w="http://schemas.openxmlformats.org/wordprocessingml/2006/main" xmlns:w14="http://schemas.microsoft.com/office/word/2010/wordml" xmlns:w15="http://schemas.microsoft.com/office/word/2012/wordml" xmlns:w16cex="http://schemas.microsoft.com/office/word/2018/wordml/cex" xmlns:w16cid="http://schemas.microsoft.com/office/word/2016/wordml/cid" xmlns:w16="http://schemas.microsoft.com/office/word/2018/wordml" xmlns:w16du="http://schemas.microsoft.com/office/word/2023/wordml/word16du" xmlns:w16sdtdh="http://schemas.microsoft.com/office/word/2020/wordml/sdtdatahash" xmlns:w16sdtfl="http://schemas.microsoft.com/office/word/2024/wordml/sdtformatlock" xmlns:w16se="http://schemas.microsoft.com/office/word/2015/wordml/symex" mc:Ignorable="w14 w15 w16se w16cid w16 w16cex w16sdtdh w16sdtfl w16du">
   <w:docDefaults>
     <w:rPrDefault>
       <w:rPr>
@@ -23546,7 +22855,7 @@
     </w:rPrDefault>
     <w:pPrDefault/>
   </w:docDefaults>
-  <w:latentStyles w:defLockedState="0" w:defUIPriority="99" w:defSemiHidden="0" w:defUnhideWhenUsed="0" w:defQFormat="0" w:count="375">
+  <w:latentStyles w:defLockedState="0" w:defUIPriority="99" w:defSemiHidden="0" w:defUnhideWhenUsed="0" w:defQFormat="0" w:count="376">
     <w:lsdException w:name="Normal" w:uiPriority="0" w:qFormat="1"/>
     <w:lsdException w:name="heading 1" w:uiPriority="0" w:qFormat="1"/>
     <w:lsdException w:name="heading 2" w:uiPriority="0" w:qFormat="1"/>
@@ -23919,6 +23228,7 @@
     <w:lsdException w:name="Smart Hyperlink" w:semiHidden="1" w:unhideWhenUsed="1"/>
     <w:lsdException w:name="Hashtag" w:semiHidden="1" w:unhideWhenUsed="1"/>
     <w:lsdException w:name="Unresolved Mention" w:semiHidden="1" w:unhideWhenUsed="1"/>
+    <w:lsdException w:name="Smart Link" w:semiHidden="1" w:unhideWhenUsed="1"/>
   </w:latentStyles>
   <w:style w:type="paragraph" w:default="1" w:styleId="Normal">
     <w:name w:val="Normal"/>
@@ -23977,13 +23287,14 @@
     <w:next w:val="Normal"/>
     <w:link w:val="Heading3Char"/>
     <w:qFormat/>
+    <w:rsid w:val="00B5319C"/>
     <w:pPr>
       <w:keepNext/>
       <w:spacing w:before="240" w:after="60"/>
       <w:outlineLvl w:val="2"/>
     </w:pPr>
     <w:rPr>
-      <w:rFonts w:ascii="Arial" w:hAnsi="Arial" w:cs="Arial"/>
+      <w:rFonts w:ascii="Times New Roman" w:hAnsi="Times New Roman" w:cs="Arial"/>
       <w:b/>
       <w:bCs/>
       <w:sz w:val="26"/>
@@ -23993,7 +23304,6 @@
   <w:style w:type="character" w:default="1" w:styleId="DefaultParagraphFont">
     <w:name w:val="Default Paragraph Font"/>
     <w:uiPriority w:val="1"/>
-    <w:semiHidden/>
     <w:unhideWhenUsed/>
   </w:style>
   <w:style w:type="table" w:default="1" w:styleId="TableNormal">
@@ -24226,9 +23536,9 @@
     <w:name w:val="Heading 3 Char"/>
     <w:basedOn w:val="DefaultParagraphFont"/>
     <w:link w:val="Heading3"/>
-    <w:rsid w:val="00CD6D9B"/>
+    <w:rsid w:val="00B5319C"/>
     <w:rPr>
-      <w:rFonts w:ascii="Arial" w:eastAsia="Calibri" w:hAnsi="Arial" w:cs="Arial"/>
+      <w:rFonts w:eastAsia="Calibri" w:cs="Arial"/>
       <w:b/>
       <w:bCs/>
       <w:sz w:val="26"/>
